--- a/docs/MES对接接口文档.docx
+++ b/docs/MES对接接口文档.docx
@@ -16395,7 +16395,144 @@
           <w:rStyle w:val="VerbatimChar"/>
           <w:rFonts w:hint="eastAsia"/>
         </w:rPr>
-        <w:t xml:space="preserve">存储后直接比对字符串，无需自行计算</w:t>
+        <w:t xml:space="preserve">存储后直接比对字符串，无需自行计算；相同即两次送达的数据相同，不同返回</w:t>
+      </w:r>
+      <w:r>
+        <w:rPr>
+          <w:rStyle w:val="VerbatimChar"/>
+        </w:rPr>
+        <w:t xml:space="preserve"> 409 BATCH_CONTENT_MISMATCH ★ </w:t>
+      </w:r>
+      <w:r>
+        <w:rPr>
+          <w:rStyle w:val="VerbatimChar"/>
+          <w:rFonts w:hint="eastAsia"/>
+        </w:rPr>
+        <w:t xml:space="preserve">幂等校验</w:t>
+      </w:r>
+      <w:r>
+        <w:br/>
+      </w:r>
+      <w:r>
+        <w:rPr>
+          <w:rStyle w:val="VerbatimChar"/>
+        </w:rPr>
+        <w:t xml:space="preserve">  "items": [                           // </w:t>
+      </w:r>
+      <w:r>
+        <w:rPr>
+          <w:rStyle w:val="VerbatimChar"/>
+          <w:rFonts w:hint="eastAsia"/>
+        </w:rPr>
+        <w:t xml:space="preserve">必填，Array，SN</w:t>
+      </w:r>
+      <w:r>
+        <w:rPr>
+          <w:rStyle w:val="VerbatimChar"/>
+        </w:rPr>
+        <w:t xml:space="preserve"> </w:t>
+      </w:r>
+      <w:r>
+        <w:rPr>
+          <w:rStyle w:val="VerbatimChar"/>
+          <w:rFonts w:hint="eastAsia"/>
+        </w:rPr>
+        <w:t xml:space="preserve">明细</w:t>
+      </w:r>
+      <w:r>
+        <w:br/>
+      </w:r>
+      <w:r>
+        <w:rPr>
+          <w:rStyle w:val="VerbatimChar"/>
+        </w:rPr>
+        <w:t xml:space="preserve">    {</w:t>
+      </w:r>
+      <w:r>
+        <w:br/>
+      </w:r>
+      <w:r>
+        <w:rPr>
+          <w:rStyle w:val="VerbatimChar"/>
+        </w:rPr>
+        <w:t xml:space="preserve">      "pushType": "REASSIGN",          // </w:t>
+      </w:r>
+      <w:r>
+        <w:rPr>
+          <w:rStyle w:val="VerbatimChar"/>
+          <w:rFonts w:hint="eastAsia"/>
+        </w:rPr>
+        <w:t xml:space="preserve">必填，String，NEW</w:t>
+      </w:r>
+      <w:r>
+        <w:rPr>
+          <w:rStyle w:val="VerbatimChar"/>
+        </w:rPr>
+        <w:t xml:space="preserve"> </w:t>
+      </w:r>
+      <w:r>
+        <w:rPr>
+          <w:rStyle w:val="VerbatimChar"/>
+          <w:rFonts w:hint="eastAsia"/>
+        </w:rPr>
+        <w:t xml:space="preserve">新</w:t>
+      </w:r>
+      <w:r>
+        <w:rPr>
+          <w:rStyle w:val="VerbatimChar"/>
+        </w:rPr>
+        <w:t xml:space="preserve"> SN / REASSIGN </w:t>
+      </w:r>
+      <w:r>
+        <w:rPr>
+          <w:rStyle w:val="VerbatimChar"/>
+          <w:rFonts w:hint="eastAsia"/>
+        </w:rPr>
+        <w:t xml:space="preserve">挂靠变更；仅说明原因，接收与否看</w:t>
+      </w:r>
+      <w:r>
+        <w:rPr>
+          <w:rStyle w:val="VerbatimChar"/>
+        </w:rPr>
+        <w:t xml:space="preserve"> rev</w:t>
+      </w:r>
+      <w:r>
+        <w:br/>
+      </w:r>
+      <w:r>
+        <w:rPr>
+          <w:rStyle w:val="VerbatimChar"/>
+        </w:rPr>
+        <w:t xml:space="preserve">      "sn": "HX100000001A",            // </w:t>
+      </w:r>
+      <w:r>
+        <w:rPr>
+          <w:rStyle w:val="VerbatimChar"/>
+          <w:rFonts w:hint="eastAsia"/>
+        </w:rPr>
+        <w:t xml:space="preserve">必填，String，完整</w:t>
+      </w:r>
+      <w:r>
+        <w:rPr>
+          <w:rStyle w:val="VerbatimChar"/>
+        </w:rPr>
+        <w:t xml:space="preserve"> SN</w:t>
+      </w:r>
+      <w:r>
+        <w:br/>
+      </w:r>
+      <w:r>
+        <w:rPr>
+          <w:rStyle w:val="VerbatimChar"/>
+        </w:rPr>
+        <w:t xml:space="preserve">      "rev": 2,                        // </w:t>
+      </w:r>
+      <w:r>
+        <w:rPr>
+          <w:rStyle w:val="VerbatimChar"/>
+          <w:rFonts w:hint="eastAsia"/>
+        </w:rPr>
+        <w:t xml:space="preserve">必填，Number，挂靠版本，越大越新</w:t>
       </w:r>
       <w:r>
         <w:rPr>
@@ -16408,7 +16545,7 @@
           <w:rStyle w:val="VerbatimChar"/>
           <w:rFonts w:hint="eastAsia"/>
         </w:rPr>
-        <w:t xml:space="preserve">幂等校验</w:t>
+        <w:t xml:space="preserve">版本比对（4.2）</w:t>
       </w:r>
       <w:r>
         <w:br/>
@@ -16417,14 +16554,59 @@
         <w:rPr>
           <w:rStyle w:val="VerbatimChar"/>
         </w:rPr>
-        <w:t xml:space="preserve">  "items": [                           // </w:t>
-      </w:r>
-      <w:r>
-        <w:rPr>
-          <w:rStyle w:val="VerbatimChar"/>
-          <w:rFonts w:hint="eastAsia"/>
-        </w:rPr>
-        <w:t xml:space="preserve">必填，Array，SN</w:t>
+        <w:t xml:space="preserve">      "serial": "000001",              // </w:t>
+      </w:r>
+      <w:r>
+        <w:rPr>
+          <w:rStyle w:val="VerbatimChar"/>
+          <w:rFonts w:hint="eastAsia"/>
+        </w:rPr>
+        <w:t xml:space="preserve">必填，String，流水号（可能为</w:t>
+      </w:r>
+      <w:r>
+        <w:rPr>
+          <w:rStyle w:val="VerbatimChar"/>
+        </w:rPr>
+        <w:t xml:space="preserve"> 36 </w:t>
+      </w:r>
+      <w:r>
+        <w:rPr>
+          <w:rStyle w:val="VerbatimChar"/>
+          <w:rFonts w:hint="eastAsia"/>
+        </w:rPr>
+        <w:t xml:space="preserve">进制流水号写法）</w:t>
+      </w:r>
+      <w:r>
+        <w:br/>
+      </w:r>
+      <w:r>
+        <w:rPr>
+          <w:rStyle w:val="VerbatimChar"/>
+        </w:rPr>
+        <w:t xml:space="preserve">      "serialDec": "1",                // </w:t>
+      </w:r>
+      <w:r>
+        <w:rPr>
+          <w:rStyle w:val="VerbatimChar"/>
+          <w:rFonts w:hint="eastAsia"/>
+        </w:rPr>
+        <w:t xml:space="preserve">必填，String，十进制流水，按字符串保存</w:t>
+      </w:r>
+      <w:r>
+        <w:br/>
+      </w:r>
+      <w:r>
+        <w:rPr>
+          <w:rStyle w:val="VerbatimChar"/>
+        </w:rPr>
+        <w:t xml:space="preserve">      "serialPi": "000001",            // </w:t>
+      </w:r>
+      <w:r>
+        <w:rPr>
+          <w:rStyle w:val="VerbatimChar"/>
+          <w:rFonts w:hint="eastAsia"/>
+        </w:rPr>
+        <w:t xml:space="preserve">必填，String，流水最初所属</w:t>
       </w:r>
       <w:r>
         <w:rPr>
@@ -16437,7 +16619,33 @@
           <w:rStyle w:val="VerbatimChar"/>
           <w:rFonts w:hint="eastAsia"/>
         </w:rPr>
-        <w:t xml:space="preserve">明细</w:t>
+        <w:t xml:space="preserve">PI；转入</w:t>
+      </w:r>
+      <w:r>
+        <w:rPr>
+          <w:rStyle w:val="VerbatimChar"/>
+        </w:rPr>
+        <w:t xml:space="preserve"> SN </w:t>
+      </w:r>
+      <w:r>
+        <w:rPr>
+          <w:rStyle w:val="VerbatimChar"/>
+          <w:rFonts w:hint="eastAsia"/>
+        </w:rPr>
+        <w:t xml:space="preserve">可能</w:t>
+      </w:r>
+      <w:r>
+        <w:rPr>
+          <w:rStyle w:val="VerbatimChar"/>
+        </w:rPr>
+        <w:t xml:space="preserve"> ≠ </w:t>
+      </w:r>
+      <w:r>
+        <w:rPr>
+          <w:rStyle w:val="VerbatimChar"/>
+          <w:rFonts w:hint="eastAsia"/>
+        </w:rPr>
+        <w:t xml:space="preserve">pi，不要互相校验</w:t>
       </w:r>
       <w:r>
         <w:br/>
@@ -16446,7 +16654,20 @@
         <w:rPr>
           <w:rStyle w:val="VerbatimChar"/>
         </w:rPr>
-        <w:t xml:space="preserve">    {</w:t>
+        <w:t xml:space="preserve">      "pi": "000001",                  // </w:t>
+      </w:r>
+      <w:r>
+        <w:rPr>
+          <w:rStyle w:val="VerbatimChar"/>
+          <w:rFonts w:hint="eastAsia"/>
+        </w:rPr>
+        <w:t xml:space="preserve">必填，String，当前所属</w:t>
+      </w:r>
+      <w:r>
+        <w:rPr>
+          <w:rStyle w:val="VerbatimChar"/>
+        </w:rPr>
+        <w:t xml:space="preserve"> PI</w:t>
       </w:r>
       <w:r>
         <w:br/>
@@ -16455,14 +16676,14 @@
         <w:rPr>
           <w:rStyle w:val="VerbatimChar"/>
         </w:rPr>
-        <w:t xml:space="preserve">      "pushType": "REASSIGN",          // </w:t>
-      </w:r>
-      <w:r>
-        <w:rPr>
-          <w:rStyle w:val="VerbatimChar"/>
-          <w:rFonts w:hint="eastAsia"/>
-        </w:rPr>
-        <w:t xml:space="preserve">必填，String，NEW</w:t>
+        <w:t xml:space="preserve">      "billNo": "VT2026090001",        // </w:t>
+      </w:r>
+      <w:r>
+        <w:rPr>
+          <w:rStyle w:val="VerbatimChar"/>
+          <w:rFonts w:hint="eastAsia"/>
+        </w:rPr>
+        <w:t xml:space="preserve">必填，String，单据号（EEP</w:t>
       </w:r>
       <w:r>
         <w:rPr>
@@ -16475,26 +16696,7 @@
           <w:rStyle w:val="VerbatimChar"/>
           <w:rFonts w:hint="eastAsia"/>
         </w:rPr>
-        <w:t xml:space="preserve">新</w:t>
-      </w:r>
-      <w:r>
-        <w:rPr>
-          <w:rStyle w:val="VerbatimChar"/>
-        </w:rPr>
-        <w:t xml:space="preserve"> SN / REASSIGN </w:t>
-      </w:r>
-      <w:r>
-        <w:rPr>
-          <w:rStyle w:val="VerbatimChar"/>
-          <w:rFonts w:hint="eastAsia"/>
-        </w:rPr>
-        <w:t xml:space="preserve">挂靠变更；仅说明原因，接收与否看</w:t>
-      </w:r>
-      <w:r>
-        <w:rPr>
-          <w:rStyle w:val="VerbatimChar"/>
-        </w:rPr>
-        <w:t xml:space="preserve"> rev</w:t>
+        <w:t xml:space="preserve">生产订单号）</w:t>
       </w:r>
       <w:r>
         <w:br/>
@@ -16503,110 +16705,14 @@
         <w:rPr>
           <w:rStyle w:val="VerbatimChar"/>
         </w:rPr>
-        <w:t xml:space="preserve">      "sn": "HX100000001A",            // </w:t>
-      </w:r>
-      <w:r>
-        <w:rPr>
-          <w:rStyle w:val="VerbatimChar"/>
-          <w:rFonts w:hint="eastAsia"/>
-        </w:rPr>
-        <w:t xml:space="preserve">必填，String，完整</w:t>
-      </w:r>
-      <w:r>
-        <w:rPr>
-          <w:rStyle w:val="VerbatimChar"/>
-        </w:rPr>
-        <w:t xml:space="preserve"> SN</w:t>
-      </w:r>
-      <w:r>
-        <w:br/>
-      </w:r>
-      <w:r>
-        <w:rPr>
-          <w:rStyle w:val="VerbatimChar"/>
-        </w:rPr>
-        <w:t xml:space="preserve">      "rev": 2,                        // </w:t>
-      </w:r>
-      <w:r>
-        <w:rPr>
-          <w:rStyle w:val="VerbatimChar"/>
-          <w:rFonts w:hint="eastAsia"/>
-        </w:rPr>
-        <w:t xml:space="preserve">必填，Number，挂靠版本，越大越新</w:t>
-      </w:r>
-      <w:r>
-        <w:rPr>
-          <w:rStyle w:val="VerbatimChar"/>
-        </w:rPr>
-        <w:t xml:space="preserve"> ★ </w:t>
-      </w:r>
-      <w:r>
-        <w:rPr>
-          <w:rStyle w:val="VerbatimChar"/>
-          <w:rFonts w:hint="eastAsia"/>
-        </w:rPr>
-        <w:t xml:space="preserve">版本比对（4.2）</w:t>
-      </w:r>
-      <w:r>
-        <w:br/>
-      </w:r>
-      <w:r>
-        <w:rPr>
-          <w:rStyle w:val="VerbatimChar"/>
-        </w:rPr>
-        <w:t xml:space="preserve">      "serial": "000001",              // </w:t>
-      </w:r>
-      <w:r>
-        <w:rPr>
-          <w:rStyle w:val="VerbatimChar"/>
-          <w:rFonts w:hint="eastAsia"/>
-        </w:rPr>
-        <w:t xml:space="preserve">必填，String，流水号（可能为</w:t>
-      </w:r>
-      <w:r>
-        <w:rPr>
-          <w:rStyle w:val="VerbatimChar"/>
-        </w:rPr>
-        <w:t xml:space="preserve"> 36 </w:t>
-      </w:r>
-      <w:r>
-        <w:rPr>
-          <w:rStyle w:val="VerbatimChar"/>
-          <w:rFonts w:hint="eastAsia"/>
-        </w:rPr>
-        <w:t xml:space="preserve">进制写法）</w:t>
-      </w:r>
-      <w:r>
-        <w:br/>
-      </w:r>
-      <w:r>
-        <w:rPr>
-          <w:rStyle w:val="VerbatimChar"/>
-        </w:rPr>
-        <w:t xml:space="preserve">      "serialDec": "1",                // </w:t>
-      </w:r>
-      <w:r>
-        <w:rPr>
-          <w:rStyle w:val="VerbatimChar"/>
-          <w:rFonts w:hint="eastAsia"/>
-        </w:rPr>
-        <w:t xml:space="preserve">必填，String，十进制流水，按字符串保存</w:t>
-      </w:r>
-      <w:r>
-        <w:br/>
-      </w:r>
-      <w:r>
-        <w:rPr>
-          <w:rStyle w:val="VerbatimChar"/>
-        </w:rPr>
-        <w:t xml:space="preserve">      "serialPi": "000001",            // </w:t>
-      </w:r>
-      <w:r>
-        <w:rPr>
-          <w:rStyle w:val="VerbatimChar"/>
-          <w:rFonts w:hint="eastAsia"/>
-        </w:rPr>
-        <w:t xml:space="preserve">必填，String，流水最初所属</w:t>
+        <w:t xml:space="preserve">      "billSeq": 1,                    // </w:t>
+      </w:r>
+      <w:r>
+        <w:rPr>
+          <w:rStyle w:val="VerbatimChar"/>
+          <w:rFonts w:hint="eastAsia"/>
+        </w:rPr>
+        <w:t xml:space="preserve">必填，Number，单据行号（EEP</w:t>
       </w:r>
       <w:r>
         <w:rPr>
@@ -16619,87 +16725,7 @@
           <w:rStyle w:val="VerbatimChar"/>
           <w:rFonts w:hint="eastAsia"/>
         </w:rPr>
-        <w:t xml:space="preserve">PI；转入</w:t>
-      </w:r>
-      <w:r>
-        <w:rPr>
-          <w:rStyle w:val="VerbatimChar"/>
-        </w:rPr>
-        <w:t xml:space="preserve"> SN </w:t>
-      </w:r>
-      <w:r>
-        <w:rPr>
-          <w:rStyle w:val="VerbatimChar"/>
-          <w:rFonts w:hint="eastAsia"/>
-        </w:rPr>
-        <w:t xml:space="preserve">可能</w:t>
-      </w:r>
-      <w:r>
-        <w:rPr>
-          <w:rStyle w:val="VerbatimChar"/>
-        </w:rPr>
-        <w:t xml:space="preserve"> ≠ </w:t>
-      </w:r>
-      <w:r>
-        <w:rPr>
-          <w:rStyle w:val="VerbatimChar"/>
-          <w:rFonts w:hint="eastAsia"/>
-        </w:rPr>
-        <w:t xml:space="preserve">pi，不要互相校验</w:t>
-      </w:r>
-      <w:r>
-        <w:br/>
-      </w:r>
-      <w:r>
-        <w:rPr>
-          <w:rStyle w:val="VerbatimChar"/>
-        </w:rPr>
-        <w:t xml:space="preserve">      "pi": "000001",                  // </w:t>
-      </w:r>
-      <w:r>
-        <w:rPr>
-          <w:rStyle w:val="VerbatimChar"/>
-          <w:rFonts w:hint="eastAsia"/>
-        </w:rPr>
-        <w:t xml:space="preserve">必填，String，当前所属</w:t>
-      </w:r>
-      <w:r>
-        <w:rPr>
-          <w:rStyle w:val="VerbatimChar"/>
-        </w:rPr>
-        <w:t xml:space="preserve"> PI</w:t>
-      </w:r>
-      <w:r>
-        <w:br/>
-      </w:r>
-      <w:r>
-        <w:rPr>
-          <w:rStyle w:val="VerbatimChar"/>
-        </w:rPr>
-        <w:t xml:space="preserve">      "billNo": "VT2026090001",        // </w:t>
-      </w:r>
-      <w:r>
-        <w:rPr>
-          <w:rStyle w:val="VerbatimChar"/>
-          <w:rFonts w:hint="eastAsia"/>
-        </w:rPr>
-        <w:t xml:space="preserve">必填，String，单据号</w:t>
-      </w:r>
-      <w:r>
-        <w:br/>
-      </w:r>
-      <w:r>
-        <w:rPr>
-          <w:rStyle w:val="VerbatimChar"/>
-        </w:rPr>
-        <w:t xml:space="preserve">      "billSeq": 1,                    // </w:t>
-      </w:r>
-      <w:r>
-        <w:rPr>
-          <w:rStyle w:val="VerbatimChar"/>
-          <w:rFonts w:hint="eastAsia"/>
-        </w:rPr>
-        <w:t xml:space="preserve">必填，Number，单据行号（同一单据可能有相同物料，以行号区分）</w:t>
+        <w:t xml:space="preserve">单据明细项次；同一单据可能有相同物料，以项次区分）</w:t>
       </w:r>
       <w:r>
         <w:br/>

--- a/docs/MES对接接口文档.docx
+++ b/docs/MES对接接口文档.docx
@@ -16395,13 +16395,13 @@
           <w:rStyle w:val="VerbatimChar"/>
           <w:rFonts w:hint="eastAsia"/>
         </w:rPr>
-        <w:t xml:space="preserve">存储后直接比对字符串，无需自行计算；相同即两次送达的数据相同，不同返回</w:t>
-      </w:r>
-      <w:r>
-        <w:rPr>
-          <w:rStyle w:val="VerbatimChar"/>
-        </w:rPr>
-        <w:t xml:space="preserve"> 409 BATCH_CONTENT_MISMATCH ★ </w:t>
+        <w:t xml:space="preserve">存储后直接比对字符串，无需自行计算</w:t>
+      </w:r>
+      <w:r>
+        <w:rPr>
+          <w:rStyle w:val="VerbatimChar"/>
+        </w:rPr>
+        <w:t xml:space="preserve"> ★ </w:t>
       </w:r>
       <w:r>
         <w:rPr>
@@ -16574,7 +16574,7 @@
           <w:rStyle w:val="VerbatimChar"/>
           <w:rFonts w:hint="eastAsia"/>
         </w:rPr>
-        <w:t xml:space="preserve">进制流水号写法）</w:t>
+        <w:t xml:space="preserve">进制写法）</w:t>
       </w:r>
       <w:r>
         <w:br/>
@@ -16683,20 +16683,7 @@
           <w:rStyle w:val="VerbatimChar"/>
           <w:rFonts w:hint="eastAsia"/>
         </w:rPr>
-        <w:t xml:space="preserve">必填，String，单据号（EEP</w:t>
-      </w:r>
-      <w:r>
-        <w:rPr>
-          <w:rStyle w:val="VerbatimChar"/>
-        </w:rPr>
-        <w:t xml:space="preserve"> </w:t>
-      </w:r>
-      <w:r>
-        <w:rPr>
-          <w:rStyle w:val="VerbatimChar"/>
-          <w:rFonts w:hint="eastAsia"/>
-        </w:rPr>
-        <w:t xml:space="preserve">生产订单号）</w:t>
+        <w:t xml:space="preserve">必填，String，单据号</w:t>
       </w:r>
       <w:r>
         <w:br/>
@@ -16712,20 +16699,7 @@
           <w:rStyle w:val="VerbatimChar"/>
           <w:rFonts w:hint="eastAsia"/>
         </w:rPr>
-        <w:t xml:space="preserve">必填，Number，单据行号（EEP</w:t>
-      </w:r>
-      <w:r>
-        <w:rPr>
-          <w:rStyle w:val="VerbatimChar"/>
-        </w:rPr>
-        <w:t xml:space="preserve"> </w:t>
-      </w:r>
-      <w:r>
-        <w:rPr>
-          <w:rStyle w:val="VerbatimChar"/>
-          <w:rFonts w:hint="eastAsia"/>
-        </w:rPr>
-        <w:t xml:space="preserve">单据明细项次；同一单据可能有相同物料，以项次区分）</w:t>
+        <w:t xml:space="preserve">必填，Number，单据行号（同一单据可能有相同物料，以行号区分）</w:t>
       </w:r>
       <w:r>
         <w:br/>

--- a/docs/MES对接接口文档.docx
+++ b/docs/MES对接接口文档.docx
@@ -319,7 +319,7 @@
           <w:rPr>
             <w:noProof/>
           </w:rPr>
-          <w:t xml:space="preserve">10</w:t>
+          <w:t xml:space="preserve">9</w:t>
         </w:r>
         <w:r>
           <w:fldChar w:fldCharType="end"/>
@@ -358,7 +358,7 @@
           <w:rPr>
             <w:noProof/>
           </w:rPr>
-          <w:t xml:space="preserve">13</w:t>
+          <w:t xml:space="preserve">12</w:t>
         </w:r>
         <w:r>
           <w:fldChar w:fldCharType="end"/>
@@ -398,7 +398,7 @@
           <w:rPr>
             <w:noProof/>
           </w:rPr>
-          <w:t xml:space="preserve">13</w:t>
+          <w:t xml:space="preserve">12</w:t>
         </w:r>
         <w:r>
           <w:fldChar w:fldCharType="end"/>
@@ -437,7 +437,7 @@
           <w:rPr>
             <w:noProof/>
           </w:rPr>
-          <w:t xml:space="preserve">13</w:t>
+          <w:t xml:space="preserve">12</w:t>
         </w:r>
         <w:r>
           <w:fldChar w:fldCharType="end"/>
@@ -476,7 +476,7 @@
           <w:rPr>
             <w:noProof/>
           </w:rPr>
-          <w:t xml:space="preserve">15</w:t>
+          <w:t xml:space="preserve">14</w:t>
         </w:r>
         <w:r>
           <w:fldChar w:fldCharType="end"/>
@@ -515,7 +515,7 @@
           <w:rPr>
             <w:noProof/>
           </w:rPr>
-          <w:t xml:space="preserve">24</w:t>
+          <w:t xml:space="preserve">23</w:t>
         </w:r>
         <w:r>
           <w:fldChar w:fldCharType="end"/>
@@ -1268,7 +1268,7 @@
       <w:r>
         <w:drawing>
           <wp:inline>
-            <wp:extent cx="5334000" cy="1773977"/>
+            <wp:extent cx="5334000" cy="1761909"/>
             <wp:effectExtent b="0" l="0" r="0" t="0"/>
             <wp:docPr descr="" title="" id="15" name="Picture"/>
             <a:graphic>
@@ -1289,7 +1289,7 @@
                   <pic:spPr bwMode="auto">
                     <a:xfrm>
                       <a:off x="0" y="0"/>
-                      <a:ext cx="5334000" cy="1773977"/>
+                      <a:ext cx="5334000" cy="1761909"/>
                     </a:xfrm>
                     <a:prstGeom prst="rect">
                       <a:avLst/>
@@ -2118,10 +2118,7 @@
         <w:rPr>
           <w:rFonts w:hint="eastAsia"/>
         </w:rPr>
-        <w:t xml:space="preserve">；每次转单、转组织</w:t>
-      </w:r>
-      <w:r>
-        <w:t xml:space="preserve"> </w:t>
+        <w:t xml:space="preserve">；每次转单、转组织（含订单变更「确认对应」）</w:t>
       </w:r>
       <w:r>
         <w:rPr>
@@ -2169,6 +2166,152 @@
           <w:rFonts w:hint="eastAsia"/>
         </w:rPr>
         <w:t xml:space="preserve">原样保存，不得自行加减</w:t>
+      </w:r>
+    </w:p>
+    <w:p>
+      <w:pPr>
+        <w:pStyle w:val="Compact"/>
+        <w:numPr>
+          <w:ilvl w:val="0"/>
+          <w:numId w:val="1002"/>
+        </w:numPr>
+      </w:pPr>
+      <w:r>
+        <w:rPr>
+          <w:rStyle w:val="VerbatimChar"/>
+          <w:b/>
+          <w:bCs/>
+        </w:rPr>
+        <w:t xml:space="preserve">rev</w:t>
+      </w:r>
+      <w:r>
+        <w:rPr>
+          <w:b/>
+          <w:bCs/>
+        </w:rPr>
+        <w:t xml:space="preserve"> </w:t>
+      </w:r>
+      <w:r>
+        <w:rPr>
+          <w:rFonts w:hint="eastAsia"/>
+          <w:b/>
+          <w:bCs/>
+        </w:rPr>
+        <w:t xml:space="preserve">相同则挂靠相同</w:t>
+      </w:r>
+      <w:r>
+        <w:rPr>
+          <w:rFonts w:hint="eastAsia"/>
+        </w:rPr>
+        <w:t xml:space="preserve">：挂靠一变</w:t>
+      </w:r>
+      <w:r>
+        <w:t xml:space="preserve"> </w:t>
+      </w:r>
+      <w:r>
+        <w:rPr>
+          <w:rStyle w:val="VerbatimChar"/>
+        </w:rPr>
+        <w:t xml:space="preserve">rev</w:t>
+      </w:r>
+      <w:r>
+        <w:t xml:space="preserve"> </w:t>
+      </w:r>
+      <w:r>
+        <w:rPr>
+          <w:rFonts w:hint="eastAsia"/>
+        </w:rPr>
+        <w:t xml:space="preserve">必加</w:t>
+      </w:r>
+      <w:r>
+        <w:t xml:space="preserve"> </w:t>
+      </w:r>
+      <w:r>
+        <w:rPr>
+          <w:rFonts w:hint="eastAsia"/>
+        </w:rPr>
+        <w:t xml:space="preserve">1，所以同一</w:t>
+      </w:r>
+      <w:r>
+        <w:t xml:space="preserve"> </w:t>
+      </w:r>
+      <w:r>
+        <w:rPr>
+          <w:rStyle w:val="VerbatimChar"/>
+        </w:rPr>
+        <w:t xml:space="preserve">rev</w:t>
+      </w:r>
+      <w:r>
+        <w:t xml:space="preserve"> </w:t>
+      </w:r>
+      <w:r>
+        <w:rPr>
+          <w:rFonts w:hint="eastAsia"/>
+        </w:rPr>
+        <w:t xml:space="preserve">重复送达只会是相同内容，覆盖一次结果不变</w:t>
+      </w:r>
+    </w:p>
+    <w:p>
+      <w:pPr>
+        <w:pStyle w:val="Compact"/>
+        <w:numPr>
+          <w:ilvl w:val="0"/>
+          <w:numId w:val="1002"/>
+        </w:numPr>
+      </w:pPr>
+      <w:r>
+        <w:t xml:space="preserve">MES </w:t>
+      </w:r>
+      <w:r>
+        <w:rPr>
+          <w:rFonts w:hint="eastAsia"/>
+        </w:rPr>
+        <w:t xml:space="preserve">收到</w:t>
+      </w:r>
+      <w:r>
+        <w:t xml:space="preserve"> SN </w:t>
+      </w:r>
+      <w:r>
+        <w:rPr>
+          <w:rFonts w:hint="eastAsia"/>
+        </w:rPr>
+        <w:t xml:space="preserve">只看三件事：批次类型、本地有没有这枚</w:t>
+      </w:r>
+      <w:r>
+        <w:t xml:space="preserve"> SN、</w:t>
+      </w:r>
+      <w:r>
+        <w:rPr>
+          <w:rStyle w:val="VerbatimChar"/>
+        </w:rPr>
+        <w:t xml:space="preserve">rev</w:t>
+      </w:r>
+      <w:r>
+        <w:t xml:space="preserve"> </w:t>
+      </w:r>
+      <w:r>
+        <w:rPr>
+          <w:rFonts w:hint="eastAsia"/>
+        </w:rPr>
+        <w:t xml:space="preserve">大小（4.2</w:t>
+      </w:r>
+      <w:r>
+        <w:t xml:space="preserve"> </w:t>
+      </w:r>
+      <w:r>
+        <w:rPr>
+          <w:rFonts w:hint="eastAsia"/>
+        </w:rPr>
+        <w:t xml:space="preserve">步骤</w:t>
+      </w:r>
+      <w:r>
+        <w:t xml:space="preserve"> </w:t>
+      </w:r>
+      <w:r>
+        <w:rPr>
+          <w:rFonts w:hint="eastAsia"/>
+        </w:rPr>
+        <w:t xml:space="preserve">4）；不需要区分新增还是改挂、转单还是转组织</w:t>
       </w:r>
     </w:p>
     <w:tbl>
@@ -2187,9 +2330,10 @@
         <w:tblLook w:firstRow="1" w:lastRow="0" w:firstColumn="0" w:lastColumn="0" w:noHBand="0" w:noVBand="0" w:val="0020"/>
       </w:tblPr>
       <w:tblGrid>
-        <w:gridCol w:w="3483"/>
-        <w:gridCol w:w="1243"/>
-        <w:gridCol w:w="4685"/>
+        <w:gridCol w:w="2363"/>
+        <w:gridCol w:w="843"/>
+        <w:gridCol w:w="2031"/>
+        <w:gridCol w:w="4172"/>
       </w:tblGrid>
       <w:tr>
         <w:trPr>
@@ -2198,7 +2342,7 @@
         </w:trPr>
         <w:tc>
           <w:tcPr>
-            <w:tcW w:w="3483" w:type="dxa"/>
+            <w:tcW w:w="2363" w:type="dxa"/>
             <w:shd w:val="clear" w:color="auto" w:fill="D9E2F3"/>
           </w:tcPr>
           <w:p>
@@ -2218,7 +2362,7 @@
         </w:tc>
         <w:tc>
           <w:tcPr>
-            <w:tcW w:w="1243" w:type="dxa"/>
+            <w:tcW w:w="843" w:type="dxa"/>
             <w:shd w:val="clear" w:color="auto" w:fill="D9E2F3"/>
           </w:tcPr>
           <w:p>
@@ -2238,7 +2382,7 @@
         </w:tc>
         <w:tc>
           <w:tcPr>
-            <w:tcW w:w="4685" w:type="dxa"/>
+            <w:tcW w:w="2031" w:type="dxa"/>
             <w:shd w:val="clear" w:color="auto" w:fill="D9E2F3"/>
           </w:tcPr>
           <w:p>
@@ -2260,6 +2404,33 @@
                 <w:sz w:val="18"/>
               </w:rPr>
               <w:t xml:space="preserve">收到的批次</w:t>
+            </w:r>
+          </w:p>
+        </w:tc>
+        <w:tc>
+          <w:tcPr>
+            <w:tcW w:w="4172" w:type="dxa"/>
+            <w:shd w:val="clear" w:color="auto" w:fill="D9E2F3"/>
+          </w:tcPr>
+          <w:p>
+            <w:pPr>
+              <w:pStyle w:val="Compact"/>
+              <w:spacing w:before="20" w:after="20"/>
+            </w:pPr>
+            <w:r>
+              <w:rPr>
+                <w:b/>
+                <w:sz w:val="18"/>
+              </w:rPr>
+              <w:t xml:space="preserve">MES </w:t>
+            </w:r>
+            <w:r>
+              <w:rPr>
+                <w:rFonts w:hint="eastAsia"/>
+                <w:b/>
+                <w:sz w:val="18"/>
+              </w:rPr>
+              <w:t xml:space="preserve">处理</w:t>
             </w:r>
           </w:p>
         </w:tc>
@@ -2267,7 +2438,7 @@
       <w:tr>
         <w:tc>
           <w:tcPr>
-            <w:tcW w:w="3483" w:type="dxa"/>
+            <w:tcW w:w="2363" w:type="dxa"/>
           </w:tcPr>
           <w:p>
             <w:pPr>
@@ -2285,7 +2456,7 @@
         </w:tc>
         <w:tc>
           <w:tcPr>
-            <w:tcW w:w="1243" w:type="dxa"/>
+            <w:tcW w:w="843" w:type="dxa"/>
           </w:tcPr>
           <w:p>
             <w:pPr>
@@ -2303,7 +2474,7 @@
         </w:tc>
         <w:tc>
           <w:tcPr>
-            <w:tcW w:w="4685" w:type="dxa"/>
+            <w:tcW w:w="2031" w:type="dxa"/>
           </w:tcPr>
           <w:p>
             <w:pPr>
@@ -2328,14 +2499,25 @@
                 <w:rFonts w:hint="eastAsia"/>
                 <w:sz w:val="18"/>
               </w:rPr>
-              <w:t xml:space="preserve">拉取批次，</w:t>
-            </w:r>
-            <w:r>
-              <w:rPr>
-                <w:rStyle w:val="VerbatimChar"/>
-                <w:sz w:val="18"/>
-              </w:rPr>
-              <w:t xml:space="preserve">pushType = NEW</w:t>
+              <w:t xml:space="preserve">拉取批次</w:t>
+            </w:r>
+          </w:p>
+        </w:tc>
+        <w:tc>
+          <w:tcPr>
+            <w:tcW w:w="4172" w:type="dxa"/>
+          </w:tcPr>
+          <w:p>
+            <w:pPr>
+              <w:pStyle w:val="Compact"/>
+              <w:spacing w:before="20" w:after="20"/>
+            </w:pPr>
+            <w:r>
+              <w:rPr>
+                <w:rFonts w:hint="eastAsia"/>
+                <w:sz w:val="18"/>
+              </w:rPr>
+              <w:t xml:space="preserve">本地没有，新增</w:t>
             </w:r>
           </w:p>
         </w:tc>
@@ -2343,7 +2525,7 @@
       <w:tr>
         <w:tc>
           <w:tcPr>
-            <w:tcW w:w="3483" w:type="dxa"/>
+            <w:tcW w:w="2363" w:type="dxa"/>
           </w:tcPr>
           <w:p>
             <w:pPr>
@@ -2374,7 +2556,7 @@
         </w:tc>
         <w:tc>
           <w:tcPr>
-            <w:tcW w:w="1243" w:type="dxa"/>
+            <w:tcW w:w="843" w:type="dxa"/>
           </w:tcPr>
           <w:p>
             <w:pPr>
@@ -2391,7 +2573,7 @@
         </w:tc>
         <w:tc>
           <w:tcPr>
-            <w:tcW w:w="4685" w:type="dxa"/>
+            <w:tcW w:w="2031" w:type="dxa"/>
           </w:tcPr>
           <w:p>
             <w:pPr>
@@ -2416,14 +2598,38 @@
                 <w:rFonts w:hint="eastAsia"/>
                 <w:sz w:val="18"/>
               </w:rPr>
-              <w:t xml:space="preserve">拉取批次，</w:t>
-            </w:r>
+              <w:t xml:space="preserve">拉取批次</w:t>
+            </w:r>
+          </w:p>
+        </w:tc>
+        <w:tc>
+          <w:tcPr>
+            <w:tcW w:w="4172" w:type="dxa"/>
+          </w:tcPr>
+          <w:p>
+            <w:pPr>
+              <w:pStyle w:val="Compact"/>
+              <w:spacing w:before="20" w:after="20"/>
+            </w:pPr>
             <w:r>
               <w:rPr>
                 <w:rStyle w:val="VerbatimChar"/>
                 <w:sz w:val="18"/>
               </w:rPr>
-              <w:t xml:space="preserve">pushType = REASSIGN</w:t>
+              <w:t xml:space="preserve">rev</w:t>
+            </w:r>
+            <w:r>
+              <w:rPr>
+                <w:sz w:val="18"/>
+              </w:rPr>
+              <w:t xml:space="preserve"> </w:t>
+            </w:r>
+            <w:r>
+              <w:rPr>
+                <w:rFonts w:hint="eastAsia"/>
+                <w:sz w:val="18"/>
+              </w:rPr>
+              <w:t xml:space="preserve">更大，覆盖挂靠</w:t>
             </w:r>
           </w:p>
         </w:tc>
@@ -2431,7 +2637,7 @@
       <w:tr>
         <w:tc>
           <w:tcPr>
-            <w:tcW w:w="3483" w:type="dxa"/>
+            <w:tcW w:w="2363" w:type="dxa"/>
           </w:tcPr>
           <w:p>
             <w:pPr>
@@ -2462,7 +2668,7 @@
         </w:tc>
         <w:tc>
           <w:tcPr>
-            <w:tcW w:w="1243" w:type="dxa"/>
+            <w:tcW w:w="843" w:type="dxa"/>
           </w:tcPr>
           <w:p>
             <w:pPr>
@@ -2479,7 +2685,7 @@
         </w:tc>
         <w:tc>
           <w:tcPr>
-            <w:tcW w:w="4685" w:type="dxa"/>
+            <w:tcW w:w="2031" w:type="dxa"/>
           </w:tcPr>
           <w:p>
             <w:pPr>
@@ -2504,14 +2710,25 @@
                 <w:rFonts w:hint="eastAsia"/>
                 <w:sz w:val="18"/>
               </w:rPr>
-              <w:t xml:space="preserve">拉取批次，</w:t>
-            </w:r>
-            <w:r>
-              <w:rPr>
-                <w:rStyle w:val="VerbatimChar"/>
-                <w:sz w:val="18"/>
-              </w:rPr>
-              <w:t xml:space="preserve">pushType = NEW</w:t>
+              <w:t xml:space="preserve">拉取批次</w:t>
+            </w:r>
+          </w:p>
+        </w:tc>
+        <w:tc>
+          <w:tcPr>
+            <w:tcW w:w="4172" w:type="dxa"/>
+          </w:tcPr>
+          <w:p>
+            <w:pPr>
+              <w:pStyle w:val="Compact"/>
+              <w:spacing w:before="20" w:after="20"/>
+            </w:pPr>
+            <w:r>
+              <w:rPr>
+                <w:rFonts w:hint="eastAsia"/>
+                <w:sz w:val="18"/>
+              </w:rPr>
+              <w:t xml:space="preserve">本地没有，新增</w:t>
             </w:r>
           </w:p>
         </w:tc>
@@ -2519,7 +2736,7 @@
       <w:tr>
         <w:tc>
           <w:tcPr>
-            <w:tcW w:w="3483" w:type="dxa"/>
+            <w:tcW w:w="2363" w:type="dxa"/>
           </w:tcPr>
           <w:p>
             <w:pPr>
@@ -2550,7 +2767,7 @@
         </w:tc>
         <w:tc>
           <w:tcPr>
-            <w:tcW w:w="1243" w:type="dxa"/>
+            <w:tcW w:w="843" w:type="dxa"/>
           </w:tcPr>
           <w:p>
             <w:pPr>
@@ -2567,7 +2784,7 @@
         </w:tc>
         <w:tc>
           <w:tcPr>
-            <w:tcW w:w="4685" w:type="dxa"/>
+            <w:tcW w:w="2031" w:type="dxa"/>
           </w:tcPr>
           <w:p>
             <w:pPr>
@@ -2592,14 +2809,38 @@
                 <w:rFonts w:hint="eastAsia"/>
                 <w:sz w:val="18"/>
               </w:rPr>
-              <w:t xml:space="preserve">拉取批次，</w:t>
+              <w:t xml:space="preserve">拉取批次</w:t>
+            </w:r>
+          </w:p>
+        </w:tc>
+        <w:tc>
+          <w:tcPr>
+            <w:tcW w:w="4172" w:type="dxa"/>
+          </w:tcPr>
+          <w:p>
+            <w:pPr>
+              <w:pStyle w:val="Compact"/>
+              <w:spacing w:before="20" w:after="20"/>
+            </w:pPr>
+            <w:r>
+              <w:rPr>
+                <w:rFonts w:hint="eastAsia"/>
+                <w:sz w:val="18"/>
+              </w:rPr>
+              <w:t xml:space="preserve">本地没有，新增；转回原组织时</w:t>
+            </w:r>
+            <w:r>
+              <w:rPr>
+                <w:sz w:val="18"/>
+              </w:rPr>
+              <w:t xml:space="preserve"> </w:t>
             </w:r>
             <w:r>
               <w:rPr>
                 <w:rStyle w:val="VerbatimChar"/>
                 <w:sz w:val="18"/>
               </w:rPr>
-              <w:t xml:space="preserve">NEW</w:t>
+              <w:t xml:space="preserve">rev</w:t>
             </w:r>
             <w:r>
               <w:rPr>
@@ -2612,40 +2853,7 @@
                 <w:rFonts w:hint="eastAsia"/>
                 <w:sz w:val="18"/>
               </w:rPr>
-              <w:t xml:space="preserve">或</w:t>
-            </w:r>
-            <w:r>
-              <w:rPr>
-                <w:sz w:val="18"/>
-              </w:rPr>
-              <w:t xml:space="preserve"> </w:t>
-            </w:r>
-            <w:r>
-              <w:rPr>
-                <w:rStyle w:val="VerbatimChar"/>
-                <w:sz w:val="18"/>
-              </w:rPr>
-              <w:t xml:space="preserve">REASSIGN</w:t>
-            </w:r>
-            <w:r>
-              <w:rPr>
-                <w:rFonts w:hint="eastAsia"/>
-                <w:sz w:val="18"/>
-              </w:rPr>
-              <w:t xml:space="preserve">（见</w:t>
-            </w:r>
-            <w:r>
-              <w:rPr>
-                <w:sz w:val="18"/>
-              </w:rPr>
-              <w:t xml:space="preserve"> </w:t>
-            </w:r>
-            <w:r>
-              <w:rPr>
-                <w:rFonts w:hint="eastAsia"/>
-                <w:sz w:val="18"/>
-              </w:rPr>
-              <w:t xml:space="preserve">5.3）</w:t>
+              <w:t xml:space="preserve">更大，覆盖并清除「已转走」</w:t>
             </w:r>
           </w:p>
         </w:tc>
@@ -2653,7 +2861,7 @@
       <w:tr>
         <w:tc>
           <w:tcPr>
-            <w:tcW w:w="3483" w:type="dxa"/>
+            <w:tcW w:w="2363" w:type="dxa"/>
           </w:tcPr>
           <w:p>
             <w:pPr>
@@ -2684,7 +2892,7 @@
         </w:tc>
         <w:tc>
           <w:tcPr>
-            <w:tcW w:w="1243" w:type="dxa"/>
+            <w:tcW w:w="843" w:type="dxa"/>
           </w:tcPr>
           <w:p>
             <w:pPr>
@@ -2701,7 +2909,7 @@
         </w:tc>
         <w:tc>
           <w:tcPr>
-            <w:tcW w:w="4685" w:type="dxa"/>
+            <w:tcW w:w="2031" w:type="dxa"/>
           </w:tcPr>
           <w:p>
             <w:pPr>
@@ -2728,6 +2936,24 @@
                 <w:sz w:val="18"/>
               </w:rPr>
               <w:t xml:space="preserve">）</w:t>
+            </w:r>
+          </w:p>
+        </w:tc>
+        <w:tc>
+          <w:tcPr>
+            <w:tcW w:w="4172" w:type="dxa"/>
+          </w:tcPr>
+          <w:p>
+            <w:pPr>
+              <w:pStyle w:val="Compact"/>
+              <w:spacing w:before="20" w:after="20"/>
+            </w:pPr>
+            <w:r>
+              <w:rPr>
+                <w:rFonts w:hint="eastAsia"/>
+                <w:sz w:val="18"/>
+              </w:rPr>
+              <w:t xml:space="preserve">标记「已转走」，停止打标</w:t>
             </w:r>
           </w:p>
         </w:tc>
@@ -2735,7 +2961,7 @@
       <w:tr>
         <w:tc>
           <w:tcPr>
-            <w:tcW w:w="3483" w:type="dxa"/>
+            <w:tcW w:w="2363" w:type="dxa"/>
           </w:tcPr>
           <w:p>
             <w:pPr>
@@ -2753,7 +2979,7 @@
         </w:tc>
         <w:tc>
           <w:tcPr>
-            <w:tcW w:w="1243" w:type="dxa"/>
+            <w:tcW w:w="843" w:type="dxa"/>
           </w:tcPr>
           <w:p>
             <w:pPr>
@@ -2771,7 +2997,7 @@
         </w:tc>
         <w:tc>
           <w:tcPr>
-            <w:tcW w:w="4685" w:type="dxa"/>
+            <w:tcW w:w="2031" w:type="dxa"/>
           </w:tcPr>
           <w:p>
             <w:pPr>
@@ -2784,6 +3010,50 @@
                 <w:sz w:val="18"/>
               </w:rPr>
               <w:t xml:space="preserve">同一批次，内容逐字节相同</w:t>
+            </w:r>
+          </w:p>
+        </w:tc>
+        <w:tc>
+          <w:tcPr>
+            <w:tcW w:w="4172" w:type="dxa"/>
+          </w:tcPr>
+          <w:p>
+            <w:pPr>
+              <w:pStyle w:val="Compact"/>
+              <w:spacing w:before="20" w:after="20"/>
+            </w:pPr>
+            <w:r>
+              <w:rPr>
+                <w:rFonts w:hint="eastAsia"/>
+                <w:sz w:val="18"/>
+              </w:rPr>
+              <w:t xml:space="preserve">按批次号幂等（4.2</w:t>
+            </w:r>
+            <w:r>
+              <w:rPr>
+                <w:sz w:val="18"/>
+              </w:rPr>
+              <w:t xml:space="preserve"> </w:t>
+            </w:r>
+            <w:r>
+              <w:rPr>
+                <w:rFonts w:hint="eastAsia"/>
+                <w:sz w:val="18"/>
+              </w:rPr>
+              <w:t xml:space="preserve">步骤</w:t>
+            </w:r>
+            <w:r>
+              <w:rPr>
+                <w:sz w:val="18"/>
+              </w:rPr>
+              <w:t xml:space="preserve"> </w:t>
+            </w:r>
+            <w:r>
+              <w:rPr>
+                <w:rFonts w:hint="eastAsia"/>
+                <w:sz w:val="18"/>
+              </w:rPr>
+              <w:t xml:space="preserve">3）</w:t>
             </w:r>
           </w:p>
         </w:tc>
@@ -3969,6 +4239,51 @@
         <w:rPr>
           <w:rFonts w:hint="eastAsia"/>
         </w:rPr>
+        <w:t xml:space="preserve">回执只有整批结果（</w:t>
+      </w:r>
+      <w:r>
+        <w:rPr>
+          <w:rStyle w:val="VerbatimChar"/>
+        </w:rPr>
+        <w:t xml:space="preserve">code = OK / NG</w:t>
+      </w:r>
+      <w:r>
+        <w:rPr>
+          <w:rFonts w:hint="eastAsia"/>
+        </w:rPr>
+        <w:t xml:space="preserve">）：MES</w:t>
+      </w:r>
+      <w:r>
+        <w:t xml:space="preserve"> </w:t>
+      </w:r>
+      <w:r>
+        <w:rPr>
+          <w:rFonts w:hint="eastAsia"/>
+        </w:rPr>
+        <w:t xml:space="preserve">逐枚处理的细节</w:t>
+      </w:r>
+      <w:r>
+        <w:t xml:space="preserve"> SN </w:t>
+      </w:r>
+      <w:r>
+        <w:rPr>
+          <w:rFonts w:hint="eastAsia"/>
+        </w:rPr>
+        <w:t xml:space="preserve">系统不需要知道，出问题整批退回</w:t>
+      </w:r>
+    </w:p>
+    <w:p>
+      <w:pPr>
+        <w:pStyle w:val="Compact"/>
+        <w:numPr>
+          <w:ilvl w:val="0"/>
+          <w:numId w:val="1003"/>
+        </w:numPr>
+      </w:pPr>
+      <w:r>
+        <w:rPr>
+          <w:rFonts w:hint="eastAsia"/>
+        </w:rPr>
         <w:t xml:space="preserve">编号沿用历史编号，②</w:t>
       </w:r>
       <w:r>
@@ -4006,7 +4321,7 @@
       <w:r>
         <w:drawing>
           <wp:inline>
-            <wp:extent cx="5255999" cy="7546674"/>
+            <wp:extent cx="5255999" cy="7562364"/>
             <wp:effectExtent b="0" l="0" r="0" t="0"/>
             <wp:docPr descr="" title="" id="23" name="Picture"/>
             <a:graphic>
@@ -4027,7 +4342,7 @@
                   <pic:spPr bwMode="auto">
                     <a:xfrm>
                       <a:off x="0" y="0"/>
-                      <a:ext cx="5255999" cy="7546674"/>
+                      <a:ext cx="5255999" cy="7562364"/>
                     </a:xfrm>
                     <a:prstGeom prst="rect">
                       <a:avLst/>
@@ -5222,34 +5537,34 @@
         <w:rPr>
           <w:rFonts w:hint="eastAsia"/>
         </w:rPr>
-        <w:t xml:space="preserve">仍放在推送批次或拉取批次里，靠</w:t>
-      </w:r>
-      <w:r>
-        <w:t xml:space="preserve"> SN </w:t>
-      </w:r>
-      <w:r>
-        <w:rPr>
-          <w:rFonts w:hint="eastAsia"/>
-        </w:rPr>
-        <w:t xml:space="preserve">上的</w:t>
+        <w:t xml:space="preserve">仍放在推送批次或拉取批次里，MES</w:t>
       </w:r>
       <w:r>
         <w:t xml:space="preserve"> </w:t>
       </w:r>
       <w:r>
         <w:rPr>
-          <w:rStyle w:val="VerbatimChar"/>
-        </w:rPr>
-        <w:t xml:space="preserve">fromOrgCode</w:t>
+          <w:rFonts w:hint="eastAsia"/>
+        </w:rPr>
+        <w:t xml:space="preserve">按</w:t>
       </w:r>
       <w:r>
         <w:t xml:space="preserve"> </w:t>
       </w:r>
       <w:r>
         <w:rPr>
-          <w:rFonts w:hint="eastAsia"/>
-        </w:rPr>
-        <w:t xml:space="preserve">识别（见</w:t>
+          <w:rStyle w:val="VerbatimChar"/>
+        </w:rPr>
+        <w:t xml:space="preserve">rev</w:t>
+      </w:r>
+      <w:r>
+        <w:t xml:space="preserve"> </w:t>
+      </w:r>
+      <w:r>
+        <w:rPr>
+          <w:rFonts w:hint="eastAsia"/>
+        </w:rPr>
+        <w:t xml:space="preserve">新增或覆盖即可（见</w:t>
       </w:r>
       <w:r>
         <w:t xml:space="preserve"> </w:t>
@@ -5530,46 +5845,40 @@
         <w:rPr>
           <w:rStyle w:val="VerbatimChar"/>
         </w:rPr>
-        <w:t xml:space="preserve">      "pushType": "REASSIGN",          // </w:t>
-      </w:r>
-      <w:r>
-        <w:rPr>
-          <w:rStyle w:val="VerbatimChar"/>
-          <w:rFonts w:hint="eastAsia"/>
-        </w:rPr>
-        <w:t xml:space="preserve">仅说明原因（NEW</w:t>
-      </w:r>
-      <w:r>
-        <w:rPr>
-          <w:rStyle w:val="VerbatimChar"/>
-        </w:rPr>
-        <w:t xml:space="preserve"> </w:t>
-      </w:r>
-      <w:r>
-        <w:rPr>
-          <w:rStyle w:val="VerbatimChar"/>
-          <w:rFonts w:hint="eastAsia"/>
-        </w:rPr>
-        <w:t xml:space="preserve">新</w:t>
-      </w:r>
-      <w:r>
-        <w:rPr>
-          <w:rStyle w:val="VerbatimChar"/>
-        </w:rPr>
-        <w:t xml:space="preserve"> SN / REASSIGN </w:t>
-      </w:r>
-      <w:r>
-        <w:rPr>
-          <w:rStyle w:val="VerbatimChar"/>
-          <w:rFonts w:hint="eastAsia"/>
-        </w:rPr>
-        <w:t xml:space="preserve">挂靠变更），接收与否看</w:t>
-      </w:r>
-      <w:r>
-        <w:rPr>
-          <w:rStyle w:val="VerbatimChar"/>
-        </w:rPr>
-        <w:t xml:space="preserve"> rev</w:t>
+        <w:t xml:space="preserve">      "sn": "HX100000001A",            // </w:t>
+      </w:r>
+      <w:r>
+        <w:rPr>
+          <w:rStyle w:val="VerbatimChar"/>
+          <w:rFonts w:hint="eastAsia"/>
+        </w:rPr>
+        <w:t xml:space="preserve">唯一标识（多组织共用</w:t>
+      </w:r>
+      <w:r>
+        <w:rPr>
+          <w:rStyle w:val="VerbatimChar"/>
+        </w:rPr>
+        <w:t xml:space="preserve"> MES </w:t>
+      </w:r>
+      <w:r>
+        <w:rPr>
+          <w:rStyle w:val="VerbatimChar"/>
+          <w:rFonts w:hint="eastAsia"/>
+        </w:rPr>
+        <w:t xml:space="preserve">时为「组织</w:t>
+      </w:r>
+      <w:r>
+        <w:rPr>
+          <w:rStyle w:val="VerbatimChar"/>
+        </w:rPr>
+        <w:t xml:space="preserve"> + </w:t>
+      </w:r>
+      <w:r>
+        <w:rPr>
+          <w:rStyle w:val="VerbatimChar"/>
+          <w:rFonts w:hint="eastAsia"/>
+        </w:rPr>
+        <w:t xml:space="preserve">SN」）</w:t>
       </w:r>
       <w:r>
         <w:br/>
@@ -5578,40 +5887,14 @@
         <w:rPr>
           <w:rStyle w:val="VerbatimChar"/>
         </w:rPr>
-        <w:t xml:space="preserve">      "sn": "HX100000001A",            // </w:t>
-      </w:r>
-      <w:r>
-        <w:rPr>
-          <w:rStyle w:val="VerbatimChar"/>
-          <w:rFonts w:hint="eastAsia"/>
-        </w:rPr>
-        <w:t xml:space="preserve">唯一标识（多组织共用</w:t>
-      </w:r>
-      <w:r>
-        <w:rPr>
-          <w:rStyle w:val="VerbatimChar"/>
-        </w:rPr>
-        <w:t xml:space="preserve"> MES </w:t>
-      </w:r>
-      <w:r>
-        <w:rPr>
-          <w:rStyle w:val="VerbatimChar"/>
-          <w:rFonts w:hint="eastAsia"/>
-        </w:rPr>
-        <w:t xml:space="preserve">时为「组织</w:t>
-      </w:r>
-      <w:r>
-        <w:rPr>
-          <w:rStyle w:val="VerbatimChar"/>
-        </w:rPr>
-        <w:t xml:space="preserve"> + </w:t>
-      </w:r>
-      <w:r>
-        <w:rPr>
-          <w:rStyle w:val="VerbatimChar"/>
-          <w:rFonts w:hint="eastAsia"/>
-        </w:rPr>
-        <w:t xml:space="preserve">SN」）</w:t>
+        <w:t xml:space="preserve">      "rev": 2,                        // </w:t>
+      </w:r>
+      <w:r>
+        <w:rPr>
+          <w:rStyle w:val="VerbatimChar"/>
+          <w:rFonts w:hint="eastAsia"/>
+        </w:rPr>
+        <w:t xml:space="preserve">逐枚处理：不小于本地才新增或覆盖，小于则跳过</w:t>
       </w:r>
       <w:r>
         <w:br/>
@@ -5620,36 +5903,7 @@
         <w:rPr>
           <w:rStyle w:val="VerbatimChar"/>
         </w:rPr>
-        <w:t xml:space="preserve">      "rev": 2,                        // </w:t>
-      </w:r>
-      <w:r>
-        <w:rPr>
-          <w:rStyle w:val="VerbatimChar"/>
-          <w:rFonts w:hint="eastAsia"/>
-        </w:rPr>
-        <w:t xml:space="preserve">版本比对：与本地</w:t>
-      </w:r>
-      <w:r>
-        <w:rPr>
-          <w:rStyle w:val="VerbatimChar"/>
-        </w:rPr>
-        <w:t xml:space="preserve"> rev </w:t>
-      </w:r>
-      <w:r>
-        <w:rPr>
-          <w:rStyle w:val="VerbatimChar"/>
-          <w:rFonts w:hint="eastAsia"/>
-        </w:rPr>
-        <w:t xml:space="preserve">比较</w:t>
-      </w:r>
-      <w:r>
-        <w:br/>
-      </w:r>
-      <w:r>
-        <w:rPr>
-          <w:rStyle w:val="VerbatimChar"/>
-        </w:rPr>
-        <w:t xml:space="preserve">      "pi": "000001",                  // </w:t>
+        <w:t xml:space="preserve">      "pi": "000001"                   // </w:t>
       </w:r>
       <w:r>
         <w:rPr>
@@ -5663,48 +5917,6 @@
           <w:rStyle w:val="VerbatimChar"/>
         </w:rPr>
         <w:t xml:space="preserve"> pi</w:t>
-      </w:r>
-      <w:r>
-        <w:br/>
-      </w:r>
-      <w:r>
-        <w:rPr>
-          <w:rStyle w:val="VerbatimChar"/>
-        </w:rPr>
-        <w:t xml:space="preserve">      "fromOrgCode": "110"             // </w:t>
-      </w:r>
-      <w:r>
-        <w:rPr>
-          <w:rStyle w:val="VerbatimChar"/>
-          <w:rFonts w:hint="eastAsia"/>
-        </w:rPr>
-        <w:t xml:space="preserve">转移识别：=</w:t>
-      </w:r>
-      <w:r>
-        <w:rPr>
-          <w:rStyle w:val="VerbatimChar"/>
-        </w:rPr>
-        <w:t xml:space="preserve"> orgCode </w:t>
-      </w:r>
-      <w:r>
-        <w:rPr>
-          <w:rStyle w:val="VerbatimChar"/>
-          <w:rFonts w:hint="eastAsia"/>
-        </w:rPr>
-        <w:t xml:space="preserve">同组织转移；≠</w:t>
-      </w:r>
-      <w:r>
-        <w:rPr>
-          <w:rStyle w:val="VerbatimChar"/>
-        </w:rPr>
-        <w:t xml:space="preserve"> orgCode </w:t>
-      </w:r>
-      <w:r>
-        <w:rPr>
-          <w:rStyle w:val="VerbatimChar"/>
-          <w:rFonts w:hint="eastAsia"/>
-        </w:rPr>
-        <w:t xml:space="preserve">跨组织转入；没有则不是转移</w:t>
       </w:r>
       <w:r>
         <w:br/>
@@ -5886,7 +6098,7 @@
         <w:rPr>
           <w:rStyle w:val="VerbatimChar"/>
         </w:rPr>
-        <w:t xml:space="preserve">    {"pushType": "NEW", "sn": "HX100000005A", "rev": 1, "pi": "000001"}</w:t>
+        <w:t xml:space="preserve">    {"sn": "HX100000005A", "rev": 1, "pi": "000001"}</w:t>
       </w:r>
       <w:r>
         <w:br/>
@@ -6020,20 +6232,13 @@
           <w:rStyle w:val="VerbatimChar"/>
           <w:rFonts w:hint="eastAsia"/>
         </w:rPr>
-        <w:t xml:space="preserve">分流：只含</w:t>
-      </w:r>
-      <w:r>
-        <w:rPr>
-          <w:rStyle w:val="VerbatimChar"/>
-        </w:rPr>
-        <w:t xml:space="preserve"> TRANSFER_OUT </w:t>
-      </w:r>
-      <w:r>
-        <w:rPr>
-          <w:rStyle w:val="VerbatimChar"/>
-          <w:rFonts w:hint="eastAsia"/>
-        </w:rPr>
-        <w:t xml:space="preserve">明细</w:t>
+        <w:t xml:space="preserve">分流：明细只有</w:t>
+      </w:r>
+      <w:r>
+        <w:rPr>
+          <w:rStyle w:val="VerbatimChar"/>
+        </w:rPr>
+        <w:t xml:space="preserve"> sn、rev、toOrgCode</w:t>
       </w:r>
       <w:r>
         <w:br/>
@@ -6099,86 +6304,27 @@
         <w:rPr>
           <w:rStyle w:val="VerbatimChar"/>
         </w:rPr>
-        <w:t xml:space="preserve">    {</w:t>
-      </w:r>
-      <w:r>
-        <w:br/>
-      </w:r>
-      <w:r>
-        <w:rPr>
-          <w:rStyle w:val="VerbatimChar"/>
-        </w:rPr>
-        <w:t xml:space="preserve">      "pushType": "TRANSFER_OUT",      // </w:t>
-      </w:r>
-      <w:r>
-        <w:rPr>
-          <w:rStyle w:val="VerbatimChar"/>
-          <w:rFonts w:hint="eastAsia"/>
-        </w:rPr>
-        <w:t xml:space="preserve">固定值</w:t>
-      </w:r>
-      <w:r>
-        <w:br/>
-      </w:r>
-      <w:r>
-        <w:rPr>
-          <w:rStyle w:val="VerbatimChar"/>
-        </w:rPr>
-        <w:t xml:space="preserve">      "sn": "HX100000003A",</w:t>
-      </w:r>
-      <w:r>
-        <w:br/>
-      </w:r>
-      <w:r>
-        <w:rPr>
-          <w:rStyle w:val="VerbatimChar"/>
-        </w:rPr>
-        <w:t xml:space="preserve">      "rev": 3,                        // </w:t>
-      </w:r>
-      <w:r>
-        <w:rPr>
-          <w:rStyle w:val="VerbatimChar"/>
-          <w:rFonts w:hint="eastAsia"/>
-        </w:rPr>
-        <w:t xml:space="preserve">版本比对</w:t>
-      </w:r>
-      <w:r>
-        <w:br/>
-      </w:r>
-      <w:r>
-        <w:rPr>
-          <w:rStyle w:val="VerbatimChar"/>
-        </w:rPr>
-        <w:t xml:space="preserve">      "from": {"pi": "000001", "billNo": "VT2026090001", "billSeq": 1} // </w:t>
-      </w:r>
-      <w:r>
-        <w:rPr>
-          <w:rStyle w:val="VerbatimChar"/>
-          <w:rFonts w:hint="eastAsia"/>
-        </w:rPr>
-        <w:t xml:space="preserve">本地没有这个</w:t>
-      </w:r>
-      <w:r>
-        <w:rPr>
-          <w:rStyle w:val="VerbatimChar"/>
-        </w:rPr>
-        <w:t xml:space="preserve"> SN </w:t>
-      </w:r>
-      <w:r>
-        <w:rPr>
-          <w:rStyle w:val="VerbatimChar"/>
-          <w:rFonts w:hint="eastAsia"/>
-        </w:rPr>
-        <w:t xml:space="preserve">时按转移前的挂靠建档</w:t>
-      </w:r>
-      <w:r>
-        <w:br/>
-      </w:r>
-      <w:r>
-        <w:rPr>
-          <w:rStyle w:val="VerbatimChar"/>
-        </w:rPr>
-        <w:t xml:space="preserve">    }</w:t>
+        <w:t xml:space="preserve">    {"sn": "HX100000003A", "rev": 3, "toOrgCode": "120"} // </w:t>
+      </w:r>
+      <w:r>
+        <w:rPr>
+          <w:rStyle w:val="VerbatimChar"/>
+          <w:rFonts w:hint="eastAsia"/>
+        </w:rPr>
+        <w:t xml:space="preserve">标记已转走；本地没有时按</w:t>
+      </w:r>
+      <w:r>
+        <w:rPr>
+          <w:rStyle w:val="VerbatimChar"/>
+        </w:rPr>
+        <w:t xml:space="preserve"> sn、rev </w:t>
+      </w:r>
+      <w:r>
+        <w:rPr>
+          <w:rStyle w:val="VerbatimChar"/>
+          <w:rFonts w:hint="eastAsia"/>
+        </w:rPr>
+        <w:t xml:space="preserve">建一条已转走记录</w:t>
       </w:r>
       <w:r>
         <w:br/>
@@ -6245,20 +6391,20 @@
         <w:rPr>
           <w:rStyle w:val="VerbatimChar"/>
         </w:rPr>
-        <w:t xml:space="preserve">  "outcome": "PROCESSED",              // PROCESSED </w:t>
-      </w:r>
-      <w:r>
-        <w:rPr>
-          <w:rStyle w:val="VerbatimChar"/>
-          <w:rFonts w:hint="eastAsia"/>
-        </w:rPr>
-        <w:t xml:space="preserve">已处理</w:t>
-      </w:r>
-      <w:r>
-        <w:rPr>
-          <w:rStyle w:val="VerbatimChar"/>
-        </w:rPr>
-        <w:t xml:space="preserve"> / REJECTED </w:t>
+        <w:t xml:space="preserve">  "code": "OK",                        // OK </w:t>
+      </w:r>
+      <w:r>
+        <w:rPr>
+          <w:rStyle w:val="VerbatimChar"/>
+          <w:rFonts w:hint="eastAsia"/>
+        </w:rPr>
+        <w:t xml:space="preserve">整批已处理</w:t>
+      </w:r>
+      <w:r>
+        <w:rPr>
+          <w:rStyle w:val="VerbatimChar"/>
+        </w:rPr>
+        <w:t xml:space="preserve"> / NG </w:t>
       </w:r>
       <w:r>
         <w:rPr>
@@ -6274,76 +6420,14 @@
         <w:rPr>
           <w:rStyle w:val="VerbatimChar"/>
         </w:rPr>
-        <w:t xml:space="preserve">  "results": [                         // </w:t>
-      </w:r>
-      <w:r>
-        <w:rPr>
-          <w:rStyle w:val="VerbatimChar"/>
-          <w:rFonts w:hint="eastAsia"/>
-        </w:rPr>
-        <w:t xml:space="preserve">每枚一条，条数</w:t>
-      </w:r>
-      <w:r>
-        <w:rPr>
-          <w:rStyle w:val="VerbatimChar"/>
-        </w:rPr>
-        <w:t xml:space="preserve"> = count</w:t>
-      </w:r>
-      <w:r>
-        <w:br/>
-      </w:r>
-      <w:r>
-        <w:rPr>
-          <w:rStyle w:val="VerbatimChar"/>
-        </w:rPr>
-        <w:t xml:space="preserve">    {"sn": "HX100000005A", "rev": 1, "result": "ACCEPTED"},</w:t>
-      </w:r>
-      <w:r>
-        <w:br/>
-      </w:r>
-      <w:r>
-        <w:rPr>
-          <w:rStyle w:val="VerbatimChar"/>
-        </w:rPr>
-        <w:t xml:space="preserve">    {"sn": "HX100000001A", "rev": 2, "result": "CONFLICT",</w:t>
-      </w:r>
-      <w:r>
-        <w:br/>
-      </w:r>
-      <w:r>
-        <w:rPr>
-          <w:rStyle w:val="VerbatimChar"/>
-        </w:rPr>
-        <w:t xml:space="preserve">     "existingRev": 2, "existingBatchNo": "PS-110-20261019-000100"} // CONFLICT / STALE </w:t>
-      </w:r>
-      <w:r>
-        <w:rPr>
-          <w:rStyle w:val="VerbatimChar"/>
-          <w:rFonts w:hint="eastAsia"/>
-        </w:rPr>
-        <w:t xml:space="preserve">须带本地</w:t>
-      </w:r>
-      <w:r>
-        <w:rPr>
-          <w:rStyle w:val="VerbatimChar"/>
-        </w:rPr>
-        <w:t xml:space="preserve"> rev </w:t>
-      </w:r>
-      <w:r>
-        <w:rPr>
-          <w:rStyle w:val="VerbatimChar"/>
-          <w:rFonts w:hint="eastAsia"/>
-        </w:rPr>
-        <w:t xml:space="preserve">与来源批次</w:t>
-      </w:r>
-      <w:r>
-        <w:br/>
-      </w:r>
-      <w:r>
-        <w:rPr>
-          <w:rStyle w:val="VerbatimChar"/>
-        </w:rPr>
-        <w:t xml:space="preserve">  ]</w:t>
+        <w:t xml:space="preserve">  "message": null                      // NG </w:t>
+      </w:r>
+      <w:r>
+        <w:rPr>
+          <w:rStyle w:val="VerbatimChar"/>
+          <w:rFonts w:hint="eastAsia"/>
+        </w:rPr>
+        <w:t xml:space="preserve">时必填：退回原因</w:t>
       </w:r>
       <w:r>
         <w:br/>
@@ -6381,7 +6465,7 @@
       <w:r>
         <w:drawing>
           <wp:inline>
-            <wp:extent cx="5334000" cy="2393461"/>
+            <wp:extent cx="5334000" cy="2300941"/>
             <wp:effectExtent b="0" l="0" r="0" t="0"/>
             <wp:docPr descr="" title="" id="33" name="Picture"/>
             <a:graphic>
@@ -6402,7 +6486,7 @@
                   <pic:spPr bwMode="auto">
                     <a:xfrm>
                       <a:off x="0" y="0"/>
-                      <a:ext cx="5334000" cy="2393461"/>
+                      <a:ext cx="5334000" cy="2300941"/>
                     </a:xfrm>
                     <a:prstGeom prst="rect">
                       <a:avLst/>
@@ -6496,8 +6580,8 @@
       </w:tblPr>
       <w:tblGrid>
         <w:gridCol w:w="1600"/>
-        <w:gridCol w:w="3849"/>
-        <w:gridCol w:w="3962"/>
+        <w:gridCol w:w="3426"/>
+        <w:gridCol w:w="4385"/>
       </w:tblGrid>
       <w:tr>
         <w:trPr>
@@ -6526,7 +6610,7 @@
         </w:tc>
         <w:tc>
           <w:tcPr>
-            <w:tcW w:w="3849" w:type="dxa"/>
+            <w:tcW w:w="3426" w:type="dxa"/>
             <w:shd w:val="clear" w:color="auto" w:fill="D9E2F3"/>
           </w:tcPr>
           <w:p>
@@ -6546,7 +6630,7 @@
         </w:tc>
         <w:tc>
           <w:tcPr>
-            <w:tcW w:w="3962" w:type="dxa"/>
+            <w:tcW w:w="4385" w:type="dxa"/>
             <w:shd w:val="clear" w:color="auto" w:fill="D9E2F3"/>
           </w:tcPr>
           <w:p>
@@ -6593,19 +6677,37 @@
         </w:tc>
         <w:tc>
           <w:tcPr>
-            <w:tcW w:w="3849" w:type="dxa"/>
-          </w:tcPr>
-          <w:p>
-            <w:pPr>
-              <w:pStyle w:val="Compact"/>
-              <w:spacing w:before="20" w:after="20"/>
-            </w:pPr>
-            <w:r>
-              <w:rPr>
-                <w:rFonts w:hint="eastAsia"/>
-                <w:sz w:val="18"/>
-              </w:rPr>
-              <w:t xml:space="preserve">推送批次、拉取批次：新</w:t>
+            <w:tcW w:w="3426" w:type="dxa"/>
+          </w:tcPr>
+          <w:p>
+            <w:pPr>
+              <w:pStyle w:val="Compact"/>
+              <w:spacing w:before="20" w:after="20"/>
+            </w:pPr>
+            <w:r>
+              <w:rPr>
+                <w:rFonts w:hint="eastAsia"/>
+                <w:sz w:val="18"/>
+              </w:rPr>
+              <w:t xml:space="preserve">推送批次、拉取批次：新下发或挂靠变更</w:t>
+            </w:r>
+          </w:p>
+        </w:tc>
+        <w:tc>
+          <w:tcPr>
+            <w:tcW w:w="4385" w:type="dxa"/>
+          </w:tcPr>
+          <w:p>
+            <w:pPr>
+              <w:pStyle w:val="Compact"/>
+              <w:spacing w:before="20" w:after="20"/>
+            </w:pPr>
+            <w:r>
+              <w:rPr>
+                <w:rFonts w:hint="eastAsia"/>
+                <w:sz w:val="18"/>
+              </w:rPr>
+              <w:t xml:space="preserve">逐枚新增或覆盖（步骤</w:t>
             </w:r>
             <w:r>
               <w:rPr>
@@ -6618,92 +6720,7 @@
                 <w:rFonts w:hint="eastAsia"/>
                 <w:sz w:val="18"/>
               </w:rPr>
-              <w:t xml:space="preserve">SN（</w:t>
-            </w:r>
-            <w:r>
-              <w:rPr>
-                <w:rStyle w:val="VerbatimChar"/>
-                <w:sz w:val="18"/>
-              </w:rPr>
-              <w:t xml:space="preserve">NEW</w:t>
-            </w:r>
-            <w:r>
-              <w:rPr>
-                <w:rFonts w:hint="eastAsia"/>
-                <w:sz w:val="18"/>
-              </w:rPr>
-              <w:t xml:space="preserve">）或挂靠变更（</w:t>
-            </w:r>
-            <w:r>
-              <w:rPr>
-                <w:rStyle w:val="VerbatimChar"/>
-                <w:sz w:val="18"/>
-              </w:rPr>
-              <w:t xml:space="preserve">REASSIGN</w:t>
-            </w:r>
-            <w:r>
-              <w:rPr>
-                <w:rFonts w:hint="eastAsia"/>
-                <w:sz w:val="18"/>
-              </w:rPr>
-              <w:t xml:space="preserve">）</w:t>
-            </w:r>
-          </w:p>
-        </w:tc>
-        <w:tc>
-          <w:tcPr>
-            <w:tcW w:w="3962" w:type="dxa"/>
-          </w:tcPr>
-          <w:p>
-            <w:pPr>
-              <w:pStyle w:val="Compact"/>
-              <w:spacing w:before="20" w:after="20"/>
-            </w:pPr>
-            <w:r>
-              <w:rPr>
-                <w:rFonts w:hint="eastAsia"/>
-                <w:sz w:val="18"/>
-              </w:rPr>
-              <w:t xml:space="preserve">新增或覆盖；本地不存在的</w:t>
-            </w:r>
-            <w:r>
-              <w:rPr>
-                <w:sz w:val="18"/>
-              </w:rPr>
-              <w:t xml:space="preserve"> </w:t>
-            </w:r>
-            <w:r>
-              <w:rPr>
-                <w:rStyle w:val="VerbatimChar"/>
-                <w:sz w:val="18"/>
-              </w:rPr>
-              <w:t xml:space="preserve">REASSIGN</w:t>
-            </w:r>
-            <w:r>
-              <w:rPr>
-                <w:sz w:val="18"/>
-              </w:rPr>
-              <w:t xml:space="preserve"> </w:t>
-            </w:r>
-            <w:r>
-              <w:rPr>
-                <w:rFonts w:hint="eastAsia"/>
-                <w:sz w:val="18"/>
-              </w:rPr>
-              <w:t xml:space="preserve">按新</w:t>
-            </w:r>
-            <w:r>
-              <w:rPr>
-                <w:sz w:val="18"/>
-              </w:rPr>
-              <w:t xml:space="preserve"> </w:t>
-            </w:r>
-            <w:r>
-              <w:rPr>
-                <w:rFonts w:hint="eastAsia"/>
-                <w:sz w:val="18"/>
-              </w:rPr>
-              <w:t xml:space="preserve">SN建档</w:t>
+              <w:t xml:space="preserve">4）</w:t>
             </w:r>
           </w:p>
         </w:tc>
@@ -6729,7 +6746,7 @@
         </w:tc>
         <w:tc>
           <w:tcPr>
-            <w:tcW w:w="3849" w:type="dxa"/>
+            <w:tcW w:w="3426" w:type="dxa"/>
           </w:tcPr>
           <w:p>
             <w:pPr>
@@ -6760,19 +6777,32 @@
         </w:tc>
         <w:tc>
           <w:tcPr>
-            <w:tcW w:w="3962" w:type="dxa"/>
-          </w:tcPr>
-          <w:p>
-            <w:pPr>
-              <w:pStyle w:val="Compact"/>
-              <w:spacing w:before="20" w:after="20"/>
-            </w:pPr>
-            <w:r>
-              <w:rPr>
-                <w:rFonts w:hint="eastAsia"/>
-                <w:sz w:val="18"/>
-              </w:rPr>
-              <w:t xml:space="preserve">标记「已转走」，停止打标，不删除</w:t>
+            <w:tcW w:w="4385" w:type="dxa"/>
+          </w:tcPr>
+          <w:p>
+            <w:pPr>
+              <w:pStyle w:val="Compact"/>
+              <w:spacing w:before="20" w:after="20"/>
+            </w:pPr>
+            <w:r>
+              <w:rPr>
+                <w:rFonts w:hint="eastAsia"/>
+                <w:sz w:val="18"/>
+              </w:rPr>
+              <w:t xml:space="preserve">逐枚标记「已转走」，停止打标，不删除（步骤</w:t>
+            </w:r>
+            <w:r>
+              <w:rPr>
+                <w:sz w:val="18"/>
+              </w:rPr>
+              <w:t xml:space="preserve"> </w:t>
+            </w:r>
+            <w:r>
+              <w:rPr>
+                <w:rFonts w:hint="eastAsia"/>
+                <w:sz w:val="18"/>
+              </w:rPr>
+              <w:t xml:space="preserve">4）</w:t>
             </w:r>
           </w:p>
         </w:tc>
@@ -6798,7 +6828,7 @@
         </w:tc>
         <w:tc>
           <w:tcPr>
-            <w:tcW w:w="3849" w:type="dxa"/>
+            <w:tcW w:w="3426" w:type="dxa"/>
           </w:tcPr>
           <w:p>
             <w:pPr>
@@ -6822,7 +6852,7 @@
         </w:tc>
         <w:tc>
           <w:tcPr>
-            <w:tcW w:w="3962" w:type="dxa"/>
+            <w:tcW w:w="4385" w:type="dxa"/>
           </w:tcPr>
           <w:p>
             <w:pPr>
@@ -6867,7 +6897,7 @@
                 <w:rStyle w:val="VerbatimChar"/>
                 <w:sz w:val="18"/>
               </w:rPr>
-              <w:t xml:space="preserve">PROCESSED</w:t>
+              <w:t xml:space="preserve">OK</w:t>
             </w:r>
             <w:r>
               <w:rPr>
@@ -6923,7 +6953,7 @@
         <w:rPr>
           <w:rStyle w:val="VerbatimChar"/>
         </w:rPr>
-        <w:t xml:space="preserve">REJECTED</w:t>
+        <w:t xml:space="preserve">NG</w:t>
       </w:r>
       <w:r>
         <w:rPr>
@@ -6938,7 +6968,36 @@
         <w:rPr>
           <w:rFonts w:hint="eastAsia"/>
         </w:rPr>
-        <w:t xml:space="preserve">200），且不记录该</w:t>
+        <w:t xml:space="preserve">200，</w:t>
+      </w:r>
+      <w:r>
+        <w:rPr>
+          <w:rStyle w:val="VerbatimChar"/>
+        </w:rPr>
+        <w:t xml:space="preserve">message</w:t>
+      </w:r>
+      <w:r>
+        <w:t xml:space="preserve"> </w:t>
+      </w:r>
+      <w:r>
+        <w:rPr>
+          <w:rFonts w:hint="eastAsia"/>
+        </w:rPr>
+        <w:t xml:space="preserve">写明原因），</w:t>
+      </w:r>
+      <w:r>
+        <w:rPr>
+          <w:rFonts w:hint="eastAsia"/>
+          <w:b/>
+          <w:bCs/>
+        </w:rPr>
+        <w:t xml:space="preserve">不写入任何数据</w:t>
+      </w:r>
+      <w:r>
+        <w:rPr>
+          <w:rFonts w:hint="eastAsia"/>
+        </w:rPr>
+        <w:t xml:space="preserve">，也不记录该</w:t>
       </w:r>
       <w:r>
         <w:t xml:space="preserve"> </w:t>
@@ -7081,48 +7140,6 @@
         </w:rPr>
         <w:t xml:space="preserve">pi</w:t>
       </w:r>
-      <w:r>
-        <w:rPr>
-          <w:rFonts w:hint="eastAsia"/>
-        </w:rPr>
-        <w:t xml:space="preserve">，且不含</w:t>
-      </w:r>
-      <w:r>
-        <w:t xml:space="preserve"> </w:t>
-      </w:r>
-      <w:r>
-        <w:rPr>
-          <w:rStyle w:val="VerbatimChar"/>
-        </w:rPr>
-        <w:t xml:space="preserve">TRANSFER_OUT</w:t>
-      </w:r>
-      <w:r>
-        <w:t xml:space="preserve"> </w:t>
-      </w:r>
-      <w:r>
-        <w:rPr>
-          <w:rFonts w:hint="eastAsia"/>
-        </w:rPr>
-        <w:t xml:space="preserve">明细；转移批次只含</w:t>
-      </w:r>
-      <w:r>
-        <w:t xml:space="preserve"> </w:t>
-      </w:r>
-      <w:r>
-        <w:rPr>
-          <w:rStyle w:val="VerbatimChar"/>
-        </w:rPr>
-        <w:t xml:space="preserve">TRANSFER_OUT</w:t>
-      </w:r>
-      <w:r>
-        <w:t xml:space="preserve"> </w:t>
-      </w:r>
-      <w:r>
-        <w:rPr>
-          <w:rFonts w:hint="eastAsia"/>
-        </w:rPr>
-        <w:t xml:space="preserve">明细</w:t>
-      </w:r>
     </w:p>
     <w:p>
       <w:pPr>
@@ -7206,19 +7223,22 @@
         <w:rPr>
           <w:rFonts w:hint="eastAsia"/>
         </w:rPr>
-        <w:t xml:space="preserve">原样返回上次回执（</w:t>
-      </w:r>
-      <w:r>
-        <w:rPr>
-          <w:rStyle w:val="VerbatimChar"/>
-        </w:rPr>
-        <w:t xml:space="preserve">replayed = true</w:t>
-      </w:r>
-      <w:r>
-        <w:rPr>
-          <w:rFonts w:hint="eastAsia"/>
-        </w:rPr>
-        <w:t xml:space="preserve">）；不同</w:t>
+        <w:t xml:space="preserve">直接回</w:t>
+      </w:r>
+      <w:r>
+        <w:t xml:space="preserve"> </w:t>
+      </w:r>
+      <w:r>
+        <w:rPr>
+          <w:rStyle w:val="VerbatimChar"/>
+        </w:rPr>
+        <w:t xml:space="preserve">OK</w:t>
+      </w:r>
+      <w:r>
+        <w:rPr>
+          <w:rFonts w:hint="eastAsia"/>
+        </w:rPr>
+        <w:t xml:space="preserve">；不同</w:t>
       </w:r>
       <w:r>
         <w:t xml:space="preserve"> → 409</w:t>
@@ -7261,7 +7281,7 @@
           <w:b/>
           <w:bCs/>
         </w:rPr>
-        <w:t xml:space="preserve">4：版本比对</w:t>
+        <w:t xml:space="preserve">4：逐枚处理</w:t>
       </w:r>
       <w:r>
         <w:rPr>
@@ -7292,21 +7312,6 @@
           <w:rStyle w:val="VerbatimChar"/>
         </w:rPr>
         <w:t xml:space="preserve">rev</w:t>
-      </w:r>
-      <w:r>
-        <w:rPr>
-          <w:rFonts w:hint="eastAsia"/>
-        </w:rPr>
-        <w:t xml:space="preserve">、本地</w:t>
-      </w:r>
-      <w:r>
-        <w:t xml:space="preserve"> </w:t>
-      </w:r>
-      <w:r>
-        <w:rPr>
-          <w:rStyle w:val="VerbatimChar"/>
-        </w:rPr>
-        <w:t xml:space="preserve">lastBatchNo</w:t>
       </w:r>
       <w:r>
         <w:rPr>
@@ -7331,10 +7336,9 @@
         <w:tblLook w:firstRow="1" w:lastRow="0" w:firstColumn="0" w:lastColumn="0" w:noHBand="0" w:noVBand="0" w:val="0020"/>
       </w:tblPr>
       <w:tblGrid>
-        <w:gridCol w:w="2709"/>
-        <w:gridCol w:w="1283"/>
-        <w:gridCol w:w="2709"/>
-        <w:gridCol w:w="2709"/>
+        <w:gridCol w:w="2453"/>
+        <w:gridCol w:w="2958"/>
+        <w:gridCol w:w="4000"/>
       </w:tblGrid>
       <w:tr>
         <w:trPr>
@@ -7343,7 +7347,7 @@
         </w:trPr>
         <w:tc>
           <w:tcPr>
-            <w:tcW w:w="2709" w:type="dxa"/>
+            <w:tcW w:w="2453" w:type="dxa"/>
             <w:shd w:val="clear" w:color="auto" w:fill="D9E2F3"/>
           </w:tcPr>
           <w:p>
@@ -7363,7 +7367,7 @@
         </w:tc>
         <w:tc>
           <w:tcPr>
-            <w:tcW w:w="1283" w:type="dxa"/>
+            <w:tcW w:w="2958" w:type="dxa"/>
             <w:shd w:val="clear" w:color="auto" w:fill="D9E2F3"/>
           </w:tcPr>
           <w:p>
@@ -7377,70 +7381,35 @@
                 <w:b/>
                 <w:sz w:val="18"/>
               </w:rPr>
-              <w:t xml:space="preserve">回执</w:t>
+              <w:t xml:space="preserve">推送</w:t>
             </w:r>
             <w:r>
               <w:rPr>
                 <w:b/>
                 <w:sz w:val="18"/>
               </w:rPr>
-              <w:t xml:space="preserve"> </w:t>
-            </w:r>
-            <w:r>
-              <w:rPr>
-                <w:rStyle w:val="VerbatimChar"/>
+              <w:t xml:space="preserve"> / </w:t>
+            </w:r>
+            <w:r>
+              <w:rPr>
+                <w:rFonts w:hint="eastAsia"/>
                 <w:b/>
                 <w:sz w:val="18"/>
               </w:rPr>
-              <w:t xml:space="preserve">result</w:t>
-            </w:r>
-          </w:p>
-        </w:tc>
-        <w:tc>
-          <w:tcPr>
-            <w:tcW w:w="2709" w:type="dxa"/>
-            <w:shd w:val="clear" w:color="auto" w:fill="D9E2F3"/>
-          </w:tcPr>
-          <w:p>
-            <w:pPr>
-              <w:pStyle w:val="Compact"/>
-              <w:spacing w:before="20" w:after="20"/>
-            </w:pPr>
-            <w:r>
-              <w:rPr>
-                <w:rFonts w:hint="eastAsia"/>
+              <w:t xml:space="preserve">拉取批次的</w:t>
+            </w:r>
+            <w:r>
+              <w:rPr>
                 <w:b/>
                 <w:sz w:val="18"/>
               </w:rPr>
-              <w:t xml:space="preserve">推送</w:t>
-            </w:r>
-            <w:r>
-              <w:rPr>
-                <w:b/>
-                <w:sz w:val="18"/>
-              </w:rPr>
-              <w:t xml:space="preserve"> / </w:t>
-            </w:r>
-            <w:r>
-              <w:rPr>
-                <w:rFonts w:hint="eastAsia"/>
-                <w:b/>
-                <w:sz w:val="18"/>
-              </w:rPr>
-              <w:t xml:space="preserve">拉取批次的</w:t>
-            </w:r>
-            <w:r>
-              <w:rPr>
-                <w:b/>
-                <w:sz w:val="18"/>
-              </w:rPr>
               <w:t xml:space="preserve"> SN</w:t>
             </w:r>
           </w:p>
         </w:tc>
         <w:tc>
           <w:tcPr>
-            <w:tcW w:w="2709" w:type="dxa"/>
+            <w:tcW w:w="4000" w:type="dxa"/>
             <w:shd w:val="clear" w:color="auto" w:fill="D9E2F3"/>
           </w:tcPr>
           <w:p>
@@ -7469,7 +7438,7 @@
       <w:tr>
         <w:tc>
           <w:tcPr>
-            <w:tcW w:w="2709" w:type="dxa"/>
+            <w:tcW w:w="2453" w:type="dxa"/>
           </w:tcPr>
           <w:p>
             <w:pPr>
@@ -7487,55 +7456,63 @@
         </w:tc>
         <w:tc>
           <w:tcPr>
-            <w:tcW w:w="1283" w:type="dxa"/>
-          </w:tcPr>
-          <w:p>
-            <w:pPr>
-              <w:pStyle w:val="Compact"/>
-              <w:spacing w:before="20" w:after="20"/>
-            </w:pPr>
+            <w:tcW w:w="2958" w:type="dxa"/>
+          </w:tcPr>
+          <w:p>
+            <w:pPr>
+              <w:pStyle w:val="Compact"/>
+              <w:spacing w:before="20" w:after="20"/>
+            </w:pPr>
+            <w:r>
+              <w:rPr>
+                <w:rFonts w:hint="eastAsia"/>
+                <w:sz w:val="18"/>
+              </w:rPr>
+              <w:t xml:space="preserve">按批次信息新增</w:t>
+            </w:r>
+          </w:p>
+        </w:tc>
+        <w:tc>
+          <w:tcPr>
+            <w:tcW w:w="4000" w:type="dxa"/>
+          </w:tcPr>
+          <w:p>
+            <w:pPr>
+              <w:pStyle w:val="Compact"/>
+              <w:spacing w:before="20" w:after="20"/>
+            </w:pPr>
+            <w:r>
+              <w:rPr>
+                <w:rFonts w:hint="eastAsia"/>
+                <w:sz w:val="18"/>
+              </w:rPr>
+              <w:t xml:space="preserve">建一条只有</w:t>
+            </w:r>
+            <w:r>
+              <w:rPr>
+                <w:sz w:val="18"/>
+              </w:rPr>
+              <w:t xml:space="preserve"> </w:t>
+            </w:r>
             <w:r>
               <w:rPr>
                 <w:rStyle w:val="VerbatimChar"/>
                 <w:sz w:val="18"/>
               </w:rPr>
-              <w:t xml:space="preserve">ACCEPTED</w:t>
-            </w:r>
-          </w:p>
-        </w:tc>
-        <w:tc>
-          <w:tcPr>
-            <w:tcW w:w="2709" w:type="dxa"/>
-          </w:tcPr>
-          <w:p>
-            <w:pPr>
-              <w:pStyle w:val="Compact"/>
-              <w:spacing w:before="20" w:after="20"/>
-            </w:pPr>
-            <w:r>
-              <w:rPr>
-                <w:rFonts w:hint="eastAsia"/>
-                <w:sz w:val="18"/>
-              </w:rPr>
-              <w:t xml:space="preserve">按批次信息建档</w:t>
-            </w:r>
-          </w:p>
-        </w:tc>
-        <w:tc>
-          <w:tcPr>
-            <w:tcW w:w="2709" w:type="dxa"/>
-          </w:tcPr>
-          <w:p>
-            <w:pPr>
-              <w:pStyle w:val="Compact"/>
-              <w:spacing w:before="20" w:after="20"/>
-            </w:pPr>
-            <w:r>
-              <w:rPr>
-                <w:rFonts w:hint="eastAsia"/>
-                <w:sz w:val="18"/>
-              </w:rPr>
-              <w:t xml:space="preserve">按</w:t>
+              <w:t xml:space="preserve">sn</w:t>
+            </w:r>
+            <w:r>
+              <w:rPr>
+                <w:sz w:val="18"/>
+              </w:rPr>
+              <w:t xml:space="preserve">、</w:t>
+            </w:r>
+            <w:r>
+              <w:rPr>
+                <w:rStyle w:val="VerbatimChar"/>
+                <w:sz w:val="18"/>
+              </w:rPr>
+              <w:t xml:space="preserve">rev</w:t>
             </w:r>
             <w:r>
               <w:rPr>
@@ -7545,23 +7522,10 @@
             </w:r>
             <w:r>
               <w:rPr>
-                <w:rStyle w:val="VerbatimChar"/>
-                <w:sz w:val="18"/>
-              </w:rPr>
-              <w:t xml:space="preserve">from</w:t>
-            </w:r>
-            <w:r>
-              <w:rPr>
-                <w:sz w:val="18"/>
-              </w:rPr>
-              <w:t xml:space="preserve"> </w:t>
-            </w:r>
-            <w:r>
-              <w:rPr>
-                <w:rFonts w:hint="eastAsia"/>
-                <w:sz w:val="18"/>
-              </w:rPr>
-              <w:t xml:space="preserve">建档，标记「已转走」</w:t>
+                <w:rFonts w:hint="eastAsia"/>
+                <w:sz w:val="18"/>
+              </w:rPr>
+              <w:t xml:space="preserve">的「已转走」记录</w:t>
             </w:r>
           </w:p>
         </w:tc>
@@ -7569,7 +7533,7 @@
       <w:tr>
         <w:tc>
           <w:tcPr>
-            <w:tcW w:w="2709" w:type="dxa"/>
+            <w:tcW w:w="2453" w:type="dxa"/>
           </w:tcPr>
           <w:p>
             <w:pPr>
@@ -7604,34 +7568,35 @@
             </w:r>
             <w:r>
               <w:rPr>
-                <w:rFonts w:hint="eastAsia"/>
-                <w:sz w:val="18"/>
-              </w:rPr>
-              <w:t xml:space="preserve">更大</w:t>
-            </w:r>
-          </w:p>
-        </w:tc>
-        <w:tc>
-          <w:tcPr>
-            <w:tcW w:w="1283" w:type="dxa"/>
-          </w:tcPr>
-          <w:p>
-            <w:pPr>
-              <w:pStyle w:val="Compact"/>
-              <w:spacing w:before="20" w:after="20"/>
-            </w:pPr>
+                <w:sz w:val="18"/>
+              </w:rPr>
+              <w:t xml:space="preserve">≥ </w:t>
+            </w:r>
+            <w:r>
+              <w:rPr>
+                <w:rFonts w:hint="eastAsia"/>
+                <w:sz w:val="18"/>
+              </w:rPr>
+              <w:t xml:space="preserve">本地</w:t>
+            </w:r>
+            <w:r>
+              <w:rPr>
+                <w:sz w:val="18"/>
+              </w:rPr>
+              <w:t xml:space="preserve"> </w:t>
+            </w:r>
             <w:r>
               <w:rPr>
                 <w:rStyle w:val="VerbatimChar"/>
                 <w:sz w:val="18"/>
               </w:rPr>
-              <w:t xml:space="preserve">ACCEPTED</w:t>
-            </w:r>
-          </w:p>
-        </w:tc>
-        <w:tc>
-          <w:tcPr>
-            <w:tcW w:w="2709" w:type="dxa"/>
+              <w:t xml:space="preserve">rev</w:t>
+            </w:r>
+          </w:p>
+        </w:tc>
+        <w:tc>
+          <w:tcPr>
+            <w:tcW w:w="2958" w:type="dxa"/>
           </w:tcPr>
           <w:p>
             <w:pPr>
@@ -7649,19 +7614,39 @@
         </w:tc>
         <w:tc>
           <w:tcPr>
-            <w:tcW w:w="2709" w:type="dxa"/>
-          </w:tcPr>
-          <w:p>
-            <w:pPr>
-              <w:pStyle w:val="Compact"/>
-              <w:spacing w:before="20" w:after="20"/>
-            </w:pPr>
-            <w:r>
-              <w:rPr>
-                <w:rFonts w:hint="eastAsia"/>
-                <w:sz w:val="18"/>
-              </w:rPr>
-              <w:t xml:space="preserve">标记「已转走」</w:t>
+            <w:tcW w:w="4000" w:type="dxa"/>
+          </w:tcPr>
+          <w:p>
+            <w:pPr>
+              <w:pStyle w:val="Compact"/>
+              <w:spacing w:before="20" w:after="20"/>
+            </w:pPr>
+            <w:r>
+              <w:rPr>
+                <w:rFonts w:hint="eastAsia"/>
+                <w:sz w:val="18"/>
+              </w:rPr>
+              <w:t xml:space="preserve">更新</w:t>
+            </w:r>
+            <w:r>
+              <w:rPr>
+                <w:sz w:val="18"/>
+              </w:rPr>
+              <w:t xml:space="preserve"> </w:t>
+            </w:r>
+            <w:r>
+              <w:rPr>
+                <w:rStyle w:val="VerbatimChar"/>
+                <w:sz w:val="18"/>
+              </w:rPr>
+              <w:t xml:space="preserve">rev</w:t>
+            </w:r>
+            <w:r>
+              <w:rPr>
+                <w:rFonts w:hint="eastAsia"/>
+                <w:sz w:val="18"/>
+              </w:rPr>
+              <w:t xml:space="preserve">，标记「已转走」，停止打标</w:t>
             </w:r>
           </w:p>
         </w:tc>
@@ -7669,26 +7654,32 @@
       <w:tr>
         <w:tc>
           <w:tcPr>
-            <w:tcW w:w="2709" w:type="dxa"/>
-          </w:tcPr>
-          <w:p>
-            <w:pPr>
-              <w:pStyle w:val="Compact"/>
-              <w:spacing w:before="20" w:after="20"/>
-            </w:pPr>
-            <w:r>
-              <w:rPr>
-                <w:rFonts w:hint="eastAsia"/>
-                <w:sz w:val="18"/>
-              </w:rPr>
-              <w:t xml:space="preserve">相等，</w:t>
+            <w:tcW w:w="2453" w:type="dxa"/>
+          </w:tcPr>
+          <w:p>
+            <w:pPr>
+              <w:pStyle w:val="Compact"/>
+              <w:spacing w:before="20" w:after="20"/>
+            </w:pPr>
+            <w:r>
+              <w:rPr>
+                <w:rFonts w:hint="eastAsia"/>
+                <w:sz w:val="18"/>
+              </w:rPr>
+              <w:t xml:space="preserve">批次</w:t>
+            </w:r>
+            <w:r>
+              <w:rPr>
+                <w:sz w:val="18"/>
+              </w:rPr>
+              <w:t xml:space="preserve"> </w:t>
             </w:r>
             <w:r>
               <w:rPr>
                 <w:rStyle w:val="VerbatimChar"/>
                 <w:sz w:val="18"/>
               </w:rPr>
-              <w:t xml:space="preserve">lastBatchNo</w:t>
+              <w:t xml:space="preserve">rev</w:t>
             </w:r>
             <w:r>
               <w:rPr>
@@ -7698,258 +7689,65 @@
             </w:r>
             <w:r>
               <w:rPr>
-                <w:rFonts w:hint="eastAsia"/>
-                <w:sz w:val="18"/>
-              </w:rPr>
-              <w:t xml:space="preserve">为本批次</w:t>
-            </w:r>
-          </w:p>
-        </w:tc>
-        <w:tc>
-          <w:tcPr>
-            <w:tcW w:w="1283" w:type="dxa"/>
-          </w:tcPr>
-          <w:p>
-            <w:pPr>
-              <w:pStyle w:val="Compact"/>
-              <w:spacing w:before="20" w:after="20"/>
-            </w:pPr>
+                <w:sz w:val="18"/>
+              </w:rPr>
+              <w:t xml:space="preserve">&lt; </w:t>
+            </w:r>
+            <w:r>
+              <w:rPr>
+                <w:rFonts w:hint="eastAsia"/>
+                <w:sz w:val="18"/>
+              </w:rPr>
+              <w:t xml:space="preserve">本地</w:t>
+            </w:r>
+            <w:r>
+              <w:rPr>
+                <w:sz w:val="18"/>
+              </w:rPr>
+              <w:t xml:space="preserve"> </w:t>
+            </w:r>
             <w:r>
               <w:rPr>
                 <w:rStyle w:val="VerbatimChar"/>
                 <w:sz w:val="18"/>
               </w:rPr>
-              <w:t xml:space="preserve">DUPLICATE</w:t>
-            </w:r>
-          </w:p>
-        </w:tc>
-        <w:tc>
-          <w:tcPr>
-            <w:tcW w:w="2709" w:type="dxa"/>
-          </w:tcPr>
-          <w:p>
-            <w:pPr>
-              <w:pStyle w:val="Compact"/>
-              <w:spacing w:before="20" w:after="20"/>
-            </w:pPr>
-            <w:r>
-              <w:rPr>
-                <w:rFonts w:hint="eastAsia"/>
-                <w:sz w:val="18"/>
-              </w:rPr>
-              <w:t xml:space="preserve">不变</w:t>
-            </w:r>
-          </w:p>
-        </w:tc>
-        <w:tc>
-          <w:tcPr>
-            <w:tcW w:w="2709" w:type="dxa"/>
-          </w:tcPr>
-          <w:p>
-            <w:pPr>
-              <w:pStyle w:val="Compact"/>
-              <w:spacing w:before="20" w:after="20"/>
-            </w:pPr>
-            <w:r>
-              <w:rPr>
-                <w:rFonts w:hint="eastAsia"/>
-                <w:sz w:val="18"/>
-              </w:rPr>
-              <w:t xml:space="preserve">不变</w:t>
-            </w:r>
-          </w:p>
-        </w:tc>
-      </w:tr>
-      <w:tr>
-        <w:tc>
-          <w:tcPr>
-            <w:tcW w:w="2709" w:type="dxa"/>
-          </w:tcPr>
-          <w:p>
-            <w:pPr>
-              <w:pStyle w:val="Compact"/>
-              <w:spacing w:before="20" w:after="20"/>
-            </w:pPr>
-            <w:r>
-              <w:rPr>
-                <w:rFonts w:hint="eastAsia"/>
-                <w:sz w:val="18"/>
-              </w:rPr>
-              <w:t xml:space="preserve">相等，</w:t>
-            </w:r>
-            <w:r>
-              <w:rPr>
-                <w:rStyle w:val="VerbatimChar"/>
-                <w:sz w:val="18"/>
-              </w:rPr>
-              <w:t xml:space="preserve">lastBatchNo</w:t>
-            </w:r>
-            <w:r>
-              <w:rPr>
-                <w:sz w:val="18"/>
-              </w:rPr>
-              <w:t xml:space="preserve"> </w:t>
-            </w:r>
-            <w:r>
-              <w:rPr>
-                <w:rFonts w:hint="eastAsia"/>
-                <w:sz w:val="18"/>
-              </w:rPr>
-              <w:t xml:space="preserve">为其他批次</w:t>
-            </w:r>
-          </w:p>
-        </w:tc>
-        <w:tc>
-          <w:tcPr>
-            <w:tcW w:w="1283" w:type="dxa"/>
-          </w:tcPr>
-          <w:p>
-            <w:pPr>
-              <w:pStyle w:val="Compact"/>
-              <w:spacing w:before="20" w:after="20"/>
-            </w:pPr>
-            <w:r>
-              <w:rPr>
-                <w:rStyle w:val="VerbatimChar"/>
-                <w:sz w:val="18"/>
-              </w:rPr>
-              <w:t xml:space="preserve">CONFLICT</w:t>
-            </w:r>
-          </w:p>
-        </w:tc>
-        <w:tc>
-          <w:tcPr>
-            <w:tcW w:w="2709" w:type="dxa"/>
-          </w:tcPr>
-          <w:p>
-            <w:pPr>
-              <w:pStyle w:val="Compact"/>
-              <w:spacing w:before="20" w:after="20"/>
-            </w:pPr>
-            <w:r>
-              <w:rPr>
-                <w:rFonts w:hint="eastAsia"/>
-                <w:sz w:val="18"/>
-              </w:rPr>
-              <w:t xml:space="preserve">锁定，禁止打标，等待总部处理</w:t>
-            </w:r>
-          </w:p>
-        </w:tc>
-        <w:tc>
-          <w:tcPr>
-            <w:tcW w:w="2709" w:type="dxa"/>
-          </w:tcPr>
-          <w:p>
-            <w:pPr>
-              <w:pStyle w:val="Compact"/>
-              <w:spacing w:before="20" w:after="20"/>
-            </w:pPr>
-            <w:r>
-              <w:rPr>
-                <w:rFonts w:hint="eastAsia"/>
-                <w:sz w:val="18"/>
-              </w:rPr>
-              <w:t xml:space="preserve">同左</w:t>
-            </w:r>
-          </w:p>
-        </w:tc>
-      </w:tr>
-      <w:tr>
-        <w:tc>
-          <w:tcPr>
-            <w:tcW w:w="2709" w:type="dxa"/>
-          </w:tcPr>
-          <w:p>
-            <w:pPr>
-              <w:pStyle w:val="Compact"/>
-              <w:spacing w:before="20" w:after="20"/>
-            </w:pPr>
-            <w:r>
-              <w:rPr>
-                <w:rFonts w:hint="eastAsia"/>
-                <w:sz w:val="18"/>
-              </w:rPr>
-              <w:t xml:space="preserve">批次</w:t>
-            </w:r>
-            <w:r>
-              <w:rPr>
-                <w:sz w:val="18"/>
-              </w:rPr>
-              <w:t xml:space="preserve"> </w:t>
-            </w:r>
-            <w:r>
-              <w:rPr>
-                <w:rStyle w:val="VerbatimChar"/>
-                <w:sz w:val="18"/>
-              </w:rPr>
               <w:t xml:space="preserve">rev</w:t>
             </w:r>
-            <w:r>
-              <w:rPr>
-                <w:sz w:val="18"/>
-              </w:rPr>
-              <w:t xml:space="preserve"> </w:t>
-            </w:r>
-            <w:r>
-              <w:rPr>
-                <w:rFonts w:hint="eastAsia"/>
-                <w:sz w:val="18"/>
-              </w:rPr>
-              <w:t xml:space="preserve">更小</w:t>
-            </w:r>
-          </w:p>
-        </w:tc>
-        <w:tc>
-          <w:tcPr>
-            <w:tcW w:w="1283" w:type="dxa"/>
-          </w:tcPr>
-          <w:p>
-            <w:pPr>
-              <w:pStyle w:val="Compact"/>
-              <w:spacing w:before="20" w:after="20"/>
-            </w:pPr>
-            <w:r>
-              <w:rPr>
-                <w:rStyle w:val="VerbatimChar"/>
-                <w:sz w:val="18"/>
-              </w:rPr>
-              <w:t xml:space="preserve">STALE</w:t>
-            </w:r>
-          </w:p>
-        </w:tc>
-        <w:tc>
-          <w:tcPr>
-            <w:tcW w:w="2709" w:type="dxa"/>
-          </w:tcPr>
-          <w:p>
-            <w:pPr>
-              <w:pStyle w:val="Compact"/>
-              <w:spacing w:before="20" w:after="20"/>
-            </w:pPr>
-            <w:r>
-              <w:rPr>
-                <w:rFonts w:hint="eastAsia"/>
-                <w:sz w:val="18"/>
-              </w:rPr>
-              <w:t xml:space="preserve">不变</w:t>
-            </w:r>
-          </w:p>
-        </w:tc>
-        <w:tc>
-          <w:tcPr>
-            <w:tcW w:w="2709" w:type="dxa"/>
-          </w:tcPr>
-          <w:p>
-            <w:pPr>
-              <w:pStyle w:val="Compact"/>
-              <w:spacing w:before="20" w:after="20"/>
-            </w:pPr>
-            <w:r>
-              <w:rPr>
-                <w:rFonts w:hint="eastAsia"/>
-                <w:sz w:val="18"/>
-              </w:rPr>
-              <w:t xml:space="preserve">不变</w:t>
+          </w:p>
+        </w:tc>
+        <w:tc>
+          <w:tcPr>
+            <w:tcW w:w="2958" w:type="dxa"/>
+          </w:tcPr>
+          <w:p>
+            <w:pPr>
+              <w:pStyle w:val="Compact"/>
+              <w:spacing w:before="20" w:after="20"/>
+            </w:pPr>
+            <w:r>
+              <w:rPr>
+                <w:rFonts w:hint="eastAsia"/>
+                <w:sz w:val="18"/>
+              </w:rPr>
+              <w:t xml:space="preserve">跳过，不覆盖</w:t>
+            </w:r>
+          </w:p>
+        </w:tc>
+        <w:tc>
+          <w:tcPr>
+            <w:tcW w:w="4000" w:type="dxa"/>
+          </w:tcPr>
+          <w:p>
+            <w:pPr>
+              <w:pStyle w:val="Compact"/>
+              <w:spacing w:before="20" w:after="20"/>
+            </w:pPr>
+            <w:r>
+              <w:rPr>
+                <w:rFonts w:hint="eastAsia"/>
+                <w:sz w:val="18"/>
+              </w:rPr>
+              <w:t xml:space="preserve">跳过</w:t>
             </w:r>
           </w:p>
         </w:tc>
@@ -7957,80 +7755,41 @@
     </w:tbl>
     <w:p>
       <w:pPr>
-        <w:pStyle w:val="BodyText"/>
+        <w:pStyle w:val="Compact"/>
+        <w:numPr>
+          <w:ilvl w:val="0"/>
+          <w:numId w:val="1005"/>
+        </w:numPr>
       </w:pPr>
       <w:r>
         <w:rPr>
-          <w:rStyle w:val="VerbatimChar"/>
-        </w:rPr>
-        <w:t xml:space="preserve">CONFLICT</w:t>
-      </w:r>
-      <w:r>
-        <w:t xml:space="preserve">、</w:t>
-      </w:r>
-      <w:r>
-        <w:rPr>
-          <w:rStyle w:val="VerbatimChar"/>
-        </w:rPr>
-        <w:t xml:space="preserve">STALE</w:t>
+          <w:rFonts w:hint="eastAsia"/>
+        </w:rPr>
+        <w:t xml:space="preserve">跳过不算失败，整批仍回</w:t>
       </w:r>
       <w:r>
         <w:t xml:space="preserve"> </w:t>
       </w:r>
       <w:r>
         <w:rPr>
-          <w:rFonts w:hint="eastAsia"/>
-        </w:rPr>
-        <w:t xml:space="preserve">回执须带本地的</w:t>
+          <w:rStyle w:val="VerbatimChar"/>
+        </w:rPr>
+        <w:t xml:space="preserve">OK</w:t>
+      </w:r>
+      <w:r>
+        <w:rPr>
+          <w:rFonts w:hint="eastAsia"/>
+        </w:rPr>
+        <w:t xml:space="preserve">；SN</w:t>
       </w:r>
       <w:r>
         <w:t xml:space="preserve"> </w:t>
       </w:r>
       <w:r>
         <w:rPr>
-          <w:rStyle w:val="VerbatimChar"/>
-        </w:rPr>
-        <w:t xml:space="preserve">existingRev</w:t>
-      </w:r>
-      <w:r>
-        <w:t xml:space="preserve">、</w:t>
-      </w:r>
-      <w:r>
-        <w:rPr>
-          <w:rStyle w:val="VerbatimChar"/>
-        </w:rPr>
-        <w:t xml:space="preserve">existingBatchNo</w:t>
-      </w:r>
-      <w:r>
-        <w:t xml:space="preserve">。</w:t>
-      </w:r>
-    </w:p>
-    <w:p>
-      <w:pPr>
-        <w:pStyle w:val="BodyText"/>
-      </w:pPr>
-      <w:r>
-        <w:rPr>
-          <w:rFonts w:hint="eastAsia"/>
-          <w:b/>
-          <w:bCs/>
-        </w:rPr>
-        <w:t xml:space="preserve">步骤</w:t>
-      </w:r>
-      <w:r>
-        <w:rPr>
-          <w:b/>
-          <w:bCs/>
-        </w:rPr>
-        <w:t xml:space="preserve"> </w:t>
-      </w:r>
-      <w:r>
-        <w:rPr>
-          <w:rFonts w:hint="eastAsia"/>
-          <w:b/>
-          <w:bCs/>
-        </w:rPr>
-        <w:t xml:space="preserve">5：落库与回执</w:t>
+          <w:rFonts w:hint="eastAsia"/>
+        </w:rPr>
+        <w:t xml:space="preserve">系统不需要知道每枚的处理结果</w:t>
       </w:r>
     </w:p>
     <w:p>
@@ -8043,27 +7802,18 @@
       </w:pPr>
       <w:r>
         <w:rPr>
-          <w:rFonts w:hint="eastAsia"/>
-        </w:rPr>
-        <w:t xml:space="preserve">按</w:t>
+          <w:rStyle w:val="VerbatimChar"/>
+        </w:rPr>
+        <w:t xml:space="preserve">rev</w:t>
       </w:r>
       <w:r>
         <w:t xml:space="preserve"> </w:t>
       </w:r>
       <w:r>
         <w:rPr>
-          <w:rStyle w:val="VerbatimChar"/>
-        </w:rPr>
-        <w:t xml:space="preserve">batchNo</w:t>
-      </w:r>
-      <w:r>
-        <w:t xml:space="preserve"> </w:t>
-      </w:r>
-      <w:r>
-        <w:rPr>
-          <w:rFonts w:hint="eastAsia"/>
-        </w:rPr>
-        <w:t xml:space="preserve">加锁，同一批次不得并发处理</w:t>
+          <w:rFonts w:hint="eastAsia"/>
+        </w:rPr>
+        <w:t xml:space="preserve">相等时挂靠必然相同（2.2），覆盖一次结果不变</w:t>
       </w:r>
     </w:p>
     <w:p>
@@ -8078,19 +7828,7 @@
         <w:rPr>
           <w:rFonts w:hint="eastAsia"/>
         </w:rPr>
-        <w:t xml:space="preserve">批次号、</w:t>
-      </w:r>
-      <w:r>
-        <w:rPr>
-          <w:rStyle w:val="VerbatimChar"/>
-        </w:rPr>
-        <w:t xml:space="preserve">itemsDigest</w:t>
-      </w:r>
-      <w:r>
-        <w:rPr>
-          <w:rFonts w:hint="eastAsia"/>
-        </w:rPr>
-        <w:t xml:space="preserve">、完整回执与</w:t>
+        <w:t xml:space="preserve">转移批次在本地没有该</w:t>
       </w:r>
       <w:r>
         <w:t xml:space="preserve"> SN </w:t>
@@ -8099,21 +7837,31 @@
         <w:rPr>
           <w:rFonts w:hint="eastAsia"/>
         </w:rPr>
-        <w:t xml:space="preserve">数据</w:t>
-      </w:r>
-      <w:r>
-        <w:rPr>
-          <w:rFonts w:hint="eastAsia"/>
-          <w:b/>
-          <w:bCs/>
-        </w:rPr>
-        <w:t xml:space="preserve">在同一事务中落库</w:t>
-      </w:r>
-      <w:r>
-        <w:rPr>
-          <w:rFonts w:hint="eastAsia"/>
-        </w:rPr>
-        <w:t xml:space="preserve">，成功后再回执</w:t>
+        <w:t xml:space="preserve">时也要建档：万一同一</w:t>
+      </w:r>
+      <w:r>
+        <w:t xml:space="preserve"> SN </w:t>
+      </w:r>
+      <w:r>
+        <w:rPr>
+          <w:rFonts w:hint="eastAsia"/>
+        </w:rPr>
+        <w:t xml:space="preserve">的旧推送批次迟到（</w:t>
+      </w:r>
+      <w:r>
+        <w:rPr>
+          <w:rStyle w:val="VerbatimChar"/>
+        </w:rPr>
+        <w:t xml:space="preserve">rev</w:t>
+      </w:r>
+      <w:r>
+        <w:t xml:space="preserve"> </w:t>
+      </w:r>
+      <w:r>
+        <w:rPr>
+          <w:rFonts w:hint="eastAsia"/>
+        </w:rPr>
+        <w:t xml:space="preserve">更小），会被跳过，不会被当成本组织持有而继续打标</w:t>
       </w:r>
     </w:p>
     <w:p>
@@ -8122,6 +7870,176 @@
         <w:numPr>
           <w:ilvl w:val="0"/>
           <w:numId w:val="1005"/>
+        </w:numPr>
+      </w:pPr>
+      <w:r>
+        <w:rPr>
+          <w:rFonts w:hint="eastAsia"/>
+          <w:b/>
+          <w:bCs/>
+        </w:rPr>
+        <w:t xml:space="preserve">不得</w:t>
+      </w:r>
+      <w:r>
+        <w:rPr>
+          <w:rFonts w:hint="eastAsia"/>
+        </w:rPr>
+        <w:t xml:space="preserve">因为「批次里没有某枚</w:t>
+      </w:r>
+      <w:r>
+        <w:t xml:space="preserve"> </w:t>
+      </w:r>
+      <w:r>
+        <w:rPr>
+          <w:rFonts w:hint="eastAsia"/>
+        </w:rPr>
+        <w:t xml:space="preserve">SN」就作废本地数据：批次是增量的，单个批次从不是全量</w:t>
+      </w:r>
+    </w:p>
+    <w:p>
+      <w:pPr>
+        <w:pStyle w:val="FirstParagraph"/>
+      </w:pPr>
+      <w:r>
+        <w:rPr>
+          <w:rFonts w:hint="eastAsia"/>
+          <w:b/>
+          <w:bCs/>
+        </w:rPr>
+        <w:t xml:space="preserve">步骤</w:t>
+      </w:r>
+      <w:r>
+        <w:rPr>
+          <w:b/>
+          <w:bCs/>
+        </w:rPr>
+        <w:t xml:space="preserve"> </w:t>
+      </w:r>
+      <w:r>
+        <w:rPr>
+          <w:rFonts w:hint="eastAsia"/>
+          <w:b/>
+          <w:bCs/>
+        </w:rPr>
+        <w:t xml:space="preserve">5：落库与回执</w:t>
+      </w:r>
+    </w:p>
+    <w:p>
+      <w:pPr>
+        <w:pStyle w:val="Compact"/>
+        <w:numPr>
+          <w:ilvl w:val="0"/>
+          <w:numId w:val="1006"/>
+        </w:numPr>
+      </w:pPr>
+      <w:r>
+        <w:rPr>
+          <w:rFonts w:hint="eastAsia"/>
+        </w:rPr>
+        <w:t xml:space="preserve">按</w:t>
+      </w:r>
+      <w:r>
+        <w:t xml:space="preserve"> </w:t>
+      </w:r>
+      <w:r>
+        <w:rPr>
+          <w:rStyle w:val="VerbatimChar"/>
+        </w:rPr>
+        <w:t xml:space="preserve">batchNo</w:t>
+      </w:r>
+      <w:r>
+        <w:t xml:space="preserve"> </w:t>
+      </w:r>
+      <w:r>
+        <w:rPr>
+          <w:rFonts w:hint="eastAsia"/>
+        </w:rPr>
+        <w:t xml:space="preserve">加锁，同一批次不得并发处理</w:t>
+      </w:r>
+    </w:p>
+    <w:p>
+      <w:pPr>
+        <w:pStyle w:val="Compact"/>
+        <w:numPr>
+          <w:ilvl w:val="0"/>
+          <w:numId w:val="1006"/>
+        </w:numPr>
+      </w:pPr>
+      <w:r>
+        <w:rPr>
+          <w:rFonts w:hint="eastAsia"/>
+        </w:rPr>
+        <w:t xml:space="preserve">批次号、</w:t>
+      </w:r>
+      <w:r>
+        <w:rPr>
+          <w:rStyle w:val="VerbatimChar"/>
+        </w:rPr>
+        <w:t xml:space="preserve">itemsDigest</w:t>
+      </w:r>
+      <w:r>
+        <w:t xml:space="preserve"> </w:t>
+      </w:r>
+      <w:r>
+        <w:rPr>
+          <w:rFonts w:hint="eastAsia"/>
+        </w:rPr>
+        <w:t xml:space="preserve">与</w:t>
+      </w:r>
+      <w:r>
+        <w:t xml:space="preserve"> SN </w:t>
+      </w:r>
+      <w:r>
+        <w:rPr>
+          <w:rFonts w:hint="eastAsia"/>
+        </w:rPr>
+        <w:t xml:space="preserve">数据</w:t>
+      </w:r>
+      <w:r>
+        <w:rPr>
+          <w:rFonts w:hint="eastAsia"/>
+          <w:b/>
+          <w:bCs/>
+        </w:rPr>
+        <w:t xml:space="preserve">在同一事务中落库</w:t>
+      </w:r>
+      <w:r>
+        <w:rPr>
+          <w:rFonts w:hint="eastAsia"/>
+        </w:rPr>
+        <w:t xml:space="preserve">，成功后回</w:t>
+      </w:r>
+      <w:r>
+        <w:t xml:space="preserve"> </w:t>
+      </w:r>
+      <w:r>
+        <w:rPr>
+          <w:rStyle w:val="VerbatimChar"/>
+        </w:rPr>
+        <w:t xml:space="preserve">OK</w:t>
+      </w:r>
+      <w:r>
+        <w:rPr>
+          <w:rFonts w:hint="eastAsia"/>
+        </w:rPr>
+        <w:t xml:space="preserve">；任何一步出错整批回滚，回</w:t>
+      </w:r>
+      <w:r>
+        <w:t xml:space="preserve"> </w:t>
+      </w:r>
+      <w:r>
+        <w:rPr>
+          <w:rStyle w:val="VerbatimChar"/>
+        </w:rPr>
+        <w:t xml:space="preserve">NG</w:t>
+      </w:r>
+    </w:p>
+    <w:p>
+      <w:pPr>
+        <w:pStyle w:val="Compact"/>
+        <w:numPr>
+          <w:ilvl w:val="0"/>
+          <w:numId w:val="1006"/>
         </w:numPr>
       </w:pPr>
       <w:r>
@@ -8290,7 +8208,7 @@
       <w:r>
         <w:drawing>
           <wp:inline>
-            <wp:extent cx="5334000" cy="4268945"/>
+            <wp:extent cx="5334000" cy="4373705"/>
             <wp:effectExtent b="0" l="0" r="0" t="0"/>
             <wp:docPr descr="" title="" id="42" name="Picture"/>
             <a:graphic>
@@ -8311,7 +8229,7 @@
                   <pic:spPr bwMode="auto">
                     <a:xfrm>
                       <a:off x="0" y="0"/>
-                      <a:ext cx="5334000" cy="4268945"/>
+                      <a:ext cx="5334000" cy="4373705"/>
                     </a:xfrm>
                     <a:prstGeom prst="rect">
                       <a:avLst/>
@@ -8365,7 +8283,7 @@
         <w:pStyle w:val="Compact"/>
         <w:numPr>
           <w:ilvl w:val="0"/>
-          <w:numId w:val="1006"/>
+          <w:numId w:val="1007"/>
         </w:numPr>
       </w:pPr>
       <w:r>
@@ -8397,7 +8315,7 @@
         <w:pStyle w:val="Compact"/>
         <w:numPr>
           <w:ilvl w:val="0"/>
-          <w:numId w:val="1006"/>
+          <w:numId w:val="1007"/>
         </w:numPr>
       </w:pPr>
       <w:r>
@@ -8441,7 +8359,7 @@
         <w:pStyle w:val="Compact"/>
         <w:numPr>
           <w:ilvl w:val="0"/>
-          <w:numId w:val="1006"/>
+          <w:numId w:val="1007"/>
         </w:numPr>
       </w:pPr>
       <w:r>
@@ -8483,28 +8401,7 @@
         <w:t xml:space="preserve">加</w:t>
       </w:r>
       <w:r>
-        <w:t xml:space="preserve"> </w:t>
-      </w:r>
-      <w:r>
-        <w:rPr>
-          <w:rFonts w:hint="eastAsia"/>
-        </w:rPr>
-        <w:t xml:space="preserve">1，记录</w:t>
-      </w:r>
-      <w:r>
-        <w:t xml:space="preserve"> </w:t>
-      </w:r>
-      <w:r>
-        <w:rPr>
-          <w:rStyle w:val="VerbatimChar"/>
-        </w:rPr>
-        <w:t xml:space="preserve">fromOrgCode</w:t>
-      </w:r>
-      <w:r>
-        <w:rPr>
-          <w:rFonts w:hint="eastAsia"/>
-        </w:rPr>
-        <w:t xml:space="preserve">（转移前组织）</w:t>
+        <w:t xml:space="preserve"> 1</w:t>
       </w:r>
     </w:p>
     <w:p>
@@ -8512,7 +8409,7 @@
         <w:pStyle w:val="Compact"/>
         <w:numPr>
           <w:ilvl w:val="0"/>
-          <w:numId w:val="1006"/>
+          <w:numId w:val="1007"/>
         </w:numPr>
       </w:pPr>
       <w:r>
@@ -8535,7 +8432,7 @@
         <w:pStyle w:val="Compact"/>
         <w:numPr>
           <w:ilvl w:val="1"/>
-          <w:numId w:val="1007"/>
+          <w:numId w:val="1008"/>
         </w:numPr>
       </w:pPr>
       <w:r>
@@ -8568,7 +8465,7 @@
         <w:rPr>
           <w:rFonts w:hint="eastAsia"/>
         </w:rPr>
-        <w:t xml:space="preserve">推</w:t>
+        <w:t xml:space="preserve">重新推送（新挂靠、新</w:t>
       </w:r>
       <w:r>
         <w:t xml:space="preserve"> </w:t>
@@ -8577,22 +8474,13 @@
         <w:rPr>
           <w:rStyle w:val="VerbatimChar"/>
         </w:rPr>
-        <w:t xml:space="preserve">REASSIGN</w:t>
-      </w:r>
-      <w:r>
-        <w:rPr>
-          <w:rFonts w:hint="eastAsia"/>
-        </w:rPr>
-        <w:t xml:space="preserve">；尚未下发的照常推</w:t>
-      </w:r>
-      <w:r>
-        <w:t xml:space="preserve"> </w:t>
-      </w:r>
-      <w:r>
-        <w:rPr>
-          <w:rStyle w:val="VerbatimChar"/>
-        </w:rPr>
-        <w:t xml:space="preserve">NEW</w:t>
+        <w:t xml:space="preserve">rev</w:t>
+      </w:r>
+      <w:r>
+        <w:rPr>
+          <w:rFonts w:hint="eastAsia"/>
+        </w:rPr>
+        <w:t xml:space="preserve">）；尚未下发的照常等待下发</w:t>
       </w:r>
     </w:p>
     <w:p>
@@ -8600,7 +8488,7 @@
         <w:pStyle w:val="Compact"/>
         <w:numPr>
           <w:ilvl w:val="1"/>
-          <w:numId w:val="1007"/>
+          <w:numId w:val="1008"/>
         </w:numPr>
       </w:pPr>
       <w:r>
@@ -8624,52 +8512,7 @@
         <w:rPr>
           <w:rFonts w:hint="eastAsia"/>
         </w:rPr>
-        <w:t xml:space="preserve">发推送批次（原组织</w:t>
-      </w:r>
-      <w:r>
-        <w:t xml:space="preserve"> MES </w:t>
-      </w:r>
-      <w:r>
-        <w:rPr>
-          <w:rFonts w:hint="eastAsia"/>
-        </w:rPr>
-        <w:t xml:space="preserve">曾持有</w:t>
-      </w:r>
-      <w:r>
-        <w:t xml:space="preserve"> →</w:t>
-      </w:r>
-      <w:r>
-        <w:t xml:space="preserve"> </w:t>
-      </w:r>
-      <w:r>
-        <w:rPr>
-          <w:rStyle w:val="VerbatimChar"/>
-        </w:rPr>
-        <w:t xml:space="preserve">REASSIGN</w:t>
-      </w:r>
-      <w:r>
-        <w:rPr>
-          <w:rFonts w:hint="eastAsia"/>
-        </w:rPr>
-        <w:t xml:space="preserve">，否则</w:t>
-      </w:r>
-      <w:r>
-        <w:t xml:space="preserve"> →</w:t>
-      </w:r>
-      <w:r>
-        <w:t xml:space="preserve"> </w:t>
-      </w:r>
-      <w:r>
-        <w:rPr>
-          <w:rStyle w:val="VerbatimChar"/>
-        </w:rPr>
-        <w:t xml:space="preserve">NEW</w:t>
-      </w:r>
-      <w:r>
-        <w:rPr>
-          <w:rFonts w:hint="eastAsia"/>
-        </w:rPr>
-        <w:t xml:space="preserve">）；同时向曾持有该</w:t>
+        <w:t xml:space="preserve">发推送批次；同时向曾持有该</w:t>
       </w:r>
       <w:r>
         <w:t xml:space="preserve"> SN </w:t>
@@ -8707,7 +8550,7 @@
         <w:pStyle w:val="Compact"/>
         <w:numPr>
           <w:ilvl w:val="0"/>
-          <w:numId w:val="1006"/>
+          <w:numId w:val="1007"/>
         </w:numPr>
       </w:pPr>
       <w:r>
@@ -8785,7 +8628,7 @@
           <w:b/>
           <w:bCs/>
         </w:rPr>
-        <w:t xml:space="preserve">转移类型识别</w:t>
+        <w:t xml:space="preserve">转移类型无需识别</w:t>
       </w:r>
     </w:p>
     <w:p>
@@ -8793,28 +8636,22 @@
         <w:pStyle w:val="BodyText"/>
       </w:pPr>
       <w:r>
-        <w:rPr>
-          <w:rFonts w:hint="eastAsia"/>
-        </w:rPr>
-        <w:t xml:space="preserve">依据</w:t>
-      </w:r>
-      <w:r>
-        <w:t xml:space="preserve"> SN </w:t>
-      </w:r>
-      <w:r>
-        <w:rPr>
-          <w:rFonts w:hint="eastAsia"/>
-        </w:rPr>
-        <w:t xml:space="preserve">上的</w:t>
+        <w:t xml:space="preserve">MES </w:t>
+      </w:r>
+      <w:r>
+        <w:rPr>
+          <w:rFonts w:hint="eastAsia"/>
+        </w:rPr>
+        <w:t xml:space="preserve">不需要知道是转单还是转组织、SN</w:t>
       </w:r>
       <w:r>
         <w:t xml:space="preserve"> </w:t>
       </w:r>
       <w:r>
         <w:rPr>
-          <w:rStyle w:val="VerbatimChar"/>
-        </w:rPr>
-        <w:t xml:space="preserve">fromOrgCode</w:t>
+          <w:rFonts w:hint="eastAsia"/>
+        </w:rPr>
+        <w:t xml:space="preserve">从哪个组织转来：转单也可能转到其他组织的订单，SN</w:t>
       </w:r>
       <w:r>
         <w:t xml:space="preserve"> </w:t>
@@ -8823,93 +8660,34 @@
         <w:rPr>
           <w:rFonts w:hint="eastAsia"/>
         </w:rPr>
-        <w:t xml:space="preserve">与批次</w:t>
+        <w:t xml:space="preserve">系统只按转移后组织是否变化决定发什么批次。MES</w:t>
       </w:r>
       <w:r>
         <w:t xml:space="preserve"> </w:t>
       </w:r>
       <w:r>
         <w:rPr>
-          <w:rStyle w:val="VerbatimChar"/>
-        </w:rPr>
-        <w:t xml:space="preserve">orgCode</w:t>
-      </w:r>
-      <w:r>
-        <w:rPr>
-          <w:rFonts w:hint="eastAsia"/>
-        </w:rPr>
-        <w:t xml:space="preserve">；</w:t>
-      </w:r>
-      <w:r>
-        <w:rPr>
-          <w:rStyle w:val="VerbatimChar"/>
-        </w:rPr>
-        <w:t xml:space="preserve">pushType</w:t>
-      </w:r>
-      <w:r>
-        <w:t xml:space="preserve"> </w:t>
-      </w:r>
-      <w:r>
-        <w:rPr>
-          <w:rFonts w:hint="eastAsia"/>
-        </w:rPr>
-        <w:t xml:space="preserve">只说明本</w:t>
-      </w:r>
-      <w:r>
-        <w:t xml:space="preserve"> MES </w:t>
-      </w:r>
-      <w:r>
-        <w:rPr>
-          <w:rFonts w:hint="eastAsia"/>
-        </w:rPr>
-        <w:t xml:space="preserve">此前是否持有该</w:t>
-      </w:r>
-      <w:r>
-        <w:t xml:space="preserve"> SN。</w:t>
-      </w:r>
-      <w:r>
-        <w:rPr>
-          <w:rFonts w:hint="eastAsia"/>
-          <w:b/>
-          <w:bCs/>
-        </w:rPr>
-        <w:t xml:space="preserve">不要用</w:t>
-      </w:r>
-      <w:r>
-        <w:rPr>
-          <w:b/>
-          <w:bCs/>
-        </w:rPr>
-        <w:t xml:space="preserve"> </w:t>
-      </w:r>
-      <w:r>
-        <w:rPr>
-          <w:rStyle w:val="VerbatimChar"/>
-          <w:b/>
-          <w:bCs/>
-        </w:rPr>
-        <w:t xml:space="preserve">transferKind</w:t>
-      </w:r>
-      <w:r>
-        <w:rPr>
-          <w:b/>
-          <w:bCs/>
-        </w:rPr>
-        <w:t xml:space="preserve"> </w:t>
-      </w:r>
-      <w:r>
-        <w:rPr>
-          <w:rFonts w:hint="eastAsia"/>
-          <w:b/>
-          <w:bCs/>
-        </w:rPr>
-        <w:t xml:space="preserve">判断</w:t>
-      </w:r>
-      <w:r>
-        <w:rPr>
-          <w:rFonts w:hint="eastAsia"/>
-        </w:rPr>
-        <w:t xml:space="preserve">：转单也可能转到其他组织的订单。</w:t>
+          <w:rFonts w:hint="eastAsia"/>
+        </w:rPr>
+        <w:t xml:space="preserve">按</w:t>
+      </w:r>
+      <w:r>
+        <w:t xml:space="preserve"> 4.2 </w:t>
+      </w:r>
+      <w:r>
+        <w:rPr>
+          <w:rFonts w:hint="eastAsia"/>
+        </w:rPr>
+        <w:t xml:space="preserve">步骤</w:t>
+      </w:r>
+      <w:r>
+        <w:t xml:space="preserve"> 4 </w:t>
+      </w:r>
+      <w:r>
+        <w:rPr>
+          <w:rFonts w:hint="eastAsia"/>
+        </w:rPr>
+        <w:t xml:space="preserve">逐枚处理即可：</w:t>
       </w:r>
     </w:p>
     <w:tbl>
@@ -8928,9 +8706,9 @@
         <w:tblLook w:firstRow="1" w:lastRow="0" w:firstColumn="0" w:lastColumn="0" w:noHBand="0" w:noVBand="0" w:val="0020"/>
       </w:tblPr>
       <w:tblGrid>
-        <w:gridCol w:w="2320"/>
-        <w:gridCol w:w="2005"/>
-        <w:gridCol w:w="5085"/>
+        <w:gridCol w:w="3198"/>
+        <w:gridCol w:w="3198"/>
+        <w:gridCol w:w="3014"/>
       </w:tblGrid>
       <w:tr>
         <w:trPr>
@@ -8939,7 +8717,7 @@
         </w:trPr>
         <w:tc>
           <w:tcPr>
-            <w:tcW w:w="2320" w:type="dxa"/>
+            <w:tcW w:w="3198" w:type="dxa"/>
             <w:shd w:val="clear" w:color="auto" w:fill="D9E2F3"/>
           </w:tcPr>
           <w:p>
@@ -8953,13 +8731,13 @@
                 <w:b/>
                 <w:sz w:val="18"/>
               </w:rPr>
-              <w:t xml:space="preserve">判定条件</w:t>
-            </w:r>
-          </w:p>
-        </w:tc>
-        <w:tc>
-          <w:tcPr>
-            <w:tcW w:w="2005" w:type="dxa"/>
+              <w:t xml:space="preserve">场景</w:t>
+            </w:r>
+          </w:p>
+        </w:tc>
+        <w:tc>
+          <w:tcPr>
+            <w:tcW w:w="3198" w:type="dxa"/>
             <w:shd w:val="clear" w:color="auto" w:fill="D9E2F3"/>
           </w:tcPr>
           <w:p>
@@ -8969,17 +8747,24 @@
             </w:pPr>
             <w:r>
               <w:rPr>
-                <w:rFonts w:hint="eastAsia"/>
                 <w:b/>
                 <w:sz w:val="18"/>
               </w:rPr>
-              <w:t xml:space="preserve">转移类型</w:t>
-            </w:r>
-          </w:p>
-        </w:tc>
-        <w:tc>
-          <w:tcPr>
-            <w:tcW w:w="5085" w:type="dxa"/>
+              <w:t xml:space="preserve">MES </w:t>
+            </w:r>
+            <w:r>
+              <w:rPr>
+                <w:rFonts w:hint="eastAsia"/>
+                <w:b/>
+                <w:sz w:val="18"/>
+              </w:rPr>
+              <w:t xml:space="preserve">收到的批次</w:t>
+            </w:r>
+          </w:p>
+        </w:tc>
+        <w:tc>
+          <w:tcPr>
+            <w:tcW w:w="3014" w:type="dxa"/>
             <w:shd w:val="clear" w:color="auto" w:fill="D9E2F3"/>
           </w:tcPr>
           <w:p>
@@ -9000,7 +8785,7 @@
                 <w:b/>
                 <w:sz w:val="18"/>
               </w:rPr>
-              <w:t xml:space="preserve">收到的批次</w:t>
+              <w:t xml:space="preserve">处理</w:t>
             </w:r>
           </w:p>
         </w:tc>
@@ -9008,93 +8793,68 @@
       <w:tr>
         <w:tc>
           <w:tcPr>
-            <w:tcW w:w="2320" w:type="dxa"/>
-          </w:tcPr>
-          <w:p>
-            <w:pPr>
-              <w:pStyle w:val="Compact"/>
-              <w:spacing w:before="20" w:after="20"/>
-            </w:pPr>
-            <w:r>
-              <w:rPr>
-                <w:rFonts w:hint="eastAsia"/>
-                <w:sz w:val="18"/>
-              </w:rPr>
-              <w:t xml:space="preserve">无</w:t>
-            </w:r>
-            <w:r>
-              <w:rPr>
-                <w:sz w:val="18"/>
-              </w:rPr>
-              <w:t xml:space="preserve"> </w:t>
-            </w:r>
-            <w:r>
-              <w:rPr>
-                <w:rStyle w:val="VerbatimChar"/>
-                <w:sz w:val="18"/>
-              </w:rPr>
-              <w:t xml:space="preserve">fromOrgCode</w:t>
-            </w:r>
-          </w:p>
-        </w:tc>
-        <w:tc>
-          <w:tcPr>
-            <w:tcW w:w="2005" w:type="dxa"/>
-          </w:tcPr>
-          <w:p>
-            <w:pPr>
-              <w:pStyle w:val="Compact"/>
-              <w:spacing w:before="20" w:after="20"/>
-            </w:pPr>
-            <w:r>
-              <w:rPr>
-                <w:rFonts w:hint="eastAsia"/>
-                <w:sz w:val="18"/>
-              </w:rPr>
-              <w:t xml:space="preserve">非转移（普通下发）</w:t>
-            </w:r>
-          </w:p>
-        </w:tc>
-        <w:tc>
-          <w:tcPr>
-            <w:tcW w:w="5085" w:type="dxa"/>
-          </w:tcPr>
-          <w:p>
-            <w:pPr>
-              <w:pStyle w:val="Compact"/>
-              <w:spacing w:before="20" w:after="20"/>
-            </w:pPr>
-            <w:r>
-              <w:rPr>
-                <w:rStyle w:val="VerbatimChar"/>
-                <w:sz w:val="18"/>
-              </w:rPr>
-              <w:t xml:space="preserve">DELIVERY</w:t>
-            </w:r>
-            <w:r>
-              <w:rPr>
-                <w:sz w:val="18"/>
-              </w:rPr>
-              <w:t xml:space="preserve"> </w:t>
-            </w:r>
-            <w:r>
-              <w:rPr>
-                <w:sz w:val="18"/>
-              </w:rPr>
-              <w:t xml:space="preserve">/</w:t>
-            </w:r>
-            <w:r>
-              <w:rPr>
-                <w:sz w:val="18"/>
-              </w:rPr>
-              <w:t xml:space="preserve"> </w:t>
-            </w:r>
-            <w:r>
-              <w:rPr>
-                <w:rStyle w:val="VerbatimChar"/>
-                <w:sz w:val="18"/>
-              </w:rPr>
-              <w:t xml:space="preserve">NEW</w:t>
+            <w:tcW w:w="3198" w:type="dxa"/>
+          </w:tcPr>
+          <w:p>
+            <w:pPr>
+              <w:pStyle w:val="Compact"/>
+              <w:spacing w:before="20" w:after="20"/>
+            </w:pPr>
+            <w:r>
+              <w:rPr>
+                <w:rFonts w:hint="eastAsia"/>
+                <w:sz w:val="18"/>
+              </w:rPr>
+              <w:t xml:space="preserve">普通下发</w:t>
+            </w:r>
+          </w:p>
+        </w:tc>
+        <w:tc>
+          <w:tcPr>
+            <w:tcW w:w="3198" w:type="dxa"/>
+          </w:tcPr>
+          <w:p>
+            <w:pPr>
+              <w:pStyle w:val="Compact"/>
+              <w:spacing w:before="20" w:after="20"/>
+            </w:pPr>
+            <w:r>
+              <w:rPr>
+                <w:rFonts w:hint="eastAsia"/>
+                <w:sz w:val="18"/>
+              </w:rPr>
+              <w:t xml:space="preserve">推送</w:t>
+            </w:r>
+            <w:r>
+              <w:rPr>
+                <w:sz w:val="18"/>
+              </w:rPr>
+              <w:t xml:space="preserve"> / </w:t>
+            </w:r>
+            <w:r>
+              <w:rPr>
+                <w:rFonts w:hint="eastAsia"/>
+                <w:sz w:val="18"/>
+              </w:rPr>
+              <w:t xml:space="preserve">拉取批次</w:t>
+            </w:r>
+          </w:p>
+        </w:tc>
+        <w:tc>
+          <w:tcPr>
+            <w:tcW w:w="3014" w:type="dxa"/>
+          </w:tcPr>
+          <w:p>
+            <w:pPr>
+              <w:pStyle w:val="Compact"/>
+              <w:spacing w:before="20" w:after="20"/>
+            </w:pPr>
+            <w:r>
+              <w:rPr>
+                <w:rFonts w:hint="eastAsia"/>
+                <w:sz w:val="18"/>
+              </w:rPr>
+              <w:t xml:space="preserve">本地没有，新增</w:t>
             </w:r>
           </w:p>
         </w:tc>
@@ -9102,19 +8862,75 @@
       <w:tr>
         <w:tc>
           <w:tcPr>
-            <w:tcW w:w="2320" w:type="dxa"/>
-          </w:tcPr>
-          <w:p>
-            <w:pPr>
-              <w:pStyle w:val="Compact"/>
-              <w:spacing w:before="20" w:after="20"/>
-            </w:pPr>
+            <w:tcW w:w="3198" w:type="dxa"/>
+          </w:tcPr>
+          <w:p>
+            <w:pPr>
+              <w:pStyle w:val="Compact"/>
+              <w:spacing w:before="20" w:after="20"/>
+            </w:pPr>
+            <w:r>
+              <w:rPr>
+                <w:rFonts w:hint="eastAsia"/>
+                <w:sz w:val="18"/>
+              </w:rPr>
+              <w:t xml:space="preserve">同组织转移（转单到本组织其他单据，或转组织目标为原组织）</w:t>
+            </w:r>
+          </w:p>
+        </w:tc>
+        <w:tc>
+          <w:tcPr>
+            <w:tcW w:w="3198" w:type="dxa"/>
+          </w:tcPr>
+          <w:p>
+            <w:pPr>
+              <w:pStyle w:val="Compact"/>
+              <w:spacing w:before="20" w:after="20"/>
+            </w:pPr>
+            <w:r>
+              <w:rPr>
+                <w:rFonts w:hint="eastAsia"/>
+                <w:sz w:val="18"/>
+              </w:rPr>
+              <w:t xml:space="preserve">推送</w:t>
+            </w:r>
+            <w:r>
+              <w:rPr>
+                <w:sz w:val="18"/>
+              </w:rPr>
+              <w:t xml:space="preserve"> / </w:t>
+            </w:r>
+            <w:r>
+              <w:rPr>
+                <w:rFonts w:hint="eastAsia"/>
+                <w:sz w:val="18"/>
+              </w:rPr>
+              <w:t xml:space="preserve">拉取批次</w:t>
+            </w:r>
+          </w:p>
+        </w:tc>
+        <w:tc>
+          <w:tcPr>
+            <w:tcW w:w="3014" w:type="dxa"/>
+          </w:tcPr>
+          <w:p>
+            <w:pPr>
+              <w:pStyle w:val="Compact"/>
+              <w:spacing w:before="20" w:after="20"/>
+            </w:pPr>
+            <w:r>
+              <w:rPr>
+                <w:rFonts w:hint="eastAsia"/>
+                <w:sz w:val="18"/>
+              </w:rPr>
+              <w:t xml:space="preserve">已持有：</w:t>
+            </w:r>
             <w:r>
               <w:rPr>
                 <w:rStyle w:val="VerbatimChar"/>
                 <w:sz w:val="18"/>
               </w:rPr>
-              <w:t xml:space="preserve">fromOrgCode</w:t>
+              <w:t xml:space="preserve">rev</w:t>
             </w:r>
             <w:r>
               <w:rPr>
@@ -9124,79 +8940,10 @@
             </w:r>
             <w:r>
               <w:rPr>
-                <w:sz w:val="18"/>
-              </w:rPr>
-              <w:t xml:space="preserve">=</w:t>
-            </w:r>
-            <w:r>
-              <w:rPr>
-                <w:sz w:val="18"/>
-              </w:rPr>
-              <w:t xml:space="preserve"> </w:t>
-            </w:r>
-            <w:r>
-              <w:rPr>
-                <w:rStyle w:val="VerbatimChar"/>
-                <w:sz w:val="18"/>
-              </w:rPr>
-              <w:t xml:space="preserve">orgCode</w:t>
-            </w:r>
-          </w:p>
-        </w:tc>
-        <w:tc>
-          <w:tcPr>
-            <w:tcW w:w="2005" w:type="dxa"/>
-          </w:tcPr>
-          <w:p>
-            <w:pPr>
-              <w:pStyle w:val="Compact"/>
-              <w:spacing w:before="20" w:after="20"/>
-            </w:pPr>
-            <w:r>
-              <w:rPr>
-                <w:rFonts w:hint="eastAsia"/>
-                <w:sz w:val="18"/>
-              </w:rPr>
-              <w:t xml:space="preserve">同组织转移</w:t>
-            </w:r>
-          </w:p>
-        </w:tc>
-        <w:tc>
-          <w:tcPr>
-            <w:tcW w:w="5085" w:type="dxa"/>
-          </w:tcPr>
-          <w:p>
-            <w:pPr>
-              <w:pStyle w:val="Compact"/>
-              <w:spacing w:before="20" w:after="20"/>
-            </w:pPr>
-            <w:r>
-              <w:rPr>
-                <w:rFonts w:hint="eastAsia"/>
-                <w:sz w:val="18"/>
-              </w:rPr>
-              <w:t xml:space="preserve">已持有：</w:t>
-            </w:r>
-            <w:r>
-              <w:rPr>
-                <w:rStyle w:val="VerbatimChar"/>
-                <w:sz w:val="18"/>
-              </w:rPr>
-              <w:t xml:space="preserve">REASSIGN</w:t>
-            </w:r>
-            <w:r>
-              <w:rPr>
-                <w:rFonts w:hint="eastAsia"/>
-                <w:sz w:val="18"/>
-              </w:rPr>
-              <w:t xml:space="preserve">；未持有：</w:t>
-            </w:r>
-            <w:r>
-              <w:rPr>
-                <w:rStyle w:val="VerbatimChar"/>
-                <w:sz w:val="18"/>
-              </w:rPr>
-              <w:t xml:space="preserve">NEW</w:t>
+                <w:rFonts w:hint="eastAsia"/>
+                <w:sz w:val="18"/>
+              </w:rPr>
+              <w:t xml:space="preserve">更大，覆盖挂靠；未持有：新增</w:t>
             </w:r>
           </w:p>
         </w:tc>
@@ -9204,140 +8951,81 @@
       <w:tr>
         <w:tc>
           <w:tcPr>
-            <w:tcW w:w="2320" w:type="dxa"/>
-          </w:tcPr>
-          <w:p>
-            <w:pPr>
-              <w:pStyle w:val="Compact"/>
-              <w:spacing w:before="20" w:after="20"/>
-            </w:pPr>
-            <w:r>
-              <w:rPr>
-                <w:rStyle w:val="VerbatimChar"/>
-                <w:sz w:val="18"/>
-              </w:rPr>
-              <w:t xml:space="preserve">fromOrgCode</w:t>
-            </w:r>
-            <w:r>
-              <w:rPr>
-                <w:sz w:val="18"/>
-              </w:rPr>
-              <w:t xml:space="preserve"> </w:t>
-            </w:r>
-            <w:r>
-              <w:rPr>
-                <w:sz w:val="18"/>
-              </w:rPr>
-              <w:t xml:space="preserve">≠</w:t>
-            </w:r>
-            <w:r>
-              <w:rPr>
-                <w:sz w:val="18"/>
-              </w:rPr>
-              <w:t xml:space="preserve"> </w:t>
-            </w:r>
-            <w:r>
-              <w:rPr>
-                <w:rStyle w:val="VerbatimChar"/>
-                <w:sz w:val="18"/>
-              </w:rPr>
-              <w:t xml:space="preserve">orgCode</w:t>
-            </w:r>
-          </w:p>
-        </w:tc>
-        <w:tc>
-          <w:tcPr>
-            <w:tcW w:w="2005" w:type="dxa"/>
-          </w:tcPr>
-          <w:p>
-            <w:pPr>
-              <w:pStyle w:val="Compact"/>
-              <w:spacing w:before="20" w:after="20"/>
-            </w:pPr>
-            <w:r>
-              <w:rPr>
-                <w:rFonts w:hint="eastAsia"/>
-                <w:sz w:val="18"/>
-              </w:rPr>
-              <w:t xml:space="preserve">跨组织转入</w:t>
-            </w:r>
-          </w:p>
-        </w:tc>
-        <w:tc>
-          <w:tcPr>
-            <w:tcW w:w="5085" w:type="dxa"/>
-          </w:tcPr>
-          <w:p>
-            <w:pPr>
-              <w:pStyle w:val="Compact"/>
-              <w:spacing w:before="20" w:after="20"/>
-            </w:pPr>
-            <w:r>
-              <w:rPr>
-                <w:rFonts w:hint="eastAsia"/>
-                <w:sz w:val="18"/>
-              </w:rPr>
-              <w:t xml:space="preserve">原组织</w:t>
-            </w:r>
-            <w:r>
-              <w:rPr>
-                <w:sz w:val="18"/>
-              </w:rPr>
-              <w:t xml:space="preserve"> MES </w:t>
-            </w:r>
-            <w:r>
-              <w:rPr>
-                <w:rFonts w:hint="eastAsia"/>
-                <w:sz w:val="18"/>
-              </w:rPr>
-              <w:t xml:space="preserve">曾持有：</w:t>
-            </w:r>
-            <w:r>
-              <w:rPr>
-                <w:rStyle w:val="VerbatimChar"/>
-                <w:sz w:val="18"/>
-              </w:rPr>
-              <w:t xml:space="preserve">REASSIGN</w:t>
-            </w:r>
-            <w:r>
-              <w:rPr>
-                <w:rFonts w:hint="eastAsia"/>
-                <w:sz w:val="18"/>
-              </w:rPr>
-              <w:t xml:space="preserve">，否则</w:t>
-            </w:r>
-            <w:r>
-              <w:rPr>
-                <w:sz w:val="18"/>
-              </w:rPr>
-              <w:t xml:space="preserve"> </w:t>
-            </w:r>
-            <w:r>
-              <w:rPr>
-                <w:rStyle w:val="VerbatimChar"/>
-                <w:sz w:val="18"/>
-              </w:rPr>
-              <w:t xml:space="preserve">NEW</w:t>
-            </w:r>
-            <w:r>
-              <w:rPr>
-                <w:rFonts w:hint="eastAsia"/>
-                <w:sz w:val="18"/>
-              </w:rPr>
-              <w:t xml:space="preserve">；本地均不存在，按新</w:t>
-            </w:r>
-            <w:r>
-              <w:rPr>
-                <w:sz w:val="18"/>
-              </w:rPr>
-              <w:t xml:space="preserve"> </w:t>
-            </w:r>
-            <w:r>
-              <w:rPr>
-                <w:rFonts w:hint="eastAsia"/>
-                <w:sz w:val="18"/>
-              </w:rPr>
-              <w:t xml:space="preserve">SN建档</w:t>
+            <w:tcW w:w="3198" w:type="dxa"/>
+          </w:tcPr>
+          <w:p>
+            <w:pPr>
+              <w:pStyle w:val="Compact"/>
+              <w:spacing w:before="20" w:after="20"/>
+            </w:pPr>
+            <w:r>
+              <w:rPr>
+                <w:rFonts w:hint="eastAsia"/>
+                <w:sz w:val="18"/>
+              </w:rPr>
+              <w:t xml:space="preserve">跨组织转移</w:t>
+            </w:r>
+            <w:r>
+              <w:rPr>
+                <w:sz w:val="18"/>
+              </w:rPr>
+              <w:t xml:space="preserve"> · </w:t>
+            </w:r>
+            <w:r>
+              <w:rPr>
+                <w:rFonts w:hint="eastAsia"/>
+                <w:sz w:val="18"/>
+              </w:rPr>
+              <w:t xml:space="preserve">转入组织</w:t>
+            </w:r>
+          </w:p>
+        </w:tc>
+        <w:tc>
+          <w:tcPr>
+            <w:tcW w:w="3198" w:type="dxa"/>
+          </w:tcPr>
+          <w:p>
+            <w:pPr>
+              <w:pStyle w:val="Compact"/>
+              <w:spacing w:before="20" w:after="20"/>
+            </w:pPr>
+            <w:r>
+              <w:rPr>
+                <w:rFonts w:hint="eastAsia"/>
+                <w:sz w:val="18"/>
+              </w:rPr>
+              <w:t xml:space="preserve">推送</w:t>
+            </w:r>
+            <w:r>
+              <w:rPr>
+                <w:sz w:val="18"/>
+              </w:rPr>
+              <w:t xml:space="preserve"> / </w:t>
+            </w:r>
+            <w:r>
+              <w:rPr>
+                <w:rFonts w:hint="eastAsia"/>
+                <w:sz w:val="18"/>
+              </w:rPr>
+              <w:t xml:space="preserve">拉取批次</w:t>
+            </w:r>
+          </w:p>
+        </w:tc>
+        <w:tc>
+          <w:tcPr>
+            <w:tcW w:w="3014" w:type="dxa"/>
+          </w:tcPr>
+          <w:p>
+            <w:pPr>
+              <w:pStyle w:val="Compact"/>
+              <w:spacing w:before="20" w:after="20"/>
+            </w:pPr>
+            <w:r>
+              <w:rPr>
+                <w:rFonts w:hint="eastAsia"/>
+                <w:sz w:val="18"/>
+              </w:rPr>
+              <w:t xml:space="preserve">本地没有，新增</w:t>
             </w:r>
           </w:p>
         </w:tc>
@@ -9345,55 +9033,64 @@
       <w:tr>
         <w:tc>
           <w:tcPr>
-            <w:tcW w:w="2320" w:type="dxa"/>
-          </w:tcPr>
-          <w:p>
-            <w:pPr>
-              <w:pStyle w:val="Compact"/>
-              <w:spacing w:before="20" w:after="20"/>
-            </w:pPr>
+            <w:tcW w:w="3198" w:type="dxa"/>
+          </w:tcPr>
+          <w:p>
+            <w:pPr>
+              <w:pStyle w:val="Compact"/>
+              <w:spacing w:before="20" w:after="20"/>
+            </w:pPr>
+            <w:r>
+              <w:rPr>
+                <w:rFonts w:hint="eastAsia"/>
+                <w:sz w:val="18"/>
+              </w:rPr>
+              <w:t xml:space="preserve">跨组织转移</w:t>
+            </w:r>
+            <w:r>
+              <w:rPr>
+                <w:sz w:val="18"/>
+              </w:rPr>
+              <w:t xml:space="preserve"> · </w:t>
+            </w:r>
+            <w:r>
+              <w:rPr>
+                <w:rFonts w:hint="eastAsia"/>
+                <w:sz w:val="18"/>
+              </w:rPr>
+              <w:t xml:space="preserve">原组织</w:t>
+            </w:r>
+          </w:p>
+        </w:tc>
+        <w:tc>
+          <w:tcPr>
+            <w:tcW w:w="3198" w:type="dxa"/>
+          </w:tcPr>
+          <w:p>
+            <w:pPr>
+              <w:pStyle w:val="Compact"/>
+              <w:spacing w:before="20" w:after="20"/>
+            </w:pPr>
+            <w:r>
+              <w:rPr>
+                <w:rFonts w:hint="eastAsia"/>
+                <w:sz w:val="18"/>
+              </w:rPr>
+              <w:t xml:space="preserve">转移批次（</w:t>
+            </w:r>
             <w:r>
               <w:rPr>
                 <w:rStyle w:val="VerbatimChar"/>
                 <w:sz w:val="18"/>
               </w:rPr>
-              <w:t xml:space="preserve">batchType = TRANSFER_OUT</w:t>
-            </w:r>
-          </w:p>
-        </w:tc>
-        <w:tc>
-          <w:tcPr>
-            <w:tcW w:w="2005" w:type="dxa"/>
-          </w:tcPr>
-          <w:p>
-            <w:pPr>
-              <w:pStyle w:val="Compact"/>
-              <w:spacing w:before="20" w:after="20"/>
-            </w:pPr>
-            <w:r>
-              <w:rPr>
-                <w:rFonts w:hint="eastAsia"/>
-                <w:sz w:val="18"/>
-              </w:rPr>
-              <w:t xml:space="preserve">跨组织转移（原组织）</w:t>
-            </w:r>
-          </w:p>
-        </w:tc>
-        <w:tc>
-          <w:tcPr>
-            <w:tcW w:w="5085" w:type="dxa"/>
-          </w:tcPr>
-          <w:p>
-            <w:pPr>
-              <w:pStyle w:val="Compact"/>
-              <w:spacing w:before="20" w:after="20"/>
-            </w:pPr>
-            <w:r>
-              <w:rPr>
-                <w:rFonts w:hint="eastAsia"/>
-                <w:sz w:val="18"/>
-              </w:rPr>
-              <w:t xml:space="preserve">转移批次，仅发给曾持有该</w:t>
+              <w:t xml:space="preserve">TRANSFER_OUT</w:t>
+            </w:r>
+            <w:r>
+              <w:rPr>
+                <w:rFonts w:hint="eastAsia"/>
+                <w:sz w:val="18"/>
+              </w:rPr>
+              <w:t xml:space="preserve">），仅发给曾持有该</w:t>
             </w:r>
             <w:r>
               <w:rPr>
@@ -9413,11 +9110,196 @@
                 <w:sz w:val="18"/>
               </w:rPr>
               <w:t xml:space="preserve"> MES</w:t>
+            </w:r>
+          </w:p>
+        </w:tc>
+        <w:tc>
+          <w:tcPr>
+            <w:tcW w:w="3014" w:type="dxa"/>
+          </w:tcPr>
+          <w:p>
+            <w:pPr>
+              <w:pStyle w:val="Compact"/>
+              <w:spacing w:before="20" w:after="20"/>
+            </w:pPr>
+            <w:r>
+              <w:rPr>
+                <w:rFonts w:hint="eastAsia"/>
+                <w:sz w:val="18"/>
+              </w:rPr>
+              <w:t xml:space="preserve">标记「已转走」，停止打标</w:t>
+            </w:r>
+          </w:p>
+        </w:tc>
+      </w:tr>
+      <w:tr>
+        <w:tc>
+          <w:tcPr>
+            <w:tcW w:w="3198" w:type="dxa"/>
+          </w:tcPr>
+          <w:p>
+            <w:pPr>
+              <w:pStyle w:val="Compact"/>
+              <w:spacing w:before="20" w:after="20"/>
+            </w:pPr>
+            <w:r>
+              <w:rPr>
+                <w:rFonts w:hint="eastAsia"/>
+                <w:sz w:val="18"/>
+              </w:rPr>
+              <w:t xml:space="preserve">转回原组织（A</w:t>
+            </w:r>
+            <w:r>
+              <w:rPr>
+                <w:sz w:val="18"/>
+              </w:rPr>
+              <w:t xml:space="preserve"> → B → </w:t>
+            </w:r>
+            <w:r>
+              <w:rPr>
+                <w:rFonts w:hint="eastAsia"/>
+                <w:sz w:val="18"/>
+              </w:rPr>
+              <w:t xml:space="preserve">A）</w:t>
+            </w:r>
+          </w:p>
+        </w:tc>
+        <w:tc>
+          <w:tcPr>
+            <w:tcW w:w="3198" w:type="dxa"/>
+          </w:tcPr>
+          <w:p>
+            <w:pPr>
+              <w:pStyle w:val="Compact"/>
+              <w:spacing w:before="20" w:after="20"/>
+            </w:pPr>
+            <w:r>
+              <w:rPr>
+                <w:sz w:val="18"/>
+              </w:rPr>
+              <w:t xml:space="preserve">A </w:t>
+            </w:r>
+            <w:r>
+              <w:rPr>
+                <w:rFonts w:hint="eastAsia"/>
+                <w:sz w:val="18"/>
+              </w:rPr>
+              <w:t xml:space="preserve">收推送批次，B</w:t>
+            </w:r>
+            <w:r>
+              <w:rPr>
+                <w:sz w:val="18"/>
+              </w:rPr>
+              <w:t xml:space="preserve"> </w:t>
+            </w:r>
+            <w:r>
+              <w:rPr>
+                <w:rFonts w:hint="eastAsia"/>
+                <w:sz w:val="18"/>
+              </w:rPr>
+              <w:t xml:space="preserve">收转移批次</w:t>
+            </w:r>
+          </w:p>
+        </w:tc>
+        <w:tc>
+          <w:tcPr>
+            <w:tcW w:w="3014" w:type="dxa"/>
+          </w:tcPr>
+          <w:p>
+            <w:pPr>
+              <w:pStyle w:val="Compact"/>
+              <w:spacing w:before="20" w:after="20"/>
+            </w:pPr>
+            <w:r>
+              <w:rPr>
+                <w:rFonts w:hint="eastAsia"/>
+                <w:sz w:val="18"/>
+              </w:rPr>
+              <w:t xml:space="preserve">A：</w:t>
+            </w:r>
+            <w:r>
+              <w:rPr>
+                <w:rStyle w:val="VerbatimChar"/>
+                <w:sz w:val="18"/>
+              </w:rPr>
+              <w:t xml:space="preserve">rev</w:t>
+            </w:r>
+            <w:r>
+              <w:rPr>
+                <w:sz w:val="18"/>
+              </w:rPr>
+              <w:t xml:space="preserve"> </w:t>
+            </w:r>
+            <w:r>
+              <w:rPr>
+                <w:rFonts w:hint="eastAsia"/>
+                <w:sz w:val="18"/>
+              </w:rPr>
+              <w:t xml:space="preserve">更大，覆盖并清除「已转走」；B：标记「已转走」</w:t>
             </w:r>
           </w:p>
         </w:tc>
       </w:tr>
     </w:tbl>
+    <w:p>
+      <w:pPr>
+        <w:pStyle w:val="BodyText"/>
+      </w:pPr>
+      <w:r>
+        <w:t xml:space="preserve">SN </w:t>
+      </w:r>
+      <w:r>
+        <w:rPr>
+          <w:rFonts w:hint="eastAsia"/>
+        </w:rPr>
+        <w:t xml:space="preserve">系统保证同一</w:t>
+      </w:r>
+      <w:r>
+        <w:t xml:space="preserve"> SN </w:t>
+      </w:r>
+      <w:r>
+        <w:rPr>
+          <w:rFonts w:hint="eastAsia"/>
+        </w:rPr>
+        <w:t xml:space="preserve">的批次按顺序到达：SN</w:t>
+      </w:r>
+      <w:r>
+        <w:t xml:space="preserve"> </w:t>
+      </w:r>
+      <w:r>
+        <w:rPr>
+          <w:rFonts w:hint="eastAsia"/>
+        </w:rPr>
+        <w:t xml:space="preserve">所在批次（含转移批次）未确认或失败时不允许再转，因此</w:t>
+      </w:r>
+      <w:r>
+        <w:t xml:space="preserve"> MES </w:t>
+      </w:r>
+      <w:r>
+        <w:rPr>
+          <w:rFonts w:hint="eastAsia"/>
+        </w:rPr>
+        <w:t xml:space="preserve">不会先收到新版本、后收到旧版本；极少数迟到的旧请求由</w:t>
+      </w:r>
+      <w:r>
+        <w:t xml:space="preserve"> </w:t>
+      </w:r>
+      <w:r>
+        <w:rPr>
+          <w:rStyle w:val="VerbatimChar"/>
+        </w:rPr>
+        <w:t xml:space="preserve">rev</w:t>
+      </w:r>
+      <w:r>
+        <w:t xml:space="preserve"> </w:t>
+      </w:r>
+      <w:r>
+        <w:rPr>
+          <w:rFonts w:hint="eastAsia"/>
+        </w:rPr>
+        <w:t xml:space="preserve">比对跳过。</w:t>
+      </w:r>
+    </w:p>
     <w:p>
       <w:pPr>
         <w:pStyle w:val="BodyText"/>
@@ -9440,7 +9322,7 @@
       <w:r>
         <w:drawing>
           <wp:inline>
-            <wp:extent cx="5334000" cy="3610707"/>
+            <wp:extent cx="5334000" cy="3583353"/>
             <wp:effectExtent b="0" l="0" r="0" t="0"/>
             <wp:docPr descr="" title="" id="46" name="Picture"/>
             <a:graphic>
@@ -9461,7 +9343,7 @@
                   <pic:spPr bwMode="auto">
                     <a:xfrm>
                       <a:off x="0" y="0"/>
-                      <a:ext cx="5334000" cy="3610707"/>
+                      <a:ext cx="5334000" cy="3583353"/>
                     </a:xfrm>
                     <a:prstGeom prst="rect">
                       <a:avLst/>
@@ -9577,7 +9459,7 @@
         <w:rPr>
           <w:rFonts w:hint="eastAsia"/>
         </w:rPr>
-        <w:t xml:space="preserve">收到</w:t>
+        <w:t xml:space="preserve">收到推送批次后按</w:t>
       </w:r>
       <w:r>
         <w:t xml:space="preserve"> </w:t>
@@ -9586,7 +9468,7 @@
         <w:rPr>
           <w:rStyle w:val="VerbatimChar"/>
         </w:rPr>
-        <w:t xml:space="preserve">REASSIGN</w:t>
+        <w:t xml:space="preserve">rev</w:t>
       </w:r>
       <w:r>
         <w:t xml:space="preserve"> </w:t>
@@ -9595,19 +9477,22 @@
         <w:rPr>
           <w:rFonts w:hint="eastAsia"/>
         </w:rPr>
-        <w:t xml:space="preserve">后按版本比对正常接收（</w:t>
-      </w:r>
-      <w:r>
-        <w:rPr>
-          <w:rStyle w:val="VerbatimChar"/>
-        </w:rPr>
-        <w:t xml:space="preserve">ACCEPTED</w:t>
-      </w:r>
-      <w:r>
-        <w:rPr>
-          <w:rFonts w:hint="eastAsia"/>
-        </w:rPr>
-        <w:t xml:space="preserve">），回执中没有「拒绝转移」选项。</w:t>
+        <w:t xml:space="preserve">覆盖挂靠，回</w:t>
+      </w:r>
+      <w:r>
+        <w:t xml:space="preserve"> </w:t>
+      </w:r>
+      <w:r>
+        <w:rPr>
+          <w:rStyle w:val="VerbatimChar"/>
+        </w:rPr>
+        <w:t xml:space="preserve">OK</w:t>
+      </w:r>
+      <w:r>
+        <w:rPr>
+          <w:rFonts w:hint="eastAsia"/>
+        </w:rPr>
+        <w:t xml:space="preserve">；回执中没有「拒绝转移」选项。</w:t>
       </w:r>
     </w:p>
     <w:p>
@@ -9711,222 +9596,6 @@
           <w:rFonts w:hint="eastAsia"/>
         </w:rPr>
         <w:t xml:space="preserve">系统无关）：</w:t>
-      </w:r>
-    </w:p>
-    <w:p>
-      <w:pPr>
-        <w:pStyle w:val="Compact"/>
-        <w:numPr>
-          <w:ilvl w:val="0"/>
-          <w:numId w:val="1008"/>
-        </w:numPr>
-      </w:pPr>
-      <w:r>
-        <w:rPr>
-          <w:rFonts w:hint="eastAsia"/>
-          <w:b/>
-          <w:bCs/>
-        </w:rPr>
-        <w:t xml:space="preserve">客户</w:t>
-      </w:r>
-      <w:r>
-        <w:rPr>
-          <w:b/>
-          <w:bCs/>
-        </w:rPr>
-        <w:t xml:space="preserve"> SN </w:t>
-      </w:r>
-      <w:r>
-        <w:rPr>
-          <w:rFonts w:hint="eastAsia"/>
-          <w:b/>
-          <w:bCs/>
-        </w:rPr>
-        <w:t xml:space="preserve">过站</w:t>
-      </w:r>
-      <w:r>
-        <w:rPr>
-          <w:rFonts w:hint="eastAsia"/>
-        </w:rPr>
-        <w:t xml:space="preserve">：MES</w:t>
-      </w:r>
-      <w:r>
-        <w:t xml:space="preserve"> </w:t>
-      </w:r>
-      <w:r>
-        <w:rPr>
-          <w:rFonts w:hint="eastAsia"/>
-        </w:rPr>
-        <w:t xml:space="preserve">将该</w:t>
-      </w:r>
-      <w:r>
-        <w:t xml:space="preserve"> SN </w:t>
-      </w:r>
-      <w:r>
-        <w:rPr>
-          <w:rFonts w:hint="eastAsia"/>
-        </w:rPr>
-        <w:t xml:space="preserve">整条数据链的订单关联切换到新订单；存在数据混乱风险，由</w:t>
-      </w:r>
-      <w:r>
-        <w:t xml:space="preserve"> MES </w:t>
-      </w:r>
-      <w:r>
-        <w:rPr>
-          <w:rFonts w:hint="eastAsia"/>
-        </w:rPr>
-        <w:t xml:space="preserve">自行控制</w:t>
-      </w:r>
-    </w:p>
-    <w:p>
-      <w:pPr>
-        <w:pStyle w:val="Compact"/>
-        <w:numPr>
-          <w:ilvl w:val="0"/>
-          <w:numId w:val="1008"/>
-        </w:numPr>
-      </w:pPr>
-      <w:r>
-        <w:rPr>
-          <w:rFonts w:hint="eastAsia"/>
-          <w:b/>
-          <w:bCs/>
-        </w:rPr>
-        <w:t xml:space="preserve">内部</w:t>
-      </w:r>
-      <w:r>
-        <w:rPr>
-          <w:b/>
-          <w:bCs/>
-        </w:rPr>
-        <w:t xml:space="preserve"> SN </w:t>
-      </w:r>
-      <w:r>
-        <w:rPr>
-          <w:rFonts w:hint="eastAsia"/>
-          <w:b/>
-          <w:bCs/>
-        </w:rPr>
-        <w:t xml:space="preserve">过站</w:t>
-      </w:r>
-      <w:r>
-        <w:rPr>
-          <w:rFonts w:hint="eastAsia"/>
-        </w:rPr>
-        <w:t xml:space="preserve">：客户</w:t>
-      </w:r>
-      <w:r>
-        <w:t xml:space="preserve"> SN </w:t>
-      </w:r>
-      <w:r>
-        <w:rPr>
-          <w:rFonts w:hint="eastAsia"/>
-        </w:rPr>
-        <w:t xml:space="preserve">已</w:t>
-      </w:r>
-      <w:r>
-        <w:t xml:space="preserve"> LINK </w:t>
-      </w:r>
-      <w:r>
-        <w:rPr>
-          <w:rFonts w:hint="eastAsia"/>
-        </w:rPr>
-        <w:t xml:space="preserve">的，MES</w:t>
-      </w:r>
-      <w:r>
-        <w:t xml:space="preserve"> </w:t>
-      </w:r>
-      <w:r>
-        <w:rPr>
-          <w:rFonts w:hint="eastAsia"/>
-        </w:rPr>
-        <w:t xml:space="preserve">侧不能转移，由</w:t>
-      </w:r>
-      <w:r>
-        <w:t xml:space="preserve"> MES </w:t>
-      </w:r>
-      <w:r>
-        <w:rPr>
-          <w:rFonts w:hint="eastAsia"/>
-        </w:rPr>
-        <w:t xml:space="preserve">自行处理；未</w:t>
-      </w:r>
-      <w:r>
-        <w:t xml:space="preserve"> LINK </w:t>
-      </w:r>
-      <w:r>
-        <w:rPr>
-          <w:rFonts w:hint="eastAsia"/>
-        </w:rPr>
-        <w:t xml:space="preserve">的直接转移</w:t>
-      </w:r>
-    </w:p>
-    <w:p>
-      <w:pPr>
-        <w:pStyle w:val="FirstParagraph"/>
-      </w:pPr>
-      <w:r>
-        <w:rPr>
-          <w:rFonts w:hint="eastAsia"/>
-          <w:b/>
-          <w:bCs/>
-        </w:rPr>
-        <w:t xml:space="preserve">跨组织转移</w:t>
-      </w:r>
-    </w:p>
-    <w:p>
-      <w:pPr>
-        <w:pStyle w:val="BodyText"/>
-      </w:pPr>
-      <w:r>
-        <w:rPr>
-          <w:rFonts w:hint="eastAsia"/>
-        </w:rPr>
-        <w:t xml:space="preserve">直接同步到新组织订单，</w:t>
-      </w:r>
-      <w:r>
-        <w:rPr>
-          <w:rFonts w:hint="eastAsia"/>
-          <w:b/>
-          <w:bCs/>
-        </w:rPr>
-        <w:t xml:space="preserve">不考虑原组织</w:t>
-      </w:r>
-      <w:r>
-        <w:rPr>
-          <w:b/>
-          <w:bCs/>
-        </w:rPr>
-        <w:t xml:space="preserve"> MES </w:t>
-      </w:r>
-      <w:r>
-        <w:rPr>
-          <w:rFonts w:hint="eastAsia"/>
-          <w:b/>
-          <w:bCs/>
-        </w:rPr>
-        <w:t xml:space="preserve">的</w:t>
-      </w:r>
-      <w:r>
-        <w:rPr>
-          <w:b/>
-          <w:bCs/>
-        </w:rPr>
-        <w:t xml:space="preserve"> SN </w:t>
-      </w:r>
-      <w:r>
-        <w:rPr>
-          <w:rFonts w:hint="eastAsia"/>
-          <w:b/>
-          <w:bCs/>
-        </w:rPr>
-        <w:t xml:space="preserve">数据</w:t>
-      </w:r>
-      <w:r>
-        <w:rPr>
-          <w:rFonts w:hint="eastAsia"/>
-        </w:rPr>
-        <w:t xml:space="preserve">：</w:t>
       </w:r>
     </w:p>
     <w:p>
@@ -9943,13 +9612,46 @@
           <w:b/>
           <w:bCs/>
         </w:rPr>
-        <w:t xml:space="preserve">转入建档</w:t>
-      </w:r>
-      <w:r>
-        <w:rPr>
-          <w:rFonts w:hint="eastAsia"/>
-        </w:rPr>
-        <w:t xml:space="preserve">：新组织</w:t>
+        <w:t xml:space="preserve">客户</w:t>
+      </w:r>
+      <w:r>
+        <w:rPr>
+          <w:b/>
+          <w:bCs/>
+        </w:rPr>
+        <w:t xml:space="preserve"> SN </w:t>
+      </w:r>
+      <w:r>
+        <w:rPr>
+          <w:rFonts w:hint="eastAsia"/>
+          <w:b/>
+          <w:bCs/>
+        </w:rPr>
+        <w:t xml:space="preserve">过站</w:t>
+      </w:r>
+      <w:r>
+        <w:rPr>
+          <w:rFonts w:hint="eastAsia"/>
+        </w:rPr>
+        <w:t xml:space="preserve">：MES</w:t>
+      </w:r>
+      <w:r>
+        <w:t xml:space="preserve"> </w:t>
+      </w:r>
+      <w:r>
+        <w:rPr>
+          <w:rFonts w:hint="eastAsia"/>
+        </w:rPr>
+        <w:t xml:space="preserve">将该</w:t>
+      </w:r>
+      <w:r>
+        <w:t xml:space="preserve"> SN </w:t>
+      </w:r>
+      <w:r>
+        <w:rPr>
+          <w:rFonts w:hint="eastAsia"/>
+        </w:rPr>
+        <w:t xml:space="preserve">整条数据链的订单关联切换到新订单；存在数据混乱风险，由</w:t>
       </w:r>
       <w:r>
         <w:t xml:space="preserve"> MES </w:t>
@@ -9958,16 +9660,7 @@
         <w:rPr>
           <w:rFonts w:hint="eastAsia"/>
         </w:rPr>
-        <w:t xml:space="preserve">本地无此</w:t>
-      </w:r>
-      <w:r>
-        <w:t xml:space="preserve"> </w:t>
-      </w:r>
-      <w:r>
-        <w:rPr>
-          <w:rFonts w:hint="eastAsia"/>
-        </w:rPr>
-        <w:t xml:space="preserve">SN，按收到的挂靠建档，无需与原组织核对</w:t>
+        <w:t xml:space="preserve">自行控制</w:t>
       </w:r>
     </w:p>
     <w:p>
@@ -9984,13 +9677,55 @@
           <w:b/>
           <w:bCs/>
         </w:rPr>
-        <w:t xml:space="preserve">原组织停用</w:t>
-      </w:r>
-      <w:r>
-        <w:rPr>
-          <w:rFonts w:hint="eastAsia"/>
-        </w:rPr>
-        <w:t xml:space="preserve">：原组织</w:t>
+        <w:t xml:space="preserve">内部</w:t>
+      </w:r>
+      <w:r>
+        <w:rPr>
+          <w:b/>
+          <w:bCs/>
+        </w:rPr>
+        <w:t xml:space="preserve"> SN </w:t>
+      </w:r>
+      <w:r>
+        <w:rPr>
+          <w:rFonts w:hint="eastAsia"/>
+          <w:b/>
+          <w:bCs/>
+        </w:rPr>
+        <w:t xml:space="preserve">过站</w:t>
+      </w:r>
+      <w:r>
+        <w:rPr>
+          <w:rFonts w:hint="eastAsia"/>
+        </w:rPr>
+        <w:t xml:space="preserve">：客户</w:t>
+      </w:r>
+      <w:r>
+        <w:t xml:space="preserve"> SN </w:t>
+      </w:r>
+      <w:r>
+        <w:rPr>
+          <w:rFonts w:hint="eastAsia"/>
+        </w:rPr>
+        <w:t xml:space="preserve">已</w:t>
+      </w:r>
+      <w:r>
+        <w:t xml:space="preserve"> LINK </w:t>
+      </w:r>
+      <w:r>
+        <w:rPr>
+          <w:rFonts w:hint="eastAsia"/>
+        </w:rPr>
+        <w:t xml:space="preserve">的，MES</w:t>
+      </w:r>
+      <w:r>
+        <w:t xml:space="preserve"> </w:t>
+      </w:r>
+      <w:r>
+        <w:rPr>
+          <w:rFonts w:hint="eastAsia"/>
+        </w:rPr>
+        <w:t xml:space="preserve">侧不能转移，由</w:t>
       </w:r>
       <w:r>
         <w:t xml:space="preserve"> MES </w:t>
@@ -9999,10 +9734,84 @@
         <w:rPr>
           <w:rFonts w:hint="eastAsia"/>
         </w:rPr>
-        <w:t xml:space="preserve">无需同步、回滚或清理原数据链，只按转移批次标记「已转走」并停止打标，防止两个工厂使用同一</w:t>
-      </w:r>
-      <w:r>
-        <w:t xml:space="preserve"> SN</w:t>
+        <w:t xml:space="preserve">自行处理；未</w:t>
+      </w:r>
+      <w:r>
+        <w:t xml:space="preserve"> LINK </w:t>
+      </w:r>
+      <w:r>
+        <w:rPr>
+          <w:rFonts w:hint="eastAsia"/>
+        </w:rPr>
+        <w:t xml:space="preserve">的直接转移</w:t>
+      </w:r>
+    </w:p>
+    <w:p>
+      <w:pPr>
+        <w:pStyle w:val="FirstParagraph"/>
+      </w:pPr>
+      <w:r>
+        <w:rPr>
+          <w:rFonts w:hint="eastAsia"/>
+          <w:b/>
+          <w:bCs/>
+        </w:rPr>
+        <w:t xml:space="preserve">跨组织转移</w:t>
+      </w:r>
+    </w:p>
+    <w:p>
+      <w:pPr>
+        <w:pStyle w:val="BodyText"/>
+      </w:pPr>
+      <w:r>
+        <w:rPr>
+          <w:rFonts w:hint="eastAsia"/>
+        </w:rPr>
+        <w:t xml:space="preserve">直接同步到新组织订单，</w:t>
+      </w:r>
+      <w:r>
+        <w:rPr>
+          <w:rFonts w:hint="eastAsia"/>
+          <w:b/>
+          <w:bCs/>
+        </w:rPr>
+        <w:t xml:space="preserve">不考虑原组织</w:t>
+      </w:r>
+      <w:r>
+        <w:rPr>
+          <w:b/>
+          <w:bCs/>
+        </w:rPr>
+        <w:t xml:space="preserve"> MES </w:t>
+      </w:r>
+      <w:r>
+        <w:rPr>
+          <w:rFonts w:hint="eastAsia"/>
+          <w:b/>
+          <w:bCs/>
+        </w:rPr>
+        <w:t xml:space="preserve">的</w:t>
+      </w:r>
+      <w:r>
+        <w:rPr>
+          <w:b/>
+          <w:bCs/>
+        </w:rPr>
+        <w:t xml:space="preserve"> SN </w:t>
+      </w:r>
+      <w:r>
+        <w:rPr>
+          <w:rFonts w:hint="eastAsia"/>
+          <w:b/>
+          <w:bCs/>
+        </w:rPr>
+        <w:t xml:space="preserve">数据</w:t>
+      </w:r>
+      <w:r>
+        <w:rPr>
+          <w:rFonts w:hint="eastAsia"/>
+        </w:rPr>
+        <w:t xml:space="preserve">：</w:t>
       </w:r>
     </w:p>
     <w:p>
@@ -10010,7 +9819,83 @@
         <w:pStyle w:val="Compact"/>
         <w:numPr>
           <w:ilvl w:val="0"/>
-          <w:numId w:val="1009"/>
+          <w:numId w:val="1010"/>
+        </w:numPr>
+      </w:pPr>
+      <w:r>
+        <w:rPr>
+          <w:rFonts w:hint="eastAsia"/>
+          <w:b/>
+          <w:bCs/>
+        </w:rPr>
+        <w:t xml:space="preserve">转入建档</w:t>
+      </w:r>
+      <w:r>
+        <w:rPr>
+          <w:rFonts w:hint="eastAsia"/>
+        </w:rPr>
+        <w:t xml:space="preserve">：新组织</w:t>
+      </w:r>
+      <w:r>
+        <w:t xml:space="preserve"> MES </w:t>
+      </w:r>
+      <w:r>
+        <w:rPr>
+          <w:rFonts w:hint="eastAsia"/>
+        </w:rPr>
+        <w:t xml:space="preserve">本地无此</w:t>
+      </w:r>
+      <w:r>
+        <w:t xml:space="preserve"> </w:t>
+      </w:r>
+      <w:r>
+        <w:rPr>
+          <w:rFonts w:hint="eastAsia"/>
+        </w:rPr>
+        <w:t xml:space="preserve">SN，按收到的挂靠新增，无需与原组织核对</w:t>
+      </w:r>
+    </w:p>
+    <w:p>
+      <w:pPr>
+        <w:pStyle w:val="Compact"/>
+        <w:numPr>
+          <w:ilvl w:val="0"/>
+          <w:numId w:val="1010"/>
+        </w:numPr>
+      </w:pPr>
+      <w:r>
+        <w:rPr>
+          <w:rFonts w:hint="eastAsia"/>
+          <w:b/>
+          <w:bCs/>
+        </w:rPr>
+        <w:t xml:space="preserve">原组织停用</w:t>
+      </w:r>
+      <w:r>
+        <w:rPr>
+          <w:rFonts w:hint="eastAsia"/>
+        </w:rPr>
+        <w:t xml:space="preserve">：原组织</w:t>
+      </w:r>
+      <w:r>
+        <w:t xml:space="preserve"> MES </w:t>
+      </w:r>
+      <w:r>
+        <w:rPr>
+          <w:rFonts w:hint="eastAsia"/>
+        </w:rPr>
+        <w:t xml:space="preserve">无需同步、回滚或清理原数据链，只按转移批次标记「已转走」并停止打标，防止两个工厂使用同一</w:t>
+      </w:r>
+      <w:r>
+        <w:t xml:space="preserve"> SN</w:t>
+      </w:r>
+    </w:p>
+    <w:p>
+      <w:pPr>
+        <w:pStyle w:val="Compact"/>
+        <w:numPr>
+          <w:ilvl w:val="0"/>
+          <w:numId w:val="1010"/>
         </w:numPr>
       </w:pPr>
       <w:r>
@@ -10059,7 +9944,7 @@
         <w:pStyle w:val="Compact"/>
         <w:numPr>
           <w:ilvl w:val="0"/>
-          <w:numId w:val="1010"/>
+          <w:numId w:val="1011"/>
         </w:numPr>
       </w:pPr>
       <w:r>
@@ -10102,82 +9987,6 @@
           <w:bCs/>
         </w:rPr>
         <w:t xml:space="preserve">内容逐字节相同</w:t>
-      </w:r>
-    </w:p>
-    <w:p>
-      <w:pPr>
-        <w:pStyle w:val="Compact"/>
-        <w:numPr>
-          <w:ilvl w:val="0"/>
-          <w:numId w:val="1010"/>
-        </w:numPr>
-      </w:pPr>
-      <w:r>
-        <w:rPr>
-          <w:rFonts w:hint="eastAsia"/>
-        </w:rPr>
-        <w:t xml:space="preserve">重试用尽仍未确认时停止推送，在页面显示「继续推送」；MES</w:t>
-      </w:r>
-      <w:r>
-        <w:t xml:space="preserve"> </w:t>
-      </w:r>
-      <w:r>
-        <w:rPr>
-          <w:rFonts w:hint="eastAsia"/>
-        </w:rPr>
-        <w:t xml:space="preserve">恢复后也可直接拉取该批次</w:t>
-      </w:r>
-    </w:p>
-    <w:p>
-      <w:pPr>
-        <w:pStyle w:val="Compact"/>
-        <w:numPr>
-          <w:ilvl w:val="0"/>
-          <w:numId w:val="1010"/>
-        </w:numPr>
-      </w:pPr>
-      <w:r>
-        <w:t xml:space="preserve">MES </w:t>
-      </w:r>
-      <w:r>
-        <w:rPr>
-          <w:rFonts w:hint="eastAsia"/>
-        </w:rPr>
-        <w:t xml:space="preserve">无需特殊处理，按幂等去重（4.2</w:t>
-      </w:r>
-      <w:r>
-        <w:t xml:space="preserve"> </w:t>
-      </w:r>
-      <w:r>
-        <w:rPr>
-          <w:rFonts w:hint="eastAsia"/>
-        </w:rPr>
-        <w:t xml:space="preserve">步骤</w:t>
-      </w:r>
-      <w:r>
-        <w:t xml:space="preserve"> </w:t>
-      </w:r>
-      <w:r>
-        <w:rPr>
-          <w:rFonts w:hint="eastAsia"/>
-        </w:rPr>
-        <w:t xml:space="preserve">3）即可</w:t>
-      </w:r>
-    </w:p>
-    <w:bookmarkEnd w:id="50"/>
-    <w:bookmarkStart w:id="51" w:name="整批退回与重处理"/>
-    <w:p>
-      <w:pPr>
-        <w:pStyle w:val="Heading3"/>
-      </w:pPr>
-      <w:r>
-        <w:t xml:space="preserve">6.2 </w:t>
-      </w:r>
-      <w:r>
-        <w:rPr>
-          <w:rFonts w:hint="eastAsia"/>
-        </w:rPr>
-        <w:t xml:space="preserve">整批退回与重处理</w:t>
       </w:r>
     </w:p>
     <w:p>
@@ -10189,61 +9998,19 @@
         </w:numPr>
       </w:pPr>
       <w:r>
-        <w:t xml:space="preserve">MES </w:t>
-      </w:r>
-      <w:r>
-        <w:rPr>
-          <w:rFonts w:hint="eastAsia"/>
-        </w:rPr>
-        <w:t xml:space="preserve">无法处理时回执</w:t>
+        <w:rPr>
+          <w:rFonts w:hint="eastAsia"/>
+        </w:rPr>
+        <w:t xml:space="preserve">重试用尽仍未确认时停止推送，在页面显示「继续推送」；MES</w:t>
       </w:r>
       <w:r>
         <w:t xml:space="preserve"> </w:t>
       </w:r>
       <w:r>
         <w:rPr>
-          <w:rStyle w:val="VerbatimChar"/>
-        </w:rPr>
-        <w:t xml:space="preserve">REJECTED</w:t>
-      </w:r>
-      <w:r>
-        <w:rPr>
-          <w:rFonts w:hint="eastAsia"/>
-        </w:rPr>
-        <w:t xml:space="preserve">，写明</w:t>
-      </w:r>
-      <w:r>
-        <w:t xml:space="preserve"> </w:t>
-      </w:r>
-      <w:r>
-        <w:rPr>
-          <w:rStyle w:val="VerbatimChar"/>
-        </w:rPr>
-        <w:t xml:space="preserve">rejectCode</w:t>
-      </w:r>
-      <w:r>
-        <w:t xml:space="preserve">、</w:t>
-      </w:r>
-      <w:r>
-        <w:rPr>
-          <w:rStyle w:val="VerbatimChar"/>
-        </w:rPr>
-        <w:t xml:space="preserve">rejectMessage</w:t>
-      </w:r>
-      <w:r>
-        <w:rPr>
-          <w:rFonts w:hint="eastAsia"/>
-        </w:rPr>
-        <w:t xml:space="preserve">；同一</w:t>
-      </w:r>
-      <w:r>
-        <w:t xml:space="preserve"> PI </w:t>
-      </w:r>
-      <w:r>
-        <w:rPr>
-          <w:rFonts w:hint="eastAsia"/>
-        </w:rPr>
-        <w:t xml:space="preserve">的后续推送随即暂停</w:t>
+          <w:rFonts w:hint="eastAsia"/>
+        </w:rPr>
+        <w:t xml:space="preserve">恢复后也可直接拉取该批次</w:t>
       </w:r>
     </w:p>
     <w:p>
@@ -10261,25 +10028,16 @@
         <w:rPr>
           <w:rFonts w:hint="eastAsia"/>
         </w:rPr>
-        <w:t xml:space="preserve">修正后：调</w:t>
-      </w:r>
-      <w:r>
-        <w:t xml:space="preserve"> ③ </w:t>
-      </w:r>
-      <w:r>
-        <w:rPr>
-          <w:rFonts w:hint="eastAsia"/>
-        </w:rPr>
-        <w:t xml:space="preserve">带</w:t>
+        <w:t xml:space="preserve">无需特殊处理，按幂等去重（4.2</w:t>
       </w:r>
       <w:r>
         <w:t xml:space="preserve"> </w:t>
       </w:r>
       <w:r>
         <w:rPr>
-          <w:rStyle w:val="VerbatimChar"/>
-        </w:rPr>
-        <w:t xml:space="preserve">batchNo</w:t>
+          <w:rFonts w:hint="eastAsia"/>
+        </w:rPr>
+        <w:t xml:space="preserve">步骤</w:t>
       </w:r>
       <w:r>
         <w:t xml:space="preserve"> </w:t>
@@ -10288,59 +10046,23 @@
         <w:rPr>
           <w:rFonts w:hint="eastAsia"/>
         </w:rPr>
-        <w:t xml:space="preserve">拉取该批次</w:t>
-      </w:r>
-      <w:r>
-        <w:t xml:space="preserve"> → </w:t>
-      </w:r>
-      <w:r>
-        <w:rPr>
-          <w:rFonts w:hint="eastAsia"/>
-        </w:rPr>
-        <w:t xml:space="preserve">重新处理</w:t>
-      </w:r>
-      <w:r>
-        <w:t xml:space="preserve"> → </w:t>
-      </w:r>
-      <w:r>
-        <w:rPr>
-          <w:rFonts w:hint="eastAsia"/>
-        </w:rPr>
-        <w:t xml:space="preserve">调</w:t>
-      </w:r>
-      <w:r>
-        <w:t xml:space="preserve"> ④ </w:t>
-      </w:r>
-      <w:r>
-        <w:rPr>
-          <w:rFonts w:hint="eastAsia"/>
-        </w:rPr>
-        <w:t xml:space="preserve">提交回执</w:t>
-      </w:r>
-      <w:r>
-        <w:t xml:space="preserve"> → </w:t>
-      </w:r>
-      <w:r>
-        <w:rPr>
-          <w:rFonts w:hint="eastAsia"/>
-        </w:rPr>
-        <w:t xml:space="preserve">请总部「继续推送」</w:t>
+        <w:t xml:space="preserve">3）即可</w:t>
       </w:r>
     </w:p>
-    <w:bookmarkEnd w:id="51"/>
-    <w:bookmarkStart w:id="52" w:name="批次作废"/>
+    <w:bookmarkEnd w:id="50"/>
+    <w:bookmarkStart w:id="51" w:name="整批退回与重处理"/>
     <w:p>
       <w:pPr>
         <w:pStyle w:val="Heading3"/>
       </w:pPr>
       <w:r>
-        <w:t xml:space="preserve">6.3 </w:t>
-      </w:r>
-      <w:r>
-        <w:rPr>
-          <w:rFonts w:hint="eastAsia"/>
-        </w:rPr>
-        <w:t xml:space="preserve">批次作废</w:t>
+        <w:t xml:space="preserve">6.2 </w:t>
+      </w:r>
+      <w:r>
+        <w:rPr>
+          <w:rFonts w:hint="eastAsia"/>
+        </w:rPr>
+        <w:t xml:space="preserve">整批退回与重处理</w:t>
       </w:r>
     </w:p>
     <w:p>
@@ -10352,22 +10074,13 @@
         </w:numPr>
       </w:pPr>
       <w:r>
-        <w:rPr>
-          <w:rFonts w:hint="eastAsia"/>
-        </w:rPr>
-        <w:t xml:space="preserve">总部作废批次后，③</w:t>
-      </w:r>
-      <w:r>
-        <w:t xml:space="preserve"> ④ </w:t>
-      </w:r>
-      <w:r>
-        <w:rPr>
-          <w:rFonts w:hint="eastAsia"/>
-        </w:rPr>
-        <w:t xml:space="preserve">对该批次返回</w:t>
-      </w:r>
-      <w:r>
-        <w:t xml:space="preserve"> 409</w:t>
+        <w:t xml:space="preserve">MES </w:t>
+      </w:r>
+      <w:r>
+        <w:rPr>
+          <w:rFonts w:hint="eastAsia"/>
+        </w:rPr>
+        <w:t xml:space="preserve">无法处理时回执</w:t>
       </w:r>
       <w:r>
         <w:t xml:space="preserve"> </w:t>
@@ -10376,7 +10089,40 @@
         <w:rPr>
           <w:rStyle w:val="VerbatimChar"/>
         </w:rPr>
-        <w:t xml:space="preserve">BATCH_VOIDED</w:t>
+        <w:t xml:space="preserve">NG</w:t>
+      </w:r>
+      <w:r>
+        <w:rPr>
+          <w:rFonts w:hint="eastAsia"/>
+        </w:rPr>
+        <w:t xml:space="preserve">，在</w:t>
+      </w:r>
+      <w:r>
+        <w:t xml:space="preserve"> </w:t>
+      </w:r>
+      <w:r>
+        <w:rPr>
+          <w:rStyle w:val="VerbatimChar"/>
+        </w:rPr>
+        <w:t xml:space="preserve">message</w:t>
+      </w:r>
+      <w:r>
+        <w:t xml:space="preserve"> </w:t>
+      </w:r>
+      <w:r>
+        <w:rPr>
+          <w:rFonts w:hint="eastAsia"/>
+        </w:rPr>
+        <w:t xml:space="preserve">写明原因（显示在总部页面上）；同一</w:t>
+      </w:r>
+      <w:r>
+        <w:t xml:space="preserve"> PI </w:t>
+      </w:r>
+      <w:r>
+        <w:rPr>
+          <w:rFonts w:hint="eastAsia"/>
+        </w:rPr>
+        <w:t xml:space="preserve">的后续推送随即暂停</w:t>
       </w:r>
     </w:p>
     <w:p>
@@ -10394,55 +10140,86 @@
         <w:rPr>
           <w:rFonts w:hint="eastAsia"/>
         </w:rPr>
-        <w:t xml:space="preserve">丢弃该批次，</w:t>
-      </w:r>
-      <w:r>
-        <w:rPr>
-          <w:rFonts w:hint="eastAsia"/>
-          <w:b/>
-          <w:bCs/>
-        </w:rPr>
-        <w:t xml:space="preserve">不得</w:t>
-      </w:r>
-      <w:r>
-        <w:rPr>
-          <w:rFonts w:hint="eastAsia"/>
-        </w:rPr>
-        <w:t xml:space="preserve">用本地缓存继续处理；其中的</w:t>
-      </w:r>
-      <w:r>
-        <w:t xml:space="preserve"> SN </w:t>
-      </w:r>
-      <w:r>
-        <w:rPr>
-          <w:rFonts w:hint="eastAsia"/>
-        </w:rPr>
-        <w:t xml:space="preserve">会重新组批送达</w:t>
+        <w:t xml:space="preserve">修正后：调</w:t>
+      </w:r>
+      <w:r>
+        <w:t xml:space="preserve"> ③ </w:t>
+      </w:r>
+      <w:r>
+        <w:rPr>
+          <w:rFonts w:hint="eastAsia"/>
+        </w:rPr>
+        <w:t xml:space="preserve">带</w:t>
+      </w:r>
+      <w:r>
+        <w:t xml:space="preserve"> </w:t>
+      </w:r>
+      <w:r>
+        <w:rPr>
+          <w:rStyle w:val="VerbatimChar"/>
+        </w:rPr>
+        <w:t xml:space="preserve">batchNo</w:t>
+      </w:r>
+      <w:r>
+        <w:t xml:space="preserve"> </w:t>
+      </w:r>
+      <w:r>
+        <w:rPr>
+          <w:rFonts w:hint="eastAsia"/>
+        </w:rPr>
+        <w:t xml:space="preserve">拉取该批次</w:t>
+      </w:r>
+      <w:r>
+        <w:t xml:space="preserve"> → </w:t>
+      </w:r>
+      <w:r>
+        <w:rPr>
+          <w:rFonts w:hint="eastAsia"/>
+        </w:rPr>
+        <w:t xml:space="preserve">重新处理</w:t>
+      </w:r>
+      <w:r>
+        <w:t xml:space="preserve"> → </w:t>
+      </w:r>
+      <w:r>
+        <w:rPr>
+          <w:rFonts w:hint="eastAsia"/>
+        </w:rPr>
+        <w:t xml:space="preserve">调</w:t>
+      </w:r>
+      <w:r>
+        <w:t xml:space="preserve"> ④ </w:t>
+      </w:r>
+      <w:r>
+        <w:rPr>
+          <w:rFonts w:hint="eastAsia"/>
+        </w:rPr>
+        <w:t xml:space="preserve">提交回执</w:t>
+      </w:r>
+      <w:r>
+        <w:t xml:space="preserve"> → </w:t>
+      </w:r>
+      <w:r>
+        <w:rPr>
+          <w:rFonts w:hint="eastAsia"/>
+        </w:rPr>
+        <w:t xml:space="preserve">请总部「继续推送」</w:t>
       </w:r>
     </w:p>
-    <w:bookmarkEnd w:id="52"/>
-    <w:bookmarkStart w:id="53" w:name="版本冲突conflict-stale"/>
+    <w:bookmarkEnd w:id="51"/>
+    <w:bookmarkStart w:id="52" w:name="批次作废"/>
     <w:p>
       <w:pPr>
         <w:pStyle w:val="Heading3"/>
       </w:pPr>
       <w:r>
-        <w:t xml:space="preserve">6.4 </w:t>
-      </w:r>
-      <w:r>
-        <w:rPr>
-          <w:rFonts w:hint="eastAsia"/>
-        </w:rPr>
-        <w:t xml:space="preserve">版本冲突（CONFLICT</w:t>
-      </w:r>
-      <w:r>
-        <w:t xml:space="preserve"> / </w:t>
-      </w:r>
-      <w:r>
-        <w:rPr>
-          <w:rFonts w:hint="eastAsia"/>
-        </w:rPr>
-        <w:t xml:space="preserve">STALE）</w:t>
+        <w:t xml:space="preserve">6.3 </w:t>
+      </w:r>
+      <w:r>
+        <w:rPr>
+          <w:rFonts w:hint="eastAsia"/>
+        </w:rPr>
+        <w:t xml:space="preserve">批次作废</w:t>
       </w:r>
     </w:p>
     <w:p>
@@ -10457,7 +10234,19 @@
         <w:rPr>
           <w:rFonts w:hint="eastAsia"/>
         </w:rPr>
-        <w:t xml:space="preserve">回执中为</w:t>
+        <w:t xml:space="preserve">总部作废批次后，③</w:t>
+      </w:r>
+      <w:r>
+        <w:t xml:space="preserve"> ④ </w:t>
+      </w:r>
+      <w:r>
+        <w:rPr>
+          <w:rFonts w:hint="eastAsia"/>
+        </w:rPr>
+        <w:t xml:space="preserve">对该批次返回</w:t>
+      </w:r>
+      <w:r>
+        <w:t xml:space="preserve"> 409</w:t>
       </w:r>
       <w:r>
         <w:t xml:space="preserve"> </w:t>
@@ -10466,43 +10255,7 @@
         <w:rPr>
           <w:rStyle w:val="VerbatimChar"/>
         </w:rPr>
-        <w:t xml:space="preserve">CONFLICT</w:t>
-      </w:r>
-      <w:r>
-        <w:t xml:space="preserve"> </w:t>
-      </w:r>
-      <w:r>
-        <w:rPr>
-          <w:rFonts w:hint="eastAsia"/>
-        </w:rPr>
-        <w:t xml:space="preserve">或</w:t>
-      </w:r>
-      <w:r>
-        <w:t xml:space="preserve"> </w:t>
-      </w:r>
-      <w:r>
-        <w:rPr>
-          <w:rStyle w:val="VerbatimChar"/>
-        </w:rPr>
-        <w:t xml:space="preserve">STALE</w:t>
-      </w:r>
-      <w:r>
-        <w:t xml:space="preserve"> </w:t>
-      </w:r>
-      <w:r>
-        <w:rPr>
-          <w:rFonts w:hint="eastAsia"/>
-        </w:rPr>
-        <w:t xml:space="preserve">的</w:t>
-      </w:r>
-      <w:r>
-        <w:t xml:space="preserve"> SN </w:t>
-      </w:r>
-      <w:r>
-        <w:rPr>
-          <w:rFonts w:hint="eastAsia"/>
-        </w:rPr>
-        <w:t xml:space="preserve">先锁定，禁止打标</w:t>
+        <w:t xml:space="preserve">BATCH_VOIDED</w:t>
       </w:r>
     </w:p>
     <w:p>
@@ -10514,44 +10267,55 @@
         </w:numPr>
       </w:pPr>
       <w:r>
-        <w:rPr>
-          <w:rFonts w:hint="eastAsia"/>
-        </w:rPr>
-        <w:t xml:space="preserve">总部以更大的</w:t>
-      </w:r>
-      <w:r>
-        <w:t xml:space="preserve"> </w:t>
-      </w:r>
-      <w:r>
-        <w:rPr>
-          <w:rStyle w:val="VerbatimChar"/>
-        </w:rPr>
-        <w:t xml:space="preserve">rev</w:t>
-      </w:r>
-      <w:r>
-        <w:t xml:space="preserve"> </w:t>
-      </w:r>
-      <w:r>
-        <w:rPr>
-          <w:rFonts w:hint="eastAsia"/>
-        </w:rPr>
-        <w:t xml:space="preserve">重新推送后自动解锁，或由现场人工放行</w:t>
+        <w:t xml:space="preserve">MES </w:t>
+      </w:r>
+      <w:r>
+        <w:rPr>
+          <w:rFonts w:hint="eastAsia"/>
+        </w:rPr>
+        <w:t xml:space="preserve">丢弃该批次，</w:t>
+      </w:r>
+      <w:r>
+        <w:rPr>
+          <w:rFonts w:hint="eastAsia"/>
+          <w:b/>
+          <w:bCs/>
+        </w:rPr>
+        <w:t xml:space="preserve">不得</w:t>
+      </w:r>
+      <w:r>
+        <w:rPr>
+          <w:rFonts w:hint="eastAsia"/>
+        </w:rPr>
+        <w:t xml:space="preserve">用本地缓存继续处理；其中的</w:t>
+      </w:r>
+      <w:r>
+        <w:t xml:space="preserve"> SN </w:t>
+      </w:r>
+      <w:r>
+        <w:rPr>
+          <w:rFonts w:hint="eastAsia"/>
+        </w:rPr>
+        <w:t xml:space="preserve">会重新组批送达</w:t>
       </w:r>
     </w:p>
-    <w:bookmarkEnd w:id="53"/>
-    <w:bookmarkStart w:id="54" w:name="回执长期缺失"/>
+    <w:bookmarkEnd w:id="52"/>
+    <w:bookmarkStart w:id="53" w:name="版本较旧的-sn"/>
     <w:p>
       <w:pPr>
         <w:pStyle w:val="Heading3"/>
       </w:pPr>
       <w:r>
-        <w:t xml:space="preserve">6.5 </w:t>
-      </w:r>
-      <w:r>
-        <w:rPr>
-          <w:rFonts w:hint="eastAsia"/>
-        </w:rPr>
-        <w:t xml:space="preserve">回执长期缺失</w:t>
+        <w:t xml:space="preserve">6.4 </w:t>
+      </w:r>
+      <w:r>
+        <w:rPr>
+          <w:rFonts w:hint="eastAsia"/>
+        </w:rPr>
+        <w:t xml:space="preserve">版本较旧的</w:t>
+      </w:r>
+      <w:r>
+        <w:t xml:space="preserve"> SN</w:t>
       </w:r>
     </w:p>
     <w:p>
@@ -10566,16 +10330,67 @@
         <w:rPr>
           <w:rFonts w:hint="eastAsia"/>
         </w:rPr>
-        <w:t xml:space="preserve">批次长期无法回执时，MES</w:t>
+        <w:t xml:space="preserve">批次中某枚</w:t>
+      </w:r>
+      <w:r>
+        <w:t xml:space="preserve"> SN </w:t>
+      </w:r>
+      <w:r>
+        <w:rPr>
+          <w:rFonts w:hint="eastAsia"/>
+        </w:rPr>
+        <w:t xml:space="preserve">的</w:t>
       </w:r>
       <w:r>
         <w:t xml:space="preserve"> </w:t>
       </w:r>
       <w:r>
         <w:rPr>
-          <w:rFonts w:hint="eastAsia"/>
-        </w:rPr>
-        <w:t xml:space="preserve">书面告知总部是否已入库</w:t>
+          <w:rStyle w:val="VerbatimChar"/>
+        </w:rPr>
+        <w:t xml:space="preserve">rev</w:t>
+      </w:r>
+      <w:r>
+        <w:t xml:space="preserve"> </w:t>
+      </w:r>
+      <w:r>
+        <w:rPr>
+          <w:rFonts w:hint="eastAsia"/>
+        </w:rPr>
+        <w:t xml:space="preserve">小于本地时，MES</w:t>
+      </w:r>
+      <w:r>
+        <w:t xml:space="preserve"> </w:t>
+      </w:r>
+      <w:r>
+        <w:rPr>
+          <w:rFonts w:hint="eastAsia"/>
+        </w:rPr>
+        <w:t xml:space="preserve">跳过该枚、保留本地数据，整批照常回</w:t>
+      </w:r>
+      <w:r>
+        <w:t xml:space="preserve"> </w:t>
+      </w:r>
+      <w:r>
+        <w:rPr>
+          <w:rStyle w:val="VerbatimChar"/>
+        </w:rPr>
+        <w:t xml:space="preserve">OK</w:t>
+      </w:r>
+      <w:r>
+        <w:rPr>
+          <w:rFonts w:hint="eastAsia"/>
+        </w:rPr>
+        <w:t xml:space="preserve">，无需告知</w:t>
+      </w:r>
+      <w:r>
+        <w:t xml:space="preserve"> SN </w:t>
+      </w:r>
+      <w:r>
+        <w:rPr>
+          <w:rFonts w:hint="eastAsia"/>
+        </w:rPr>
+        <w:t xml:space="preserve">系统</w:t>
       </w:r>
     </w:p>
     <w:p>
@@ -10590,7 +10405,7 @@
         <w:rPr>
           <w:rFonts w:hint="eastAsia"/>
         </w:rPr>
-        <w:t xml:space="preserve">已入库：总部「人工确认」，SN</w:t>
+        <w:t xml:space="preserve">正常情况下不会出现（5.3）；MES</w:t>
       </w:r>
       <w:r>
         <w:t xml:space="preserve"> </w:t>
@@ -10599,16 +10414,59 @@
         <w:rPr>
           <w:rFonts w:hint="eastAsia"/>
         </w:rPr>
-        <w:t xml:space="preserve">变为已推送；未处理：总部「作废」，SN</w:t>
+        <w:t xml:space="preserve">侧如需排查，可用</w:t>
+      </w:r>
+      <w:r>
+        <w:t xml:space="preserve"> ⑤ </w:t>
+      </w:r>
+      <w:r>
+        <w:rPr>
+          <w:rFonts w:hint="eastAsia"/>
+        </w:rPr>
+        <w:t xml:space="preserve">查询</w:t>
+      </w:r>
+      <w:r>
+        <w:t xml:space="preserve"> SN </w:t>
+      </w:r>
+      <w:r>
+        <w:rPr>
+          <w:rFonts w:hint="eastAsia"/>
+        </w:rPr>
+        <w:t xml:space="preserve">系统当前的</w:t>
       </w:r>
       <w:r>
         <w:t xml:space="preserve"> </w:t>
       </w:r>
       <w:r>
         <w:rPr>
-          <w:rFonts w:hint="eastAsia"/>
-        </w:rPr>
-        <w:t xml:space="preserve">重新组批</w:t>
+          <w:rStyle w:val="VerbatimChar"/>
+        </w:rPr>
+        <w:t xml:space="preserve">rev</w:t>
+      </w:r>
+      <w:r>
+        <w:t xml:space="preserve"> </w:t>
+      </w:r>
+      <w:r>
+        <w:rPr>
+          <w:rFonts w:hint="eastAsia"/>
+        </w:rPr>
+        <w:t xml:space="preserve">与挂靠</w:t>
+      </w:r>
+    </w:p>
+    <w:bookmarkEnd w:id="53"/>
+    <w:bookmarkStart w:id="54" w:name="回执长期缺失"/>
+    <w:p>
+      <w:pPr>
+        <w:pStyle w:val="Heading3"/>
+      </w:pPr>
+      <w:r>
+        <w:t xml:space="preserve">6.5 </w:t>
+      </w:r>
+      <w:r>
+        <w:rPr>
+          <w:rFonts w:hint="eastAsia"/>
+        </w:rPr>
+        <w:t xml:space="preserve">回执长期缺失</w:t>
       </w:r>
     </w:p>
     <w:p>
@@ -10616,14 +10474,119 @@
         <w:pStyle w:val="Compact"/>
         <w:numPr>
           <w:ilvl w:val="0"/>
-          <w:numId w:val="1014"/>
+          <w:numId w:val="1015"/>
         </w:numPr>
       </w:pPr>
       <w:r>
         <w:rPr>
           <w:rFonts w:hint="eastAsia"/>
         </w:rPr>
-        <w:t xml:space="preserve">回执与批次不符（422</w:t>
+        <w:t xml:space="preserve">批次长期无法回执时，MES</w:t>
+      </w:r>
+      <w:r>
+        <w:t xml:space="preserve"> </w:t>
+      </w:r>
+      <w:r>
+        <w:rPr>
+          <w:rFonts w:hint="eastAsia"/>
+        </w:rPr>
+        <w:t xml:space="preserve">书面告知总部是否已入库</w:t>
+      </w:r>
+    </w:p>
+    <w:p>
+      <w:pPr>
+        <w:pStyle w:val="Compact"/>
+        <w:numPr>
+          <w:ilvl w:val="0"/>
+          <w:numId w:val="1015"/>
+        </w:numPr>
+      </w:pPr>
+      <w:r>
+        <w:rPr>
+          <w:rFonts w:hint="eastAsia"/>
+        </w:rPr>
+        <w:t xml:space="preserve">已入库：总部「人工确认」，SN</w:t>
+      </w:r>
+      <w:r>
+        <w:t xml:space="preserve"> </w:t>
+      </w:r>
+      <w:r>
+        <w:rPr>
+          <w:rFonts w:hint="eastAsia"/>
+        </w:rPr>
+        <w:t xml:space="preserve">变为已推送；未处理：总部「作废」，SN</w:t>
+      </w:r>
+      <w:r>
+        <w:t xml:space="preserve"> </w:t>
+      </w:r>
+      <w:r>
+        <w:rPr>
+          <w:rFonts w:hint="eastAsia"/>
+        </w:rPr>
+        <w:t xml:space="preserve">重新组批</w:t>
+      </w:r>
+    </w:p>
+    <w:p>
+      <w:pPr>
+        <w:pStyle w:val="Compact"/>
+        <w:numPr>
+          <w:ilvl w:val="0"/>
+          <w:numId w:val="1015"/>
+        </w:numPr>
+      </w:pPr>
+      <w:r>
+        <w:rPr>
+          <w:rFonts w:hint="eastAsia"/>
+        </w:rPr>
+        <w:t xml:space="preserve">回执与批次不符（批次号不一致，或</w:t>
+      </w:r>
+      <w:r>
+        <w:t xml:space="preserve"> </w:t>
+      </w:r>
+      <w:r>
+        <w:rPr>
+          <w:rStyle w:val="VerbatimChar"/>
+        </w:rPr>
+        <w:t xml:space="preserve">code</w:t>
+      </w:r>
+      <w:r>
+        <w:t xml:space="preserve"> </w:t>
+      </w:r>
+      <w:r>
+        <w:rPr>
+          <w:rFonts w:hint="eastAsia"/>
+        </w:rPr>
+        <w:t xml:space="preserve">不是</w:t>
+      </w:r>
+      <w:r>
+        <w:t xml:space="preserve"> </w:t>
+      </w:r>
+      <w:r>
+        <w:rPr>
+          <w:rStyle w:val="VerbatimChar"/>
+        </w:rPr>
+        <w:t xml:space="preserve">OK</w:t>
+      </w:r>
+      <w:r>
+        <w:t xml:space="preserve"> </w:t>
+      </w:r>
+      <w:r>
+        <w:t xml:space="preserve">/</w:t>
+      </w:r>
+      <w:r>
+        <w:t xml:space="preserve"> </w:t>
+      </w:r>
+      <w:r>
+        <w:rPr>
+          <w:rStyle w:val="VerbatimChar"/>
+        </w:rPr>
+        <w:t xml:space="preserve">NG</w:t>
+      </w:r>
+      <w:r>
+        <w:rPr>
+          <w:rFonts w:hint="eastAsia"/>
+        </w:rPr>
+        <w:t xml:space="preserve">，422</w:t>
       </w:r>
       <w:r>
         <w:t xml:space="preserve"> </w:t>
@@ -12414,7 +12377,7 @@
         <w:pStyle w:val="Compact"/>
         <w:numPr>
           <w:ilvl w:val="0"/>
-          <w:numId w:val="1015"/>
+          <w:numId w:val="1016"/>
         </w:numPr>
       </w:pPr>
       <w:r>
@@ -12445,91 +12408,6 @@
           <w:rFonts w:hint="eastAsia"/>
         </w:rPr>
         <w:t xml:space="preserve">再序列化（字段顺序、空白会变化）</w:t>
-      </w:r>
-    </w:p>
-    <w:p>
-      <w:pPr>
-        <w:pStyle w:val="Compact"/>
-        <w:numPr>
-          <w:ilvl w:val="0"/>
-          <w:numId w:val="1015"/>
-        </w:numPr>
-      </w:pPr>
-      <w:r>
-        <w:rPr>
-          <w:rFonts w:hint="eastAsia"/>
-        </w:rPr>
-        <w:t xml:space="preserve">时间差超过</w:t>
-      </w:r>
-      <w:r>
-        <w:t xml:space="preserve"> 5 </w:t>
-      </w:r>
-      <w:r>
-        <w:rPr>
-          <w:rFonts w:hint="eastAsia"/>
-        </w:rPr>
-        <w:t xml:space="preserve">分钟拒绝；签名比较使用常量时间比较</w:t>
-      </w:r>
-    </w:p>
-    <w:p>
-      <w:pPr>
-        <w:pStyle w:val="Compact"/>
-        <w:numPr>
-          <w:ilvl w:val="0"/>
-          <w:numId w:val="1015"/>
-        </w:numPr>
-      </w:pPr>
-      <w:r>
-        <w:rPr>
-          <w:rFonts w:hint="eastAsia"/>
-        </w:rPr>
-        <w:t xml:space="preserve">密钥由总部在「MES</w:t>
-      </w:r>
-      <w:r>
-        <w:t xml:space="preserve"> </w:t>
-      </w:r>
-      <w:r>
-        <w:rPr>
-          <w:rFonts w:hint="eastAsia"/>
-        </w:rPr>
-        <w:t xml:space="preserve">配置」中设定，线下提供给</w:t>
-      </w:r>
-      <w:r>
-        <w:t xml:space="preserve"> MES </w:t>
-      </w:r>
-      <w:r>
-        <w:rPr>
-          <w:rFonts w:hint="eastAsia"/>
-        </w:rPr>
-        <w:t xml:space="preserve">方</w:t>
-      </w:r>
-    </w:p>
-    <w:p>
-      <w:pPr>
-        <w:pStyle w:val="FirstParagraph"/>
-      </w:pPr>
-      <w:r>
-        <w:rPr>
-          <w:rFonts w:hint="eastAsia"/>
-          <w:b/>
-          <w:bCs/>
-        </w:rPr>
-        <w:t xml:space="preserve">③～⑥</w:t>
-      </w:r>
-      <w:r>
-        <w:rPr>
-          <w:b/>
-          <w:bCs/>
-        </w:rPr>
-        <w:t xml:space="preserve"> MES → SN </w:t>
-      </w:r>
-      <w:r>
-        <w:rPr>
-          <w:rFonts w:hint="eastAsia"/>
-          <w:b/>
-          <w:bCs/>
-        </w:rPr>
-        <w:t xml:space="preserve">系统</w:t>
       </w:r>
     </w:p>
     <w:p>
@@ -12544,47 +12422,16 @@
         <w:rPr>
           <w:rFonts w:hint="eastAsia"/>
         </w:rPr>
-        <w:t xml:space="preserve">每次请求带</w:t>
-      </w:r>
-      <w:r>
-        <w:t xml:space="preserve"> </w:t>
-      </w:r>
-      <w:r>
-        <w:rPr>
-          <w:rStyle w:val="VerbatimChar"/>
-        </w:rPr>
-        <w:t xml:space="preserve">Authorization: Bearer </w:t>
-      </w:r>
-      <w:r>
-        <w:rPr>
-          <w:rStyle w:val="VerbatimChar"/>
-          <w:rFonts w:hint="eastAsia"/>
-        </w:rPr>
-        <w:t xml:space="preserve">&lt;工号&gt;:&lt;密钥&gt;</w:t>
-      </w:r>
-      <w:r>
-        <w:rPr>
-          <w:rFonts w:hint="eastAsia"/>
-        </w:rPr>
-        <w:t xml:space="preserve">，无需换取令牌；工号、密钥由总部在「账户</w:t>
-      </w:r>
-      <w:r>
-        <w:t xml:space="preserve"> → MES </w:t>
-      </w:r>
-      <w:r>
-        <w:rPr>
-          <w:rFonts w:hint="eastAsia"/>
-        </w:rPr>
-        <w:t xml:space="preserve">接口账户」创建后提供给</w:t>
-      </w:r>
-      <w:r>
-        <w:t xml:space="preserve"> MES </w:t>
-      </w:r>
-      <w:r>
-        <w:rPr>
-          <w:rFonts w:hint="eastAsia"/>
-        </w:rPr>
-        <w:t xml:space="preserve">方</w:t>
+        <w:t xml:space="preserve">时间差超过</w:t>
+      </w:r>
+      <w:r>
+        <w:t xml:space="preserve"> 5 </w:t>
+      </w:r>
+      <w:r>
+        <w:rPr>
+          <w:rFonts w:hint="eastAsia"/>
+        </w:rPr>
+        <w:t xml:space="preserve">分钟拒绝；签名比较使用常量时间比较</w:t>
       </w:r>
     </w:p>
     <w:p>
@@ -12599,16 +12446,53 @@
         <w:rPr>
           <w:rFonts w:hint="eastAsia"/>
         </w:rPr>
-        <w:t xml:space="preserve">账户仅能访问所绑定的生产组织；可设置来源</w:t>
-      </w:r>
-      <w:r>
-        <w:t xml:space="preserve"> IP </w:t>
-      </w:r>
-      <w:r>
-        <w:rPr>
-          <w:rFonts w:hint="eastAsia"/>
-        </w:rPr>
-        <w:t xml:space="preserve">白名单</w:t>
+        <w:t xml:space="preserve">密钥由总部在「MES</w:t>
+      </w:r>
+      <w:r>
+        <w:t xml:space="preserve"> </w:t>
+      </w:r>
+      <w:r>
+        <w:rPr>
+          <w:rFonts w:hint="eastAsia"/>
+        </w:rPr>
+        <w:t xml:space="preserve">配置」中设定，线下提供给</w:t>
+      </w:r>
+      <w:r>
+        <w:t xml:space="preserve"> MES </w:t>
+      </w:r>
+      <w:r>
+        <w:rPr>
+          <w:rFonts w:hint="eastAsia"/>
+        </w:rPr>
+        <w:t xml:space="preserve">方</w:t>
+      </w:r>
+    </w:p>
+    <w:p>
+      <w:pPr>
+        <w:pStyle w:val="FirstParagraph"/>
+      </w:pPr>
+      <w:r>
+        <w:rPr>
+          <w:rFonts w:hint="eastAsia"/>
+          <w:b/>
+          <w:bCs/>
+        </w:rPr>
+        <w:t xml:space="preserve">③～⑥</w:t>
+      </w:r>
+      <w:r>
+        <w:rPr>
+          <w:b/>
+          <w:bCs/>
+        </w:rPr>
+        <w:t xml:space="preserve"> MES → SN </w:t>
+      </w:r>
+      <w:r>
+        <w:rPr>
+          <w:rFonts w:hint="eastAsia"/>
+          <w:b/>
+          <w:bCs/>
+        </w:rPr>
+        <w:t xml:space="preserve">系统</w:t>
       </w:r>
     </w:p>
     <w:p>
@@ -12616,7 +12500,86 @@
         <w:pStyle w:val="Compact"/>
         <w:numPr>
           <w:ilvl w:val="0"/>
-          <w:numId w:val="1016"/>
+          <w:numId w:val="1017"/>
+        </w:numPr>
+      </w:pPr>
+      <w:r>
+        <w:rPr>
+          <w:rFonts w:hint="eastAsia"/>
+        </w:rPr>
+        <w:t xml:space="preserve">每次请求带</w:t>
+      </w:r>
+      <w:r>
+        <w:t xml:space="preserve"> </w:t>
+      </w:r>
+      <w:r>
+        <w:rPr>
+          <w:rStyle w:val="VerbatimChar"/>
+        </w:rPr>
+        <w:t xml:space="preserve">Authorization: Bearer </w:t>
+      </w:r>
+      <w:r>
+        <w:rPr>
+          <w:rStyle w:val="VerbatimChar"/>
+          <w:rFonts w:hint="eastAsia"/>
+        </w:rPr>
+        <w:t xml:space="preserve">&lt;工号&gt;:&lt;密钥&gt;</w:t>
+      </w:r>
+      <w:r>
+        <w:rPr>
+          <w:rFonts w:hint="eastAsia"/>
+        </w:rPr>
+        <w:t xml:space="preserve">，无需换取令牌；工号、密钥由总部在「账户</w:t>
+      </w:r>
+      <w:r>
+        <w:t xml:space="preserve"> → MES </w:t>
+      </w:r>
+      <w:r>
+        <w:rPr>
+          <w:rFonts w:hint="eastAsia"/>
+        </w:rPr>
+        <w:t xml:space="preserve">接口账户」创建后提供给</w:t>
+      </w:r>
+      <w:r>
+        <w:t xml:space="preserve"> MES </w:t>
+      </w:r>
+      <w:r>
+        <w:rPr>
+          <w:rFonts w:hint="eastAsia"/>
+        </w:rPr>
+        <w:t xml:space="preserve">方</w:t>
+      </w:r>
+    </w:p>
+    <w:p>
+      <w:pPr>
+        <w:pStyle w:val="Compact"/>
+        <w:numPr>
+          <w:ilvl w:val="0"/>
+          <w:numId w:val="1017"/>
+        </w:numPr>
+      </w:pPr>
+      <w:r>
+        <w:rPr>
+          <w:rFonts w:hint="eastAsia"/>
+        </w:rPr>
+        <w:t xml:space="preserve">账户仅能访问所绑定的生产组织；可设置来源</w:t>
+      </w:r>
+      <w:r>
+        <w:t xml:space="preserve"> IP </w:t>
+      </w:r>
+      <w:r>
+        <w:rPr>
+          <w:rFonts w:hint="eastAsia"/>
+        </w:rPr>
+        <w:t xml:space="preserve">白名单</w:t>
+      </w:r>
+    </w:p>
+    <w:p>
+      <w:pPr>
+        <w:pStyle w:val="Compact"/>
+        <w:numPr>
+          <w:ilvl w:val="0"/>
+          <w:numId w:val="1017"/>
         </w:numPr>
       </w:pPr>
       <w:r>
@@ -13132,13 +13095,13 @@
           <w:rStyle w:val="VerbatimChar"/>
           <w:rFonts w:hint="eastAsia"/>
         </w:rPr>
-        <w:t xml:space="preserve">"回执枚数与批次不符",</w:t>
-      </w:r>
-      <w:r>
-        <w:rPr>
-          <w:rStyle w:val="VerbatimChar"/>
-        </w:rPr>
-        <w:t xml:space="preserve">       // </w:t>
+        <w:t xml:space="preserve">"回执与批次不符",</w:t>
+      </w:r>
+      <w:r>
+        <w:rPr>
+          <w:rStyle w:val="VerbatimChar"/>
+        </w:rPr>
+        <w:t xml:space="preserve">           // </w:t>
       </w:r>
       <w:r>
         <w:rPr>
@@ -13195,7 +13158,7 @@
         <w:rPr>
           <w:rStyle w:val="VerbatimChar"/>
         </w:rPr>
-        <w:t xml:space="preserve">      "field": "results",              // </w:t>
+        <w:t xml:space="preserve">      "field": "code",                 // </w:t>
       </w:r>
       <w:r>
         <w:rPr>
@@ -13218,39 +13181,26 @@
           <w:rStyle w:val="VerbatimChar"/>
           <w:rFonts w:hint="eastAsia"/>
         </w:rPr>
-        <w:t xml:space="preserve">"期望</w:t>
-      </w:r>
-      <w:r>
-        <w:rPr>
-          <w:rStyle w:val="VerbatimChar"/>
-        </w:rPr>
-        <w:t xml:space="preserve"> 5000 </w:t>
-      </w:r>
-      <w:r>
-        <w:rPr>
-          <w:rStyle w:val="VerbatimChar"/>
-          <w:rFonts w:hint="eastAsia"/>
-        </w:rPr>
-        <w:t xml:space="preserve">枚，收到</w:t>
-      </w:r>
-      <w:r>
-        <w:rPr>
-          <w:rStyle w:val="VerbatimChar"/>
-        </w:rPr>
-        <w:t xml:space="preserve"> 4999 </w:t>
-      </w:r>
-      <w:r>
-        <w:rPr>
-          <w:rStyle w:val="VerbatimChar"/>
-          <w:rFonts w:hint="eastAsia"/>
-        </w:rPr>
-        <w:t xml:space="preserve">枚"</w:t>
-      </w:r>
-      <w:r>
-        <w:rPr>
-          <w:rStyle w:val="VerbatimChar"/>
-        </w:rPr>
-        <w:t xml:space="preserve"> // </w:t>
+        <w:t xml:space="preserve">"只能是</w:t>
+      </w:r>
+      <w:r>
+        <w:rPr>
+          <w:rStyle w:val="VerbatimChar"/>
+        </w:rPr>
+        <w:t xml:space="preserve"> OK / </w:t>
+      </w:r>
+      <w:r>
+        <w:rPr>
+          <w:rStyle w:val="VerbatimChar"/>
+          <w:rFonts w:hint="eastAsia"/>
+        </w:rPr>
+        <w:t xml:space="preserve">NG，收到</w:t>
+      </w:r>
+      <w:r>
+        <w:rPr>
+          <w:rStyle w:val="VerbatimChar"/>
+        </w:rPr>
+        <w:t xml:space="preserve"> DONE" // </w:t>
       </w:r>
       <w:r>
         <w:rPr>
@@ -14345,7 +14295,46 @@
                 <w:rFonts w:hint="eastAsia"/>
                 <w:sz w:val="18"/>
               </w:rPr>
-              <w:t xml:space="preserve">中返回回执</w:t>
+              <w:t xml:space="preserve">中返回整批回执（</w:t>
+            </w:r>
+            <w:r>
+              <w:rPr>
+                <w:rStyle w:val="VerbatimChar"/>
+                <w:sz w:val="18"/>
+              </w:rPr>
+              <w:t xml:space="preserve">OK</w:t>
+            </w:r>
+            <w:r>
+              <w:rPr>
+                <w:sz w:val="18"/>
+              </w:rPr>
+              <w:t xml:space="preserve"> </w:t>
+            </w:r>
+            <w:r>
+              <w:rPr>
+                <w:sz w:val="18"/>
+              </w:rPr>
+              <w:t xml:space="preserve">/</w:t>
+            </w:r>
+            <w:r>
+              <w:rPr>
+                <w:sz w:val="18"/>
+              </w:rPr>
+              <w:t xml:space="preserve"> </w:t>
+            </w:r>
+            <w:r>
+              <w:rPr>
+                <w:rStyle w:val="VerbatimChar"/>
+                <w:sz w:val="18"/>
+              </w:rPr>
+              <w:t xml:space="preserve">NG</w:t>
+            </w:r>
+            <w:r>
+              <w:rPr>
+                <w:rFonts w:hint="eastAsia"/>
+                <w:sz w:val="18"/>
+              </w:rPr>
+              <w:t xml:space="preserve">）</w:t>
             </w:r>
           </w:p>
         </w:tc>
@@ -16395,7 +16384,96 @@
           <w:rStyle w:val="VerbatimChar"/>
           <w:rFonts w:hint="eastAsia"/>
         </w:rPr>
-        <w:t xml:space="preserve">存储后直接比对字符串，无需自行计算</w:t>
+        <w:t xml:space="preserve">存储后直接比对字符串，无需自行计算；相同即两次送达的数据相同，不同返回</w:t>
+      </w:r>
+      <w:r>
+        <w:rPr>
+          <w:rStyle w:val="VerbatimChar"/>
+        </w:rPr>
+        <w:t xml:space="preserve"> 409 BATCH_CONTENT_MISMATCH ★ </w:t>
+      </w:r>
+      <w:r>
+        <w:rPr>
+          <w:rStyle w:val="VerbatimChar"/>
+          <w:rFonts w:hint="eastAsia"/>
+        </w:rPr>
+        <w:t xml:space="preserve">幂等校验</w:t>
+      </w:r>
+      <w:r>
+        <w:br/>
+      </w:r>
+      <w:r>
+        <w:rPr>
+          <w:rStyle w:val="VerbatimChar"/>
+        </w:rPr>
+        <w:t xml:space="preserve">  "items": [                           // </w:t>
+      </w:r>
+      <w:r>
+        <w:rPr>
+          <w:rStyle w:val="VerbatimChar"/>
+          <w:rFonts w:hint="eastAsia"/>
+        </w:rPr>
+        <w:t xml:space="preserve">必填，Array，SN</w:t>
+      </w:r>
+      <w:r>
+        <w:rPr>
+          <w:rStyle w:val="VerbatimChar"/>
+        </w:rPr>
+        <w:t xml:space="preserve"> </w:t>
+      </w:r>
+      <w:r>
+        <w:rPr>
+          <w:rStyle w:val="VerbatimChar"/>
+          <w:rFonts w:hint="eastAsia"/>
+        </w:rPr>
+        <w:t xml:space="preserve">明细</w:t>
+      </w:r>
+      <w:r>
+        <w:br/>
+      </w:r>
+      <w:r>
+        <w:rPr>
+          <w:rStyle w:val="VerbatimChar"/>
+        </w:rPr>
+        <w:t xml:space="preserve">    {</w:t>
+      </w:r>
+      <w:r>
+        <w:br/>
+      </w:r>
+      <w:r>
+        <w:rPr>
+          <w:rStyle w:val="VerbatimChar"/>
+        </w:rPr>
+        <w:t xml:space="preserve">      "sn": "HX100000001A",            // </w:t>
+      </w:r>
+      <w:r>
+        <w:rPr>
+          <w:rStyle w:val="VerbatimChar"/>
+          <w:rFonts w:hint="eastAsia"/>
+        </w:rPr>
+        <w:t xml:space="preserve">必填，String，完整</w:t>
+      </w:r>
+      <w:r>
+        <w:rPr>
+          <w:rStyle w:val="VerbatimChar"/>
+        </w:rPr>
+        <w:t xml:space="preserve"> SN</w:t>
+      </w:r>
+      <w:r>
+        <w:br/>
+      </w:r>
+      <w:r>
+        <w:rPr>
+          <w:rStyle w:val="VerbatimChar"/>
+        </w:rPr>
+        <w:t xml:space="preserve">      "rev": 2,                        // </w:t>
+      </w:r>
+      <w:r>
+        <w:rPr>
+          <w:rStyle w:val="VerbatimChar"/>
+          <w:rFonts w:hint="eastAsia"/>
+        </w:rPr>
+        <w:t xml:space="preserve">必填，Number，挂靠版本，越大越新</w:t>
       </w:r>
       <w:r>
         <w:rPr>
@@ -16408,7 +16486,33 @@
           <w:rStyle w:val="VerbatimChar"/>
           <w:rFonts w:hint="eastAsia"/>
         </w:rPr>
-        <w:t xml:space="preserve">幂等校验</w:t>
+        <w:t xml:space="preserve">不小于本地才新增或覆盖（4.2</w:t>
+      </w:r>
+      <w:r>
+        <w:rPr>
+          <w:rStyle w:val="VerbatimChar"/>
+        </w:rPr>
+        <w:t xml:space="preserve"> </w:t>
+      </w:r>
+      <w:r>
+        <w:rPr>
+          <w:rStyle w:val="VerbatimChar"/>
+          <w:rFonts w:hint="eastAsia"/>
+        </w:rPr>
+        <w:t xml:space="preserve">步骤</w:t>
+      </w:r>
+      <w:r>
+        <w:rPr>
+          <w:rStyle w:val="VerbatimChar"/>
+        </w:rPr>
+        <w:t xml:space="preserve"> </w:t>
+      </w:r>
+      <w:r>
+        <w:rPr>
+          <w:rStyle w:val="VerbatimChar"/>
+          <w:rFonts w:hint="eastAsia"/>
+        </w:rPr>
+        <w:t xml:space="preserve">4）</w:t>
       </w:r>
       <w:r>
         <w:br/>
@@ -16417,14 +16521,59 @@
         <w:rPr>
           <w:rStyle w:val="VerbatimChar"/>
         </w:rPr>
-        <w:t xml:space="preserve">  "items": [                           // </w:t>
-      </w:r>
-      <w:r>
-        <w:rPr>
-          <w:rStyle w:val="VerbatimChar"/>
-          <w:rFonts w:hint="eastAsia"/>
-        </w:rPr>
-        <w:t xml:space="preserve">必填，Array，SN</w:t>
+        <w:t xml:space="preserve">      "serial": "000001",              // </w:t>
+      </w:r>
+      <w:r>
+        <w:rPr>
+          <w:rStyle w:val="VerbatimChar"/>
+          <w:rFonts w:hint="eastAsia"/>
+        </w:rPr>
+        <w:t xml:space="preserve">必填，String，流水号（可能为</w:t>
+      </w:r>
+      <w:r>
+        <w:rPr>
+          <w:rStyle w:val="VerbatimChar"/>
+        </w:rPr>
+        <w:t xml:space="preserve"> 36 </w:t>
+      </w:r>
+      <w:r>
+        <w:rPr>
+          <w:rStyle w:val="VerbatimChar"/>
+          <w:rFonts w:hint="eastAsia"/>
+        </w:rPr>
+        <w:t xml:space="preserve">进制写法）</w:t>
+      </w:r>
+      <w:r>
+        <w:br/>
+      </w:r>
+      <w:r>
+        <w:rPr>
+          <w:rStyle w:val="VerbatimChar"/>
+        </w:rPr>
+        <w:t xml:space="preserve">      "serialDec": "1",                // </w:t>
+      </w:r>
+      <w:r>
+        <w:rPr>
+          <w:rStyle w:val="VerbatimChar"/>
+          <w:rFonts w:hint="eastAsia"/>
+        </w:rPr>
+        <w:t xml:space="preserve">必填，String，十进制流水，按字符串保存</w:t>
+      </w:r>
+      <w:r>
+        <w:br/>
+      </w:r>
+      <w:r>
+        <w:rPr>
+          <w:rStyle w:val="VerbatimChar"/>
+        </w:rPr>
+        <w:t xml:space="preserve">      "serialPi": "000001",            // </w:t>
+      </w:r>
+      <w:r>
+        <w:rPr>
+          <w:rStyle w:val="VerbatimChar"/>
+          <w:rFonts w:hint="eastAsia"/>
+        </w:rPr>
+        <w:t xml:space="preserve">必填，String，流水最初所属</w:t>
       </w:r>
       <w:r>
         <w:rPr>
@@ -16437,7 +16586,33 @@
           <w:rStyle w:val="VerbatimChar"/>
           <w:rFonts w:hint="eastAsia"/>
         </w:rPr>
-        <w:t xml:space="preserve">明细</w:t>
+        <w:t xml:space="preserve">PI；转入</w:t>
+      </w:r>
+      <w:r>
+        <w:rPr>
+          <w:rStyle w:val="VerbatimChar"/>
+        </w:rPr>
+        <w:t xml:space="preserve"> SN </w:t>
+      </w:r>
+      <w:r>
+        <w:rPr>
+          <w:rStyle w:val="VerbatimChar"/>
+          <w:rFonts w:hint="eastAsia"/>
+        </w:rPr>
+        <w:t xml:space="preserve">可能</w:t>
+      </w:r>
+      <w:r>
+        <w:rPr>
+          <w:rStyle w:val="VerbatimChar"/>
+        </w:rPr>
+        <w:t xml:space="preserve"> ≠ </w:t>
+      </w:r>
+      <w:r>
+        <w:rPr>
+          <w:rStyle w:val="VerbatimChar"/>
+          <w:rFonts w:hint="eastAsia"/>
+        </w:rPr>
+        <w:t xml:space="preserve">pi，不要互相校验</w:t>
       </w:r>
       <w:r>
         <w:br/>
@@ -16446,7 +16621,20 @@
         <w:rPr>
           <w:rStyle w:val="VerbatimChar"/>
         </w:rPr>
-        <w:t xml:space="preserve">    {</w:t>
+        <w:t xml:space="preserve">      "pi": "000001",                  // </w:t>
+      </w:r>
+      <w:r>
+        <w:rPr>
+          <w:rStyle w:val="VerbatimChar"/>
+          <w:rFonts w:hint="eastAsia"/>
+        </w:rPr>
+        <w:t xml:space="preserve">必填，String，当前所属</w:t>
+      </w:r>
+      <w:r>
+        <w:rPr>
+          <w:rStyle w:val="VerbatimChar"/>
+        </w:rPr>
+        <w:t xml:space="preserve"> PI</w:t>
       </w:r>
       <w:r>
         <w:br/>
@@ -16455,14 +16643,14 @@
         <w:rPr>
           <w:rStyle w:val="VerbatimChar"/>
         </w:rPr>
-        <w:t xml:space="preserve">      "pushType": "REASSIGN",          // </w:t>
-      </w:r>
-      <w:r>
-        <w:rPr>
-          <w:rStyle w:val="VerbatimChar"/>
-          <w:rFonts w:hint="eastAsia"/>
-        </w:rPr>
-        <w:t xml:space="preserve">必填，String，NEW</w:t>
+        <w:t xml:space="preserve">      "billNo": "VT2026090001",        // </w:t>
+      </w:r>
+      <w:r>
+        <w:rPr>
+          <w:rStyle w:val="VerbatimChar"/>
+          <w:rFonts w:hint="eastAsia"/>
+        </w:rPr>
+        <w:t xml:space="preserve">必填，String，单据号（EEP</w:t>
       </w:r>
       <w:r>
         <w:rPr>
@@ -16475,26 +16663,7 @@
           <w:rStyle w:val="VerbatimChar"/>
           <w:rFonts w:hint="eastAsia"/>
         </w:rPr>
-        <w:t xml:space="preserve">新</w:t>
-      </w:r>
-      <w:r>
-        <w:rPr>
-          <w:rStyle w:val="VerbatimChar"/>
-        </w:rPr>
-        <w:t xml:space="preserve"> SN / REASSIGN </w:t>
-      </w:r>
-      <w:r>
-        <w:rPr>
-          <w:rStyle w:val="VerbatimChar"/>
-          <w:rFonts w:hint="eastAsia"/>
-        </w:rPr>
-        <w:t xml:space="preserve">挂靠变更；仅说明原因，接收与否看</w:t>
-      </w:r>
-      <w:r>
-        <w:rPr>
-          <w:rStyle w:val="VerbatimChar"/>
-        </w:rPr>
-        <w:t xml:space="preserve"> rev</w:t>
+        <w:t xml:space="preserve">生产订单号）</w:t>
       </w:r>
       <w:r>
         <w:br/>
@@ -16503,20 +16672,27 @@
         <w:rPr>
           <w:rStyle w:val="VerbatimChar"/>
         </w:rPr>
-        <w:t xml:space="preserve">      "sn": "HX100000001A",            // </w:t>
-      </w:r>
-      <w:r>
-        <w:rPr>
-          <w:rStyle w:val="VerbatimChar"/>
-          <w:rFonts w:hint="eastAsia"/>
-        </w:rPr>
-        <w:t xml:space="preserve">必填，String，完整</w:t>
-      </w:r>
-      <w:r>
-        <w:rPr>
-          <w:rStyle w:val="VerbatimChar"/>
-        </w:rPr>
-        <w:t xml:space="preserve"> SN</w:t>
+        <w:t xml:space="preserve">      "billSeq": 1,                    // </w:t>
+      </w:r>
+      <w:r>
+        <w:rPr>
+          <w:rStyle w:val="VerbatimChar"/>
+          <w:rFonts w:hint="eastAsia"/>
+        </w:rPr>
+        <w:t xml:space="preserve">必填，Number，单据行号（EEP</w:t>
+      </w:r>
+      <w:r>
+        <w:rPr>
+          <w:rStyle w:val="VerbatimChar"/>
+        </w:rPr>
+        <w:t xml:space="preserve"> </w:t>
+      </w:r>
+      <w:r>
+        <w:rPr>
+          <w:rStyle w:val="VerbatimChar"/>
+          <w:rFonts w:hint="eastAsia"/>
+        </w:rPr>
+        <w:t xml:space="preserve">单据明细项次；同一单据可能有相同物料，以项次区分）</w:t>
       </w:r>
       <w:r>
         <w:br/>
@@ -16525,27 +16701,27 @@
         <w:rPr>
           <w:rStyle w:val="VerbatimChar"/>
         </w:rPr>
-        <w:t xml:space="preserve">      "rev": 2,                        // </w:t>
-      </w:r>
-      <w:r>
-        <w:rPr>
-          <w:rStyle w:val="VerbatimChar"/>
-          <w:rFonts w:hint="eastAsia"/>
-        </w:rPr>
-        <w:t xml:space="preserve">必填，Number，挂靠版本，越大越新</w:t>
-      </w:r>
-      <w:r>
-        <w:rPr>
-          <w:rStyle w:val="VerbatimChar"/>
-        </w:rPr>
-        <w:t xml:space="preserve"> ★ </w:t>
-      </w:r>
-      <w:r>
-        <w:rPr>
-          <w:rStyle w:val="VerbatimChar"/>
-          <w:rFonts w:hint="eastAsia"/>
-        </w:rPr>
-        <w:t xml:space="preserve">版本比对（4.2）</w:t>
+        <w:t xml:space="preserve">      "materialCode": "9148363",       // </w:t>
+      </w:r>
+      <w:r>
+        <w:rPr>
+          <w:rStyle w:val="VerbatimChar"/>
+          <w:rFonts w:hint="eastAsia"/>
+        </w:rPr>
+        <w:t xml:space="preserve">选填，String</w:t>
+      </w:r>
+      <w:r>
+        <w:rPr>
+          <w:rStyle w:val="VerbatimChar"/>
+        </w:rPr>
+        <w:t xml:space="preserve"> | </w:t>
+      </w:r>
+      <w:r>
+        <w:rPr>
+          <w:rStyle w:val="VerbatimChar"/>
+          <w:rFonts w:hint="eastAsia"/>
+        </w:rPr>
+        <w:t xml:space="preserve">null，物料编码</w:t>
       </w:r>
       <w:r>
         <w:br/>
@@ -16554,27 +16730,40 @@
         <w:rPr>
           <w:rStyle w:val="VerbatimChar"/>
         </w:rPr>
-        <w:t xml:space="preserve">      "serial": "000001",              // </w:t>
-      </w:r>
-      <w:r>
-        <w:rPr>
-          <w:rStyle w:val="VerbatimChar"/>
-          <w:rFonts w:hint="eastAsia"/>
-        </w:rPr>
-        <w:t xml:space="preserve">必填，String，流水号（可能为</w:t>
-      </w:r>
-      <w:r>
-        <w:rPr>
-          <w:rStyle w:val="VerbatimChar"/>
-        </w:rPr>
-        <w:t xml:space="preserve"> 36 </w:t>
-      </w:r>
-      <w:r>
-        <w:rPr>
-          <w:rStyle w:val="VerbatimChar"/>
-          <w:rFonts w:hint="eastAsia"/>
-        </w:rPr>
-        <w:t xml:space="preserve">进制写法）</w:t>
+        <w:t xml:space="preserve">      "length": "0100",                // </w:t>
+      </w:r>
+      <w:r>
+        <w:rPr>
+          <w:rStyle w:val="VerbatimChar"/>
+          <w:rFonts w:hint="eastAsia"/>
+        </w:rPr>
+        <w:t xml:space="preserve">选填，String</w:t>
+      </w:r>
+      <w:r>
+        <w:rPr>
+          <w:rStyle w:val="VerbatimChar"/>
+        </w:rPr>
+        <w:t xml:space="preserve"> | </w:t>
+      </w:r>
+      <w:r>
+        <w:rPr>
+          <w:rStyle w:val="VerbatimChar"/>
+          <w:rFonts w:hint="eastAsia"/>
+        </w:rPr>
+        <w:t xml:space="preserve">null，米标，原样保存（不得变为</w:t>
+      </w:r>
+      <w:r>
+        <w:rPr>
+          <w:rStyle w:val="VerbatimChar"/>
+        </w:rPr>
+        <w:t xml:space="preserve"> </w:t>
+      </w:r>
+      <w:r>
+        <w:rPr>
+          <w:rStyle w:val="VerbatimChar"/>
+          <w:rFonts w:hint="eastAsia"/>
+        </w:rPr>
+        <w:t xml:space="preserve">100）</w:t>
       </w:r>
       <w:r>
         <w:br/>
@@ -16583,203 +16772,7 @@
         <w:rPr>
           <w:rStyle w:val="VerbatimChar"/>
         </w:rPr>
-        <w:t xml:space="preserve">      "serialDec": "1",                // </w:t>
-      </w:r>
-      <w:r>
-        <w:rPr>
-          <w:rStyle w:val="VerbatimChar"/>
-          <w:rFonts w:hint="eastAsia"/>
-        </w:rPr>
-        <w:t xml:space="preserve">必填，String，十进制流水，按字符串保存</w:t>
-      </w:r>
-      <w:r>
-        <w:br/>
-      </w:r>
-      <w:r>
-        <w:rPr>
-          <w:rStyle w:val="VerbatimChar"/>
-        </w:rPr>
-        <w:t xml:space="preserve">      "serialPi": "000001",            // </w:t>
-      </w:r>
-      <w:r>
-        <w:rPr>
-          <w:rStyle w:val="VerbatimChar"/>
-          <w:rFonts w:hint="eastAsia"/>
-        </w:rPr>
-        <w:t xml:space="preserve">必填，String，流水最初所属</w:t>
-      </w:r>
-      <w:r>
-        <w:rPr>
-          <w:rStyle w:val="VerbatimChar"/>
-        </w:rPr>
-        <w:t xml:space="preserve"> </w:t>
-      </w:r>
-      <w:r>
-        <w:rPr>
-          <w:rStyle w:val="VerbatimChar"/>
-          <w:rFonts w:hint="eastAsia"/>
-        </w:rPr>
-        <w:t xml:space="preserve">PI；转入</w:t>
-      </w:r>
-      <w:r>
-        <w:rPr>
-          <w:rStyle w:val="VerbatimChar"/>
-        </w:rPr>
-        <w:t xml:space="preserve"> SN </w:t>
-      </w:r>
-      <w:r>
-        <w:rPr>
-          <w:rStyle w:val="VerbatimChar"/>
-          <w:rFonts w:hint="eastAsia"/>
-        </w:rPr>
-        <w:t xml:space="preserve">可能</w:t>
-      </w:r>
-      <w:r>
-        <w:rPr>
-          <w:rStyle w:val="VerbatimChar"/>
-        </w:rPr>
-        <w:t xml:space="preserve"> ≠ </w:t>
-      </w:r>
-      <w:r>
-        <w:rPr>
-          <w:rStyle w:val="VerbatimChar"/>
-          <w:rFonts w:hint="eastAsia"/>
-        </w:rPr>
-        <w:t xml:space="preserve">pi，不要互相校验</w:t>
-      </w:r>
-      <w:r>
-        <w:br/>
-      </w:r>
-      <w:r>
-        <w:rPr>
-          <w:rStyle w:val="VerbatimChar"/>
-        </w:rPr>
-        <w:t xml:space="preserve">      "pi": "000001",                  // </w:t>
-      </w:r>
-      <w:r>
-        <w:rPr>
-          <w:rStyle w:val="VerbatimChar"/>
-          <w:rFonts w:hint="eastAsia"/>
-        </w:rPr>
-        <w:t xml:space="preserve">必填，String，当前所属</w:t>
-      </w:r>
-      <w:r>
-        <w:rPr>
-          <w:rStyle w:val="VerbatimChar"/>
-        </w:rPr>
-        <w:t xml:space="preserve"> PI</w:t>
-      </w:r>
-      <w:r>
-        <w:br/>
-      </w:r>
-      <w:r>
-        <w:rPr>
-          <w:rStyle w:val="VerbatimChar"/>
-        </w:rPr>
-        <w:t xml:space="preserve">      "billNo": "VT2026090001",        // </w:t>
-      </w:r>
-      <w:r>
-        <w:rPr>
-          <w:rStyle w:val="VerbatimChar"/>
-          <w:rFonts w:hint="eastAsia"/>
-        </w:rPr>
-        <w:t xml:space="preserve">必填，String，单据号</w:t>
-      </w:r>
-      <w:r>
-        <w:br/>
-      </w:r>
-      <w:r>
-        <w:rPr>
-          <w:rStyle w:val="VerbatimChar"/>
-        </w:rPr>
-        <w:t xml:space="preserve">      "billSeq": 1,                    // </w:t>
-      </w:r>
-      <w:r>
-        <w:rPr>
-          <w:rStyle w:val="VerbatimChar"/>
-          <w:rFonts w:hint="eastAsia"/>
-        </w:rPr>
-        <w:t xml:space="preserve">必填，Number，单据行号（同一单据可能有相同物料，以行号区分）</w:t>
-      </w:r>
-      <w:r>
-        <w:br/>
-      </w:r>
-      <w:r>
-        <w:rPr>
-          <w:rStyle w:val="VerbatimChar"/>
-        </w:rPr>
-        <w:t xml:space="preserve">      "materialCode": "9148363",       // </w:t>
-      </w:r>
-      <w:r>
-        <w:rPr>
-          <w:rStyle w:val="VerbatimChar"/>
-          <w:rFonts w:hint="eastAsia"/>
-        </w:rPr>
-        <w:t xml:space="preserve">选填，String</w:t>
-      </w:r>
-      <w:r>
-        <w:rPr>
-          <w:rStyle w:val="VerbatimChar"/>
-        </w:rPr>
-        <w:t xml:space="preserve"> | </w:t>
-      </w:r>
-      <w:r>
-        <w:rPr>
-          <w:rStyle w:val="VerbatimChar"/>
-          <w:rFonts w:hint="eastAsia"/>
-        </w:rPr>
-        <w:t xml:space="preserve">null，物料编码</w:t>
-      </w:r>
-      <w:r>
-        <w:br/>
-      </w:r>
-      <w:r>
-        <w:rPr>
-          <w:rStyle w:val="VerbatimChar"/>
-        </w:rPr>
-        <w:t xml:space="preserve">      "length": "0100",                // </w:t>
-      </w:r>
-      <w:r>
-        <w:rPr>
-          <w:rStyle w:val="VerbatimChar"/>
-          <w:rFonts w:hint="eastAsia"/>
-        </w:rPr>
-        <w:t xml:space="preserve">选填，String</w:t>
-      </w:r>
-      <w:r>
-        <w:rPr>
-          <w:rStyle w:val="VerbatimChar"/>
-        </w:rPr>
-        <w:t xml:space="preserve"> | </w:t>
-      </w:r>
-      <w:r>
-        <w:rPr>
-          <w:rStyle w:val="VerbatimChar"/>
-          <w:rFonts w:hint="eastAsia"/>
-        </w:rPr>
-        <w:t xml:space="preserve">null，米标，原样保存（不得变为</w:t>
-      </w:r>
-      <w:r>
-        <w:rPr>
-          <w:rStyle w:val="VerbatimChar"/>
-        </w:rPr>
-        <w:t xml:space="preserve"> </w:t>
-      </w:r>
-      <w:r>
-        <w:rPr>
-          <w:rStyle w:val="VerbatimChar"/>
-          <w:rFonts w:hint="eastAsia"/>
-        </w:rPr>
-        <w:t xml:space="preserve">100）</w:t>
-      </w:r>
-      <w:r>
-        <w:br/>
-      </w:r>
-      <w:r>
-        <w:rPr>
-          <w:rStyle w:val="VerbatimChar"/>
-        </w:rPr>
-        <w:t xml:space="preserve">      "customerCode": "0001",          // </w:t>
+        <w:t xml:space="preserve">      "customerCode": "0001"           // </w:t>
       </w:r>
       <w:r>
         <w:rPr>
@@ -16787,145 +16780,6 @@
           <w:rFonts w:hint="eastAsia"/>
         </w:rPr>
         <w:t xml:space="preserve">必填，String，客户编码</w:t>
-      </w:r>
-      <w:r>
-        <w:br/>
-      </w:r>
-      <w:r>
-        <w:rPr>
-          <w:rStyle w:val="VerbatimChar"/>
-        </w:rPr>
-        <w:t xml:space="preserve">      "transferKind": "BILL_TRANSFER", // </w:t>
-      </w:r>
-      <w:r>
-        <w:rPr>
-          <w:rStyle w:val="VerbatimChar"/>
-          <w:rFonts w:hint="eastAsia"/>
-        </w:rPr>
-        <w:t xml:space="preserve">选填，String，转移而来的</w:t>
-      </w:r>
-      <w:r>
-        <w:rPr>
-          <w:rStyle w:val="VerbatimChar"/>
-        </w:rPr>
-        <w:t xml:space="preserve"> SN </w:t>
-      </w:r>
-      <w:r>
-        <w:rPr>
-          <w:rStyle w:val="VerbatimChar"/>
-          <w:rFonts w:hint="eastAsia"/>
-        </w:rPr>
-        <w:t xml:space="preserve">才有：BILL_TRANSFER</w:t>
-      </w:r>
-      <w:r>
-        <w:rPr>
-          <w:rStyle w:val="VerbatimChar"/>
-        </w:rPr>
-        <w:t xml:space="preserve"> </w:t>
-      </w:r>
-      <w:r>
-        <w:rPr>
-          <w:rStyle w:val="VerbatimChar"/>
-          <w:rFonts w:hint="eastAsia"/>
-        </w:rPr>
-        <w:t xml:space="preserve">转单</w:t>
-      </w:r>
-      <w:r>
-        <w:rPr>
-          <w:rStyle w:val="VerbatimChar"/>
-        </w:rPr>
-        <w:t xml:space="preserve"> / ORG_TRANSFER </w:t>
-      </w:r>
-      <w:r>
-        <w:rPr>
-          <w:rStyle w:val="VerbatimChar"/>
-          <w:rFonts w:hint="eastAsia"/>
-        </w:rPr>
-        <w:t xml:space="preserve">转组织；仅供核对</w:t>
-      </w:r>
-      <w:r>
-        <w:br/>
-      </w:r>
-      <w:r>
-        <w:rPr>
-          <w:rStyle w:val="VerbatimChar"/>
-        </w:rPr>
-        <w:t xml:space="preserve">      "transferDocNo": "TB202610190236001234", // </w:t>
-      </w:r>
-      <w:r>
-        <w:rPr>
-          <w:rStyle w:val="VerbatimChar"/>
-          <w:rFonts w:hint="eastAsia"/>
-        </w:rPr>
-        <w:t xml:space="preserve">选填，String，转移单号（TB</w:t>
-      </w:r>
-      <w:r>
-        <w:rPr>
-          <w:rStyle w:val="VerbatimChar"/>
-        </w:rPr>
-        <w:t xml:space="preserve"> </w:t>
-      </w:r>
-      <w:r>
-        <w:rPr>
-          <w:rStyle w:val="VerbatimChar"/>
-          <w:rFonts w:hint="eastAsia"/>
-        </w:rPr>
-        <w:t xml:space="preserve">转单</w:t>
-      </w:r>
-      <w:r>
-        <w:rPr>
-          <w:rStyle w:val="VerbatimChar"/>
-        </w:rPr>
-        <w:t xml:space="preserve"> / TO </w:t>
-      </w:r>
-      <w:r>
-        <w:rPr>
-          <w:rStyle w:val="VerbatimChar"/>
-          <w:rFonts w:hint="eastAsia"/>
-        </w:rPr>
-        <w:t xml:space="preserve">转组织）；仅供核对</w:t>
-      </w:r>
-      <w:r>
-        <w:br/>
-      </w:r>
-      <w:r>
-        <w:rPr>
-          <w:rStyle w:val="VerbatimChar"/>
-        </w:rPr>
-        <w:t xml:space="preserve">      "fromOrgCode": "110"             // </w:t>
-      </w:r>
-      <w:r>
-        <w:rPr>
-          <w:rStyle w:val="VerbatimChar"/>
-          <w:rFonts w:hint="eastAsia"/>
-        </w:rPr>
-        <w:t xml:space="preserve">选填，String，最近一次转移前的组织</w:t>
-      </w:r>
-      <w:r>
-        <w:rPr>
-          <w:rStyle w:val="VerbatimChar"/>
-        </w:rPr>
-        <w:t xml:space="preserve"> ★ = orgCode </w:t>
-      </w:r>
-      <w:r>
-        <w:rPr>
-          <w:rStyle w:val="VerbatimChar"/>
-          <w:rFonts w:hint="eastAsia"/>
-        </w:rPr>
-        <w:t xml:space="preserve">同组织转移；≠</w:t>
-      </w:r>
-      <w:r>
-        <w:rPr>
-          <w:rStyle w:val="VerbatimChar"/>
-        </w:rPr>
-        <w:t xml:space="preserve"> orgCode </w:t>
-      </w:r>
-      <w:r>
-        <w:rPr>
-          <w:rStyle w:val="VerbatimChar"/>
-          <w:rFonts w:hint="eastAsia"/>
-        </w:rPr>
-        <w:t xml:space="preserve">跨组织转入</w:t>
       </w:r>
       <w:r>
         <w:br/>
@@ -17104,13 +16958,219 @@
           <w:rStyle w:val="VerbatimChar"/>
           <w:rFonts w:hint="eastAsia"/>
         </w:rPr>
-        <w:t xml:space="preserve">只含</w:t>
-      </w:r>
-      <w:r>
-        <w:rPr>
-          <w:rStyle w:val="VerbatimChar"/>
-        </w:rPr>
-        <w:t xml:space="preserve"> TRANSFER_OUT </w:t>
+        <w:t xml:space="preserve">分流</w:t>
+      </w:r>
+      <w:r>
+        <w:br/>
+      </w:r>
+      <w:r>
+        <w:rPr>
+          <w:rStyle w:val="VerbatimChar"/>
+        </w:rPr>
+        <w:t xml:space="preserve">  "orgCode": "110",                    // </w:t>
+      </w:r>
+      <w:r>
+        <w:rPr>
+          <w:rStyle w:val="VerbatimChar"/>
+          <w:rFonts w:hint="eastAsia"/>
+        </w:rPr>
+        <w:t xml:space="preserve">必填，String，原组织（收件方）★</w:t>
+      </w:r>
+      <w:r>
+        <w:rPr>
+          <w:rStyle w:val="VerbatimChar"/>
+        </w:rPr>
+        <w:t xml:space="preserve"> </w:t>
+      </w:r>
+      <w:r>
+        <w:rPr>
+          <w:rStyle w:val="VerbatimChar"/>
+          <w:rFonts w:hint="eastAsia"/>
+        </w:rPr>
+        <w:t xml:space="preserve">非本组织</w:t>
+      </w:r>
+      <w:r>
+        <w:rPr>
+          <w:rStyle w:val="VerbatimChar"/>
+        </w:rPr>
+        <w:t xml:space="preserve"> → </w:t>
+      </w:r>
+      <w:r>
+        <w:rPr>
+          <w:rStyle w:val="VerbatimChar"/>
+          <w:rFonts w:hint="eastAsia"/>
+        </w:rPr>
+        <w:t xml:space="preserve">整批退回</w:t>
+      </w:r>
+      <w:r>
+        <w:br/>
+      </w:r>
+      <w:r>
+        <w:rPr>
+          <w:rStyle w:val="VerbatimChar"/>
+        </w:rPr>
+        <w:t xml:space="preserve">  "pi": "000001",                      // </w:t>
+      </w:r>
+      <w:r>
+        <w:rPr>
+          <w:rStyle w:val="VerbatimChar"/>
+          <w:rFonts w:hint="eastAsia"/>
+        </w:rPr>
+        <w:t xml:space="preserve">必填，String</w:t>
+      </w:r>
+      <w:r>
+        <w:rPr>
+          <w:rStyle w:val="VerbatimChar"/>
+        </w:rPr>
+        <w:t xml:space="preserve"> | </w:t>
+      </w:r>
+      <w:r>
+        <w:rPr>
+          <w:rStyle w:val="VerbatimChar"/>
+          <w:rFonts w:hint="eastAsia"/>
+        </w:rPr>
+        <w:t xml:space="preserve">null，SN</w:t>
+      </w:r>
+      <w:r>
+        <w:rPr>
+          <w:rStyle w:val="VerbatimChar"/>
+        </w:rPr>
+        <w:t xml:space="preserve"> </w:t>
+      </w:r>
+      <w:r>
+        <w:rPr>
+          <w:rStyle w:val="VerbatimChar"/>
+          <w:rFonts w:hint="eastAsia"/>
+        </w:rPr>
+        <w:t xml:space="preserve">来自多张</w:t>
+      </w:r>
+      <w:r>
+        <w:rPr>
+          <w:rStyle w:val="VerbatimChar"/>
+        </w:rPr>
+        <w:t xml:space="preserve"> PI </w:t>
+      </w:r>
+      <w:r>
+        <w:rPr>
+          <w:rStyle w:val="VerbatimChar"/>
+          <w:rFonts w:hint="eastAsia"/>
+        </w:rPr>
+        <w:t xml:space="preserve">时为</w:t>
+      </w:r>
+      <w:r>
+        <w:rPr>
+          <w:rStyle w:val="VerbatimChar"/>
+        </w:rPr>
+        <w:t xml:space="preserve"> null</w:t>
+      </w:r>
+      <w:r>
+        <w:br/>
+      </w:r>
+      <w:r>
+        <w:rPr>
+          <w:rStyle w:val="VerbatimChar"/>
+        </w:rPr>
+        <w:t xml:space="preserve">  "count": 1,                          // </w:t>
+      </w:r>
+      <w:r>
+        <w:rPr>
+          <w:rStyle w:val="VerbatimChar"/>
+          <w:rFonts w:hint="eastAsia"/>
+        </w:rPr>
+        <w:t xml:space="preserve">必填，Number</w:t>
+      </w:r>
+      <w:r>
+        <w:rPr>
+          <w:rStyle w:val="VerbatimChar"/>
+        </w:rPr>
+        <w:t xml:space="preserve"> ★ </w:t>
+      </w:r>
+      <w:r>
+        <w:rPr>
+          <w:rStyle w:val="VerbatimChar"/>
+          <w:rFonts w:hint="eastAsia"/>
+        </w:rPr>
+        <w:t xml:space="preserve">等于</w:t>
+      </w:r>
+      <w:r>
+        <w:rPr>
+          <w:rStyle w:val="VerbatimChar"/>
+        </w:rPr>
+        <w:t xml:space="preserve"> items </w:t>
+      </w:r>
+      <w:r>
+        <w:rPr>
+          <w:rStyle w:val="VerbatimChar"/>
+          <w:rFonts w:hint="eastAsia"/>
+        </w:rPr>
+        <w:t xml:space="preserve">条数</w:t>
+      </w:r>
+      <w:r>
+        <w:br/>
+      </w:r>
+      <w:r>
+        <w:rPr>
+          <w:rStyle w:val="VerbatimChar"/>
+        </w:rPr>
+        <w:t xml:space="preserve">  "createdAt": "2026-10-19T02:50:00Z", // </w:t>
+      </w:r>
+      <w:r>
+        <w:rPr>
+          <w:rStyle w:val="VerbatimChar"/>
+          <w:rFonts w:hint="eastAsia"/>
+        </w:rPr>
+        <w:t xml:space="preserve">必填，String，建批时间（UTC）</w:t>
+      </w:r>
+      <w:r>
+        <w:br/>
+      </w:r>
+      <w:r>
+        <w:rPr>
+          <w:rStyle w:val="VerbatimChar"/>
+        </w:rPr>
+        <w:t xml:space="preserve">  "itemsDigest": "sha256:51ab07…",     // </w:t>
+      </w:r>
+      <w:r>
+        <w:rPr>
+          <w:rStyle w:val="VerbatimChar"/>
+          <w:rFonts w:hint="eastAsia"/>
+        </w:rPr>
+        <w:t xml:space="preserve">必填，String</w:t>
+      </w:r>
+      <w:r>
+        <w:rPr>
+          <w:rStyle w:val="VerbatimChar"/>
+        </w:rPr>
+        <w:t xml:space="preserve"> ★ </w:t>
+      </w:r>
+      <w:r>
+        <w:rPr>
+          <w:rStyle w:val="VerbatimChar"/>
+          <w:rFonts w:hint="eastAsia"/>
+        </w:rPr>
+        <w:t xml:space="preserve">幂等校验</w:t>
+      </w:r>
+      <w:r>
+        <w:br/>
+      </w:r>
+      <w:r>
+        <w:rPr>
+          <w:rStyle w:val="VerbatimChar"/>
+        </w:rPr>
+        <w:t xml:space="preserve">  "items": [                           // </w:t>
+      </w:r>
+      <w:r>
+        <w:rPr>
+          <w:rStyle w:val="VerbatimChar"/>
+          <w:rFonts w:hint="eastAsia"/>
+        </w:rPr>
+        <w:t xml:space="preserve">必填，Array，SN</w:t>
+      </w:r>
+      <w:r>
+        <w:rPr>
+          <w:rStyle w:val="VerbatimChar"/>
+        </w:rPr>
+        <w:t xml:space="preserve"> </w:t>
       </w:r>
       <w:r>
         <w:rPr>
@@ -17126,14 +17186,58 @@
         <w:rPr>
           <w:rStyle w:val="VerbatimChar"/>
         </w:rPr>
-        <w:t xml:space="preserve">  "orgCode": "110",                    // </w:t>
-      </w:r>
-      <w:r>
-        <w:rPr>
-          <w:rStyle w:val="VerbatimChar"/>
-          <w:rFonts w:hint="eastAsia"/>
-        </w:rPr>
-        <w:t xml:space="preserve">必填，String，原组织（收件方）★</w:t>
+        <w:t xml:space="preserve">    {</w:t>
+      </w:r>
+      <w:r>
+        <w:br/>
+      </w:r>
+      <w:r>
+        <w:rPr>
+          <w:rStyle w:val="VerbatimChar"/>
+        </w:rPr>
+        <w:t xml:space="preserve">      "sn": "HX100000003A",            // </w:t>
+      </w:r>
+      <w:r>
+        <w:rPr>
+          <w:rStyle w:val="VerbatimChar"/>
+          <w:rFonts w:hint="eastAsia"/>
+        </w:rPr>
+        <w:t xml:space="preserve">必填，String，完整</w:t>
+      </w:r>
+      <w:r>
+        <w:rPr>
+          <w:rStyle w:val="VerbatimChar"/>
+        </w:rPr>
+        <w:t xml:space="preserve"> SN</w:t>
+      </w:r>
+      <w:r>
+        <w:br/>
+      </w:r>
+      <w:r>
+        <w:rPr>
+          <w:rStyle w:val="VerbatimChar"/>
+        </w:rPr>
+        <w:t xml:space="preserve">      "rev": 3,                        // </w:t>
+      </w:r>
+      <w:r>
+        <w:rPr>
+          <w:rStyle w:val="VerbatimChar"/>
+          <w:rFonts w:hint="eastAsia"/>
+        </w:rPr>
+        <w:t xml:space="preserve">必填，Number</w:t>
+      </w:r>
+      <w:r>
+        <w:rPr>
+          <w:rStyle w:val="VerbatimChar"/>
+        </w:rPr>
+        <w:t xml:space="preserve"> ★ </w:t>
+      </w:r>
+      <w:r>
+        <w:rPr>
+          <w:rStyle w:val="VerbatimChar"/>
+          <w:rFonts w:hint="eastAsia"/>
+        </w:rPr>
+        <w:t xml:space="preserve">不小于本地才标记（4.2</w:t>
       </w:r>
       <w:r>
         <w:rPr>
@@ -17146,20 +17250,33 @@
           <w:rStyle w:val="VerbatimChar"/>
           <w:rFonts w:hint="eastAsia"/>
         </w:rPr>
-        <w:t xml:space="preserve">非本组织</w:t>
-      </w:r>
-      <w:r>
-        <w:rPr>
-          <w:rStyle w:val="VerbatimChar"/>
-        </w:rPr>
-        <w:t xml:space="preserve"> → </w:t>
-      </w:r>
-      <w:r>
-        <w:rPr>
-          <w:rStyle w:val="VerbatimChar"/>
-          <w:rFonts w:hint="eastAsia"/>
-        </w:rPr>
-        <w:t xml:space="preserve">整批退回</w:t>
+        <w:t xml:space="preserve">步骤</w:t>
+      </w:r>
+      <w:r>
+        <w:rPr>
+          <w:rStyle w:val="VerbatimChar"/>
+        </w:rPr>
+        <w:t xml:space="preserve"> </w:t>
+      </w:r>
+      <w:r>
+        <w:rPr>
+          <w:rStyle w:val="VerbatimChar"/>
+          <w:rFonts w:hint="eastAsia"/>
+        </w:rPr>
+        <w:t xml:space="preserve">4）；本地没有时按</w:t>
+      </w:r>
+      <w:r>
+        <w:rPr>
+          <w:rStyle w:val="VerbatimChar"/>
+        </w:rPr>
+        <w:t xml:space="preserve"> sn、rev </w:t>
+      </w:r>
+      <w:r>
+        <w:rPr>
+          <w:rStyle w:val="VerbatimChar"/>
+          <w:rFonts w:hint="eastAsia"/>
+        </w:rPr>
+        <w:t xml:space="preserve">建一条已转走记录</w:t>
       </w:r>
       <w:r>
         <w:br/>
@@ -17168,484 +17285,7 @@
         <w:rPr>
           <w:rStyle w:val="VerbatimChar"/>
         </w:rPr>
-        <w:t xml:space="preserve">  "pi": "000001",                      // </w:t>
-      </w:r>
-      <w:r>
-        <w:rPr>
-          <w:rStyle w:val="VerbatimChar"/>
-          <w:rFonts w:hint="eastAsia"/>
-        </w:rPr>
-        <w:t xml:space="preserve">必填，String</w:t>
-      </w:r>
-      <w:r>
-        <w:rPr>
-          <w:rStyle w:val="VerbatimChar"/>
-        </w:rPr>
-        <w:t xml:space="preserve"> | </w:t>
-      </w:r>
-      <w:r>
-        <w:rPr>
-          <w:rStyle w:val="VerbatimChar"/>
-          <w:rFonts w:hint="eastAsia"/>
-        </w:rPr>
-        <w:t xml:space="preserve">null，SN</w:t>
-      </w:r>
-      <w:r>
-        <w:rPr>
-          <w:rStyle w:val="VerbatimChar"/>
-        </w:rPr>
-        <w:t xml:space="preserve"> </w:t>
-      </w:r>
-      <w:r>
-        <w:rPr>
-          <w:rStyle w:val="VerbatimChar"/>
-          <w:rFonts w:hint="eastAsia"/>
-        </w:rPr>
-        <w:t xml:space="preserve">来自多张</w:t>
-      </w:r>
-      <w:r>
-        <w:rPr>
-          <w:rStyle w:val="VerbatimChar"/>
-        </w:rPr>
-        <w:t xml:space="preserve"> PI </w:t>
-      </w:r>
-      <w:r>
-        <w:rPr>
-          <w:rStyle w:val="VerbatimChar"/>
-          <w:rFonts w:hint="eastAsia"/>
-        </w:rPr>
-        <w:t xml:space="preserve">时为</w:t>
-      </w:r>
-      <w:r>
-        <w:rPr>
-          <w:rStyle w:val="VerbatimChar"/>
-        </w:rPr>
-        <w:t xml:space="preserve"> </w:t>
-      </w:r>
-      <w:r>
-        <w:rPr>
-          <w:rStyle w:val="VerbatimChar"/>
-          <w:rFonts w:hint="eastAsia"/>
-        </w:rPr>
-        <w:t xml:space="preserve">null，按每枚的</w:t>
-      </w:r>
-      <w:r>
-        <w:rPr>
-          <w:rStyle w:val="VerbatimChar"/>
-        </w:rPr>
-        <w:t xml:space="preserve"> from.pi </w:t>
-      </w:r>
-      <w:r>
-        <w:rPr>
-          <w:rStyle w:val="VerbatimChar"/>
-          <w:rFonts w:hint="eastAsia"/>
-        </w:rPr>
-        <w:t xml:space="preserve">归档</w:t>
-      </w:r>
-      <w:r>
-        <w:br/>
-      </w:r>
-      <w:r>
-        <w:rPr>
-          <w:rStyle w:val="VerbatimChar"/>
-        </w:rPr>
-        <w:t xml:space="preserve">  "count": 1,                          // </w:t>
-      </w:r>
-      <w:r>
-        <w:rPr>
-          <w:rStyle w:val="VerbatimChar"/>
-          <w:rFonts w:hint="eastAsia"/>
-        </w:rPr>
-        <w:t xml:space="preserve">必填，Number</w:t>
-      </w:r>
-      <w:r>
-        <w:rPr>
-          <w:rStyle w:val="VerbatimChar"/>
-        </w:rPr>
-        <w:t xml:space="preserve"> ★ </w:t>
-      </w:r>
-      <w:r>
-        <w:rPr>
-          <w:rStyle w:val="VerbatimChar"/>
-          <w:rFonts w:hint="eastAsia"/>
-        </w:rPr>
-        <w:t xml:space="preserve">等于</w:t>
-      </w:r>
-      <w:r>
-        <w:rPr>
-          <w:rStyle w:val="VerbatimChar"/>
-        </w:rPr>
-        <w:t xml:space="preserve"> items </w:t>
-      </w:r>
-      <w:r>
-        <w:rPr>
-          <w:rStyle w:val="VerbatimChar"/>
-          <w:rFonts w:hint="eastAsia"/>
-        </w:rPr>
-        <w:t xml:space="preserve">条数</w:t>
-      </w:r>
-      <w:r>
-        <w:br/>
-      </w:r>
-      <w:r>
-        <w:rPr>
-          <w:rStyle w:val="VerbatimChar"/>
-        </w:rPr>
-        <w:t xml:space="preserve">  "createdAt": "2026-10-19T02:50:00Z", // </w:t>
-      </w:r>
-      <w:r>
-        <w:rPr>
-          <w:rStyle w:val="VerbatimChar"/>
-          <w:rFonts w:hint="eastAsia"/>
-        </w:rPr>
-        <w:t xml:space="preserve">必填，String，建批时间（UTC）</w:t>
-      </w:r>
-      <w:r>
-        <w:br/>
-      </w:r>
-      <w:r>
-        <w:rPr>
-          <w:rStyle w:val="VerbatimChar"/>
-        </w:rPr>
-        <w:t xml:space="preserve">  "itemsDigest": "sha256:51ab07…",     // </w:t>
-      </w:r>
-      <w:r>
-        <w:rPr>
-          <w:rStyle w:val="VerbatimChar"/>
-          <w:rFonts w:hint="eastAsia"/>
-        </w:rPr>
-        <w:t xml:space="preserve">必填，String</w:t>
-      </w:r>
-      <w:r>
-        <w:rPr>
-          <w:rStyle w:val="VerbatimChar"/>
-        </w:rPr>
-        <w:t xml:space="preserve"> ★ </w:t>
-      </w:r>
-      <w:r>
-        <w:rPr>
-          <w:rStyle w:val="VerbatimChar"/>
-          <w:rFonts w:hint="eastAsia"/>
-        </w:rPr>
-        <w:t xml:space="preserve">幂等校验</w:t>
-      </w:r>
-      <w:r>
-        <w:br/>
-      </w:r>
-      <w:r>
-        <w:rPr>
-          <w:rStyle w:val="VerbatimChar"/>
-        </w:rPr>
-        <w:t xml:space="preserve">  "items": [                           // </w:t>
-      </w:r>
-      <w:r>
-        <w:rPr>
-          <w:rStyle w:val="VerbatimChar"/>
-          <w:rFonts w:hint="eastAsia"/>
-        </w:rPr>
-        <w:t xml:space="preserve">必填，Array，SN</w:t>
-      </w:r>
-      <w:r>
-        <w:rPr>
-          <w:rStyle w:val="VerbatimChar"/>
-        </w:rPr>
-        <w:t xml:space="preserve"> </w:t>
-      </w:r>
-      <w:r>
-        <w:rPr>
-          <w:rStyle w:val="VerbatimChar"/>
-          <w:rFonts w:hint="eastAsia"/>
-        </w:rPr>
-        <w:t xml:space="preserve">明细</w:t>
-      </w:r>
-      <w:r>
-        <w:br/>
-      </w:r>
-      <w:r>
-        <w:rPr>
-          <w:rStyle w:val="VerbatimChar"/>
-        </w:rPr>
-        <w:t xml:space="preserve">    {</w:t>
-      </w:r>
-      <w:r>
-        <w:br/>
-      </w:r>
-      <w:r>
-        <w:rPr>
-          <w:rStyle w:val="VerbatimChar"/>
-        </w:rPr>
-        <w:t xml:space="preserve">      "pushType": "TRANSFER_OUT",      // </w:t>
-      </w:r>
-      <w:r>
-        <w:rPr>
-          <w:rStyle w:val="VerbatimChar"/>
-          <w:rFonts w:hint="eastAsia"/>
-        </w:rPr>
-        <w:t xml:space="preserve">必填，String，固定值</w:t>
-      </w:r>
-      <w:r>
-        <w:br/>
-      </w:r>
-      <w:r>
-        <w:rPr>
-          <w:rStyle w:val="VerbatimChar"/>
-        </w:rPr>
-        <w:t xml:space="preserve">      "sn": "HX100000003A",            // </w:t>
-      </w:r>
-      <w:r>
-        <w:rPr>
-          <w:rStyle w:val="VerbatimChar"/>
-          <w:rFonts w:hint="eastAsia"/>
-        </w:rPr>
-        <w:t xml:space="preserve">必填，String，完整</w:t>
-      </w:r>
-      <w:r>
-        <w:rPr>
-          <w:rStyle w:val="VerbatimChar"/>
-        </w:rPr>
-        <w:t xml:space="preserve"> SN</w:t>
-      </w:r>
-      <w:r>
-        <w:br/>
-      </w:r>
-      <w:r>
-        <w:rPr>
-          <w:rStyle w:val="VerbatimChar"/>
-        </w:rPr>
-        <w:t xml:space="preserve">      "rev": 3,                        // </w:t>
-      </w:r>
-      <w:r>
-        <w:rPr>
-          <w:rStyle w:val="VerbatimChar"/>
-          <w:rFonts w:hint="eastAsia"/>
-        </w:rPr>
-        <w:t xml:space="preserve">必填，Number</w:t>
-      </w:r>
-      <w:r>
-        <w:rPr>
-          <w:rStyle w:val="VerbatimChar"/>
-        </w:rPr>
-        <w:t xml:space="preserve"> ★ </w:t>
-      </w:r>
-      <w:r>
-        <w:rPr>
-          <w:rStyle w:val="VerbatimChar"/>
-          <w:rFonts w:hint="eastAsia"/>
-        </w:rPr>
-        <w:t xml:space="preserve">版本比对（4.2）</w:t>
-      </w:r>
-      <w:r>
-        <w:br/>
-      </w:r>
-      <w:r>
-        <w:rPr>
-          <w:rStyle w:val="VerbatimChar"/>
-        </w:rPr>
-        <w:t xml:space="preserve">      "serial": "000003",              // </w:t>
-      </w:r>
-      <w:r>
-        <w:rPr>
-          <w:rStyle w:val="VerbatimChar"/>
-          <w:rFonts w:hint="eastAsia"/>
-        </w:rPr>
-        <w:t xml:space="preserve">必填，String，流水号</w:t>
-      </w:r>
-      <w:r>
-        <w:br/>
-      </w:r>
-      <w:r>
-        <w:rPr>
-          <w:rStyle w:val="VerbatimChar"/>
-        </w:rPr>
-        <w:t xml:space="preserve">      "serialDec": "3",                // </w:t>
-      </w:r>
-      <w:r>
-        <w:rPr>
-          <w:rStyle w:val="VerbatimChar"/>
-          <w:rFonts w:hint="eastAsia"/>
-        </w:rPr>
-        <w:t xml:space="preserve">必填，String，十进制流水</w:t>
-      </w:r>
-      <w:r>
-        <w:br/>
-      </w:r>
-      <w:r>
-        <w:rPr>
-          <w:rStyle w:val="VerbatimChar"/>
-        </w:rPr>
-        <w:t xml:space="preserve">      "serialPi": "000001",            // </w:t>
-      </w:r>
-      <w:r>
-        <w:rPr>
-          <w:rStyle w:val="VerbatimChar"/>
-          <w:rFonts w:hint="eastAsia"/>
-        </w:rPr>
-        <w:t xml:space="preserve">必填，String，流水最初所属</w:t>
-      </w:r>
-      <w:r>
-        <w:rPr>
-          <w:rStyle w:val="VerbatimChar"/>
-        </w:rPr>
-        <w:t xml:space="preserve"> PI</w:t>
-      </w:r>
-      <w:r>
-        <w:br/>
-      </w:r>
-      <w:r>
-        <w:rPr>
-          <w:rStyle w:val="VerbatimChar"/>
-        </w:rPr>
-        <w:t xml:space="preserve">      "from": {                        // </w:t>
-      </w:r>
-      <w:r>
-        <w:rPr>
-          <w:rStyle w:val="VerbatimChar"/>
-          <w:rFonts w:hint="eastAsia"/>
-        </w:rPr>
-        <w:t xml:space="preserve">必填，Object，转移前的挂靠</w:t>
-      </w:r>
-      <w:r>
-        <w:rPr>
-          <w:rStyle w:val="VerbatimChar"/>
-        </w:rPr>
-        <w:t xml:space="preserve"> ★ </w:t>
-      </w:r>
-      <w:r>
-        <w:rPr>
-          <w:rStyle w:val="VerbatimChar"/>
-          <w:rFonts w:hint="eastAsia"/>
-        </w:rPr>
-        <w:t xml:space="preserve">本地没有这个</w:t>
-      </w:r>
-      <w:r>
-        <w:rPr>
-          <w:rStyle w:val="VerbatimChar"/>
-        </w:rPr>
-        <w:t xml:space="preserve"> SN </w:t>
-      </w:r>
-      <w:r>
-        <w:rPr>
-          <w:rStyle w:val="VerbatimChar"/>
-          <w:rFonts w:hint="eastAsia"/>
-        </w:rPr>
-        <w:t xml:space="preserve">时按它建档；不要推测转移后的信息</w:t>
-      </w:r>
-      <w:r>
-        <w:br/>
-      </w:r>
-      <w:r>
-        <w:rPr>
-          <w:rStyle w:val="VerbatimChar"/>
-        </w:rPr>
-        <w:t xml:space="preserve">        "pi": "000001",                // </w:t>
-      </w:r>
-      <w:r>
-        <w:rPr>
-          <w:rStyle w:val="VerbatimChar"/>
-          <w:rFonts w:hint="eastAsia"/>
-        </w:rPr>
-        <w:t xml:space="preserve">必填，String，原</w:t>
-      </w:r>
-      <w:r>
-        <w:rPr>
-          <w:rStyle w:val="VerbatimChar"/>
-        </w:rPr>
-        <w:t xml:space="preserve"> PI</w:t>
-      </w:r>
-      <w:r>
-        <w:br/>
-      </w:r>
-      <w:r>
-        <w:rPr>
-          <w:rStyle w:val="VerbatimChar"/>
-        </w:rPr>
-        <w:t xml:space="preserve">        "billNo": "VT2026090001",      // </w:t>
-      </w:r>
-      <w:r>
-        <w:rPr>
-          <w:rStyle w:val="VerbatimChar"/>
-          <w:rFonts w:hint="eastAsia"/>
-        </w:rPr>
-        <w:t xml:space="preserve">必填，String，原单据号</w:t>
-      </w:r>
-      <w:r>
-        <w:br/>
-      </w:r>
-      <w:r>
-        <w:rPr>
-          <w:rStyle w:val="VerbatimChar"/>
-        </w:rPr>
-        <w:t xml:space="preserve">        "billSeq": 1,                  // </w:t>
-      </w:r>
-      <w:r>
-        <w:rPr>
-          <w:rStyle w:val="VerbatimChar"/>
-          <w:rFonts w:hint="eastAsia"/>
-        </w:rPr>
-        <w:t xml:space="preserve">必填，Number，原单据行号</w:t>
-      </w:r>
-      <w:r>
-        <w:br/>
-      </w:r>
-      <w:r>
-        <w:rPr>
-          <w:rStyle w:val="VerbatimChar"/>
-        </w:rPr>
-        <w:t xml:space="preserve">        "materialCode": "9148363",     // </w:t>
-      </w:r>
-      <w:r>
-        <w:rPr>
-          <w:rStyle w:val="VerbatimChar"/>
-          <w:rFonts w:hint="eastAsia"/>
-        </w:rPr>
-        <w:t xml:space="preserve">选填，String</w:t>
-      </w:r>
-      <w:r>
-        <w:rPr>
-          <w:rStyle w:val="VerbatimChar"/>
-        </w:rPr>
-        <w:t xml:space="preserve"> | </w:t>
-      </w:r>
-      <w:r>
-        <w:rPr>
-          <w:rStyle w:val="VerbatimChar"/>
-          <w:rFonts w:hint="eastAsia"/>
-        </w:rPr>
-        <w:t xml:space="preserve">null，原物料编码</w:t>
-      </w:r>
-      <w:r>
-        <w:br/>
-      </w:r>
-      <w:r>
-        <w:rPr>
-          <w:rStyle w:val="VerbatimChar"/>
-        </w:rPr>
-        <w:t xml:space="preserve">        "customerCode": "0001"         // </w:t>
-      </w:r>
-      <w:r>
-        <w:rPr>
-          <w:rStyle w:val="VerbatimChar"/>
-          <w:rFonts w:hint="eastAsia"/>
-        </w:rPr>
-        <w:t xml:space="preserve">必填，String，原客户编码</w:t>
-      </w:r>
-      <w:r>
-        <w:br/>
-      </w:r>
-      <w:r>
-        <w:rPr>
-          <w:rStyle w:val="VerbatimChar"/>
-        </w:rPr>
-        <w:t xml:space="preserve">      },</w:t>
-      </w:r>
-      <w:r>
-        <w:br/>
-      </w:r>
-      <w:r>
-        <w:rPr>
-          <w:rStyle w:val="VerbatimChar"/>
-        </w:rPr>
-        <w:t xml:space="preserve">      "toOrgCode": "120",              // </w:t>
+        <w:t xml:space="preserve">      "toOrgCode": "120"               // </w:t>
       </w:r>
       <w:r>
         <w:rPr>
@@ -17653,64 +17293,6 @@
           <w:rFonts w:hint="eastAsia"/>
         </w:rPr>
         <w:t xml:space="preserve">必填，String，转入组织，记录备查</w:t>
-      </w:r>
-      <w:r>
-        <w:br/>
-      </w:r>
-      <w:r>
-        <w:rPr>
-          <w:rStyle w:val="VerbatimChar"/>
-        </w:rPr>
-        <w:t xml:space="preserve">      "transferKind": "ORG_TRANSFER",  // </w:t>
-      </w:r>
-      <w:r>
-        <w:rPr>
-          <w:rStyle w:val="VerbatimChar"/>
-          <w:rFonts w:hint="eastAsia"/>
-        </w:rPr>
-        <w:t xml:space="preserve">必填，String，BILL_TRANSFER</w:t>
-      </w:r>
-      <w:r>
-        <w:rPr>
-          <w:rStyle w:val="VerbatimChar"/>
-        </w:rPr>
-        <w:t xml:space="preserve"> </w:t>
-      </w:r>
-      <w:r>
-        <w:rPr>
-          <w:rStyle w:val="VerbatimChar"/>
-          <w:rFonts w:hint="eastAsia"/>
-        </w:rPr>
-        <w:t xml:space="preserve">转单</w:t>
-      </w:r>
-      <w:r>
-        <w:rPr>
-          <w:rStyle w:val="VerbatimChar"/>
-        </w:rPr>
-        <w:t xml:space="preserve"> / ORG_TRANSFER </w:t>
-      </w:r>
-      <w:r>
-        <w:rPr>
-          <w:rStyle w:val="VerbatimChar"/>
-          <w:rFonts w:hint="eastAsia"/>
-        </w:rPr>
-        <w:t xml:space="preserve">转组织</w:t>
-      </w:r>
-      <w:r>
-        <w:br/>
-      </w:r>
-      <w:r>
-        <w:rPr>
-          <w:rStyle w:val="VerbatimChar"/>
-        </w:rPr>
-        <w:t xml:space="preserve">      "transferDocNo": "TO202610190250004321" // </w:t>
-      </w:r>
-      <w:r>
-        <w:rPr>
-          <w:rStyle w:val="VerbatimChar"/>
-          <w:rFonts w:hint="eastAsia"/>
-        </w:rPr>
-        <w:t xml:space="preserve">必填，String，转移单号，现场据此查找</w:t>
       </w:r>
       <w:r>
         <w:br/>
@@ -17743,6 +17325,26 @@
     <w:p>
       <w:pPr>
         <w:pStyle w:val="FirstParagraph"/>
+      </w:pPr>
+      <w:r>
+        <w:rPr>
+          <w:rFonts w:hint="eastAsia"/>
+        </w:rPr>
+        <w:t xml:space="preserve">已打出的旧标签由原组织现场按</w:t>
+      </w:r>
+      <w:r>
+        <w:t xml:space="preserve"> SN </w:t>
+      </w:r>
+      <w:r>
+        <w:rPr>
+          <w:rFonts w:hint="eastAsia"/>
+        </w:rPr>
+        <w:t xml:space="preserve">系统页面导出的「转出号清单」作废，报文不带转移单号。</w:t>
+      </w:r>
+    </w:p>
+    <w:p>
+      <w:pPr>
+        <w:pStyle w:val="BodyText"/>
       </w:pPr>
       <w:r>
         <w:rPr>
@@ -18055,7 +17657,16 @@
         <w:rPr>
           <w:rFonts w:hint="eastAsia"/>
         </w:rPr>
-        <w:t xml:space="preserve">提交，格式相同。</w:t>
+        <w:t xml:space="preserve">提交，格式相同。回执只有整批结果，MES</w:t>
+      </w:r>
+      <w:r>
+        <w:t xml:space="preserve"> </w:t>
+      </w:r>
+      <w:r>
+        <w:rPr>
+          <w:rFonts w:hint="eastAsia"/>
+        </w:rPr>
+        <w:t xml:space="preserve">逐枚的处理细节（新增、覆盖、跳过）不需要回传。</w:t>
       </w:r>
     </w:p>
     <w:p>
@@ -18073,7 +17684,7 @@
           <w:rStyle w:val="VerbatimChar"/>
           <w:rFonts w:hint="eastAsia"/>
         </w:rPr>
-        <w:t xml:space="preserve">正常处理（可含部分冲突、过期）——</w:t>
+        <w:t xml:space="preserve">整批已处理（含逐枚跳过的旧版本）——</w:t>
       </w:r>
       <w:r>
         <w:rPr>
@@ -18129,14 +17740,14 @@
         <w:rPr>
           <w:rStyle w:val="VerbatimChar"/>
         </w:rPr>
-        <w:t xml:space="preserve">  "outcome": "PROCESSED",              // </w:t>
-      </w:r>
-      <w:r>
-        <w:rPr>
-          <w:rStyle w:val="VerbatimChar"/>
-          <w:rFonts w:hint="eastAsia"/>
-        </w:rPr>
-        <w:t xml:space="preserve">必填，String，PROCESSED</w:t>
+        <w:t xml:space="preserve">  "code": "OK",                        // </w:t>
+      </w:r>
+      <w:r>
+        <w:rPr>
+          <w:rStyle w:val="VerbatimChar"/>
+          <w:rFonts w:hint="eastAsia"/>
+        </w:rPr>
+        <w:t xml:space="preserve">必填，String，OK</w:t>
       </w:r>
       <w:r>
         <w:rPr>
@@ -18149,13 +17760,13 @@
           <w:rStyle w:val="VerbatimChar"/>
           <w:rFonts w:hint="eastAsia"/>
         </w:rPr>
-        <w:t xml:space="preserve">已处理</w:t>
-      </w:r>
-      <w:r>
-        <w:rPr>
-          <w:rStyle w:val="VerbatimChar"/>
-        </w:rPr>
-        <w:t xml:space="preserve"> / REJECTED </w:t>
+        <w:t xml:space="preserve">整批已处理</w:t>
+      </w:r>
+      <w:r>
+        <w:rPr>
+          <w:rStyle w:val="VerbatimChar"/>
+        </w:rPr>
+        <w:t xml:space="preserve"> / NG </w:t>
       </w:r>
       <w:r>
         <w:rPr>
@@ -18171,27 +17782,46 @@
         <w:rPr>
           <w:rStyle w:val="VerbatimChar"/>
         </w:rPr>
-        <w:t xml:space="preserve">  "replayed": false,                   // </w:t>
-      </w:r>
-      <w:r>
-        <w:rPr>
-          <w:rStyle w:val="VerbatimChar"/>
-          <w:rFonts w:hint="eastAsia"/>
-        </w:rPr>
-        <w:t xml:space="preserve">选填，Boolean，true</w:t>
-      </w:r>
-      <w:r>
-        <w:rPr>
-          <w:rStyle w:val="VerbatimChar"/>
-        </w:rPr>
-        <w:t xml:space="preserve"> = </w:t>
-      </w:r>
-      <w:r>
-        <w:rPr>
-          <w:rStyle w:val="VerbatimChar"/>
-          <w:rFonts w:hint="eastAsia"/>
-        </w:rPr>
-        <w:t xml:space="preserve">已处理过的批次，原样返回上次回执</w:t>
+        <w:t xml:space="preserve">  "message": null                      // </w:t>
+      </w:r>
+      <w:r>
+        <w:rPr>
+          <w:rStyle w:val="VerbatimChar"/>
+          <w:rFonts w:hint="eastAsia"/>
+        </w:rPr>
+        <w:t xml:space="preserve">选填，String</w:t>
+      </w:r>
+      <w:r>
+        <w:rPr>
+          <w:rStyle w:val="VerbatimChar"/>
+        </w:rPr>
+        <w:t xml:space="preserve"> | </w:t>
+      </w:r>
+      <w:r>
+        <w:rPr>
+          <w:rStyle w:val="VerbatimChar"/>
+          <w:rFonts w:hint="eastAsia"/>
+        </w:rPr>
+        <w:t xml:space="preserve">null，OK</w:t>
+      </w:r>
+      <w:r>
+        <w:rPr>
+          <w:rStyle w:val="VerbatimChar"/>
+        </w:rPr>
+        <w:t xml:space="preserve"> </w:t>
+      </w:r>
+      <w:r>
+        <w:rPr>
+          <w:rStyle w:val="VerbatimChar"/>
+          <w:rFonts w:hint="eastAsia"/>
+        </w:rPr>
+        <w:t xml:space="preserve">时为</w:t>
+      </w:r>
+      <w:r>
+        <w:rPr>
+          <w:rStyle w:val="VerbatimChar"/>
+        </w:rPr>
+        <w:t xml:space="preserve"> null</w:t>
       </w:r>
       <w:r>
         <w:br/>
@@ -18200,78 +17830,58 @@
         <w:rPr>
           <w:rStyle w:val="VerbatimChar"/>
         </w:rPr>
-        <w:t xml:space="preserve">  "receivedAt": "2026-10-19T02:37:03Z",// </w:t>
-      </w:r>
-      <w:r>
-        <w:rPr>
-          <w:rStyle w:val="VerbatimChar"/>
-          <w:rFonts w:hint="eastAsia"/>
-        </w:rPr>
-        <w:t xml:space="preserve">必填，String，首次处理时间（UTC）</w:t>
+        <w:t xml:space="preserve">}</w:t>
       </w:r>
       <w:r>
         <w:br/>
       </w:r>
       <w:r>
-        <w:rPr>
-          <w:rStyle w:val="VerbatimChar"/>
-        </w:rPr>
-        <w:t xml:space="preserve">  "summary": {                         // </w:t>
-      </w:r>
-      <w:r>
-        <w:rPr>
-          <w:rStyle w:val="VerbatimChar"/>
-          <w:rFonts w:hint="eastAsia"/>
-        </w:rPr>
-        <w:t xml:space="preserve">必填，Object，各结果枚数，须与</w:t>
-      </w:r>
-      <w:r>
-        <w:rPr>
-          <w:rStyle w:val="VerbatimChar"/>
-        </w:rPr>
-        <w:t xml:space="preserve"> results </w:t>
-      </w:r>
-      <w:r>
-        <w:rPr>
-          <w:rStyle w:val="VerbatimChar"/>
-          <w:rFonts w:hint="eastAsia"/>
-        </w:rPr>
-        <w:t xml:space="preserve">一致</w:t>
-      </w:r>
-      <w:r>
         <w:br/>
       </w:r>
       <w:r>
         <w:rPr>
           <w:rStyle w:val="VerbatimChar"/>
         </w:rPr>
-        <w:t xml:space="preserve">    "total": 3,                        // </w:t>
-      </w:r>
-      <w:r>
-        <w:rPr>
-          <w:rStyle w:val="VerbatimChar"/>
-          <w:rFonts w:hint="eastAsia"/>
-        </w:rPr>
-        <w:t xml:space="preserve">必填，Number，总枚数</w:t>
-      </w:r>
-      <w:r>
-        <w:rPr>
-          <w:rStyle w:val="VerbatimChar"/>
-        </w:rPr>
-        <w:t xml:space="preserve"> = </w:t>
-      </w:r>
-      <w:r>
-        <w:rPr>
-          <w:rStyle w:val="VerbatimChar"/>
-          <w:rFonts w:hint="eastAsia"/>
-        </w:rPr>
-        <w:t xml:space="preserve">批次</w:t>
-      </w:r>
-      <w:r>
-        <w:rPr>
-          <w:rStyle w:val="VerbatimChar"/>
-        </w:rPr>
-        <w:t xml:space="preserve"> count</w:t>
+        <w:t xml:space="preserve">// </w:t>
+      </w:r>
+      <w:r>
+        <w:rPr>
+          <w:rStyle w:val="VerbatimChar"/>
+          <w:rFonts w:hint="eastAsia"/>
+        </w:rPr>
+        <w:t xml:space="preserve">整批退回</w:t>
+      </w:r>
+      <w:r>
+        <w:rPr>
+          <w:rStyle w:val="VerbatimChar"/>
+        </w:rPr>
+        <w:t xml:space="preserve"> —— </w:t>
+      </w:r>
+      <w:r>
+        <w:rPr>
+          <w:rStyle w:val="VerbatimChar"/>
+          <w:rFonts w:hint="eastAsia"/>
+        </w:rPr>
+        <w:t xml:space="preserve">同样</w:t>
+      </w:r>
+      <w:r>
+        <w:rPr>
+          <w:rStyle w:val="VerbatimChar"/>
+        </w:rPr>
+        <w:t xml:space="preserve"> HTTP </w:t>
+      </w:r>
+      <w:r>
+        <w:rPr>
+          <w:rStyle w:val="VerbatimChar"/>
+          <w:rFonts w:hint="eastAsia"/>
+        </w:rPr>
+        <w:t xml:space="preserve">200；退回时不写入任何数据，也不记录该</w:t>
+      </w:r>
+      <w:r>
+        <w:rPr>
+          <w:rStyle w:val="VerbatimChar"/>
+        </w:rPr>
+        <w:t xml:space="preserve"> batchNo</w:t>
       </w:r>
       <w:r>
         <w:br/>
@@ -18280,27 +17890,7 @@
         <w:rPr>
           <w:rStyle w:val="VerbatimChar"/>
         </w:rPr>
-        <w:t xml:space="preserve">    "accepted": 1,                     // </w:t>
-      </w:r>
-      <w:r>
-        <w:rPr>
-          <w:rStyle w:val="VerbatimChar"/>
-          <w:rFonts w:hint="eastAsia"/>
-        </w:rPr>
-        <w:t xml:space="preserve">必填，Number，ACCEPTED</w:t>
-      </w:r>
-      <w:r>
-        <w:rPr>
-          <w:rStyle w:val="VerbatimChar"/>
-        </w:rPr>
-        <w:t xml:space="preserve"> </w:t>
-      </w:r>
-      <w:r>
-        <w:rPr>
-          <w:rStyle w:val="VerbatimChar"/>
-          <w:rFonts w:hint="eastAsia"/>
-        </w:rPr>
-        <w:t xml:space="preserve">枚数</w:t>
+        <w:t xml:space="preserve">{</w:t>
       </w:r>
       <w:r>
         <w:br/>
@@ -18309,27 +17899,7 @@
         <w:rPr>
           <w:rStyle w:val="VerbatimChar"/>
         </w:rPr>
-        <w:t xml:space="preserve">    "duplicate": 0,                    // </w:t>
-      </w:r>
-      <w:r>
-        <w:rPr>
-          <w:rStyle w:val="VerbatimChar"/>
-          <w:rFonts w:hint="eastAsia"/>
-        </w:rPr>
-        <w:t xml:space="preserve">必填，Number，DUPLICATE</w:t>
-      </w:r>
-      <w:r>
-        <w:rPr>
-          <w:rStyle w:val="VerbatimChar"/>
-        </w:rPr>
-        <w:t xml:space="preserve"> </w:t>
-      </w:r>
-      <w:r>
-        <w:rPr>
-          <w:rStyle w:val="VerbatimChar"/>
-          <w:rFonts w:hint="eastAsia"/>
-        </w:rPr>
-        <w:t xml:space="preserve">枚数</w:t>
+        <w:t xml:space="preserve">  "schemaVersion": "1.0",</w:t>
       </w:r>
       <w:r>
         <w:br/>
@@ -18338,27 +17908,7 @@
         <w:rPr>
           <w:rStyle w:val="VerbatimChar"/>
         </w:rPr>
-        <w:t xml:space="preserve">    "conflict": 1,                     // </w:t>
-      </w:r>
-      <w:r>
-        <w:rPr>
-          <w:rStyle w:val="VerbatimChar"/>
-          <w:rFonts w:hint="eastAsia"/>
-        </w:rPr>
-        <w:t xml:space="preserve">必填，Number，CONFLICT</w:t>
-      </w:r>
-      <w:r>
-        <w:rPr>
-          <w:rStyle w:val="VerbatimChar"/>
-        </w:rPr>
-        <w:t xml:space="preserve"> </w:t>
-      </w:r>
-      <w:r>
-        <w:rPr>
-          <w:rStyle w:val="VerbatimChar"/>
-          <w:rFonts w:hint="eastAsia"/>
-        </w:rPr>
-        <w:t xml:space="preserve">枚数</w:t>
+        <w:t xml:space="preserve">  "batchNo": "PL-110-20261019-000046",</w:t>
       </w:r>
       <w:r>
         <w:br/>
@@ -18367,27 +17917,7 @@
         <w:rPr>
           <w:rStyle w:val="VerbatimChar"/>
         </w:rPr>
-        <w:t xml:space="preserve">    "stale": 1                         // </w:t>
-      </w:r>
-      <w:r>
-        <w:rPr>
-          <w:rStyle w:val="VerbatimChar"/>
-          <w:rFonts w:hint="eastAsia"/>
-        </w:rPr>
-        <w:t xml:space="preserve">必填，Number，STALE</w:t>
-      </w:r>
-      <w:r>
-        <w:rPr>
-          <w:rStyle w:val="VerbatimChar"/>
-        </w:rPr>
-        <w:t xml:space="preserve"> </w:t>
-      </w:r>
-      <w:r>
-        <w:rPr>
-          <w:rStyle w:val="VerbatimChar"/>
-          <w:rFonts w:hint="eastAsia"/>
-        </w:rPr>
-        <w:t xml:space="preserve">枚数</w:t>
+        <w:t xml:space="preserve">  "code": "NG",</w:t>
       </w:r>
       <w:r>
         <w:br/>
@@ -18396,7 +17926,27 @@
         <w:rPr>
           <w:rStyle w:val="VerbatimChar"/>
         </w:rPr>
-        <w:t xml:space="preserve">  },</w:t>
+        <w:t xml:space="preserve">  "message": "materialCode </w:t>
+      </w:r>
+      <w:r>
+        <w:rPr>
+          <w:rStyle w:val="VerbatimChar"/>
+          <w:rFonts w:hint="eastAsia"/>
+        </w:rPr>
+        <w:t xml:space="preserve">超过本侧字段长度</w:t>
+      </w:r>
+      <w:r>
+        <w:rPr>
+          <w:rStyle w:val="VerbatimChar"/>
+        </w:rPr>
+        <w:t xml:space="preserve"> 20" // NG </w:t>
+      </w:r>
+      <w:r>
+        <w:rPr>
+          <w:rStyle w:val="VerbatimChar"/>
+          <w:rFonts w:hint="eastAsia"/>
+        </w:rPr>
+        <w:t xml:space="preserve">时必填，String，退回原因，显示在总部页面</w:t>
       </w:r>
       <w:r>
         <w:br/>
@@ -18405,71 +17955,32 @@
         <w:rPr>
           <w:rStyle w:val="VerbatimChar"/>
         </w:rPr>
-        <w:t xml:space="preserve">  "results": [                         // </w:t>
-      </w:r>
-      <w:r>
-        <w:rPr>
-          <w:rStyle w:val="VerbatimChar"/>
-          <w:rFonts w:hint="eastAsia"/>
-        </w:rPr>
-        <w:t xml:space="preserve">必填，Array，每枚</w:t>
-      </w:r>
-      <w:r>
-        <w:rPr>
-          <w:rStyle w:val="VerbatimChar"/>
-        </w:rPr>
-        <w:t xml:space="preserve"> SN </w:t>
-      </w:r>
-      <w:r>
-        <w:rPr>
-          <w:rStyle w:val="VerbatimChar"/>
-          <w:rFonts w:hint="eastAsia"/>
-        </w:rPr>
-        <w:t xml:space="preserve">一条，条数</w:t>
-      </w:r>
-      <w:r>
-        <w:rPr>
-          <w:rStyle w:val="VerbatimChar"/>
-        </w:rPr>
-        <w:t xml:space="preserve"> = </w:t>
-      </w:r>
-      <w:r>
-        <w:rPr>
-          <w:rStyle w:val="VerbatimChar"/>
-          <w:rFonts w:hint="eastAsia"/>
-        </w:rPr>
-        <w:t xml:space="preserve">批次</w:t>
-      </w:r>
-      <w:r>
-        <w:rPr>
-          <w:rStyle w:val="VerbatimChar"/>
-        </w:rPr>
-        <w:t xml:space="preserve"> count</w:t>
+        <w:t xml:space="preserve">}</w:t>
       </w:r>
       <w:r>
         <w:br/>
       </w:r>
       <w:r>
-        <w:rPr>
-          <w:rStyle w:val="VerbatimChar"/>
-        </w:rPr>
-        <w:t xml:space="preserve">    {</w:t>
-      </w:r>
-      <w:r>
         <w:br/>
       </w:r>
       <w:r>
         <w:rPr>
           <w:rStyle w:val="VerbatimChar"/>
         </w:rPr>
-        <w:t xml:space="preserve">      "sn": "HX100000005A",            // </w:t>
-      </w:r>
-      <w:r>
-        <w:rPr>
-          <w:rStyle w:val="VerbatimChar"/>
-          <w:rFonts w:hint="eastAsia"/>
-        </w:rPr>
-        <w:t xml:space="preserve">必填，String，照抄批次</w:t>
+        <w:t xml:space="preserve">// </w:t>
+      </w:r>
+      <w:r>
+        <w:rPr>
+          <w:rStyle w:val="VerbatimChar"/>
+          <w:rFonts w:hint="eastAsia"/>
+        </w:rPr>
+        <w:t xml:space="preserve">连接测试</w:t>
+      </w:r>
+      <w:r>
+        <w:rPr>
+          <w:rStyle w:val="VerbatimChar"/>
+        </w:rPr>
+        <w:t xml:space="preserve"> —— HTTP 200</w:t>
       </w:r>
       <w:r>
         <w:br/>
@@ -18478,393 +17989,7 @@
         <w:rPr>
           <w:rStyle w:val="VerbatimChar"/>
         </w:rPr>
-        <w:t xml:space="preserve">      "rev": 1,                        // </w:t>
-      </w:r>
-      <w:r>
-        <w:rPr>
-          <w:rStyle w:val="VerbatimChar"/>
-          <w:rFonts w:hint="eastAsia"/>
-        </w:rPr>
-        <w:t xml:space="preserve">必填，Number，照抄批次</w:t>
-      </w:r>
-      <w:r>
-        <w:br/>
-      </w:r>
-      <w:r>
-        <w:rPr>
-          <w:rStyle w:val="VerbatimChar"/>
-        </w:rPr>
-        <w:t xml:space="preserve">      "result": "ACCEPTED"             // </w:t>
-      </w:r>
-      <w:r>
-        <w:rPr>
-          <w:rStyle w:val="VerbatimChar"/>
-          <w:rFonts w:hint="eastAsia"/>
-        </w:rPr>
-        <w:t xml:space="preserve">必填，String，ACCEPTED</w:t>
-      </w:r>
-      <w:r>
-        <w:rPr>
-          <w:rStyle w:val="VerbatimChar"/>
-        </w:rPr>
-        <w:t xml:space="preserve"> / DUPLICATE / CONFLICT / </w:t>
-      </w:r>
-      <w:r>
-        <w:rPr>
-          <w:rStyle w:val="VerbatimChar"/>
-          <w:rFonts w:hint="eastAsia"/>
-        </w:rPr>
-        <w:t xml:space="preserve">STALE（4.2）</w:t>
-      </w:r>
-      <w:r>
-        <w:br/>
-      </w:r>
-      <w:r>
-        <w:rPr>
-          <w:rStyle w:val="VerbatimChar"/>
-        </w:rPr>
-        <w:t xml:space="preserve">    },</w:t>
-      </w:r>
-      <w:r>
-        <w:br/>
-      </w:r>
-      <w:r>
-        <w:rPr>
-          <w:rStyle w:val="VerbatimChar"/>
-        </w:rPr>
-        <w:t xml:space="preserve">    {</w:t>
-      </w:r>
-      <w:r>
-        <w:br/>
-      </w:r>
-      <w:r>
-        <w:rPr>
-          <w:rStyle w:val="VerbatimChar"/>
-        </w:rPr>
-        <w:t xml:space="preserve">      "sn": "HX100000001A",</w:t>
-      </w:r>
-      <w:r>
-        <w:br/>
-      </w:r>
-      <w:r>
-        <w:rPr>
-          <w:rStyle w:val="VerbatimChar"/>
-        </w:rPr>
-        <w:t xml:space="preserve">      "rev": 2,</w:t>
-      </w:r>
-      <w:r>
-        <w:br/>
-      </w:r>
-      <w:r>
-        <w:rPr>
-          <w:rStyle w:val="VerbatimChar"/>
-        </w:rPr>
-        <w:t xml:space="preserve">      "result": "CONFLICT",</w:t>
-      </w:r>
-      <w:r>
-        <w:br/>
-      </w:r>
-      <w:r>
-        <w:rPr>
-          <w:rStyle w:val="VerbatimChar"/>
-        </w:rPr>
-        <w:t xml:space="preserve">      "existingRev": 2,                // CONFLICT / STALE </w:t>
-      </w:r>
-      <w:r>
-        <w:rPr>
-          <w:rStyle w:val="VerbatimChar"/>
-          <w:rFonts w:hint="eastAsia"/>
-        </w:rPr>
-        <w:t xml:space="preserve">时必填，Number，本地</w:t>
-      </w:r>
-      <w:r>
-        <w:rPr>
-          <w:rStyle w:val="VerbatimChar"/>
-        </w:rPr>
-        <w:t xml:space="preserve"> rev</w:t>
-      </w:r>
-      <w:r>
-        <w:br/>
-      </w:r>
-      <w:r>
-        <w:rPr>
-          <w:rStyle w:val="VerbatimChar"/>
-        </w:rPr>
-        <w:t xml:space="preserve">      "existingBatchNo": "PS-110-20261019-000100" // CONFLICT / STALE </w:t>
-      </w:r>
-      <w:r>
-        <w:rPr>
-          <w:rStyle w:val="VerbatimChar"/>
-          <w:rFonts w:hint="eastAsia"/>
-        </w:rPr>
-        <w:t xml:space="preserve">时必填，String，本地</w:t>
-      </w:r>
-      <w:r>
-        <w:rPr>
-          <w:rStyle w:val="VerbatimChar"/>
-        </w:rPr>
-        <w:t xml:space="preserve"> rev </w:t>
-      </w:r>
-      <w:r>
-        <w:rPr>
-          <w:rStyle w:val="VerbatimChar"/>
-          <w:rFonts w:hint="eastAsia"/>
-        </w:rPr>
-        <w:t xml:space="preserve">的来源批次</w:t>
-      </w:r>
-      <w:r>
-        <w:br/>
-      </w:r>
-      <w:r>
-        <w:rPr>
-          <w:rStyle w:val="VerbatimChar"/>
-        </w:rPr>
-        <w:t xml:space="preserve">    },</w:t>
-      </w:r>
-      <w:r>
-        <w:br/>
-      </w:r>
-      <w:r>
-        <w:rPr>
-          <w:rStyle w:val="VerbatimChar"/>
-        </w:rPr>
-        <w:t xml:space="preserve">    {"sn": "HX100000002A", "rev": 1, "result": "STALE", "existingRev": 2, "existingBatchNo": "PS-110-20261019-000100"}</w:t>
-      </w:r>
-      <w:r>
-        <w:br/>
-      </w:r>
-      <w:r>
-        <w:rPr>
-          <w:rStyle w:val="VerbatimChar"/>
-        </w:rPr>
-        <w:t xml:space="preserve">  ]</w:t>
-      </w:r>
-      <w:r>
-        <w:br/>
-      </w:r>
-      <w:r>
-        <w:rPr>
-          <w:rStyle w:val="VerbatimChar"/>
-        </w:rPr>
-        <w:t xml:space="preserve">}</w:t>
-      </w:r>
-      <w:r>
-        <w:br/>
-      </w:r>
-      <w:r>
-        <w:br/>
-      </w:r>
-      <w:r>
-        <w:rPr>
-          <w:rStyle w:val="VerbatimChar"/>
-        </w:rPr>
-        <w:t xml:space="preserve">// </w:t>
-      </w:r>
-      <w:r>
-        <w:rPr>
-          <w:rStyle w:val="VerbatimChar"/>
-          <w:rFonts w:hint="eastAsia"/>
-        </w:rPr>
-        <w:t xml:space="preserve">整批退回</w:t>
-      </w:r>
-      <w:r>
-        <w:rPr>
-          <w:rStyle w:val="VerbatimChar"/>
-        </w:rPr>
-        <w:t xml:space="preserve"> —— </w:t>
-      </w:r>
-      <w:r>
-        <w:rPr>
-          <w:rStyle w:val="VerbatimChar"/>
-          <w:rFonts w:hint="eastAsia"/>
-        </w:rPr>
-        <w:t xml:space="preserve">同样</w:t>
-      </w:r>
-      <w:r>
-        <w:rPr>
-          <w:rStyle w:val="VerbatimChar"/>
-        </w:rPr>
-        <w:t xml:space="preserve"> HTTP </w:t>
-      </w:r>
-      <w:r>
-        <w:rPr>
-          <w:rStyle w:val="VerbatimChar"/>
-          <w:rFonts w:hint="eastAsia"/>
-        </w:rPr>
-        <w:t xml:space="preserve">200；退回时不得记录该</w:t>
-      </w:r>
-      <w:r>
-        <w:rPr>
-          <w:rStyle w:val="VerbatimChar"/>
-        </w:rPr>
-        <w:t xml:space="preserve"> batchNo</w:t>
-      </w:r>
-      <w:r>
-        <w:br/>
-      </w:r>
-      <w:r>
-        <w:rPr>
-          <w:rStyle w:val="VerbatimChar"/>
-        </w:rPr>
-        <w:t xml:space="preserve">{</w:t>
-      </w:r>
-      <w:r>
-        <w:br/>
-      </w:r>
-      <w:r>
-        <w:rPr>
-          <w:rStyle w:val="VerbatimChar"/>
-        </w:rPr>
-        <w:t xml:space="preserve">  "schemaVersion": "1.0",              // </w:t>
-      </w:r>
-      <w:r>
-        <w:rPr>
-          <w:rStyle w:val="VerbatimChar"/>
-          <w:rFonts w:hint="eastAsia"/>
-        </w:rPr>
-        <w:t xml:space="preserve">必填，String</w:t>
-      </w:r>
-      <w:r>
-        <w:br/>
-      </w:r>
-      <w:r>
-        <w:rPr>
-          <w:rStyle w:val="VerbatimChar"/>
-        </w:rPr>
-        <w:t xml:space="preserve">  "batchNo": "PL-110-20261019-000046", // </w:t>
-      </w:r>
-      <w:r>
-        <w:rPr>
-          <w:rStyle w:val="VerbatimChar"/>
-          <w:rFonts w:hint="eastAsia"/>
-        </w:rPr>
-        <w:t xml:space="preserve">必填，String，照抄批次号</w:t>
-      </w:r>
-      <w:r>
-        <w:br/>
-      </w:r>
-      <w:r>
-        <w:rPr>
-          <w:rStyle w:val="VerbatimChar"/>
-        </w:rPr>
-        <w:t xml:space="preserve">  "outcome": "REJECTED",               // </w:t>
-      </w:r>
-      <w:r>
-        <w:rPr>
-          <w:rStyle w:val="VerbatimChar"/>
-          <w:rFonts w:hint="eastAsia"/>
-        </w:rPr>
-        <w:t xml:space="preserve">必填，String</w:t>
-      </w:r>
-      <w:r>
-        <w:br/>
-      </w:r>
-      <w:r>
-        <w:rPr>
-          <w:rStyle w:val="VerbatimChar"/>
-        </w:rPr>
-        <w:t xml:space="preserve">  "rejectCode": "FIELD_TOO_LONG",      // </w:t>
-      </w:r>
-      <w:r>
-        <w:rPr>
-          <w:rStyle w:val="VerbatimChar"/>
-          <w:rFonts w:hint="eastAsia"/>
-        </w:rPr>
-        <w:t xml:space="preserve">必填，String，退回原因代码，由</w:t>
-      </w:r>
-      <w:r>
-        <w:rPr>
-          <w:rStyle w:val="VerbatimChar"/>
-        </w:rPr>
-        <w:t xml:space="preserve"> MES </w:t>
-      </w:r>
-      <w:r>
-        <w:rPr>
-          <w:rStyle w:val="VerbatimChar"/>
-          <w:rFonts w:hint="eastAsia"/>
-        </w:rPr>
-        <w:t xml:space="preserve">自定</w:t>
-      </w:r>
-      <w:r>
-        <w:br/>
-      </w:r>
-      <w:r>
-        <w:rPr>
-          <w:rStyle w:val="VerbatimChar"/>
-        </w:rPr>
-        <w:t xml:space="preserve">  "rejectMessage": "materialCode </w:t>
-      </w:r>
-      <w:r>
-        <w:rPr>
-          <w:rStyle w:val="VerbatimChar"/>
-          <w:rFonts w:hint="eastAsia"/>
-        </w:rPr>
-        <w:t xml:space="preserve">超过本侧字段长度</w:t>
-      </w:r>
-      <w:r>
-        <w:rPr>
-          <w:rStyle w:val="VerbatimChar"/>
-        </w:rPr>
-        <w:t xml:space="preserve"> 20" // </w:t>
-      </w:r>
-      <w:r>
-        <w:rPr>
-          <w:rStyle w:val="VerbatimChar"/>
-          <w:rFonts w:hint="eastAsia"/>
-        </w:rPr>
-        <w:t xml:space="preserve">必填，String，退回原因说明</w:t>
-      </w:r>
-      <w:r>
-        <w:br/>
-      </w:r>
-      <w:r>
-        <w:rPr>
-          <w:rStyle w:val="VerbatimChar"/>
-        </w:rPr>
-        <w:t xml:space="preserve">}</w:t>
-      </w:r>
-      <w:r>
-        <w:br/>
-      </w:r>
-      <w:r>
-        <w:br/>
-      </w:r>
-      <w:r>
-        <w:rPr>
-          <w:rStyle w:val="VerbatimChar"/>
-        </w:rPr>
-        <w:t xml:space="preserve">// </w:t>
-      </w:r>
-      <w:r>
-        <w:rPr>
-          <w:rStyle w:val="VerbatimChar"/>
-          <w:rFonts w:hint="eastAsia"/>
-        </w:rPr>
-        <w:t xml:space="preserve">连接测试</w:t>
-      </w:r>
-      <w:r>
-        <w:rPr>
-          <w:rStyle w:val="VerbatimChar"/>
-        </w:rPr>
-        <w:t xml:space="preserve"> —— HTTP 200</w:t>
-      </w:r>
-      <w:r>
-        <w:br/>
-      </w:r>
-      <w:r>
-        <w:rPr>
-          <w:rStyle w:val="VerbatimChar"/>
-        </w:rPr>
-        <w:t xml:space="preserve">{"schemaVersion": "1.0", "batchNo": "PING-202610190237001234", "outcome": "PROCESSED",</w:t>
-      </w:r>
-      <w:r>
-        <w:br/>
-      </w:r>
-      <w:r>
-        <w:rPr>
-          <w:rStyle w:val="VerbatimChar"/>
-        </w:rPr>
-        <w:t xml:space="preserve"> "summary": {"total": 0, "accepted": 0, "duplicate": 0, "conflict": 0, "stale": 0}, "results": []}</w:t>
+        <w:t xml:space="preserve">{"schemaVersion": "1.0", "batchNo": "PING-202610190237001234", "code": "OK", "message": null}</w:t>
       </w:r>
     </w:p>
     <w:bookmarkEnd w:id="71"/>
@@ -18917,9 +18042,9 @@
         <w:tblLook w:firstRow="1" w:lastRow="0" w:firstColumn="0" w:lastColumn="0" w:noHBand="0" w:noVBand="0" w:val="0020"/>
       </w:tblPr>
       <w:tblGrid>
-        <w:gridCol w:w="3329"/>
-        <w:gridCol w:w="3723"/>
-        <w:gridCol w:w="2358"/>
+        <w:gridCol w:w="2824"/>
+        <w:gridCol w:w="3158"/>
+        <w:gridCol w:w="3429"/>
       </w:tblGrid>
       <w:tr>
         <w:trPr>
@@ -18928,7 +18053,7 @@
         </w:trPr>
         <w:tc>
           <w:tcPr>
-            <w:tcW w:w="3329" w:type="dxa"/>
+            <w:tcW w:w="2824" w:type="dxa"/>
             <w:shd w:val="clear" w:color="auto" w:fill="D9E2F3"/>
           </w:tcPr>
           <w:p>
@@ -18948,7 +18073,7 @@
         </w:tc>
         <w:tc>
           <w:tcPr>
-            <w:tcW w:w="3723" w:type="dxa"/>
+            <w:tcW w:w="3158" w:type="dxa"/>
             <w:shd w:val="clear" w:color="auto" w:fill="D9E2F3"/>
           </w:tcPr>
           <w:p>
@@ -18975,7 +18100,7 @@
         </w:tc>
         <w:tc>
           <w:tcPr>
-            <w:tcW w:w="2358" w:type="dxa"/>
+            <w:tcW w:w="3429" w:type="dxa"/>
             <w:shd w:val="clear" w:color="auto" w:fill="D9E2F3"/>
           </w:tcPr>
           <w:p>
@@ -19004,25 +18129,53 @@
       <w:tr>
         <w:tc>
           <w:tcPr>
-            <w:tcW w:w="3329" w:type="dxa"/>
-          </w:tcPr>
-          <w:p>
-            <w:pPr>
-              <w:pStyle w:val="Compact"/>
-              <w:spacing w:before="20" w:after="20"/>
-            </w:pPr>
-            <w:r>
-              <w:rPr>
-                <w:rFonts w:hint="eastAsia"/>
-                <w:sz w:val="18"/>
-              </w:rPr>
-              <w:t xml:space="preserve">处理完成，或整批退回</w:t>
-            </w:r>
-          </w:p>
-        </w:tc>
-        <w:tc>
-          <w:tcPr>
-            <w:tcW w:w="3723" w:type="dxa"/>
+            <w:tcW w:w="2824" w:type="dxa"/>
+          </w:tcPr>
+          <w:p>
+            <w:pPr>
+              <w:pStyle w:val="Compact"/>
+              <w:spacing w:before="20" w:after="20"/>
+            </w:pPr>
+            <w:r>
+              <w:rPr>
+                <w:rFonts w:hint="eastAsia"/>
+                <w:sz w:val="18"/>
+              </w:rPr>
+              <w:t xml:space="preserve">处理完成（</w:t>
+            </w:r>
+            <w:r>
+              <w:rPr>
+                <w:rStyle w:val="VerbatimChar"/>
+                <w:sz w:val="18"/>
+              </w:rPr>
+              <w:t xml:space="preserve">OK</w:t>
+            </w:r>
+            <w:r>
+              <w:rPr>
+                <w:rFonts w:hint="eastAsia"/>
+                <w:sz w:val="18"/>
+              </w:rPr>
+              <w:t xml:space="preserve">），或整批退回（</w:t>
+            </w:r>
+            <w:r>
+              <w:rPr>
+                <w:rStyle w:val="VerbatimChar"/>
+                <w:sz w:val="18"/>
+              </w:rPr>
+              <w:t xml:space="preserve">NG</w:t>
+            </w:r>
+            <w:r>
+              <w:rPr>
+                <w:rFonts w:hint="eastAsia"/>
+                <w:sz w:val="18"/>
+              </w:rPr>
+              <w:t xml:space="preserve">）</w:t>
+            </w:r>
+          </w:p>
+        </w:tc>
+        <w:tc>
+          <w:tcPr>
+            <w:tcW w:w="3158" w:type="dxa"/>
           </w:tcPr>
           <w:p>
             <w:pPr>
@@ -19060,19 +18213,65 @@
         </w:tc>
         <w:tc>
           <w:tcPr>
-            <w:tcW w:w="2358" w:type="dxa"/>
-          </w:tcPr>
-          <w:p>
-            <w:pPr>
-              <w:pStyle w:val="Compact"/>
-              <w:spacing w:before="20" w:after="20"/>
-            </w:pPr>
-            <w:r>
-              <w:rPr>
-                <w:rFonts w:hint="eastAsia"/>
-                <w:sz w:val="18"/>
-              </w:rPr>
-              <w:t xml:space="preserve">按回执确认或冻结该批次</w:t>
+            <w:tcW w:w="3429" w:type="dxa"/>
+          </w:tcPr>
+          <w:p>
+            <w:pPr>
+              <w:pStyle w:val="Compact"/>
+              <w:spacing w:before="20" w:after="20"/>
+            </w:pPr>
+            <w:r>
+              <w:rPr>
+                <w:rStyle w:val="VerbatimChar"/>
+                <w:sz w:val="18"/>
+              </w:rPr>
+              <w:t xml:space="preserve">OK</w:t>
+            </w:r>
+            <w:r>
+              <w:rPr>
+                <w:sz w:val="18"/>
+              </w:rPr>
+              <w:t xml:space="preserve"> </w:t>
+            </w:r>
+            <w:r>
+              <w:rPr>
+                <w:rFonts w:hint="eastAsia"/>
+                <w:sz w:val="18"/>
+              </w:rPr>
+              <w:t xml:space="preserve">确认批次，SN</w:t>
+            </w:r>
+            <w:r>
+              <w:rPr>
+                <w:sz w:val="18"/>
+              </w:rPr>
+              <w:t xml:space="preserve"> </w:t>
+            </w:r>
+            <w:r>
+              <w:rPr>
+                <w:rFonts w:hint="eastAsia"/>
+                <w:sz w:val="18"/>
+              </w:rPr>
+              <w:t xml:space="preserve">变为已推送；</w:t>
+            </w:r>
+            <w:r>
+              <w:rPr>
+                <w:rStyle w:val="VerbatimChar"/>
+                <w:sz w:val="18"/>
+              </w:rPr>
+              <w:t xml:space="preserve">NG</w:t>
+            </w:r>
+            <w:r>
+              <w:rPr>
+                <w:sz w:val="18"/>
+              </w:rPr>
+              <w:t xml:space="preserve"> </w:t>
+            </w:r>
+            <w:r>
+              <w:rPr>
+                <w:rFonts w:hint="eastAsia"/>
+                <w:sz w:val="18"/>
+              </w:rPr>
+              <w:t xml:space="preserve">冻结该批次并显示原因</w:t>
             </w:r>
           </w:p>
         </w:tc>
@@ -19080,7 +18279,7 @@
       <w:tr>
         <w:tc>
           <w:tcPr>
-            <w:tcW w:w="3329" w:type="dxa"/>
+            <w:tcW w:w="2824" w:type="dxa"/>
           </w:tcPr>
           <w:p>
             <w:pPr>
@@ -19098,7 +18297,7 @@
         </w:tc>
         <w:tc>
           <w:tcPr>
-            <w:tcW w:w="3723" w:type="dxa"/>
+            <w:tcW w:w="3158" w:type="dxa"/>
           </w:tcPr>
           <w:p>
             <w:pPr>
@@ -19135,7 +18334,7 @@
         </w:tc>
         <w:tc>
           <w:tcPr>
-            <w:tcW w:w="2358" w:type="dxa"/>
+            <w:tcW w:w="3429" w:type="dxa"/>
           </w:tcPr>
           <w:p>
             <w:pPr>
@@ -19161,7 +18360,7 @@
       <w:tr>
         <w:tc>
           <w:tcPr>
-            <w:tcW w:w="3329" w:type="dxa"/>
+            <w:tcW w:w="2824" w:type="dxa"/>
           </w:tcPr>
           <w:p>
             <w:pPr>
@@ -19199,7 +18398,7 @@
         </w:tc>
         <w:tc>
           <w:tcPr>
-            <w:tcW w:w="3723" w:type="dxa"/>
+            <w:tcW w:w="3158" w:type="dxa"/>
           </w:tcPr>
           <w:p>
             <w:pPr>
@@ -19229,7 +18428,7 @@
         </w:tc>
         <w:tc>
           <w:tcPr>
-            <w:tcW w:w="2358" w:type="dxa"/>
+            <w:tcW w:w="3429" w:type="dxa"/>
           </w:tcPr>
           <w:p>
             <w:pPr>
@@ -19249,7 +18448,7 @@
       <w:tr>
         <w:tc>
           <w:tcPr>
-            <w:tcW w:w="3329" w:type="dxa"/>
+            <w:tcW w:w="2824" w:type="dxa"/>
           </w:tcPr>
           <w:p>
             <w:pPr>
@@ -19267,7 +18466,7 @@
         </w:tc>
         <w:tc>
           <w:tcPr>
-            <w:tcW w:w="3723" w:type="dxa"/>
+            <w:tcW w:w="3158" w:type="dxa"/>
           </w:tcPr>
           <w:p>
             <w:pPr>
@@ -19284,7 +18483,7 @@
         </w:tc>
         <w:tc>
           <w:tcPr>
-            <w:tcW w:w="2358" w:type="dxa"/>
+            <w:tcW w:w="3429" w:type="dxa"/>
           </w:tcPr>
           <w:p>
             <w:pPr>
@@ -19304,7 +18503,7 @@
       <w:tr>
         <w:tc>
           <w:tcPr>
-            <w:tcW w:w="3329" w:type="dxa"/>
+            <w:tcW w:w="2824" w:type="dxa"/>
           </w:tcPr>
           <w:p>
             <w:pPr>
@@ -19322,7 +18521,7 @@
         </w:tc>
         <w:tc>
           <w:tcPr>
-            <w:tcW w:w="3723" w:type="dxa"/>
+            <w:tcW w:w="3158" w:type="dxa"/>
           </w:tcPr>
           <w:p>
             <w:pPr>
@@ -19339,7 +18538,7 @@
         </w:tc>
         <w:tc>
           <w:tcPr>
-            <w:tcW w:w="2358" w:type="dxa"/>
+            <w:tcW w:w="3429" w:type="dxa"/>
           </w:tcPr>
           <w:p>
             <w:pPr>
@@ -19359,7 +18558,7 @@
       <w:tr>
         <w:tc>
           <w:tcPr>
-            <w:tcW w:w="3329" w:type="dxa"/>
+            <w:tcW w:w="2824" w:type="dxa"/>
           </w:tcPr>
           <w:p>
             <w:pPr>
@@ -19377,7 +18576,7 @@
         </w:tc>
         <w:tc>
           <w:tcPr>
-            <w:tcW w:w="3723" w:type="dxa"/>
+            <w:tcW w:w="3158" w:type="dxa"/>
           </w:tcPr>
           <w:p>
             <w:pPr>
@@ -19394,7 +18593,7 @@
         </w:tc>
         <w:tc>
           <w:tcPr>
-            <w:tcW w:w="2358" w:type="dxa"/>
+            <w:tcW w:w="3429" w:type="dxa"/>
           </w:tcPr>
           <w:p>
             <w:pPr>
@@ -19414,7 +18613,7 @@
       <w:tr>
         <w:tc>
           <w:tcPr>
-            <w:tcW w:w="3329" w:type="dxa"/>
+            <w:tcW w:w="2824" w:type="dxa"/>
           </w:tcPr>
           <w:p>
             <w:pPr>
@@ -19445,7 +18644,7 @@
         </w:tc>
         <w:tc>
           <w:tcPr>
-            <w:tcW w:w="3723" w:type="dxa"/>
+            <w:tcW w:w="3158" w:type="dxa"/>
           </w:tcPr>
           <w:p>
             <w:pPr>
@@ -19462,7 +18661,7 @@
         </w:tc>
         <w:tc>
           <w:tcPr>
-            <w:tcW w:w="2358" w:type="dxa"/>
+            <w:tcW w:w="3429" w:type="dxa"/>
           </w:tcPr>
           <w:p>
             <w:pPr>
@@ -19482,7 +18681,7 @@
       <w:tr>
         <w:tc>
           <w:tcPr>
-            <w:tcW w:w="3329" w:type="dxa"/>
+            <w:tcW w:w="2824" w:type="dxa"/>
           </w:tcPr>
           <w:p>
             <w:pPr>
@@ -19500,7 +18699,7 @@
         </w:tc>
         <w:tc>
           <w:tcPr>
-            <w:tcW w:w="3723" w:type="dxa"/>
+            <w:tcW w:w="3158" w:type="dxa"/>
           </w:tcPr>
           <w:p>
             <w:pPr>
@@ -19517,7 +18716,7 @@
         </w:tc>
         <w:tc>
           <w:tcPr>
-            <w:tcW w:w="2358" w:type="dxa"/>
+            <w:tcW w:w="3429" w:type="dxa"/>
           </w:tcPr>
           <w:p>
             <w:pPr>
@@ -19602,7 +18801,7 @@
         <w:rPr>
           <w:rStyle w:val="VerbatimChar"/>
         </w:rPr>
-        <w:t xml:space="preserve">REJECTED</w:t>
+        <w:t xml:space="preserve">NG</w:t>
       </w:r>
       <w:r>
         <w:rPr>
@@ -19611,7 +18810,73 @@
         <w:t xml:space="preserve">，不返回</w:t>
       </w:r>
       <w:r>
-        <w:t xml:space="preserve"> 4xx。</w:t>
+        <w:t xml:space="preserve"> 4xx。HTTP 200 </w:t>
+      </w:r>
+      <w:r>
+        <w:rPr>
+          <w:rFonts w:hint="eastAsia"/>
+        </w:rPr>
+        <w:t xml:space="preserve">但</w:t>
+      </w:r>
+      <w:r>
+        <w:t xml:space="preserve"> </w:t>
+      </w:r>
+      <w:r>
+        <w:rPr>
+          <w:rStyle w:val="VerbatimChar"/>
+        </w:rPr>
+        <w:t xml:space="preserve">code</w:t>
+      </w:r>
+      <w:r>
+        <w:t xml:space="preserve"> </w:t>
+      </w:r>
+      <w:r>
+        <w:rPr>
+          <w:rFonts w:hint="eastAsia"/>
+        </w:rPr>
+        <w:t xml:space="preserve">不是</w:t>
+      </w:r>
+      <w:r>
+        <w:t xml:space="preserve"> </w:t>
+      </w:r>
+      <w:r>
+        <w:rPr>
+          <w:rStyle w:val="VerbatimChar"/>
+        </w:rPr>
+        <w:t xml:space="preserve">OK</w:t>
+      </w:r>
+      <w:r>
+        <w:t xml:space="preserve"> </w:t>
+      </w:r>
+      <w:r>
+        <w:t xml:space="preserve">/</w:t>
+      </w:r>
+      <w:r>
+        <w:t xml:space="preserve"> </w:t>
+      </w:r>
+      <w:r>
+        <w:rPr>
+          <w:rStyle w:val="VerbatimChar"/>
+        </w:rPr>
+        <w:t xml:space="preserve">NG</w:t>
+      </w:r>
+      <w:r>
+        <w:t xml:space="preserve"> </w:t>
+      </w:r>
+      <w:r>
+        <w:rPr>
+          <w:rFonts w:hint="eastAsia"/>
+        </w:rPr>
+        <w:t xml:space="preserve">时，SN</w:t>
+      </w:r>
+      <w:r>
+        <w:t xml:space="preserve"> </w:t>
+      </w:r>
+      <w:r>
+        <w:rPr>
+          <w:rFonts w:hint="eastAsia"/>
+        </w:rPr>
+        <w:t xml:space="preserve">系统记为应答无效，不重送。</w:t>
       </w:r>
     </w:p>
     <w:bookmarkEnd w:id="72"/>
@@ -19635,7 +18900,7 @@
         <w:pStyle w:val="Compact"/>
         <w:numPr>
           <w:ilvl w:val="0"/>
-          <w:numId w:val="1017"/>
+          <w:numId w:val="1018"/>
         </w:numPr>
       </w:pPr>
       <w:r>
@@ -19701,7 +18966,7 @@
         <w:pStyle w:val="Compact"/>
         <w:numPr>
           <w:ilvl w:val="0"/>
-          <w:numId w:val="1017"/>
+          <w:numId w:val="1018"/>
         </w:numPr>
       </w:pPr>
       <w:r>
@@ -20912,7 +20177,7 @@
         <w:rPr>
           <w:rFonts w:hint="eastAsia"/>
         </w:rPr>
-        <w:t xml:space="preserve">转移批次按每枚</w:t>
+        <w:t xml:space="preserve">转移批次按其中</w:t>
       </w:r>
       <w:r>
         <w:t xml:space="preserve"> SN </w:t>
@@ -20921,34 +20186,16 @@
         <w:rPr>
           <w:rFonts w:hint="eastAsia"/>
         </w:rPr>
-        <w:t xml:space="preserve">的</w:t>
+        <w:t xml:space="preserve">转出前的</w:t>
       </w:r>
       <w:r>
         <w:t xml:space="preserve"> </w:t>
       </w:r>
       <w:r>
         <w:rPr>
-          <w:rStyle w:val="VerbatimChar"/>
-        </w:rPr>
-        <w:t xml:space="preserve">from.pi</w:t>
-      </w:r>
-      <w:r>
-        <w:t xml:space="preserve">、</w:t>
-      </w:r>
-      <w:r>
-        <w:rPr>
-          <w:rStyle w:val="VerbatimChar"/>
-        </w:rPr>
-        <w:t xml:space="preserve">from.billNo</w:t>
-      </w:r>
-      <w:r>
-        <w:t xml:space="preserve"> </w:t>
-      </w:r>
-      <w:r>
-        <w:rPr>
-          <w:rFonts w:hint="eastAsia"/>
-        </w:rPr>
-        <w:t xml:space="preserve">判断是否在范围内。</w:t>
+          <w:rFonts w:hint="eastAsia"/>
+        </w:rPr>
+        <w:t xml:space="preserve">PI、单据判断是否在范围内。</w:t>
       </w:r>
     </w:p>
     <w:bookmarkEnd w:id="79"/>
@@ -21844,7 +21091,7 @@
         <w:pStyle w:val="Compact"/>
         <w:numPr>
           <w:ilvl w:val="0"/>
-          <w:numId w:val="1018"/>
+          <w:numId w:val="1019"/>
         </w:numPr>
       </w:pPr>
       <w:r>
@@ -21883,7 +21130,7 @@
         <w:pStyle w:val="Compact"/>
         <w:numPr>
           <w:ilvl w:val="0"/>
-          <w:numId w:val="1018"/>
+          <w:numId w:val="1019"/>
         </w:numPr>
       </w:pPr>
       <w:r>
@@ -22691,37 +21938,16 @@
         <w:rPr>
           <w:rFonts w:hint="eastAsia"/>
         </w:rPr>
-        <w:t xml:space="preserve">系统校验：批次号一致；</w:t>
-      </w:r>
-      <w:r>
-        <w:rPr>
-          <w:rStyle w:val="VerbatimChar"/>
-        </w:rPr>
-        <w:t xml:space="preserve">results</w:t>
+        <w:t xml:space="preserve">系统校验：请求体</w:t>
       </w:r>
       <w:r>
         <w:t xml:space="preserve"> </w:t>
       </w:r>
       <w:r>
         <w:rPr>
-          <w:rFonts w:hint="eastAsia"/>
-        </w:rPr>
-        <w:t xml:space="preserve">条数等于批次枚数；每枚</w:t>
-      </w:r>
-      <w:r>
-        <w:t xml:space="preserve"> SN </w:t>
-      </w:r>
-      <w:r>
-        <w:rPr>
-          <w:rFonts w:hint="eastAsia"/>
-        </w:rPr>
-        <w:t xml:space="preserve">恰好出现一次且属于该批次；</w:t>
-      </w:r>
-      <w:r>
-        <w:rPr>
-          <w:rStyle w:val="VerbatimChar"/>
-        </w:rPr>
-        <w:t xml:space="preserve">rev</w:t>
+          <w:rStyle w:val="VerbatimChar"/>
+        </w:rPr>
+        <w:t xml:space="preserve">batchNo</w:t>
       </w:r>
       <w:r>
         <w:t xml:space="preserve"> </w:t>
@@ -22730,13 +21956,13 @@
         <w:rPr>
           <w:rFonts w:hint="eastAsia"/>
         </w:rPr>
-        <w:t xml:space="preserve">一致；</w:t>
-      </w:r>
-      <w:r>
-        <w:rPr>
-          <w:rStyle w:val="VerbatimChar"/>
-        </w:rPr>
-        <w:t xml:space="preserve">summary</w:t>
+        <w:t xml:space="preserve">与路径一致；</w:t>
+      </w:r>
+      <w:r>
+        <w:rPr>
+          <w:rStyle w:val="VerbatimChar"/>
+        </w:rPr>
+        <w:t xml:space="preserve">code</w:t>
       </w:r>
       <w:r>
         <w:t xml:space="preserve"> </w:t>
@@ -22745,7 +21971,37 @@
         <w:rPr>
           <w:rFonts w:hint="eastAsia"/>
         </w:rPr>
-        <w:t xml:space="preserve">与明细一致。</w:t>
+        <w:t xml:space="preserve">为</w:t>
+      </w:r>
+      <w:r>
+        <w:t xml:space="preserve"> </w:t>
+      </w:r>
+      <w:r>
+        <w:rPr>
+          <w:rStyle w:val="VerbatimChar"/>
+        </w:rPr>
+        <w:t xml:space="preserve">OK</w:t>
+      </w:r>
+      <w:r>
+        <w:t xml:space="preserve"> </w:t>
+      </w:r>
+      <w:r>
+        <w:rPr>
+          <w:rFonts w:hint="eastAsia"/>
+        </w:rPr>
+        <w:t xml:space="preserve">或</w:t>
+      </w:r>
+      <w:r>
+        <w:t xml:space="preserve"> </w:t>
+      </w:r>
+      <w:r>
+        <w:rPr>
+          <w:rStyle w:val="VerbatimChar"/>
+        </w:rPr>
+        <w:t xml:space="preserve">NG</w:t>
+      </w:r>
+      <w:r>
+        <w:t xml:space="preserve">。</w:t>
       </w:r>
     </w:p>
     <w:bookmarkEnd w:id="85"/>
@@ -22855,33 +22111,46 @@
           <w:rStyle w:val="VerbatimChar"/>
           <w:rFonts w:hint="eastAsia"/>
         </w:rPr>
-        <w:t xml:space="preserve">成功</w:t>
-      </w:r>
-      <w:r>
-        <w:rPr>
-          <w:rStyle w:val="VerbatimChar"/>
-        </w:rPr>
-        <w:t xml:space="preserve"> / SUCCESS_CONFLICT </w:t>
-      </w:r>
-      <w:r>
-        <w:rPr>
-          <w:rStyle w:val="VerbatimChar"/>
-          <w:rFonts w:hint="eastAsia"/>
-        </w:rPr>
-        <w:t xml:space="preserve">成功但含冲突</w:t>
-      </w:r>
-      <w:r>
-        <w:rPr>
-          <w:rStyle w:val="VerbatimChar"/>
-        </w:rPr>
-        <w:t xml:space="preserve"> SN / FAILED </w:t>
-      </w:r>
-      <w:r>
-        <w:rPr>
-          <w:rStyle w:val="VerbatimChar"/>
-          <w:rFonts w:hint="eastAsia"/>
-        </w:rPr>
-        <w:t xml:space="preserve">整批退回已登记</w:t>
+        <w:t xml:space="preserve">成功（回执</w:t>
+      </w:r>
+      <w:r>
+        <w:rPr>
+          <w:rStyle w:val="VerbatimChar"/>
+        </w:rPr>
+        <w:t xml:space="preserve"> </w:t>
+      </w:r>
+      <w:r>
+        <w:rPr>
+          <w:rStyle w:val="VerbatimChar"/>
+          <w:rFonts w:hint="eastAsia"/>
+        </w:rPr>
+        <w:t xml:space="preserve">OK）/</w:t>
+      </w:r>
+      <w:r>
+        <w:rPr>
+          <w:rStyle w:val="VerbatimChar"/>
+        </w:rPr>
+        <w:t xml:space="preserve"> FAILED </w:t>
+      </w:r>
+      <w:r>
+        <w:rPr>
+          <w:rStyle w:val="VerbatimChar"/>
+          <w:rFonts w:hint="eastAsia"/>
+        </w:rPr>
+        <w:t xml:space="preserve">整批退回已登记（回执</w:t>
+      </w:r>
+      <w:r>
+        <w:rPr>
+          <w:rStyle w:val="VerbatimChar"/>
+        </w:rPr>
+        <w:t xml:space="preserve"> </w:t>
+      </w:r>
+      <w:r>
+        <w:rPr>
+          <w:rStyle w:val="VerbatimChar"/>
+          <w:rFonts w:hint="eastAsia"/>
+        </w:rPr>
+        <w:t xml:space="preserve">NG）</w:t>
       </w:r>
       <w:r>
         <w:br/>
@@ -23435,7 +22704,7 @@
         <w:pStyle w:val="Compact"/>
         <w:numPr>
           <w:ilvl w:val="0"/>
-          <w:numId w:val="1019"/>
+          <w:numId w:val="1020"/>
         </w:numPr>
       </w:pPr>
       <w:r>
@@ -23459,7 +22728,7 @@
         <w:pStyle w:val="Compact"/>
         <w:numPr>
           <w:ilvl w:val="0"/>
-          <w:numId w:val="1019"/>
+          <w:numId w:val="1020"/>
         </w:numPr>
       </w:pPr>
       <w:r>
@@ -27807,6 +27076,9 @@
     <w:abstractNumId w:val="991"/>
   </w:num>
   <w:num w:numId="1006">
+    <w:abstractNumId w:val="991"/>
+  </w:num>
+  <w:num w:numId="1007">
     <w:abstractNumId w:val="99411"/>
     <w:lvlOverride w:ilvl="0">
       <w:startOverride w:val="1"/>
@@ -27836,10 +27108,10 @@
       <w:startOverride w:val="1"/>
     </w:lvlOverride>
   </w:num>
-  <w:num w:numId="1007">
+  <w:num w:numId="1008">
     <w:abstractNumId w:val="991"/>
   </w:num>
-  <w:num w:numId="1008">
+  <w:num w:numId="1009">
     <w:abstractNumId w:val="99411"/>
     <w:lvlOverride w:ilvl="0">
       <w:startOverride w:val="1"/>
@@ -27869,9 +27141,6 @@
       <w:startOverride w:val="1"/>
     </w:lvlOverride>
   </w:num>
-  <w:num w:numId="1009">
-    <w:abstractNumId w:val="991"/>
-  </w:num>
   <w:num w:numId="1010">
     <w:abstractNumId w:val="991"/>
   </w:num>
@@ -27900,6 +27169,9 @@
     <w:abstractNumId w:val="991"/>
   </w:num>
   <w:num w:numId="1019">
+    <w:abstractNumId w:val="991"/>
+  </w:num>
+  <w:num w:numId="1020">
     <w:abstractNumId w:val="991"/>
   </w:num>
 </w:numbering>

--- a/docs/MES对接接口文档.docx
+++ b/docs/MES对接接口文档.docx
@@ -2266,7 +2266,7 @@
         <w:rPr>
           <w:rFonts w:hint="eastAsia"/>
         </w:rPr>
-        <w:t xml:space="preserve">收到</w:t>
+        <w:t xml:space="preserve">处理</w:t>
       </w:r>
       <w:r>
         <w:t xml:space="preserve"> SN </w:t>
@@ -2311,7 +2311,93 @@
         <w:rPr>
           <w:rFonts w:hint="eastAsia"/>
         </w:rPr>
-        <w:t xml:space="preserve">4）；不需要区分新增还是改挂、转单还是转组织</w:t>
+        <w:t xml:space="preserve">4）</w:t>
+      </w:r>
+    </w:p>
+    <w:p>
+      <w:pPr>
+        <w:pStyle w:val="Compact"/>
+        <w:numPr>
+          <w:ilvl w:val="0"/>
+          <w:numId w:val="1002"/>
+        </w:numPr>
+      </w:pPr>
+      <w:r>
+        <w:rPr>
+          <w:rFonts w:hint="eastAsia"/>
+        </w:rPr>
+        <w:t xml:space="preserve">推送</w:t>
+      </w:r>
+      <w:r>
+        <w:t xml:space="preserve"> / </w:t>
+      </w:r>
+      <w:r>
+        <w:rPr>
+          <w:rFonts w:hint="eastAsia"/>
+        </w:rPr>
+        <w:t xml:space="preserve">拉取批次的每枚</w:t>
+      </w:r>
+      <w:r>
+        <w:t xml:space="preserve"> SN </w:t>
+      </w:r>
+      <w:r>
+        <w:rPr>
+          <w:rFonts w:hint="eastAsia"/>
+        </w:rPr>
+        <w:t xml:space="preserve">另带业务来源</w:t>
+      </w:r>
+      <w:r>
+        <w:t xml:space="preserve"> </w:t>
+      </w:r>
+      <w:r>
+        <w:rPr>
+          <w:rStyle w:val="VerbatimChar"/>
+        </w:rPr>
+        <w:t xml:space="preserve">bizType</w:t>
+      </w:r>
+      <w:r>
+        <w:rPr>
+          <w:rFonts w:hint="eastAsia"/>
+        </w:rPr>
+        <w:t xml:space="preserve">（选填，</w:t>
+      </w:r>
+      <w:r>
+        <w:rPr>
+          <w:rFonts w:hint="eastAsia"/>
+          <w:b/>
+          <w:bCs/>
+        </w:rPr>
+        <w:t xml:space="preserve">仅供参考</w:t>
+      </w:r>
+      <w:r>
+        <w:rPr>
+          <w:rFonts w:hint="eastAsia"/>
+        </w:rPr>
+        <w:t xml:space="preserve">）：MES</w:t>
+      </w:r>
+      <w:r>
+        <w:t xml:space="preserve"> </w:t>
+      </w:r>
+      <w:r>
+        <w:rPr>
+          <w:rFonts w:hint="eastAsia"/>
+        </w:rPr>
+        <w:t xml:space="preserve">可据此触发本侧规则（如同组织转移时切换数据链订单关联）或做统计，但接收与否仍只看</w:t>
+      </w:r>
+      <w:r>
+        <w:t xml:space="preserve"> </w:t>
+      </w:r>
+      <w:r>
+        <w:rPr>
+          <w:rStyle w:val="VerbatimChar"/>
+        </w:rPr>
+        <w:t xml:space="preserve">rev</w:t>
+      </w:r>
+      <w:r>
+        <w:rPr>
+          <w:rFonts w:hint="eastAsia"/>
+        </w:rPr>
+        <w:t xml:space="preserve">；缺失或取值不认识时照常处理</w:t>
       </w:r>
     </w:p>
     <w:tbl>
@@ -2330,10 +2416,11 @@
         <w:tblLook w:firstRow="1" w:lastRow="0" w:firstColumn="0" w:lastColumn="0" w:noHBand="0" w:noVBand="0" w:val="0020"/>
       </w:tblPr>
       <w:tblGrid>
-        <w:gridCol w:w="2363"/>
-        <w:gridCol w:w="843"/>
-        <w:gridCol w:w="2031"/>
-        <w:gridCol w:w="4172"/>
+        <w:gridCol w:w="2191"/>
+        <w:gridCol w:w="560"/>
+        <w:gridCol w:w="1600"/>
+        <w:gridCol w:w="2290"/>
+        <w:gridCol w:w="2770"/>
       </w:tblGrid>
       <w:tr>
         <w:trPr>
@@ -2342,7 +2429,7 @@
         </w:trPr>
         <w:tc>
           <w:tcPr>
-            <w:tcW w:w="2363" w:type="dxa"/>
+            <w:tcW w:w="2191" w:type="dxa"/>
             <w:shd w:val="clear" w:color="auto" w:fill="D9E2F3"/>
           </w:tcPr>
           <w:p>
@@ -2362,7 +2449,7 @@
         </w:tc>
         <w:tc>
           <w:tcPr>
-            <w:tcW w:w="843" w:type="dxa"/>
+            <w:tcW w:w="560" w:type="dxa"/>
             <w:shd w:val="clear" w:color="auto" w:fill="D9E2F3"/>
           </w:tcPr>
           <w:p>
@@ -2382,7 +2469,7 @@
         </w:tc>
         <w:tc>
           <w:tcPr>
-            <w:tcW w:w="2031" w:type="dxa"/>
+            <w:tcW w:w="1600" w:type="dxa"/>
             <w:shd w:val="clear" w:color="auto" w:fill="D9E2F3"/>
           </w:tcPr>
           <w:p>
@@ -2409,7 +2496,27 @@
         </w:tc>
         <w:tc>
           <w:tcPr>
-            <w:tcW w:w="4172" w:type="dxa"/>
+            <w:tcW w:w="2290" w:type="dxa"/>
+            <w:shd w:val="clear" w:color="auto" w:fill="D9E2F3"/>
+          </w:tcPr>
+          <w:p>
+            <w:pPr>
+              <w:pStyle w:val="Compact"/>
+              <w:spacing w:before="20" w:after="20"/>
+            </w:pPr>
+            <w:r>
+              <w:rPr>
+                <w:rStyle w:val="VerbatimChar"/>
+                <w:b/>
+                <w:sz w:val="18"/>
+              </w:rPr>
+              <w:t xml:space="preserve">bizType</w:t>
+            </w:r>
+          </w:p>
+        </w:tc>
+        <w:tc>
+          <w:tcPr>
+            <w:tcW w:w="2770" w:type="dxa"/>
             <w:shd w:val="clear" w:color="auto" w:fill="D9E2F3"/>
           </w:tcPr>
           <w:p>
@@ -2438,7 +2545,7 @@
       <w:tr>
         <w:tc>
           <w:tcPr>
-            <w:tcW w:w="2363" w:type="dxa"/>
+            <w:tcW w:w="2191" w:type="dxa"/>
           </w:tcPr>
           <w:p>
             <w:pPr>
@@ -2456,7 +2563,7 @@
         </w:tc>
         <w:tc>
           <w:tcPr>
-            <w:tcW w:w="843" w:type="dxa"/>
+            <w:tcW w:w="560" w:type="dxa"/>
           </w:tcPr>
           <w:p>
             <w:pPr>
@@ -2474,7 +2581,7 @@
         </w:tc>
         <w:tc>
           <w:tcPr>
-            <w:tcW w:w="2031" w:type="dxa"/>
+            <w:tcW w:w="1600" w:type="dxa"/>
           </w:tcPr>
           <w:p>
             <w:pPr>
@@ -2505,7 +2612,25 @@
         </w:tc>
         <w:tc>
           <w:tcPr>
-            <w:tcW w:w="4172" w:type="dxa"/>
+            <w:tcW w:w="2290" w:type="dxa"/>
+          </w:tcPr>
+          <w:p>
+            <w:pPr>
+              <w:pStyle w:val="Compact"/>
+              <w:spacing w:before="20" w:after="20"/>
+            </w:pPr>
+            <w:r>
+              <w:rPr>
+                <w:rStyle w:val="VerbatimChar"/>
+                <w:sz w:val="18"/>
+              </w:rPr>
+              <w:t xml:space="preserve">FIRST</w:t>
+            </w:r>
+          </w:p>
+        </w:tc>
+        <w:tc>
+          <w:tcPr>
+            <w:tcW w:w="2770" w:type="dxa"/>
           </w:tcPr>
           <w:p>
             <w:pPr>
@@ -2525,7 +2650,7 @@
       <w:tr>
         <w:tc>
           <w:tcPr>
-            <w:tcW w:w="2363" w:type="dxa"/>
+            <w:tcW w:w="2191" w:type="dxa"/>
           </w:tcPr>
           <w:p>
             <w:pPr>
@@ -2556,7 +2681,7 @@
         </w:tc>
         <w:tc>
           <w:tcPr>
-            <w:tcW w:w="843" w:type="dxa"/>
+            <w:tcW w:w="560" w:type="dxa"/>
           </w:tcPr>
           <w:p>
             <w:pPr>
@@ -2573,7 +2698,7 @@
         </w:tc>
         <w:tc>
           <w:tcPr>
-            <w:tcW w:w="2031" w:type="dxa"/>
+            <w:tcW w:w="1600" w:type="dxa"/>
           </w:tcPr>
           <w:p>
             <w:pPr>
@@ -2604,7 +2729,25 @@
         </w:tc>
         <w:tc>
           <w:tcPr>
-            <w:tcW w:w="4172" w:type="dxa"/>
+            <w:tcW w:w="2290" w:type="dxa"/>
+          </w:tcPr>
+          <w:p>
+            <w:pPr>
+              <w:pStyle w:val="Compact"/>
+              <w:spacing w:before="20" w:after="20"/>
+            </w:pPr>
+            <w:r>
+              <w:rPr>
+                <w:rStyle w:val="VerbatimChar"/>
+                <w:sz w:val="18"/>
+              </w:rPr>
+              <w:t xml:space="preserve">SAME_ORG_TRANSFER</w:t>
+            </w:r>
+          </w:p>
+        </w:tc>
+        <w:tc>
+          <w:tcPr>
+            <w:tcW w:w="2770" w:type="dxa"/>
           </w:tcPr>
           <w:p>
             <w:pPr>
@@ -2637,7 +2780,7 @@
       <w:tr>
         <w:tc>
           <w:tcPr>
-            <w:tcW w:w="2363" w:type="dxa"/>
+            <w:tcW w:w="2191" w:type="dxa"/>
           </w:tcPr>
           <w:p>
             <w:pPr>
@@ -2668,7 +2811,7 @@
         </w:tc>
         <w:tc>
           <w:tcPr>
-            <w:tcW w:w="843" w:type="dxa"/>
+            <w:tcW w:w="560" w:type="dxa"/>
           </w:tcPr>
           <w:p>
             <w:pPr>
@@ -2685,7 +2828,7 @@
         </w:tc>
         <w:tc>
           <w:tcPr>
-            <w:tcW w:w="2031" w:type="dxa"/>
+            <w:tcW w:w="1600" w:type="dxa"/>
           </w:tcPr>
           <w:p>
             <w:pPr>
@@ -2716,7 +2859,25 @@
         </w:tc>
         <w:tc>
           <w:tcPr>
-            <w:tcW w:w="4172" w:type="dxa"/>
+            <w:tcW w:w="2290" w:type="dxa"/>
+          </w:tcPr>
+          <w:p>
+            <w:pPr>
+              <w:pStyle w:val="Compact"/>
+              <w:spacing w:before="20" w:after="20"/>
+            </w:pPr>
+            <w:r>
+              <w:rPr>
+                <w:rStyle w:val="VerbatimChar"/>
+                <w:sz w:val="18"/>
+              </w:rPr>
+              <w:t xml:space="preserve">SAME_ORG_TRANSFER</w:t>
+            </w:r>
+          </w:p>
+        </w:tc>
+        <w:tc>
+          <w:tcPr>
+            <w:tcW w:w="2770" w:type="dxa"/>
           </w:tcPr>
           <w:p>
             <w:pPr>
@@ -2736,7 +2897,7 @@
       <w:tr>
         <w:tc>
           <w:tcPr>
-            <w:tcW w:w="2363" w:type="dxa"/>
+            <w:tcW w:w="2191" w:type="dxa"/>
           </w:tcPr>
           <w:p>
             <w:pPr>
@@ -2767,7 +2928,7 @@
         </w:tc>
         <w:tc>
           <w:tcPr>
-            <w:tcW w:w="843" w:type="dxa"/>
+            <w:tcW w:w="560" w:type="dxa"/>
           </w:tcPr>
           <w:p>
             <w:pPr>
@@ -2784,7 +2945,7 @@
         </w:tc>
         <w:tc>
           <w:tcPr>
-            <w:tcW w:w="2031" w:type="dxa"/>
+            <w:tcW w:w="1600" w:type="dxa"/>
           </w:tcPr>
           <w:p>
             <w:pPr>
@@ -2815,7 +2976,25 @@
         </w:tc>
         <w:tc>
           <w:tcPr>
-            <w:tcW w:w="4172" w:type="dxa"/>
+            <w:tcW w:w="2290" w:type="dxa"/>
+          </w:tcPr>
+          <w:p>
+            <w:pPr>
+              <w:pStyle w:val="Compact"/>
+              <w:spacing w:before="20" w:after="20"/>
+            </w:pPr>
+            <w:r>
+              <w:rPr>
+                <w:rStyle w:val="VerbatimChar"/>
+                <w:sz w:val="18"/>
+              </w:rPr>
+              <w:t xml:space="preserve">CROSS_ORG_TRANSFER</w:t>
+            </w:r>
+          </w:p>
+        </w:tc>
+        <w:tc>
+          <w:tcPr>
+            <w:tcW w:w="2770" w:type="dxa"/>
           </w:tcPr>
           <w:p>
             <w:pPr>
@@ -2861,7 +3040,7 @@
       <w:tr>
         <w:tc>
           <w:tcPr>
-            <w:tcW w:w="2363" w:type="dxa"/>
+            <w:tcW w:w="2191" w:type="dxa"/>
           </w:tcPr>
           <w:p>
             <w:pPr>
@@ -2892,7 +3071,7 @@
         </w:tc>
         <w:tc>
           <w:tcPr>
-            <w:tcW w:w="843" w:type="dxa"/>
+            <w:tcW w:w="560" w:type="dxa"/>
           </w:tcPr>
           <w:p>
             <w:pPr>
@@ -2909,7 +3088,7 @@
         </w:tc>
         <w:tc>
           <w:tcPr>
-            <w:tcW w:w="2031" w:type="dxa"/>
+            <w:tcW w:w="1600" w:type="dxa"/>
           </w:tcPr>
           <w:p>
             <w:pPr>
@@ -2941,7 +3120,25 @@
         </w:tc>
         <w:tc>
           <w:tcPr>
-            <w:tcW w:w="4172" w:type="dxa"/>
+            <w:tcW w:w="2290" w:type="dxa"/>
+          </w:tcPr>
+          <w:p>
+            <w:pPr>
+              <w:pStyle w:val="Compact"/>
+              <w:spacing w:before="20" w:after="20"/>
+            </w:pPr>
+            <w:r>
+              <w:rPr>
+                <w:rFonts w:hint="eastAsia"/>
+                <w:sz w:val="18"/>
+              </w:rPr>
+              <w:t xml:space="preserve">—（批次类型已说明）</w:t>
+            </w:r>
+          </w:p>
+        </w:tc>
+        <w:tc>
+          <w:tcPr>
+            <w:tcW w:w="2770" w:type="dxa"/>
           </w:tcPr>
           <w:p>
             <w:pPr>
@@ -2961,7 +3158,137 @@
       <w:tr>
         <w:tc>
           <w:tcPr>
-            <w:tcW w:w="2363" w:type="dxa"/>
+            <w:tcW w:w="2191" w:type="dxa"/>
+          </w:tcPr>
+          <w:p>
+            <w:pPr>
+              <w:pStyle w:val="Compact"/>
+              <w:spacing w:before="20" w:after="20"/>
+            </w:pPr>
+            <w:r>
+              <w:rPr>
+                <w:rFonts w:hint="eastAsia"/>
+                <w:sz w:val="18"/>
+              </w:rPr>
+              <w:t xml:space="preserve">订单变更「确认对应」、告警重推（MES</w:t>
+            </w:r>
+            <w:r>
+              <w:rPr>
+                <w:sz w:val="18"/>
+              </w:rPr>
+              <w:t xml:space="preserve"> </w:t>
+            </w:r>
+            <w:r>
+              <w:rPr>
+                <w:rFonts w:hint="eastAsia"/>
+                <w:sz w:val="18"/>
+              </w:rPr>
+              <w:t xml:space="preserve">已持有）</w:t>
+            </w:r>
+          </w:p>
+        </w:tc>
+        <w:tc>
+          <w:tcPr>
+            <w:tcW w:w="560" w:type="dxa"/>
+          </w:tcPr>
+          <w:p>
+            <w:pPr>
+              <w:pStyle w:val="Compact"/>
+              <w:spacing w:before="20" w:after="20"/>
+            </w:pPr>
+            <w:r>
+              <w:rPr>
+                <w:sz w:val="18"/>
+              </w:rPr>
+              <w:t xml:space="preserve">+1</w:t>
+            </w:r>
+          </w:p>
+        </w:tc>
+        <w:tc>
+          <w:tcPr>
+            <w:tcW w:w="1600" w:type="dxa"/>
+          </w:tcPr>
+          <w:p>
+            <w:pPr>
+              <w:pStyle w:val="Compact"/>
+              <w:spacing w:before="20" w:after="20"/>
+            </w:pPr>
+            <w:r>
+              <w:rPr>
+                <w:rFonts w:hint="eastAsia"/>
+                <w:sz w:val="18"/>
+              </w:rPr>
+              <w:t xml:space="preserve">推送</w:t>
+            </w:r>
+            <w:r>
+              <w:rPr>
+                <w:sz w:val="18"/>
+              </w:rPr>
+              <w:t xml:space="preserve"> / </w:t>
+            </w:r>
+            <w:r>
+              <w:rPr>
+                <w:rFonts w:hint="eastAsia"/>
+                <w:sz w:val="18"/>
+              </w:rPr>
+              <w:t xml:space="preserve">拉取批次</w:t>
+            </w:r>
+          </w:p>
+        </w:tc>
+        <w:tc>
+          <w:tcPr>
+            <w:tcW w:w="2290" w:type="dxa"/>
+          </w:tcPr>
+          <w:p>
+            <w:pPr>
+              <w:pStyle w:val="Compact"/>
+              <w:spacing w:before="20" w:after="20"/>
+            </w:pPr>
+            <w:r>
+              <w:rPr>
+                <w:rStyle w:val="VerbatimChar"/>
+                <w:sz w:val="18"/>
+              </w:rPr>
+              <w:t xml:space="preserve">REMAP</w:t>
+            </w:r>
+          </w:p>
+        </w:tc>
+        <w:tc>
+          <w:tcPr>
+            <w:tcW w:w="2770" w:type="dxa"/>
+          </w:tcPr>
+          <w:p>
+            <w:pPr>
+              <w:pStyle w:val="Compact"/>
+              <w:spacing w:before="20" w:after="20"/>
+            </w:pPr>
+            <w:r>
+              <w:rPr>
+                <w:rStyle w:val="VerbatimChar"/>
+                <w:sz w:val="18"/>
+              </w:rPr>
+              <w:t xml:space="preserve">rev</w:t>
+            </w:r>
+            <w:r>
+              <w:rPr>
+                <w:sz w:val="18"/>
+              </w:rPr>
+              <w:t xml:space="preserve"> </w:t>
+            </w:r>
+            <w:r>
+              <w:rPr>
+                <w:rFonts w:hint="eastAsia"/>
+                <w:sz w:val="18"/>
+              </w:rPr>
+              <w:t xml:space="preserve">更大，覆盖挂靠</w:t>
+            </w:r>
+          </w:p>
+        </w:tc>
+      </w:tr>
+      <w:tr>
+        <w:tc>
+          <w:tcPr>
+            <w:tcW w:w="2191" w:type="dxa"/>
           </w:tcPr>
           <w:p>
             <w:pPr>
@@ -2979,7 +3306,7 @@
         </w:tc>
         <w:tc>
           <w:tcPr>
-            <w:tcW w:w="843" w:type="dxa"/>
+            <w:tcW w:w="560" w:type="dxa"/>
           </w:tcPr>
           <w:p>
             <w:pPr>
@@ -2997,7 +3324,7 @@
         </w:tc>
         <w:tc>
           <w:tcPr>
-            <w:tcW w:w="2031" w:type="dxa"/>
+            <w:tcW w:w="1600" w:type="dxa"/>
           </w:tcPr>
           <w:p>
             <w:pPr>
@@ -3015,7 +3342,25 @@
         </w:tc>
         <w:tc>
           <w:tcPr>
-            <w:tcW w:w="4172" w:type="dxa"/>
+            <w:tcW w:w="2290" w:type="dxa"/>
+          </w:tcPr>
+          <w:p>
+            <w:pPr>
+              <w:pStyle w:val="Compact"/>
+              <w:spacing w:before="20" w:after="20"/>
+            </w:pPr>
+            <w:r>
+              <w:rPr>
+                <w:rFonts w:hint="eastAsia"/>
+                <w:sz w:val="18"/>
+              </w:rPr>
+              <w:t xml:space="preserve">不变</w:t>
+            </w:r>
+          </w:p>
+        </w:tc>
+        <w:tc>
+          <w:tcPr>
+            <w:tcW w:w="2770" w:type="dxa"/>
           </w:tcPr>
           <w:p>
             <w:pPr>
@@ -3059,6 +3404,101 @@
         </w:tc>
       </w:tr>
     </w:tbl>
+    <w:p>
+      <w:pPr>
+        <w:pStyle w:val="BodyText"/>
+      </w:pPr>
+      <w:r>
+        <w:rPr>
+          <w:rFonts w:hint="eastAsia"/>
+        </w:rPr>
+        <w:t xml:space="preserve">一个推送</w:t>
+      </w:r>
+      <w:r>
+        <w:t xml:space="preserve"> / </w:t>
+      </w:r>
+      <w:r>
+        <w:rPr>
+          <w:rFonts w:hint="eastAsia"/>
+        </w:rPr>
+        <w:t xml:space="preserve">拉取批次可能同时含多种</w:t>
+      </w:r>
+      <w:r>
+        <w:t xml:space="preserve"> </w:t>
+      </w:r>
+      <w:r>
+        <w:rPr>
+          <w:rStyle w:val="VerbatimChar"/>
+        </w:rPr>
+        <w:t xml:space="preserve">bizType</w:t>
+      </w:r>
+      <w:r>
+        <w:t xml:space="preserve"> </w:t>
+      </w:r>
+      <w:r>
+        <w:rPr>
+          <w:rFonts w:hint="eastAsia"/>
+        </w:rPr>
+        <w:t xml:space="preserve">的</w:t>
+      </w:r>
+      <w:r>
+        <w:t xml:space="preserve"> </w:t>
+      </w:r>
+      <w:r>
+        <w:rPr>
+          <w:rFonts w:hint="eastAsia"/>
+        </w:rPr>
+        <w:t xml:space="preserve">SN（建批按流水顺序认领，不按来源分批）；推送还是拉取由送达方式决定（①</w:t>
+      </w:r>
+      <w:r>
+        <w:t xml:space="preserve"> </w:t>
+      </w:r>
+      <w:r>
+        <w:rPr>
+          <w:rFonts w:hint="eastAsia"/>
+        </w:rPr>
+        <w:t xml:space="preserve">推送</w:t>
+      </w:r>
+      <w:r>
+        <w:t xml:space="preserve"> / ③ </w:t>
+      </w:r>
+      <w:r>
+        <w:rPr>
+          <w:rFonts w:hint="eastAsia"/>
+        </w:rPr>
+        <w:t xml:space="preserve">拉取，批次号前缀</w:t>
+      </w:r>
+      <w:r>
+        <w:t xml:space="preserve"> </w:t>
+      </w:r>
+      <w:r>
+        <w:rPr>
+          <w:rStyle w:val="VerbatimChar"/>
+        </w:rPr>
+        <w:t xml:space="preserve">PS</w:t>
+      </w:r>
+      <w:r>
+        <w:t xml:space="preserve"> </w:t>
+      </w:r>
+      <w:r>
+        <w:t xml:space="preserve">/</w:t>
+      </w:r>
+      <w:r>
+        <w:t xml:space="preserve"> </w:t>
+      </w:r>
+      <w:r>
+        <w:rPr>
+          <w:rStyle w:val="VerbatimChar"/>
+        </w:rPr>
+        <w:t xml:space="preserve">PL</w:t>
+      </w:r>
+      <w:r>
+        <w:rPr>
+          <w:rFonts w:hint="eastAsia"/>
+        </w:rPr>
+        <w:t xml:space="preserve">），不进报文。</w:t>
+      </w:r>
+    </w:p>
     <w:p>
       <w:r>
         <w:pict>
@@ -8628,7 +9068,7 @@
           <w:b/>
           <w:bCs/>
         </w:rPr>
-        <w:t xml:space="preserve">转移类型无需识别</w:t>
+        <w:t xml:space="preserve">转移类型识别</w:t>
       </w:r>
     </w:p>
     <w:p>
@@ -8636,22 +9076,31 @@
         <w:pStyle w:val="BodyText"/>
       </w:pPr>
       <w:r>
-        <w:t xml:space="preserve">MES </w:t>
-      </w:r>
-      <w:r>
-        <w:rPr>
-          <w:rFonts w:hint="eastAsia"/>
-        </w:rPr>
-        <w:t xml:space="preserve">不需要知道是转单还是转组织、SN</w:t>
+        <w:t xml:space="preserve">SN </w:t>
+      </w:r>
+      <w:r>
+        <w:rPr>
+          <w:rFonts w:hint="eastAsia"/>
+        </w:rPr>
+        <w:t xml:space="preserve">系统按转移后组织是否变化决定发什么批次（转单也可能转到其他组织的订单），并在每枚</w:t>
+      </w:r>
+      <w:r>
+        <w:t xml:space="preserve"> SN </w:t>
+      </w:r>
+      <w:r>
+        <w:rPr>
+          <w:rFonts w:hint="eastAsia"/>
+        </w:rPr>
+        <w:t xml:space="preserve">的</w:t>
       </w:r>
       <w:r>
         <w:t xml:space="preserve"> </w:t>
       </w:r>
       <w:r>
         <w:rPr>
-          <w:rFonts w:hint="eastAsia"/>
-        </w:rPr>
-        <w:t xml:space="preserve">从哪个组织转来：转单也可能转到其他组织的订单，SN</w:t>
+          <w:rStyle w:val="VerbatimChar"/>
+        </w:rPr>
+        <w:t xml:space="preserve">bizType</w:t>
       </w:r>
       <w:r>
         <w:t xml:space="preserve"> </w:t>
@@ -8660,7 +9109,7 @@
         <w:rPr>
           <w:rFonts w:hint="eastAsia"/>
         </w:rPr>
-        <w:t xml:space="preserve">系统只按转移后组织是否变化决定发什么批次。MES</w:t>
+        <w:t xml:space="preserve">里说明业务来源。MES</w:t>
       </w:r>
       <w:r>
         <w:t xml:space="preserve"> </w:t>
@@ -8687,7 +9136,22 @@
         <w:rPr>
           <w:rFonts w:hint="eastAsia"/>
         </w:rPr>
-        <w:t xml:space="preserve">逐枚处理即可：</w:t>
+        <w:t xml:space="preserve">逐枚处理；需要本侧特殊处理时（如过站、LINK）可参考</w:t>
+      </w:r>
+      <w:r>
+        <w:t xml:space="preserve"> </w:t>
+      </w:r>
+      <w:r>
+        <w:rPr>
+          <w:rStyle w:val="VerbatimChar"/>
+        </w:rPr>
+        <w:t xml:space="preserve">bizType</w:t>
+      </w:r>
+      <w:r>
+        <w:rPr>
+          <w:rFonts w:hint="eastAsia"/>
+        </w:rPr>
+        <w:t xml:space="preserve">，但不得据它拒收或跳过：</w:t>
       </w:r>
     </w:p>
     <w:tbl>
@@ -8706,9 +9170,10 @@
         <w:tblLook w:firstRow="1" w:lastRow="0" w:firstColumn="0" w:lastColumn="0" w:noHBand="0" w:noVBand="0" w:val="0020"/>
       </w:tblPr>
       <w:tblGrid>
-        <w:gridCol w:w="3198"/>
-        <w:gridCol w:w="3198"/>
-        <w:gridCol w:w="3014"/>
+        <w:gridCol w:w="2420"/>
+        <w:gridCol w:w="2420"/>
+        <w:gridCol w:w="2290"/>
+        <w:gridCol w:w="2281"/>
       </w:tblGrid>
       <w:tr>
         <w:trPr>
@@ -8717,7 +9182,7 @@
         </w:trPr>
         <w:tc>
           <w:tcPr>
-            <w:tcW w:w="3198" w:type="dxa"/>
+            <w:tcW w:w="2420" w:type="dxa"/>
             <w:shd w:val="clear" w:color="auto" w:fill="D9E2F3"/>
           </w:tcPr>
           <w:p>
@@ -8737,7 +9202,7 @@
         </w:tc>
         <w:tc>
           <w:tcPr>
-            <w:tcW w:w="3198" w:type="dxa"/>
+            <w:tcW w:w="2420" w:type="dxa"/>
             <w:shd w:val="clear" w:color="auto" w:fill="D9E2F3"/>
           </w:tcPr>
           <w:p>
@@ -8764,7 +9229,27 @@
         </w:tc>
         <w:tc>
           <w:tcPr>
-            <w:tcW w:w="3014" w:type="dxa"/>
+            <w:tcW w:w="2290" w:type="dxa"/>
+            <w:shd w:val="clear" w:color="auto" w:fill="D9E2F3"/>
+          </w:tcPr>
+          <w:p>
+            <w:pPr>
+              <w:pStyle w:val="Compact"/>
+              <w:spacing w:before="20" w:after="20"/>
+            </w:pPr>
+            <w:r>
+              <w:rPr>
+                <w:rStyle w:val="VerbatimChar"/>
+                <w:b/>
+                <w:sz w:val="18"/>
+              </w:rPr>
+              <w:t xml:space="preserve">bizType</w:t>
+            </w:r>
+          </w:p>
+        </w:tc>
+        <w:tc>
+          <w:tcPr>
+            <w:tcW w:w="2281" w:type="dxa"/>
             <w:shd w:val="clear" w:color="auto" w:fill="D9E2F3"/>
           </w:tcPr>
           <w:p>
@@ -8793,7 +9278,7 @@
       <w:tr>
         <w:tc>
           <w:tcPr>
-            <w:tcW w:w="3198" w:type="dxa"/>
+            <w:tcW w:w="2420" w:type="dxa"/>
           </w:tcPr>
           <w:p>
             <w:pPr>
@@ -8811,7 +9296,7 @@
         </w:tc>
         <w:tc>
           <w:tcPr>
-            <w:tcW w:w="3198" w:type="dxa"/>
+            <w:tcW w:w="2420" w:type="dxa"/>
           </w:tcPr>
           <w:p>
             <w:pPr>
@@ -8842,7 +9327,25 @@
         </w:tc>
         <w:tc>
           <w:tcPr>
-            <w:tcW w:w="3014" w:type="dxa"/>
+            <w:tcW w:w="2290" w:type="dxa"/>
+          </w:tcPr>
+          <w:p>
+            <w:pPr>
+              <w:pStyle w:val="Compact"/>
+              <w:spacing w:before="20" w:after="20"/>
+            </w:pPr>
+            <w:r>
+              <w:rPr>
+                <w:rStyle w:val="VerbatimChar"/>
+                <w:sz w:val="18"/>
+              </w:rPr>
+              <w:t xml:space="preserve">FIRST</w:t>
+            </w:r>
+          </w:p>
+        </w:tc>
+        <w:tc>
+          <w:tcPr>
+            <w:tcW w:w="2281" w:type="dxa"/>
           </w:tcPr>
           <w:p>
             <w:pPr>
@@ -8862,7 +9365,7 @@
       <w:tr>
         <w:tc>
           <w:tcPr>
-            <w:tcW w:w="3198" w:type="dxa"/>
+            <w:tcW w:w="2420" w:type="dxa"/>
           </w:tcPr>
           <w:p>
             <w:pPr>
@@ -8880,7 +9383,7 @@
         </w:tc>
         <w:tc>
           <w:tcPr>
-            <w:tcW w:w="3198" w:type="dxa"/>
+            <w:tcW w:w="2420" w:type="dxa"/>
           </w:tcPr>
           <w:p>
             <w:pPr>
@@ -8911,7 +9414,25 @@
         </w:tc>
         <w:tc>
           <w:tcPr>
-            <w:tcW w:w="3014" w:type="dxa"/>
+            <w:tcW w:w="2290" w:type="dxa"/>
+          </w:tcPr>
+          <w:p>
+            <w:pPr>
+              <w:pStyle w:val="Compact"/>
+              <w:spacing w:before="20" w:after="20"/>
+            </w:pPr>
+            <w:r>
+              <w:rPr>
+                <w:rStyle w:val="VerbatimChar"/>
+                <w:sz w:val="18"/>
+              </w:rPr>
+              <w:t xml:space="preserve">SAME_ORG_TRANSFER</w:t>
+            </w:r>
+          </w:p>
+        </w:tc>
+        <w:tc>
+          <w:tcPr>
+            <w:tcW w:w="2281" w:type="dxa"/>
           </w:tcPr>
           <w:p>
             <w:pPr>
@@ -8951,7 +9472,7 @@
       <w:tr>
         <w:tc>
           <w:tcPr>
-            <w:tcW w:w="3198" w:type="dxa"/>
+            <w:tcW w:w="2420" w:type="dxa"/>
           </w:tcPr>
           <w:p>
             <w:pPr>
@@ -8982,7 +9503,7 @@
         </w:tc>
         <w:tc>
           <w:tcPr>
-            <w:tcW w:w="3198" w:type="dxa"/>
+            <w:tcW w:w="2420" w:type="dxa"/>
           </w:tcPr>
           <w:p>
             <w:pPr>
@@ -9013,7 +9534,25 @@
         </w:tc>
         <w:tc>
           <w:tcPr>
-            <w:tcW w:w="3014" w:type="dxa"/>
+            <w:tcW w:w="2290" w:type="dxa"/>
+          </w:tcPr>
+          <w:p>
+            <w:pPr>
+              <w:pStyle w:val="Compact"/>
+              <w:spacing w:before="20" w:after="20"/>
+            </w:pPr>
+            <w:r>
+              <w:rPr>
+                <w:rStyle w:val="VerbatimChar"/>
+                <w:sz w:val="18"/>
+              </w:rPr>
+              <w:t xml:space="preserve">CROSS_ORG_TRANSFER</w:t>
+            </w:r>
+          </w:p>
+        </w:tc>
+        <w:tc>
+          <w:tcPr>
+            <w:tcW w:w="2281" w:type="dxa"/>
           </w:tcPr>
           <w:p>
             <w:pPr>
@@ -9033,7 +9572,7 @@
       <w:tr>
         <w:tc>
           <w:tcPr>
-            <w:tcW w:w="3198" w:type="dxa"/>
+            <w:tcW w:w="2420" w:type="dxa"/>
           </w:tcPr>
           <w:p>
             <w:pPr>
@@ -9064,7 +9603,7 @@
         </w:tc>
         <w:tc>
           <w:tcPr>
-            <w:tcW w:w="3198" w:type="dxa"/>
+            <w:tcW w:w="2420" w:type="dxa"/>
           </w:tcPr>
           <w:p>
             <w:pPr>
@@ -9115,7 +9654,24 @@
         </w:tc>
         <w:tc>
           <w:tcPr>
-            <w:tcW w:w="3014" w:type="dxa"/>
+            <w:tcW w:w="2290" w:type="dxa"/>
+          </w:tcPr>
+          <w:p>
+            <w:pPr>
+              <w:pStyle w:val="Compact"/>
+              <w:spacing w:before="20" w:after="20"/>
+            </w:pPr>
+            <w:r>
+              <w:rPr>
+                <w:sz w:val="18"/>
+              </w:rPr>
+              <w:t xml:space="preserve">—</w:t>
+            </w:r>
+          </w:p>
+        </w:tc>
+        <w:tc>
+          <w:tcPr>
+            <w:tcW w:w="2281" w:type="dxa"/>
           </w:tcPr>
           <w:p>
             <w:pPr>
@@ -9135,7 +9691,7 @@
       <w:tr>
         <w:tc>
           <w:tcPr>
-            <w:tcW w:w="3198" w:type="dxa"/>
+            <w:tcW w:w="2420" w:type="dxa"/>
           </w:tcPr>
           <w:p>
             <w:pPr>
@@ -9166,7 +9722,7 @@
         </w:tc>
         <w:tc>
           <w:tcPr>
-            <w:tcW w:w="3198" w:type="dxa"/>
+            <w:tcW w:w="2420" w:type="dxa"/>
           </w:tcPr>
           <w:p>
             <w:pPr>
@@ -9203,7 +9759,7 @@
         </w:tc>
         <w:tc>
           <w:tcPr>
-            <w:tcW w:w="3014" w:type="dxa"/>
+            <w:tcW w:w="2290" w:type="dxa"/>
           </w:tcPr>
           <w:p>
             <w:pPr>
@@ -9222,6 +9778,31 @@
                 <w:rStyle w:val="VerbatimChar"/>
                 <w:sz w:val="18"/>
               </w:rPr>
+              <w:t xml:space="preserve">CROSS_ORG_TRANSFER</w:t>
+            </w:r>
+          </w:p>
+        </w:tc>
+        <w:tc>
+          <w:tcPr>
+            <w:tcW w:w="2281" w:type="dxa"/>
+          </w:tcPr>
+          <w:p>
+            <w:pPr>
+              <w:pStyle w:val="Compact"/>
+              <w:spacing w:before="20" w:after="20"/>
+            </w:pPr>
+            <w:r>
+              <w:rPr>
+                <w:rFonts w:hint="eastAsia"/>
+                <w:sz w:val="18"/>
+              </w:rPr>
+              <w:t xml:space="preserve">A：</w:t>
+            </w:r>
+            <w:r>
+              <w:rPr>
+                <w:rStyle w:val="VerbatimChar"/>
+                <w:sz w:val="18"/>
+              </w:rPr>
               <w:t xml:space="preserve">rev</w:t>
             </w:r>
             <w:r>
@@ -9236,6 +9817,106 @@
                 <w:sz w:val="18"/>
               </w:rPr>
               <w:t xml:space="preserve">更大，覆盖并清除「已转走」；B：标记「已转走」</w:t>
+            </w:r>
+          </w:p>
+        </w:tc>
+      </w:tr>
+      <w:tr>
+        <w:tc>
+          <w:tcPr>
+            <w:tcW w:w="2420" w:type="dxa"/>
+          </w:tcPr>
+          <w:p>
+            <w:pPr>
+              <w:pStyle w:val="Compact"/>
+              <w:spacing w:before="20" w:after="20"/>
+            </w:pPr>
+            <w:r>
+              <w:rPr>
+                <w:rFonts w:hint="eastAsia"/>
+                <w:sz w:val="18"/>
+              </w:rPr>
+              <w:t xml:space="preserve">订单变更改挂</w:t>
+            </w:r>
+          </w:p>
+        </w:tc>
+        <w:tc>
+          <w:tcPr>
+            <w:tcW w:w="2420" w:type="dxa"/>
+          </w:tcPr>
+          <w:p>
+            <w:pPr>
+              <w:pStyle w:val="Compact"/>
+              <w:spacing w:before="20" w:after="20"/>
+            </w:pPr>
+            <w:r>
+              <w:rPr>
+                <w:rFonts w:hint="eastAsia"/>
+                <w:sz w:val="18"/>
+              </w:rPr>
+              <w:t xml:space="preserve">推送</w:t>
+            </w:r>
+            <w:r>
+              <w:rPr>
+                <w:sz w:val="18"/>
+              </w:rPr>
+              <w:t xml:space="preserve"> / </w:t>
+            </w:r>
+            <w:r>
+              <w:rPr>
+                <w:rFonts w:hint="eastAsia"/>
+                <w:sz w:val="18"/>
+              </w:rPr>
+              <w:t xml:space="preserve">拉取批次</w:t>
+            </w:r>
+          </w:p>
+        </w:tc>
+        <w:tc>
+          <w:tcPr>
+            <w:tcW w:w="2290" w:type="dxa"/>
+          </w:tcPr>
+          <w:p>
+            <w:pPr>
+              <w:pStyle w:val="Compact"/>
+              <w:spacing w:before="20" w:after="20"/>
+            </w:pPr>
+            <w:r>
+              <w:rPr>
+                <w:rStyle w:val="VerbatimChar"/>
+                <w:sz w:val="18"/>
+              </w:rPr>
+              <w:t xml:space="preserve">REMAP</w:t>
+            </w:r>
+          </w:p>
+        </w:tc>
+        <w:tc>
+          <w:tcPr>
+            <w:tcW w:w="2281" w:type="dxa"/>
+          </w:tcPr>
+          <w:p>
+            <w:pPr>
+              <w:pStyle w:val="Compact"/>
+              <w:spacing w:before="20" w:after="20"/>
+            </w:pPr>
+            <w:r>
+              <w:rPr>
+                <w:rStyle w:val="VerbatimChar"/>
+                <w:sz w:val="18"/>
+              </w:rPr>
+              <w:t xml:space="preserve">rev</w:t>
+            </w:r>
+            <w:r>
+              <w:rPr>
+                <w:sz w:val="18"/>
+              </w:rPr>
+              <w:t xml:space="preserve"> </w:t>
+            </w:r>
+            <w:r>
+              <w:rPr>
+                <w:rFonts w:hint="eastAsia"/>
+                <w:sz w:val="18"/>
+              </w:rPr>
+              <w:t xml:space="preserve">更大，覆盖挂靠</w:t>
             </w:r>
           </w:p>
         </w:tc>
@@ -16772,7 +17453,7 @@
         <w:rPr>
           <w:rStyle w:val="VerbatimChar"/>
         </w:rPr>
-        <w:t xml:space="preserve">      "customerCode": "0001"           // </w:t>
+        <w:t xml:space="preserve">      "customerCode": "0001",          // </w:t>
       </w:r>
       <w:r>
         <w:rPr>
@@ -16780,6 +17461,87 @@
           <w:rFonts w:hint="eastAsia"/>
         </w:rPr>
         <w:t xml:space="preserve">必填，String，客户编码</w:t>
+      </w:r>
+      <w:r>
+        <w:br/>
+      </w:r>
+      <w:r>
+        <w:rPr>
+          <w:rStyle w:val="VerbatimChar"/>
+        </w:rPr>
+        <w:t xml:space="preserve">      "bizType": "SAME_ORG_TRANSFER"   // </w:t>
+      </w:r>
+      <w:r>
+        <w:rPr>
+          <w:rStyle w:val="VerbatimChar"/>
+          <w:rFonts w:hint="eastAsia"/>
+        </w:rPr>
+        <w:t xml:space="preserve">选填，String，业务来源，仅供参考，接收与否看</w:t>
+      </w:r>
+      <w:r>
+        <w:rPr>
+          <w:rStyle w:val="VerbatimChar"/>
+        </w:rPr>
+        <w:t xml:space="preserve"> </w:t>
+      </w:r>
+      <w:r>
+        <w:rPr>
+          <w:rStyle w:val="VerbatimChar"/>
+          <w:rFonts w:hint="eastAsia"/>
+        </w:rPr>
+        <w:t xml:space="preserve">rev：FIRST</w:t>
+      </w:r>
+      <w:r>
+        <w:rPr>
+          <w:rStyle w:val="VerbatimChar"/>
+        </w:rPr>
+        <w:t xml:space="preserve"> </w:t>
+      </w:r>
+      <w:r>
+        <w:rPr>
+          <w:rStyle w:val="VerbatimChar"/>
+          <w:rFonts w:hint="eastAsia"/>
+        </w:rPr>
+        <w:t xml:space="preserve">首次下发</w:t>
+      </w:r>
+      <w:r>
+        <w:rPr>
+          <w:rStyle w:val="VerbatimChar"/>
+        </w:rPr>
+        <w:t xml:space="preserve"> / SAME_ORG_TRANSFER </w:t>
+      </w:r>
+      <w:r>
+        <w:rPr>
+          <w:rStyle w:val="VerbatimChar"/>
+          <w:rFonts w:hint="eastAsia"/>
+        </w:rPr>
+        <w:t xml:space="preserve">同组织转移</w:t>
+      </w:r>
+      <w:r>
+        <w:rPr>
+          <w:rStyle w:val="VerbatimChar"/>
+        </w:rPr>
+        <w:t xml:space="preserve"> / CROSS_ORG_TRANSFER </w:t>
+      </w:r>
+      <w:r>
+        <w:rPr>
+          <w:rStyle w:val="VerbatimChar"/>
+          <w:rFonts w:hint="eastAsia"/>
+        </w:rPr>
+        <w:t xml:space="preserve">跨组织转入</w:t>
+      </w:r>
+      <w:r>
+        <w:rPr>
+          <w:rStyle w:val="VerbatimChar"/>
+        </w:rPr>
+        <w:t xml:space="preserve"> / REMAP </w:t>
+      </w:r>
+      <w:r>
+        <w:rPr>
+          <w:rStyle w:val="VerbatimChar"/>
+          <w:rFonts w:hint="eastAsia"/>
+        </w:rPr>
+        <w:t xml:space="preserve">订单变更改挂；以后可能增加取值，不认识的照常处理</w:t>
       </w:r>
       <w:r>
         <w:br/>

--- a/docs/MES对接接口文档.docx
+++ b/docs/MES对接接口文档.docx
@@ -319,7 +319,7 @@
           <w:rPr>
             <w:noProof/>
           </w:rPr>
-          <w:t xml:space="preserve">9</w:t>
+          <w:t xml:space="preserve">11</w:t>
         </w:r>
         <w:r>
           <w:fldChar w:fldCharType="end"/>
@@ -358,7 +358,7 @@
           <w:rPr>
             <w:noProof/>
           </w:rPr>
-          <w:t xml:space="preserve">12</w:t>
+          <w:t xml:space="preserve">14</w:t>
         </w:r>
         <w:r>
           <w:fldChar w:fldCharType="end"/>
@@ -398,7 +398,7 @@
           <w:rPr>
             <w:noProof/>
           </w:rPr>
-          <w:t xml:space="preserve">12</w:t>
+          <w:t xml:space="preserve">14</w:t>
         </w:r>
         <w:r>
           <w:fldChar w:fldCharType="end"/>
@@ -437,7 +437,7 @@
           <w:rPr>
             <w:noProof/>
           </w:rPr>
-          <w:t xml:space="preserve">12</w:t>
+          <w:t xml:space="preserve">14</w:t>
         </w:r>
         <w:r>
           <w:fldChar w:fldCharType="end"/>
@@ -476,7 +476,7 @@
           <w:rPr>
             <w:noProof/>
           </w:rPr>
-          <w:t xml:space="preserve">14</w:t>
+          <w:t xml:space="preserve">16</w:t>
         </w:r>
         <w:r>
           <w:fldChar w:fldCharType="end"/>
@@ -515,7 +515,7 @@
           <w:rPr>
             <w:noProof/>
           </w:rPr>
-          <w:t xml:space="preserve">23</w:t>
+          <w:t xml:space="preserve">25</w:t>
         </w:r>
         <w:r>
           <w:fldChar w:fldCharType="end"/>
@@ -2871,7 +2871,7 @@
                 <w:rStyle w:val="VerbatimChar"/>
                 <w:sz w:val="18"/>
               </w:rPr>
-              <w:t xml:space="preserve">SAME_ORG_TRANSFER</w:t>
+              <w:t xml:space="preserve">FIRST</w:t>
             </w:r>
           </w:p>
         </w:tc>
@@ -2922,7 +2922,20 @@
                 <w:rFonts w:hint="eastAsia"/>
                 <w:sz w:val="18"/>
               </w:rPr>
-              <w:t xml:space="preserve">转入组织</w:t>
+              <w:t xml:space="preserve">转入组织（原组织</w:t>
+            </w:r>
+            <w:r>
+              <w:rPr>
+                <w:sz w:val="18"/>
+              </w:rPr>
+              <w:t xml:space="preserve"> MES </w:t>
+            </w:r>
+            <w:r>
+              <w:rPr>
+                <w:rFonts w:hint="eastAsia"/>
+                <w:sz w:val="18"/>
+              </w:rPr>
+              <w:t xml:space="preserve">曾持有）</w:t>
             </w:r>
           </w:p>
         </w:tc>
@@ -3033,6 +3046,136 @@
                 <w:sz w:val="18"/>
               </w:rPr>
               <w:t xml:space="preserve">更大，覆盖并清除「已转走」</w:t>
+            </w:r>
+          </w:p>
+        </w:tc>
+      </w:tr>
+      <w:tr>
+        <w:tc>
+          <w:tcPr>
+            <w:tcW w:w="2191" w:type="dxa"/>
+          </w:tcPr>
+          <w:p>
+            <w:pPr>
+              <w:pStyle w:val="Compact"/>
+              <w:spacing w:before="20" w:after="20"/>
+            </w:pPr>
+            <w:r>
+              <w:rPr>
+                <w:rFonts w:hint="eastAsia"/>
+                <w:sz w:val="18"/>
+              </w:rPr>
+              <w:t xml:space="preserve">跨组织转移</w:t>
+            </w:r>
+            <w:r>
+              <w:rPr>
+                <w:sz w:val="18"/>
+              </w:rPr>
+              <w:t xml:space="preserve"> · </w:t>
+            </w:r>
+            <w:r>
+              <w:rPr>
+                <w:rFonts w:hint="eastAsia"/>
+                <w:sz w:val="18"/>
+              </w:rPr>
+              <w:t xml:space="preserve">转入组织（原组织</w:t>
+            </w:r>
+            <w:r>
+              <w:rPr>
+                <w:sz w:val="18"/>
+              </w:rPr>
+              <w:t xml:space="preserve"> MES </w:t>
+            </w:r>
+            <w:r>
+              <w:rPr>
+                <w:rFonts w:hint="eastAsia"/>
+                <w:sz w:val="18"/>
+              </w:rPr>
+              <w:t xml:space="preserve">未持有）</w:t>
+            </w:r>
+          </w:p>
+        </w:tc>
+        <w:tc>
+          <w:tcPr>
+            <w:tcW w:w="560" w:type="dxa"/>
+          </w:tcPr>
+          <w:p>
+            <w:pPr>
+              <w:pStyle w:val="Compact"/>
+              <w:spacing w:before="20" w:after="20"/>
+            </w:pPr>
+            <w:r>
+              <w:rPr>
+                <w:sz w:val="18"/>
+              </w:rPr>
+              <w:t xml:space="preserve">+1</w:t>
+            </w:r>
+          </w:p>
+        </w:tc>
+        <w:tc>
+          <w:tcPr>
+            <w:tcW w:w="1600" w:type="dxa"/>
+          </w:tcPr>
+          <w:p>
+            <w:pPr>
+              <w:pStyle w:val="Compact"/>
+              <w:spacing w:before="20" w:after="20"/>
+            </w:pPr>
+            <w:r>
+              <w:rPr>
+                <w:rFonts w:hint="eastAsia"/>
+                <w:sz w:val="18"/>
+              </w:rPr>
+              <w:t xml:space="preserve">推送</w:t>
+            </w:r>
+            <w:r>
+              <w:rPr>
+                <w:sz w:val="18"/>
+              </w:rPr>
+              <w:t xml:space="preserve"> / </w:t>
+            </w:r>
+            <w:r>
+              <w:rPr>
+                <w:rFonts w:hint="eastAsia"/>
+                <w:sz w:val="18"/>
+              </w:rPr>
+              <w:t xml:space="preserve">拉取批次</w:t>
+            </w:r>
+          </w:p>
+        </w:tc>
+        <w:tc>
+          <w:tcPr>
+            <w:tcW w:w="2290" w:type="dxa"/>
+          </w:tcPr>
+          <w:p>
+            <w:pPr>
+              <w:pStyle w:val="Compact"/>
+              <w:spacing w:before="20" w:after="20"/>
+            </w:pPr>
+            <w:r>
+              <w:rPr>
+                <w:rStyle w:val="VerbatimChar"/>
+                <w:sz w:val="18"/>
+              </w:rPr>
+              <w:t xml:space="preserve">FIRST</w:t>
+            </w:r>
+          </w:p>
+        </w:tc>
+        <w:tc>
+          <w:tcPr>
+            <w:tcW w:w="2770" w:type="dxa"/>
+          </w:tcPr>
+          <w:p>
+            <w:pPr>
+              <w:pStyle w:val="Compact"/>
+              <w:spacing w:before="20" w:after="20"/>
+            </w:pPr>
+            <w:r>
+              <w:rPr>
+                <w:rFonts w:hint="eastAsia"/>
+                <w:sz w:val="18"/>
+              </w:rPr>
+              <w:t xml:space="preserve">本地没有，新增</w:t>
             </w:r>
           </w:p>
         </w:tc>
@@ -3410,6 +3553,143 @@
       </w:pPr>
       <w:r>
         <w:rPr>
+          <w:rStyle w:val="VerbatimChar"/>
+        </w:rPr>
+        <w:t xml:space="preserve">bizType</w:t>
+      </w:r>
+      <w:r>
+        <w:t xml:space="preserve"> </w:t>
+      </w:r>
+      <w:r>
+        <w:rPr>
+          <w:rFonts w:hint="eastAsia"/>
+        </w:rPr>
+        <w:t xml:space="preserve">按</w:t>
+      </w:r>
+      <w:r>
+        <w:t xml:space="preserve"> </w:t>
+      </w:r>
+      <w:r>
+        <w:rPr>
+          <w:b/>
+          <w:bCs/>
+        </w:rPr>
+        <w:t xml:space="preserve">MES </w:t>
+      </w:r>
+      <w:r>
+        <w:rPr>
+          <w:rFonts w:hint="eastAsia"/>
+          <w:b/>
+          <w:bCs/>
+        </w:rPr>
+        <w:t xml:space="preserve">已有的数据</w:t>
+      </w:r>
+      <w:r>
+        <w:t xml:space="preserve"> </w:t>
+      </w:r>
+      <w:r>
+        <w:rPr>
+          <w:rFonts w:hint="eastAsia"/>
+        </w:rPr>
+        <w:t xml:space="preserve">判断，不按</w:t>
+      </w:r>
+      <w:r>
+        <w:t xml:space="preserve"> SN </w:t>
+      </w:r>
+      <w:r>
+        <w:rPr>
+          <w:rFonts w:hint="eastAsia"/>
+        </w:rPr>
+        <w:t xml:space="preserve">系统里发生过什么：SN</w:t>
+      </w:r>
+      <w:r>
+        <w:t xml:space="preserve"> </w:t>
+      </w:r>
+      <w:r>
+        <w:rPr>
+          <w:rFonts w:hint="eastAsia"/>
+        </w:rPr>
+        <w:t xml:space="preserve">已分配但还在号池排队、MES</w:t>
+      </w:r>
+      <w:r>
+        <w:t xml:space="preserve"> </w:t>
+      </w:r>
+      <w:r>
+        <w:rPr>
+          <w:rFonts w:hint="eastAsia"/>
+        </w:rPr>
+        <w:t xml:space="preserve">尚未写入成功时被转移，对</w:t>
+      </w:r>
+      <w:r>
+        <w:t xml:space="preserve"> MES </w:t>
+      </w:r>
+      <w:r>
+        <w:rPr>
+          <w:rFonts w:hint="eastAsia"/>
+        </w:rPr>
+        <w:t xml:space="preserve">仍是</w:t>
+      </w:r>
+      <w:r>
+        <w:t xml:space="preserve"> </w:t>
+      </w:r>
+      <w:r>
+        <w:rPr>
+          <w:rStyle w:val="VerbatimChar"/>
+        </w:rPr>
+        <w:t xml:space="preserve">FIRST</w:t>
+      </w:r>
+      <w:r>
+        <w:t xml:space="preserve">。SN </w:t>
+      </w:r>
+      <w:r>
+        <w:rPr>
+          <w:rFonts w:hint="eastAsia"/>
+        </w:rPr>
+        <w:t xml:space="preserve">系统只在收到</w:t>
+      </w:r>
+      <w:r>
+        <w:t xml:space="preserve"> MES </w:t>
+      </w:r>
+      <w:r>
+        <w:rPr>
+          <w:rFonts w:hint="eastAsia"/>
+        </w:rPr>
+        <w:t xml:space="preserve">的</w:t>
+      </w:r>
+      <w:r>
+        <w:t xml:space="preserve"> </w:t>
+      </w:r>
+      <w:r>
+        <w:rPr>
+          <w:rStyle w:val="VerbatimChar"/>
+        </w:rPr>
+        <w:t xml:space="preserve">OK</w:t>
+      </w:r>
+      <w:r>
+        <w:t xml:space="preserve"> </w:t>
+      </w:r>
+      <w:r>
+        <w:rPr>
+          <w:rFonts w:hint="eastAsia"/>
+        </w:rPr>
+        <w:t xml:space="preserve">回执（或总部人工确认）后才认定</w:t>
+      </w:r>
+      <w:r>
+        <w:t xml:space="preserve"> MES </w:t>
+      </w:r>
+      <w:r>
+        <w:rPr>
+          <w:rFonts w:hint="eastAsia"/>
+        </w:rPr>
+        <w:t xml:space="preserve">已持有，所以这个判断可靠。</w:t>
+      </w:r>
+    </w:p>
+    <w:p>
+      <w:pPr>
+        <w:pStyle w:val="BodyText"/>
+      </w:pPr>
+      <w:r>
+        <w:rPr>
           <w:rFonts w:hint="eastAsia"/>
         </w:rPr>
         <w:t xml:space="preserve">一个推送</w:t>
@@ -3509,7 +3789,7 @@
     <w:bookmarkEnd w:id="18"/>
     <w:bookmarkEnd w:id="19"/>
     <w:bookmarkEnd w:id="20"/>
-    <w:bookmarkStart w:id="56" w:name="第二部分-对接规范"/>
+    <w:bookmarkStart w:id="57" w:name="第二部分-对接规范"/>
     <w:p>
       <w:pPr>
         <w:pStyle w:val="Heading1"/>
@@ -5249,7 +5529,7 @@
     </w:p>
     <w:bookmarkEnd w:id="25"/>
     <w:bookmarkEnd w:id="26"/>
-    <w:bookmarkStart w:id="36" w:name="批次处理规范mes-侧"/>
+    <w:bookmarkStart w:id="37" w:name="批次处理规范mes-侧"/>
     <w:p>
       <w:pPr>
         <w:pStyle w:val="Heading2"/>
@@ -8511,8 +8791,2713 @@
       </w:r>
     </w:p>
     <w:bookmarkEnd w:id="35"/>
+    <w:bookmarkStart w:id="36" w:name="mes-处理规则汇总"/>
+    <w:p>
+      <w:pPr>
+        <w:pStyle w:val="Heading3"/>
+      </w:pPr>
+      <w:r>
+        <w:t xml:space="preserve">4.3 MES </w:t>
+      </w:r>
+      <w:r>
+        <w:rPr>
+          <w:rFonts w:hint="eastAsia"/>
+        </w:rPr>
+        <w:t xml:space="preserve">处理规则汇总</w:t>
+      </w:r>
+    </w:p>
+    <w:p>
+      <w:pPr>
+        <w:pStyle w:val="FirstParagraph"/>
+      </w:pPr>
+      <w:r>
+        <w:t xml:space="preserve">MES </w:t>
+      </w:r>
+      <w:r>
+        <w:rPr>
+          <w:rFonts w:hint="eastAsia"/>
+        </w:rPr>
+        <w:t xml:space="preserve">按本节实现即可，本节与</w:t>
+      </w:r>
+      <w:r>
+        <w:t xml:space="preserve"> 4.2、5.3 </w:t>
+      </w:r>
+      <w:r>
+        <w:rPr>
+          <w:rFonts w:hint="eastAsia"/>
+        </w:rPr>
+        <w:t xml:space="preserve">一致；冲突时以本节为准。</w:t>
+      </w:r>
+    </w:p>
+    <w:p>
+      <w:pPr>
+        <w:pStyle w:val="BodyText"/>
+      </w:pPr>
+      <w:r>
+        <w:rPr>
+          <w:rFonts w:hint="eastAsia"/>
+          <w:b/>
+          <w:bCs/>
+        </w:rPr>
+        <w:t xml:space="preserve">一、前提</w:t>
+      </w:r>
+    </w:p>
+    <w:p>
+      <w:pPr>
+        <w:pStyle w:val="Compact"/>
+        <w:numPr>
+          <w:ilvl w:val="0"/>
+          <w:numId w:val="1007"/>
+        </w:numPr>
+      </w:pPr>
+      <w:r>
+        <w:rPr>
+          <w:rFonts w:hint="eastAsia"/>
+        </w:rPr>
+        <w:t xml:space="preserve">各组织的</w:t>
+      </w:r>
+      <w:r>
+        <w:t xml:space="preserve"> MES </w:t>
+      </w:r>
+      <w:r>
+        <w:rPr>
+          <w:rFonts w:hint="eastAsia"/>
+        </w:rPr>
+        <w:t xml:space="preserve">数据独立；一套</w:t>
+      </w:r>
+      <w:r>
+        <w:t xml:space="preserve"> MES </w:t>
+      </w:r>
+      <w:r>
+        <w:rPr>
+          <w:rFonts w:hint="eastAsia"/>
+        </w:rPr>
+        <w:t xml:space="preserve">服务多个组织时，以「组织</w:t>
+      </w:r>
+      <w:r>
+        <w:t xml:space="preserve"> + </w:t>
+      </w:r>
+      <w:r>
+        <w:rPr>
+          <w:rFonts w:hint="eastAsia"/>
+        </w:rPr>
+        <w:t xml:space="preserve">SN」为唯一标识，数据按组织隔离。</w:t>
+      </w:r>
+    </w:p>
+    <w:p>
+      <w:pPr>
+        <w:pStyle w:val="Compact"/>
+        <w:numPr>
+          <w:ilvl w:val="0"/>
+          <w:numId w:val="1007"/>
+        </w:numPr>
+      </w:pPr>
+      <w:r>
+        <w:t xml:space="preserve">SN </w:t>
+      </w:r>
+      <w:r>
+        <w:rPr>
+          <w:rFonts w:hint="eastAsia"/>
+        </w:rPr>
+        <w:t xml:space="preserve">字符串永不改变；</w:t>
+      </w:r>
+      <w:r>
+        <w:rPr>
+          <w:rStyle w:val="VerbatimChar"/>
+        </w:rPr>
+        <w:t xml:space="preserve">rev</w:t>
+      </w:r>
+      <w:r>
+        <w:t xml:space="preserve"> </w:t>
+      </w:r>
+      <w:r>
+        <w:rPr>
+          <w:rFonts w:hint="eastAsia"/>
+        </w:rPr>
+        <w:t xml:space="preserve">越大越新，</w:t>
+      </w:r>
+      <w:r>
+        <w:rPr>
+          <w:rStyle w:val="VerbatimChar"/>
+        </w:rPr>
+        <w:t xml:space="preserve">rev</w:t>
+      </w:r>
+      <w:r>
+        <w:t xml:space="preserve"> </w:t>
+      </w:r>
+      <w:r>
+        <w:rPr>
+          <w:rFonts w:hint="eastAsia"/>
+        </w:rPr>
+        <w:t xml:space="preserve">相同则挂靠相同。</w:t>
+      </w:r>
+    </w:p>
+    <w:p>
+      <w:pPr>
+        <w:pStyle w:val="Compact"/>
+        <w:numPr>
+          <w:ilvl w:val="0"/>
+          <w:numId w:val="1007"/>
+        </w:numPr>
+      </w:pPr>
+      <w:r>
+        <w:t xml:space="preserve">SN </w:t>
+      </w:r>
+      <w:r>
+        <w:rPr>
+          <w:rFonts w:hint="eastAsia"/>
+        </w:rPr>
+        <w:t xml:space="preserve">系统只在收到</w:t>
+      </w:r>
+      <w:r>
+        <w:t xml:space="preserve"> </w:t>
+      </w:r>
+      <w:r>
+        <w:rPr>
+          <w:rStyle w:val="VerbatimChar"/>
+        </w:rPr>
+        <w:t xml:space="preserve">OK</w:t>
+      </w:r>
+      <w:r>
+        <w:t xml:space="preserve"> </w:t>
+      </w:r>
+      <w:r>
+        <w:rPr>
+          <w:rFonts w:hint="eastAsia"/>
+        </w:rPr>
+        <w:t xml:space="preserve">回执后认定</w:t>
+      </w:r>
+      <w:r>
+        <w:t xml:space="preserve"> MES </w:t>
+      </w:r>
+      <w:r>
+        <w:rPr>
+          <w:rFonts w:hint="eastAsia"/>
+        </w:rPr>
+        <w:t xml:space="preserve">已持有该</w:t>
+      </w:r>
+      <w:r>
+        <w:t xml:space="preserve"> </w:t>
+      </w:r>
+      <w:r>
+        <w:rPr>
+          <w:rFonts w:hint="eastAsia"/>
+        </w:rPr>
+        <w:t xml:space="preserve">SN；</w:t>
+      </w:r>
+      <w:r>
+        <w:rPr>
+          <w:rStyle w:val="VerbatimChar"/>
+        </w:rPr>
+        <w:t xml:space="preserve">OK</w:t>
+      </w:r>
+      <w:r>
+        <w:t xml:space="preserve"> </w:t>
+      </w:r>
+      <w:r>
+        <w:rPr>
+          <w:rFonts w:hint="eastAsia"/>
+        </w:rPr>
+        <w:t xml:space="preserve">必须在</w:t>
+      </w:r>
+      <w:r>
+        <w:t xml:space="preserve"> SN </w:t>
+      </w:r>
+      <w:r>
+        <w:rPr>
+          <w:rFonts w:hint="eastAsia"/>
+        </w:rPr>
+        <w:t xml:space="preserve">数据写入成功之后才返回。</w:t>
+      </w:r>
+    </w:p>
+    <w:p>
+      <w:pPr>
+        <w:pStyle w:val="FirstParagraph"/>
+      </w:pPr>
+      <w:r>
+        <w:rPr>
+          <w:rFonts w:hint="eastAsia"/>
+          <w:b/>
+          <w:bCs/>
+        </w:rPr>
+        <w:t xml:space="preserve">二、收到批次时</w:t>
+      </w:r>
+      <w:r>
+        <w:rPr>
+          <w:rFonts w:hint="eastAsia"/>
+        </w:rPr>
+        <w:t xml:space="preserve">（推送</w:t>
+      </w:r>
+      <w:r>
+        <w:t xml:space="preserve"> ① </w:t>
+      </w:r>
+      <w:r>
+        <w:rPr>
+          <w:rFonts w:hint="eastAsia"/>
+        </w:rPr>
+        <w:t xml:space="preserve">与拉取</w:t>
+      </w:r>
+      <w:r>
+        <w:t xml:space="preserve"> ③ </w:t>
+      </w:r>
+      <w:r>
+        <w:rPr>
+          <w:rFonts w:hint="eastAsia"/>
+        </w:rPr>
+        <w:t xml:space="preserve">相同）</w:t>
+      </w:r>
+    </w:p>
+    <w:tbl>
+      <w:tblPr>
+        <w:tblStyle w:val="Table"/>
+        <w:tblW w:w="9412" w:type="dxa"/>
+        <w:tblBorders>
+          <w:top w:val="single" w:sz="4" w:space="0" w:color="999999"/>
+          <w:left w:val="single" w:sz="4" w:space="0" w:color="999999"/>
+          <w:bottom w:val="single" w:sz="4" w:space="0" w:color="999999"/>
+          <w:right w:val="single" w:sz="4" w:space="0" w:color="999999"/>
+          <w:insideH w:val="single" w:sz="4" w:space="0" w:color="999999"/>
+          <w:insideV w:val="single" w:sz="4" w:space="0" w:color="999999"/>
+        </w:tblBorders>
+        <w:tblLayout w:type="fixed"/>
+        <w:tblLook w:firstRow="1" w:lastRow="0" w:firstColumn="0" w:lastColumn="0" w:noHBand="0" w:noVBand="0" w:val="0020"/>
+      </w:tblPr>
+      <w:tblGrid>
+        <w:gridCol w:w="1011"/>
+        <w:gridCol w:w="4795"/>
+        <w:gridCol w:w="3605"/>
+      </w:tblGrid>
+      <w:tr>
+        <w:trPr>
+          <w:tblHeader w:val="on"/>
+          <w:tblHeader/>
+        </w:trPr>
+        <w:tc>
+          <w:tcPr>
+            <w:tcW w:w="1011" w:type="dxa"/>
+            <w:shd w:val="clear" w:color="auto" w:fill="D9E2F3"/>
+          </w:tcPr>
+          <w:p>
+            <w:pPr>
+              <w:pStyle w:val="Compact"/>
+              <w:spacing w:before="20" w:after="20"/>
+            </w:pPr>
+            <w:r>
+              <w:rPr>
+                <w:rFonts w:hint="eastAsia"/>
+                <w:b/>
+                <w:sz w:val="18"/>
+              </w:rPr>
+              <w:t xml:space="preserve">步骤</w:t>
+            </w:r>
+          </w:p>
+        </w:tc>
+        <w:tc>
+          <w:tcPr>
+            <w:tcW w:w="4795" w:type="dxa"/>
+            <w:shd w:val="clear" w:color="auto" w:fill="D9E2F3"/>
+          </w:tcPr>
+          <w:p>
+            <w:pPr>
+              <w:pStyle w:val="Compact"/>
+              <w:spacing w:before="20" w:after="20"/>
+            </w:pPr>
+            <w:r>
+              <w:rPr>
+                <w:rFonts w:hint="eastAsia"/>
+                <w:b/>
+                <w:sz w:val="18"/>
+              </w:rPr>
+              <w:t xml:space="preserve">规则</w:t>
+            </w:r>
+          </w:p>
+        </w:tc>
+        <w:tc>
+          <w:tcPr>
+            <w:tcW w:w="3605" w:type="dxa"/>
+            <w:shd w:val="clear" w:color="auto" w:fill="D9E2F3"/>
+          </w:tcPr>
+          <w:p>
+            <w:pPr>
+              <w:pStyle w:val="Compact"/>
+              <w:spacing w:before="20" w:after="20"/>
+            </w:pPr>
+            <w:r>
+              <w:rPr>
+                <w:rFonts w:hint="eastAsia"/>
+                <w:b/>
+                <w:sz w:val="18"/>
+              </w:rPr>
+              <w:t xml:space="preserve">结果</w:t>
+            </w:r>
+          </w:p>
+        </w:tc>
+      </w:tr>
+      <w:tr>
+        <w:tc>
+          <w:tcPr>
+            <w:tcW w:w="1011" w:type="dxa"/>
+          </w:tcPr>
+          <w:p>
+            <w:pPr>
+              <w:pStyle w:val="Compact"/>
+              <w:spacing w:before="20" w:after="20"/>
+            </w:pPr>
+            <w:r>
+              <w:rPr>
+                <w:sz w:val="18"/>
+              </w:rPr>
+              <w:t xml:space="preserve">1 </w:t>
+            </w:r>
+            <w:r>
+              <w:rPr>
+                <w:rFonts w:hint="eastAsia"/>
+                <w:sz w:val="18"/>
+              </w:rPr>
+              <w:t xml:space="preserve">分流</w:t>
+            </w:r>
+          </w:p>
+        </w:tc>
+        <w:tc>
+          <w:tcPr>
+            <w:tcW w:w="4795" w:type="dxa"/>
+          </w:tcPr>
+          <w:p>
+            <w:pPr>
+              <w:pStyle w:val="Compact"/>
+              <w:spacing w:before="20" w:after="20"/>
+            </w:pPr>
+            <w:r>
+              <w:rPr>
+                <w:rStyle w:val="VerbatimChar"/>
+                <w:sz w:val="18"/>
+              </w:rPr>
+              <w:t xml:space="preserve">PING</w:t>
+            </w:r>
+            <w:r>
+              <w:rPr>
+                <w:rFonts w:hint="eastAsia"/>
+                <w:sz w:val="18"/>
+              </w:rPr>
+              <w:t xml:space="preserve">：只校验身份和</w:t>
+            </w:r>
+            <w:r>
+              <w:rPr>
+                <w:sz w:val="18"/>
+              </w:rPr>
+              <w:t xml:space="preserve"> </w:t>
+            </w:r>
+            <w:r>
+              <w:rPr>
+                <w:rStyle w:val="VerbatimChar"/>
+                <w:sz w:val="18"/>
+              </w:rPr>
+              <w:t xml:space="preserve">orgCode</w:t>
+            </w:r>
+            <w:r>
+              <w:rPr>
+                <w:rFonts w:hint="eastAsia"/>
+                <w:sz w:val="18"/>
+              </w:rPr>
+              <w:t xml:space="preserve">，不存储</w:t>
+            </w:r>
+          </w:p>
+        </w:tc>
+        <w:tc>
+          <w:tcPr>
+            <w:tcW w:w="3605" w:type="dxa"/>
+          </w:tcPr>
+          <w:p>
+            <w:pPr>
+              <w:pStyle w:val="Compact"/>
+              <w:spacing w:before="20" w:after="20"/>
+            </w:pPr>
+            <w:r>
+              <w:rPr>
+                <w:rStyle w:val="VerbatimChar"/>
+                <w:sz w:val="18"/>
+              </w:rPr>
+              <w:t xml:space="preserve">OK</w:t>
+            </w:r>
+            <w:r>
+              <w:rPr>
+                <w:sz w:val="18"/>
+              </w:rPr>
+              <w:t xml:space="preserve"> </w:t>
+            </w:r>
+            <w:r>
+              <w:rPr>
+                <w:sz w:val="18"/>
+              </w:rPr>
+              <w:t xml:space="preserve">/</w:t>
+            </w:r>
+            <w:r>
+              <w:rPr>
+                <w:sz w:val="18"/>
+              </w:rPr>
+              <w:t xml:space="preserve"> </w:t>
+            </w:r>
+            <w:r>
+              <w:rPr>
+                <w:rStyle w:val="VerbatimChar"/>
+                <w:sz w:val="18"/>
+              </w:rPr>
+              <w:t xml:space="preserve">NG</w:t>
+            </w:r>
+          </w:p>
+        </w:tc>
+      </w:tr>
+      <w:tr>
+        <w:tc>
+          <w:tcPr>
+            <w:tcW w:w="1011" w:type="dxa"/>
+          </w:tcPr>
+          <w:p>
+            <w:pPr>
+              <w:pStyle w:val="Compact"/>
+              <w:spacing w:before="20" w:after="20"/>
+            </w:pPr>
+            <w:r>
+              <w:rPr>
+                <w:sz w:val="18"/>
+              </w:rPr>
+              <w:t xml:space="preserve">2 </w:t>
+            </w:r>
+            <w:r>
+              <w:rPr>
+                <w:rFonts w:hint="eastAsia"/>
+                <w:sz w:val="18"/>
+              </w:rPr>
+              <w:t xml:space="preserve">整批校验</w:t>
+            </w:r>
+          </w:p>
+        </w:tc>
+        <w:tc>
+          <w:tcPr>
+            <w:tcW w:w="4795" w:type="dxa"/>
+          </w:tcPr>
+          <w:p>
+            <w:pPr>
+              <w:pStyle w:val="Compact"/>
+              <w:spacing w:before="20" w:after="20"/>
+            </w:pPr>
+            <w:r>
+              <w:rPr>
+                <w:rStyle w:val="VerbatimChar"/>
+                <w:sz w:val="18"/>
+              </w:rPr>
+              <w:t xml:space="preserve">orgCode</w:t>
+            </w:r>
+            <w:r>
+              <w:rPr>
+                <w:sz w:val="18"/>
+              </w:rPr>
+              <w:t xml:space="preserve"> </w:t>
+            </w:r>
+            <w:r>
+              <w:rPr>
+                <w:rFonts w:hint="eastAsia"/>
+                <w:sz w:val="18"/>
+              </w:rPr>
+              <w:t xml:space="preserve">为本组织；</w:t>
+            </w:r>
+            <w:r>
+              <w:rPr>
+                <w:rStyle w:val="VerbatimChar"/>
+                <w:sz w:val="18"/>
+              </w:rPr>
+              <w:t xml:space="preserve">count</w:t>
+            </w:r>
+            <w:r>
+              <w:rPr>
+                <w:sz w:val="18"/>
+              </w:rPr>
+              <w:t xml:space="preserve"> </w:t>
+            </w:r>
+            <w:r>
+              <w:rPr>
+                <w:rFonts w:hint="eastAsia"/>
+                <w:sz w:val="18"/>
+              </w:rPr>
+              <w:t xml:space="preserve">等于</w:t>
+            </w:r>
+            <w:r>
+              <w:rPr>
+                <w:sz w:val="18"/>
+              </w:rPr>
+              <w:t xml:space="preserve"> </w:t>
+            </w:r>
+            <w:r>
+              <w:rPr>
+                <w:rStyle w:val="VerbatimChar"/>
+                <w:sz w:val="18"/>
+              </w:rPr>
+              <w:t xml:space="preserve">items</w:t>
+            </w:r>
+            <w:r>
+              <w:rPr>
+                <w:sz w:val="18"/>
+              </w:rPr>
+              <w:t xml:space="preserve"> </w:t>
+            </w:r>
+            <w:r>
+              <w:rPr>
+                <w:rFonts w:hint="eastAsia"/>
+                <w:sz w:val="18"/>
+              </w:rPr>
+              <w:t xml:space="preserve">条数；批内</w:t>
+            </w:r>
+            <w:r>
+              <w:rPr>
+                <w:sz w:val="18"/>
+              </w:rPr>
+              <w:t xml:space="preserve"> SN </w:t>
+            </w:r>
+            <w:r>
+              <w:rPr>
+                <w:rFonts w:hint="eastAsia"/>
+                <w:sz w:val="18"/>
+              </w:rPr>
+              <w:t xml:space="preserve">不重复；推送</w:t>
+            </w:r>
+            <w:r>
+              <w:rPr>
+                <w:sz w:val="18"/>
+              </w:rPr>
+              <w:t xml:space="preserve"> / </w:t>
+            </w:r>
+            <w:r>
+              <w:rPr>
+                <w:rFonts w:hint="eastAsia"/>
+                <w:sz w:val="18"/>
+              </w:rPr>
+              <w:t xml:space="preserve">拉取批次每枚</w:t>
+            </w:r>
+            <w:r>
+              <w:rPr>
+                <w:sz w:val="18"/>
+              </w:rPr>
+              <w:t xml:space="preserve"> </w:t>
+            </w:r>
+            <w:r>
+              <w:rPr>
+                <w:rStyle w:val="VerbatimChar"/>
+                <w:sz w:val="18"/>
+              </w:rPr>
+              <w:t xml:space="preserve">pi</w:t>
+            </w:r>
+            <w:r>
+              <w:rPr>
+                <w:sz w:val="18"/>
+              </w:rPr>
+              <w:t xml:space="preserve"> </w:t>
+            </w:r>
+            <w:r>
+              <w:rPr>
+                <w:rFonts w:hint="eastAsia"/>
+                <w:sz w:val="18"/>
+              </w:rPr>
+              <w:t xml:space="preserve">等于批次</w:t>
+            </w:r>
+            <w:r>
+              <w:rPr>
+                <w:sz w:val="18"/>
+              </w:rPr>
+              <w:t xml:space="preserve"> </w:t>
+            </w:r>
+            <w:r>
+              <w:rPr>
+                <w:rStyle w:val="VerbatimChar"/>
+                <w:sz w:val="18"/>
+              </w:rPr>
+              <w:t xml:space="preserve">pi</w:t>
+            </w:r>
+            <w:r>
+              <w:rPr>
+                <w:rFonts w:hint="eastAsia"/>
+                <w:sz w:val="18"/>
+              </w:rPr>
+              <w:t xml:space="preserve">；必填字段齐全、长度在本侧范围内</w:t>
+            </w:r>
+          </w:p>
+        </w:tc>
+        <w:tc>
+          <w:tcPr>
+            <w:tcW w:w="3605" w:type="dxa"/>
+          </w:tcPr>
+          <w:p>
+            <w:pPr>
+              <w:pStyle w:val="Compact"/>
+              <w:spacing w:before="20" w:after="20"/>
+            </w:pPr>
+            <w:r>
+              <w:rPr>
+                <w:rFonts w:hint="eastAsia"/>
+                <w:sz w:val="18"/>
+              </w:rPr>
+              <w:t xml:space="preserve">任一不通过：</w:t>
+            </w:r>
+            <w:r>
+              <w:rPr>
+                <w:rStyle w:val="VerbatimChar"/>
+                <w:sz w:val="18"/>
+              </w:rPr>
+              <w:t xml:space="preserve">NG</w:t>
+            </w:r>
+            <w:r>
+              <w:rPr>
+                <w:sz w:val="18"/>
+              </w:rPr>
+              <w:t xml:space="preserve"> </w:t>
+            </w:r>
+            <w:r>
+              <w:rPr>
+                <w:sz w:val="18"/>
+              </w:rPr>
+              <w:t xml:space="preserve">+ </w:t>
+            </w:r>
+            <w:r>
+              <w:rPr>
+                <w:rFonts w:hint="eastAsia"/>
+                <w:sz w:val="18"/>
+              </w:rPr>
+              <w:t xml:space="preserve">原因，不写任何数据、不记</w:t>
+            </w:r>
+            <w:r>
+              <w:rPr>
+                <w:sz w:val="18"/>
+              </w:rPr>
+              <w:t xml:space="preserve"> </w:t>
+            </w:r>
+            <w:r>
+              <w:rPr>
+                <w:rStyle w:val="VerbatimChar"/>
+                <w:sz w:val="18"/>
+              </w:rPr>
+              <w:t xml:space="preserve">batchNo</w:t>
+            </w:r>
+          </w:p>
+        </w:tc>
+      </w:tr>
+      <w:tr>
+        <w:tc>
+          <w:tcPr>
+            <w:tcW w:w="1011" w:type="dxa"/>
+          </w:tcPr>
+          <w:p>
+            <w:pPr>
+              <w:pStyle w:val="Compact"/>
+              <w:spacing w:before="20" w:after="20"/>
+            </w:pPr>
+            <w:r>
+              <w:rPr>
+                <w:sz w:val="18"/>
+              </w:rPr>
+              <w:t xml:space="preserve">3 </w:t>
+            </w:r>
+            <w:r>
+              <w:rPr>
+                <w:rFonts w:hint="eastAsia"/>
+                <w:sz w:val="18"/>
+              </w:rPr>
+              <w:t xml:space="preserve">幂等</w:t>
+            </w:r>
+          </w:p>
+        </w:tc>
+        <w:tc>
+          <w:tcPr>
+            <w:tcW w:w="4795" w:type="dxa"/>
+          </w:tcPr>
+          <w:p>
+            <w:pPr>
+              <w:pStyle w:val="Compact"/>
+              <w:spacing w:before="20" w:after="20"/>
+            </w:pPr>
+            <w:r>
+              <w:rPr>
+                <w:rStyle w:val="VerbatimChar"/>
+                <w:sz w:val="18"/>
+              </w:rPr>
+              <w:t xml:space="preserve">batchNo</w:t>
+            </w:r>
+            <w:r>
+              <w:rPr>
+                <w:sz w:val="18"/>
+              </w:rPr>
+              <w:t xml:space="preserve"> </w:t>
+            </w:r>
+            <w:r>
+              <w:rPr>
+                <w:rFonts w:hint="eastAsia"/>
+                <w:sz w:val="18"/>
+              </w:rPr>
+              <w:t xml:space="preserve">已处理过：</w:t>
+            </w:r>
+            <w:r>
+              <w:rPr>
+                <w:rStyle w:val="VerbatimChar"/>
+                <w:sz w:val="18"/>
+              </w:rPr>
+              <w:t xml:space="preserve">itemsDigest</w:t>
+            </w:r>
+            <w:r>
+              <w:rPr>
+                <w:sz w:val="18"/>
+              </w:rPr>
+              <w:t xml:space="preserve"> </w:t>
+            </w:r>
+            <w:r>
+              <w:rPr>
+                <w:rFonts w:hint="eastAsia"/>
+                <w:sz w:val="18"/>
+              </w:rPr>
+              <w:t xml:space="preserve">相同直接回</w:t>
+            </w:r>
+            <w:r>
+              <w:rPr>
+                <w:sz w:val="18"/>
+              </w:rPr>
+              <w:t xml:space="preserve"> </w:t>
+            </w:r>
+            <w:r>
+              <w:rPr>
+                <w:rStyle w:val="VerbatimChar"/>
+                <w:sz w:val="18"/>
+              </w:rPr>
+              <w:t xml:space="preserve">OK</w:t>
+            </w:r>
+            <w:r>
+              <w:rPr>
+                <w:rFonts w:hint="eastAsia"/>
+                <w:sz w:val="18"/>
+              </w:rPr>
+              <w:t xml:space="preserve">；不同返回</w:t>
+            </w:r>
+            <w:r>
+              <w:rPr>
+                <w:sz w:val="18"/>
+              </w:rPr>
+              <w:t xml:space="preserve"> 409</w:t>
+            </w:r>
+            <w:r>
+              <w:rPr>
+                <w:sz w:val="18"/>
+              </w:rPr>
+              <w:t xml:space="preserve"> </w:t>
+            </w:r>
+            <w:r>
+              <w:rPr>
+                <w:rStyle w:val="VerbatimChar"/>
+                <w:sz w:val="18"/>
+              </w:rPr>
+              <w:t xml:space="preserve">BATCH_CONTENT_MISMATCH</w:t>
+            </w:r>
+          </w:p>
+        </w:tc>
+        <w:tc>
+          <w:tcPr>
+            <w:tcW w:w="3605" w:type="dxa"/>
+          </w:tcPr>
+          <w:p>
+            <w:pPr>
+              <w:pStyle w:val="Compact"/>
+              <w:spacing w:before="20" w:after="20"/>
+            </w:pPr>
+            <w:r>
+              <w:rPr>
+                <w:sz w:val="18"/>
+              </w:rPr>
+              <w:t xml:space="preserve">—</w:t>
+            </w:r>
+          </w:p>
+        </w:tc>
+      </w:tr>
+      <w:tr>
+        <w:tc>
+          <w:tcPr>
+            <w:tcW w:w="1011" w:type="dxa"/>
+          </w:tcPr>
+          <w:p>
+            <w:pPr>
+              <w:pStyle w:val="Compact"/>
+              <w:spacing w:before="20" w:after="20"/>
+            </w:pPr>
+            <w:r>
+              <w:rPr>
+                <w:sz w:val="18"/>
+              </w:rPr>
+              <w:t xml:space="preserve">4 </w:t>
+            </w:r>
+            <w:r>
+              <w:rPr>
+                <w:rFonts w:hint="eastAsia"/>
+                <w:sz w:val="18"/>
+              </w:rPr>
+              <w:t xml:space="preserve">逐枚处理</w:t>
+            </w:r>
+          </w:p>
+        </w:tc>
+        <w:tc>
+          <w:tcPr>
+            <w:tcW w:w="4795" w:type="dxa"/>
+          </w:tcPr>
+          <w:p>
+            <w:pPr>
+              <w:pStyle w:val="Compact"/>
+              <w:spacing w:before="20" w:after="20"/>
+            </w:pPr>
+            <w:r>
+              <w:rPr>
+                <w:rFonts w:hint="eastAsia"/>
+                <w:sz w:val="18"/>
+              </w:rPr>
+              <w:t xml:space="preserve">见下表</w:t>
+            </w:r>
+          </w:p>
+        </w:tc>
+        <w:tc>
+          <w:tcPr>
+            <w:tcW w:w="3605" w:type="dxa"/>
+          </w:tcPr>
+          <w:p>
+            <w:pPr>
+              <w:pStyle w:val="Compact"/>
+              <w:spacing w:before="20" w:after="20"/>
+            </w:pPr>
+            <w:r>
+              <w:rPr>
+                <w:sz w:val="18"/>
+              </w:rPr>
+              <w:t xml:space="preserve">—</w:t>
+            </w:r>
+          </w:p>
+        </w:tc>
+      </w:tr>
+      <w:tr>
+        <w:tc>
+          <w:tcPr>
+            <w:tcW w:w="1011" w:type="dxa"/>
+          </w:tcPr>
+          <w:p>
+            <w:pPr>
+              <w:pStyle w:val="Compact"/>
+              <w:spacing w:before="20" w:after="20"/>
+            </w:pPr>
+            <w:r>
+              <w:rPr>
+                <w:sz w:val="18"/>
+              </w:rPr>
+              <w:t xml:space="preserve">5 </w:t>
+            </w:r>
+            <w:r>
+              <w:rPr>
+                <w:rFonts w:hint="eastAsia"/>
+                <w:sz w:val="18"/>
+              </w:rPr>
+              <w:t xml:space="preserve">落库</w:t>
+            </w:r>
+          </w:p>
+        </w:tc>
+        <w:tc>
+          <w:tcPr>
+            <w:tcW w:w="4795" w:type="dxa"/>
+          </w:tcPr>
+          <w:p>
+            <w:pPr>
+              <w:pStyle w:val="Compact"/>
+              <w:spacing w:before="20" w:after="20"/>
+            </w:pPr>
+            <w:r>
+              <w:rPr>
+                <w:rFonts w:hint="eastAsia"/>
+                <w:sz w:val="18"/>
+              </w:rPr>
+              <w:t xml:space="preserve">按</w:t>
+            </w:r>
+            <w:r>
+              <w:rPr>
+                <w:sz w:val="18"/>
+              </w:rPr>
+              <w:t xml:space="preserve"> </w:t>
+            </w:r>
+            <w:r>
+              <w:rPr>
+                <w:rStyle w:val="VerbatimChar"/>
+                <w:sz w:val="18"/>
+              </w:rPr>
+              <w:t xml:space="preserve">batchNo</w:t>
+            </w:r>
+            <w:r>
+              <w:rPr>
+                <w:sz w:val="18"/>
+              </w:rPr>
+              <w:t xml:space="preserve"> </w:t>
+            </w:r>
+            <w:r>
+              <w:rPr>
+                <w:rFonts w:hint="eastAsia"/>
+                <w:sz w:val="18"/>
+              </w:rPr>
+              <w:t xml:space="preserve">加锁；批次号、</w:t>
+            </w:r>
+            <w:r>
+              <w:rPr>
+                <w:rStyle w:val="VerbatimChar"/>
+                <w:sz w:val="18"/>
+              </w:rPr>
+              <w:t xml:space="preserve">itemsDigest</w:t>
+            </w:r>
+            <w:r>
+              <w:rPr>
+                <w:sz w:val="18"/>
+              </w:rPr>
+              <w:t xml:space="preserve">、SN </w:t>
+            </w:r>
+            <w:r>
+              <w:rPr>
+                <w:rFonts w:hint="eastAsia"/>
+                <w:sz w:val="18"/>
+              </w:rPr>
+              <w:t xml:space="preserve">数据同一事务落库</w:t>
+            </w:r>
+          </w:p>
+        </w:tc>
+        <w:tc>
+          <w:tcPr>
+            <w:tcW w:w="3605" w:type="dxa"/>
+          </w:tcPr>
+          <w:p>
+            <w:pPr>
+              <w:pStyle w:val="Compact"/>
+              <w:spacing w:before="20" w:after="20"/>
+            </w:pPr>
+            <w:r>
+              <w:rPr>
+                <w:rFonts w:hint="eastAsia"/>
+                <w:sz w:val="18"/>
+              </w:rPr>
+              <w:t xml:space="preserve">成功</w:t>
+            </w:r>
+            <w:r>
+              <w:rPr>
+                <w:sz w:val="18"/>
+              </w:rPr>
+              <w:t xml:space="preserve"> </w:t>
+            </w:r>
+            <w:r>
+              <w:rPr>
+                <w:rStyle w:val="VerbatimChar"/>
+                <w:sz w:val="18"/>
+              </w:rPr>
+              <w:t xml:space="preserve">OK</w:t>
+            </w:r>
+            <w:r>
+              <w:rPr>
+                <w:rFonts w:hint="eastAsia"/>
+                <w:sz w:val="18"/>
+              </w:rPr>
+              <w:t xml:space="preserve">；出错整批回滚</w:t>
+            </w:r>
+            <w:r>
+              <w:rPr>
+                <w:sz w:val="18"/>
+              </w:rPr>
+              <w:t xml:space="preserve"> </w:t>
+            </w:r>
+            <w:r>
+              <w:rPr>
+                <w:rStyle w:val="VerbatimChar"/>
+                <w:sz w:val="18"/>
+              </w:rPr>
+              <w:t xml:space="preserve">NG</w:t>
+            </w:r>
+          </w:p>
+        </w:tc>
+      </w:tr>
+    </w:tbl>
+    <w:p>
+      <w:pPr>
+        <w:pStyle w:val="BodyText"/>
+      </w:pPr>
+      <w:r>
+        <w:rPr>
+          <w:rFonts w:hint="eastAsia"/>
+          <w:b/>
+          <w:bCs/>
+        </w:rPr>
+        <w:t xml:space="preserve">三、逐枚处理</w:t>
+      </w:r>
+      <w:r>
+        <w:rPr>
+          <w:rFonts w:hint="eastAsia"/>
+        </w:rPr>
+        <w:t xml:space="preserve">（只看批次类型、本地有无、</w:t>
+      </w:r>
+      <w:r>
+        <w:rPr>
+          <w:rStyle w:val="VerbatimChar"/>
+        </w:rPr>
+        <w:t xml:space="preserve">rev</w:t>
+      </w:r>
+      <w:r>
+        <w:rPr>
+          <w:rFonts w:hint="eastAsia"/>
+        </w:rPr>
+        <w:t xml:space="preserve">；不看</w:t>
+      </w:r>
+      <w:r>
+        <w:t xml:space="preserve"> </w:t>
+      </w:r>
+      <w:r>
+        <w:rPr>
+          <w:rStyle w:val="VerbatimChar"/>
+        </w:rPr>
+        <w:t xml:space="preserve">bizType</w:t>
+      </w:r>
+      <w:r>
+        <w:rPr>
+          <w:rFonts w:hint="eastAsia"/>
+        </w:rPr>
+        <w:t xml:space="preserve">）</w:t>
+      </w:r>
+    </w:p>
+    <w:tbl>
+      <w:tblPr>
+        <w:tblStyle w:val="Table"/>
+        <w:tblW w:w="9412" w:type="dxa"/>
+        <w:tblBorders>
+          <w:top w:val="single" w:sz="4" w:space="0" w:color="999999"/>
+          <w:left w:val="single" w:sz="4" w:space="0" w:color="999999"/>
+          <w:bottom w:val="single" w:sz="4" w:space="0" w:color="999999"/>
+          <w:right w:val="single" w:sz="4" w:space="0" w:color="999999"/>
+          <w:insideH w:val="single" w:sz="4" w:space="0" w:color="999999"/>
+          <w:insideV w:val="single" w:sz="4" w:space="0" w:color="999999"/>
+        </w:tblBorders>
+        <w:tblLayout w:type="fixed"/>
+        <w:tblLook w:firstRow="1" w:lastRow="0" w:firstColumn="0" w:lastColumn="0" w:noHBand="0" w:noVBand="0" w:val="0020"/>
+      </w:tblPr>
+      <w:tblGrid>
+        <w:gridCol w:w="1700"/>
+        <w:gridCol w:w="2298"/>
+        <w:gridCol w:w="4002"/>
+        <w:gridCol w:w="1410"/>
+      </w:tblGrid>
+      <w:tr>
+        <w:trPr>
+          <w:tblHeader w:val="on"/>
+          <w:tblHeader/>
+        </w:trPr>
+        <w:tc>
+          <w:tcPr>
+            <w:tcW w:w="1700" w:type="dxa"/>
+            <w:shd w:val="clear" w:color="auto" w:fill="D9E2F3"/>
+          </w:tcPr>
+          <w:p>
+            <w:pPr>
+              <w:pStyle w:val="Compact"/>
+              <w:spacing w:before="20" w:after="20"/>
+            </w:pPr>
+            <w:r>
+              <w:rPr>
+                <w:rFonts w:hint="eastAsia"/>
+                <w:b/>
+                <w:sz w:val="18"/>
+              </w:rPr>
+              <w:t xml:space="preserve">批次类型</w:t>
+            </w:r>
+          </w:p>
+        </w:tc>
+        <w:tc>
+          <w:tcPr>
+            <w:tcW w:w="2298" w:type="dxa"/>
+            <w:shd w:val="clear" w:color="auto" w:fill="D9E2F3"/>
+          </w:tcPr>
+          <w:p>
+            <w:pPr>
+              <w:pStyle w:val="Compact"/>
+              <w:spacing w:before="20" w:after="20"/>
+            </w:pPr>
+            <w:r>
+              <w:rPr>
+                <w:rFonts w:hint="eastAsia"/>
+                <w:b/>
+                <w:sz w:val="18"/>
+              </w:rPr>
+              <w:t xml:space="preserve">本地没有该</w:t>
+            </w:r>
+            <w:r>
+              <w:rPr>
+                <w:b/>
+                <w:sz w:val="18"/>
+              </w:rPr>
+              <w:t xml:space="preserve"> SN</w:t>
+            </w:r>
+          </w:p>
+        </w:tc>
+        <w:tc>
+          <w:tcPr>
+            <w:tcW w:w="4002" w:type="dxa"/>
+            <w:shd w:val="clear" w:color="auto" w:fill="D9E2F3"/>
+          </w:tcPr>
+          <w:p>
+            <w:pPr>
+              <w:pStyle w:val="Compact"/>
+              <w:spacing w:before="20" w:after="20"/>
+            </w:pPr>
+            <w:r>
+              <w:rPr>
+                <w:rFonts w:hint="eastAsia"/>
+                <w:b/>
+                <w:sz w:val="18"/>
+              </w:rPr>
+              <w:t xml:space="preserve">批次</w:t>
+            </w:r>
+            <w:r>
+              <w:rPr>
+                <w:b/>
+                <w:sz w:val="18"/>
+              </w:rPr>
+              <w:t xml:space="preserve"> </w:t>
+            </w:r>
+            <w:r>
+              <w:rPr>
+                <w:rStyle w:val="VerbatimChar"/>
+                <w:b/>
+                <w:sz w:val="18"/>
+              </w:rPr>
+              <w:t xml:space="preserve">rev</w:t>
+            </w:r>
+            <w:r>
+              <w:rPr>
+                <w:b/>
+                <w:sz w:val="18"/>
+              </w:rPr>
+              <w:t xml:space="preserve"> </w:t>
+            </w:r>
+            <w:r>
+              <w:rPr>
+                <w:b/>
+                <w:sz w:val="18"/>
+              </w:rPr>
+              <w:t xml:space="preserve">≥ </w:t>
+            </w:r>
+            <w:r>
+              <w:rPr>
+                <w:rFonts w:hint="eastAsia"/>
+                <w:b/>
+                <w:sz w:val="18"/>
+              </w:rPr>
+              <w:t xml:space="preserve">本地</w:t>
+            </w:r>
+            <w:r>
+              <w:rPr>
+                <w:b/>
+                <w:sz w:val="18"/>
+              </w:rPr>
+              <w:t xml:space="preserve"> </w:t>
+            </w:r>
+            <w:r>
+              <w:rPr>
+                <w:rStyle w:val="VerbatimChar"/>
+                <w:b/>
+                <w:sz w:val="18"/>
+              </w:rPr>
+              <w:t xml:space="preserve">rev</w:t>
+            </w:r>
+          </w:p>
+        </w:tc>
+        <w:tc>
+          <w:tcPr>
+            <w:tcW w:w="1410" w:type="dxa"/>
+            <w:shd w:val="clear" w:color="auto" w:fill="D9E2F3"/>
+          </w:tcPr>
+          <w:p>
+            <w:pPr>
+              <w:pStyle w:val="Compact"/>
+              <w:spacing w:before="20" w:after="20"/>
+            </w:pPr>
+            <w:r>
+              <w:rPr>
+                <w:rFonts w:hint="eastAsia"/>
+                <w:b/>
+                <w:sz w:val="18"/>
+              </w:rPr>
+              <w:t xml:space="preserve">批次</w:t>
+            </w:r>
+            <w:r>
+              <w:rPr>
+                <w:b/>
+                <w:sz w:val="18"/>
+              </w:rPr>
+              <w:t xml:space="preserve"> </w:t>
+            </w:r>
+            <w:r>
+              <w:rPr>
+                <w:rStyle w:val="VerbatimChar"/>
+                <w:b/>
+                <w:sz w:val="18"/>
+              </w:rPr>
+              <w:t xml:space="preserve">rev</w:t>
+            </w:r>
+            <w:r>
+              <w:rPr>
+                <w:b/>
+                <w:sz w:val="18"/>
+              </w:rPr>
+              <w:t xml:space="preserve"> </w:t>
+            </w:r>
+            <w:r>
+              <w:rPr>
+                <w:b/>
+                <w:sz w:val="18"/>
+              </w:rPr>
+              <w:t xml:space="preserve">&lt; </w:t>
+            </w:r>
+            <w:r>
+              <w:rPr>
+                <w:rFonts w:hint="eastAsia"/>
+                <w:b/>
+                <w:sz w:val="18"/>
+              </w:rPr>
+              <w:t xml:space="preserve">本地</w:t>
+            </w:r>
+            <w:r>
+              <w:rPr>
+                <w:b/>
+                <w:sz w:val="18"/>
+              </w:rPr>
+              <w:t xml:space="preserve"> </w:t>
+            </w:r>
+            <w:r>
+              <w:rPr>
+                <w:rStyle w:val="VerbatimChar"/>
+                <w:b/>
+                <w:sz w:val="18"/>
+              </w:rPr>
+              <w:t xml:space="preserve">rev</w:t>
+            </w:r>
+          </w:p>
+        </w:tc>
+      </w:tr>
+      <w:tr>
+        <w:tc>
+          <w:tcPr>
+            <w:tcW w:w="1700" w:type="dxa"/>
+          </w:tcPr>
+          <w:p>
+            <w:pPr>
+              <w:pStyle w:val="Compact"/>
+              <w:spacing w:before="20" w:after="20"/>
+            </w:pPr>
+            <w:r>
+              <w:rPr>
+                <w:rStyle w:val="VerbatimChar"/>
+                <w:sz w:val="18"/>
+              </w:rPr>
+              <w:t xml:space="preserve">DELIVERY</w:t>
+            </w:r>
+            <w:r>
+              <w:rPr>
+                <w:rFonts w:hint="eastAsia"/>
+                <w:sz w:val="18"/>
+              </w:rPr>
+              <w:t xml:space="preserve">（推送</w:t>
+            </w:r>
+            <w:r>
+              <w:rPr>
+                <w:sz w:val="18"/>
+              </w:rPr>
+              <w:t xml:space="preserve"> / </w:t>
+            </w:r>
+            <w:r>
+              <w:rPr>
+                <w:rFonts w:hint="eastAsia"/>
+                <w:sz w:val="18"/>
+              </w:rPr>
+              <w:t xml:space="preserve">拉取）</w:t>
+            </w:r>
+          </w:p>
+        </w:tc>
+        <w:tc>
+          <w:tcPr>
+            <w:tcW w:w="2298" w:type="dxa"/>
+          </w:tcPr>
+          <w:p>
+            <w:pPr>
+              <w:pStyle w:val="Compact"/>
+              <w:spacing w:before="20" w:after="20"/>
+            </w:pPr>
+            <w:r>
+              <w:rPr>
+                <w:rFonts w:hint="eastAsia"/>
+                <w:sz w:val="18"/>
+              </w:rPr>
+              <w:t xml:space="preserve">按报文新增，可打标</w:t>
+            </w:r>
+          </w:p>
+        </w:tc>
+        <w:tc>
+          <w:tcPr>
+            <w:tcW w:w="4002" w:type="dxa"/>
+          </w:tcPr>
+          <w:p>
+            <w:pPr>
+              <w:pStyle w:val="Compact"/>
+              <w:spacing w:before="20" w:after="20"/>
+            </w:pPr>
+            <w:r>
+              <w:rPr>
+                <w:rFonts w:hint="eastAsia"/>
+                <w:sz w:val="18"/>
+              </w:rPr>
+              <w:t xml:space="preserve">覆盖挂靠（PI、单据、项次、物料、米标、客户），清除「已转走」，保留打标状态</w:t>
+            </w:r>
+          </w:p>
+        </w:tc>
+        <w:tc>
+          <w:tcPr>
+            <w:tcW w:w="1410" w:type="dxa"/>
+          </w:tcPr>
+          <w:p>
+            <w:pPr>
+              <w:pStyle w:val="Compact"/>
+              <w:spacing w:before="20" w:after="20"/>
+            </w:pPr>
+            <w:r>
+              <w:rPr>
+                <w:rFonts w:hint="eastAsia"/>
+                <w:sz w:val="18"/>
+              </w:rPr>
+              <w:t xml:space="preserve">跳过</w:t>
+            </w:r>
+          </w:p>
+        </w:tc>
+      </w:tr>
+      <w:tr>
+        <w:tc>
+          <w:tcPr>
+            <w:tcW w:w="1700" w:type="dxa"/>
+          </w:tcPr>
+          <w:p>
+            <w:pPr>
+              <w:pStyle w:val="Compact"/>
+              <w:spacing w:before="20" w:after="20"/>
+            </w:pPr>
+            <w:r>
+              <w:rPr>
+                <w:rStyle w:val="VerbatimChar"/>
+                <w:sz w:val="18"/>
+              </w:rPr>
+              <w:t xml:space="preserve">TRANSFER_OUT</w:t>
+            </w:r>
+            <w:r>
+              <w:rPr>
+                <w:rFonts w:hint="eastAsia"/>
+                <w:sz w:val="18"/>
+              </w:rPr>
+              <w:t xml:space="preserve">（转移通知）</w:t>
+            </w:r>
+          </w:p>
+        </w:tc>
+        <w:tc>
+          <w:tcPr>
+            <w:tcW w:w="2298" w:type="dxa"/>
+          </w:tcPr>
+          <w:p>
+            <w:pPr>
+              <w:pStyle w:val="Compact"/>
+              <w:spacing w:before="20" w:after="20"/>
+            </w:pPr>
+            <w:r>
+              <w:rPr>
+                <w:rFonts w:hint="eastAsia"/>
+                <w:sz w:val="18"/>
+              </w:rPr>
+              <w:t xml:space="preserve">建一条只有</w:t>
+            </w:r>
+            <w:r>
+              <w:rPr>
+                <w:sz w:val="18"/>
+              </w:rPr>
+              <w:t xml:space="preserve"> </w:t>
+            </w:r>
+            <w:r>
+              <w:rPr>
+                <w:rStyle w:val="VerbatimChar"/>
+                <w:sz w:val="18"/>
+              </w:rPr>
+              <w:t xml:space="preserve">sn</w:t>
+            </w:r>
+            <w:r>
+              <w:rPr>
+                <w:sz w:val="18"/>
+              </w:rPr>
+              <w:t xml:space="preserve">、</w:t>
+            </w:r>
+            <w:r>
+              <w:rPr>
+                <w:rStyle w:val="VerbatimChar"/>
+                <w:sz w:val="18"/>
+              </w:rPr>
+              <w:t xml:space="preserve">rev</w:t>
+            </w:r>
+            <w:r>
+              <w:rPr>
+                <w:sz w:val="18"/>
+              </w:rPr>
+              <w:t xml:space="preserve"> </w:t>
+            </w:r>
+            <w:r>
+              <w:rPr>
+                <w:rFonts w:hint="eastAsia"/>
+                <w:sz w:val="18"/>
+              </w:rPr>
+              <w:t xml:space="preserve">的「已转走」记录</w:t>
+            </w:r>
+          </w:p>
+        </w:tc>
+        <w:tc>
+          <w:tcPr>
+            <w:tcW w:w="4002" w:type="dxa"/>
+          </w:tcPr>
+          <w:p>
+            <w:pPr>
+              <w:pStyle w:val="Compact"/>
+              <w:spacing w:before="20" w:after="20"/>
+            </w:pPr>
+            <w:r>
+              <w:rPr>
+                <w:rFonts w:hint="eastAsia"/>
+                <w:sz w:val="18"/>
+              </w:rPr>
+              <w:t xml:space="preserve">更新</w:t>
+            </w:r>
+            <w:r>
+              <w:rPr>
+                <w:sz w:val="18"/>
+              </w:rPr>
+              <w:t xml:space="preserve"> </w:t>
+            </w:r>
+            <w:r>
+              <w:rPr>
+                <w:rStyle w:val="VerbatimChar"/>
+                <w:sz w:val="18"/>
+              </w:rPr>
+              <w:t xml:space="preserve">rev</w:t>
+            </w:r>
+            <w:r>
+              <w:rPr>
+                <w:rFonts w:hint="eastAsia"/>
+                <w:sz w:val="18"/>
+              </w:rPr>
+              <w:t xml:space="preserve">，标记「已转走」、记</w:t>
+            </w:r>
+            <w:r>
+              <w:rPr>
+                <w:sz w:val="18"/>
+              </w:rPr>
+              <w:t xml:space="preserve"> </w:t>
+            </w:r>
+            <w:r>
+              <w:rPr>
+                <w:rStyle w:val="VerbatimChar"/>
+                <w:sz w:val="18"/>
+              </w:rPr>
+              <w:t xml:space="preserve">toOrgCode</w:t>
+            </w:r>
+            <w:r>
+              <w:rPr>
+                <w:rFonts w:hint="eastAsia"/>
+                <w:sz w:val="18"/>
+              </w:rPr>
+              <w:t xml:space="preserve">，停止打标</w:t>
+            </w:r>
+          </w:p>
+        </w:tc>
+        <w:tc>
+          <w:tcPr>
+            <w:tcW w:w="1410" w:type="dxa"/>
+          </w:tcPr>
+          <w:p>
+            <w:pPr>
+              <w:pStyle w:val="Compact"/>
+              <w:spacing w:before="20" w:after="20"/>
+            </w:pPr>
+            <w:r>
+              <w:rPr>
+                <w:rFonts w:hint="eastAsia"/>
+                <w:sz w:val="18"/>
+              </w:rPr>
+              <w:t xml:space="preserve">跳过</w:t>
+            </w:r>
+          </w:p>
+        </w:tc>
+      </w:tr>
+    </w:tbl>
+    <w:p>
+      <w:pPr>
+        <w:pStyle w:val="Compact"/>
+        <w:numPr>
+          <w:ilvl w:val="0"/>
+          <w:numId w:val="1008"/>
+        </w:numPr>
+      </w:pPr>
+      <w:r>
+        <w:rPr>
+          <w:rFonts w:hint="eastAsia"/>
+        </w:rPr>
+        <w:t xml:space="preserve">跳过不算失败，整批仍回</w:t>
+      </w:r>
+      <w:r>
+        <w:t xml:space="preserve"> </w:t>
+      </w:r>
+      <w:r>
+        <w:rPr>
+          <w:rStyle w:val="VerbatimChar"/>
+        </w:rPr>
+        <w:t xml:space="preserve">OK</w:t>
+      </w:r>
+    </w:p>
+    <w:p>
+      <w:pPr>
+        <w:pStyle w:val="Compact"/>
+        <w:numPr>
+          <w:ilvl w:val="0"/>
+          <w:numId w:val="1008"/>
+        </w:numPr>
+      </w:pPr>
+      <w:r>
+        <w:rPr>
+          <w:rFonts w:hint="eastAsia"/>
+        </w:rPr>
+        <w:t xml:space="preserve">不得因「批次里没有某枚</w:t>
+      </w:r>
+      <w:r>
+        <w:t xml:space="preserve"> </w:t>
+      </w:r>
+      <w:r>
+        <w:rPr>
+          <w:rFonts w:hint="eastAsia"/>
+        </w:rPr>
+        <w:t xml:space="preserve">SN」作废本地数据：批次是增量的</w:t>
+      </w:r>
+    </w:p>
+    <w:p>
+      <w:pPr>
+        <w:pStyle w:val="Compact"/>
+        <w:numPr>
+          <w:ilvl w:val="0"/>
+          <w:numId w:val="1008"/>
+        </w:numPr>
+      </w:pPr>
+      <w:r>
+        <w:rPr>
+          <w:rFonts w:hint="eastAsia"/>
+        </w:rPr>
+        <w:t xml:space="preserve">已转走的</w:t>
+      </w:r>
+      <w:r>
+        <w:t xml:space="preserve"> SN </w:t>
+      </w:r>
+      <w:r>
+        <w:rPr>
+          <w:rFonts w:hint="eastAsia"/>
+        </w:rPr>
+        <w:t xml:space="preserve">不删除；已打出的旧标签由现场按「转出号清单」作废</w:t>
+      </w:r>
+    </w:p>
+    <w:p>
+      <w:pPr>
+        <w:pStyle w:val="FirstParagraph"/>
+      </w:pPr>
+      <w:r>
+        <w:rPr>
+          <w:rFonts w:hint="eastAsia"/>
+          <w:b/>
+          <w:bCs/>
+        </w:rPr>
+        <w:t xml:space="preserve">四、</w:t>
+      </w:r>
+      <w:r>
+        <w:rPr>
+          <w:rStyle w:val="VerbatimChar"/>
+          <w:b/>
+          <w:bCs/>
+        </w:rPr>
+        <w:t xml:space="preserve">bizType</w:t>
+      </w:r>
+      <w:r>
+        <w:rPr>
+          <w:b/>
+          <w:bCs/>
+        </w:rPr>
+        <w:t xml:space="preserve"> </w:t>
+      </w:r>
+      <w:r>
+        <w:rPr>
+          <w:rFonts w:hint="eastAsia"/>
+          <w:b/>
+          <w:bCs/>
+        </w:rPr>
+        <w:t xml:space="preserve">的用法</w:t>
+      </w:r>
+      <w:r>
+        <w:rPr>
+          <w:rFonts w:hint="eastAsia"/>
+        </w:rPr>
+        <w:t xml:space="preserve">（推送</w:t>
+      </w:r>
+      <w:r>
+        <w:t xml:space="preserve"> / </w:t>
+      </w:r>
+      <w:r>
+        <w:rPr>
+          <w:rFonts w:hint="eastAsia"/>
+        </w:rPr>
+        <w:t xml:space="preserve">拉取批次每枚</w:t>
+      </w:r>
+      <w:r>
+        <w:t xml:space="preserve"> </w:t>
+      </w:r>
+      <w:r>
+        <w:rPr>
+          <w:rFonts w:hint="eastAsia"/>
+        </w:rPr>
+        <w:t xml:space="preserve">SN，选填，仅供参考）</w:t>
+      </w:r>
+    </w:p>
+    <w:tbl>
+      <w:tblPr>
+        <w:tblStyle w:val="Table"/>
+        <w:tblW w:w="9412" w:type="dxa"/>
+        <w:tblBorders>
+          <w:top w:val="single" w:sz="4" w:space="0" w:color="999999"/>
+          <w:left w:val="single" w:sz="4" w:space="0" w:color="999999"/>
+          <w:bottom w:val="single" w:sz="4" w:space="0" w:color="999999"/>
+          <w:right w:val="single" w:sz="4" w:space="0" w:color="999999"/>
+          <w:insideH w:val="single" w:sz="4" w:space="0" w:color="999999"/>
+          <w:insideV w:val="single" w:sz="4" w:space="0" w:color="999999"/>
+        </w:tblBorders>
+        <w:tblLayout w:type="fixed"/>
+        <w:tblLook w:firstRow="1" w:lastRow="0" w:firstColumn="0" w:lastColumn="0" w:noHBand="0" w:noVBand="0" w:val="0020"/>
+      </w:tblPr>
+      <w:tblGrid>
+        <w:gridCol w:w="2290"/>
+        <w:gridCol w:w="2285"/>
+        <w:gridCol w:w="1946"/>
+        <w:gridCol w:w="2889"/>
+      </w:tblGrid>
+      <w:tr>
+        <w:trPr>
+          <w:tblHeader w:val="on"/>
+          <w:tblHeader/>
+        </w:trPr>
+        <w:tc>
+          <w:tcPr>
+            <w:tcW w:w="2290" w:type="dxa"/>
+            <w:shd w:val="clear" w:color="auto" w:fill="D9E2F3"/>
+          </w:tcPr>
+          <w:p>
+            <w:pPr>
+              <w:pStyle w:val="Compact"/>
+              <w:spacing w:before="20" w:after="20"/>
+            </w:pPr>
+            <w:r>
+              <w:rPr>
+                <w:rStyle w:val="VerbatimChar"/>
+                <w:b/>
+                <w:sz w:val="18"/>
+              </w:rPr>
+              <w:t xml:space="preserve">bizType</w:t>
+            </w:r>
+          </w:p>
+        </w:tc>
+        <w:tc>
+          <w:tcPr>
+            <w:tcW w:w="2285" w:type="dxa"/>
+            <w:shd w:val="clear" w:color="auto" w:fill="D9E2F3"/>
+          </w:tcPr>
+          <w:p>
+            <w:pPr>
+              <w:pStyle w:val="Compact"/>
+              <w:spacing w:before="20" w:after="20"/>
+            </w:pPr>
+            <w:r>
+              <w:rPr>
+                <w:rFonts w:hint="eastAsia"/>
+                <w:b/>
+                <w:sz w:val="18"/>
+              </w:rPr>
+              <w:t xml:space="preserve">含义</w:t>
+            </w:r>
+          </w:p>
+        </w:tc>
+        <w:tc>
+          <w:tcPr>
+            <w:tcW w:w="1946" w:type="dxa"/>
+            <w:shd w:val="clear" w:color="auto" w:fill="D9E2F3"/>
+          </w:tcPr>
+          <w:p>
+            <w:pPr>
+              <w:pStyle w:val="Compact"/>
+              <w:spacing w:before="20" w:after="20"/>
+            </w:pPr>
+            <w:r>
+              <w:rPr>
+                <w:b/>
+                <w:sz w:val="18"/>
+              </w:rPr>
+              <w:t xml:space="preserve">MES </w:t>
+            </w:r>
+            <w:r>
+              <w:rPr>
+                <w:rFonts w:hint="eastAsia"/>
+                <w:b/>
+                <w:sz w:val="18"/>
+              </w:rPr>
+              <w:t xml:space="preserve">本地通常的情况</w:t>
+            </w:r>
+          </w:p>
+        </w:tc>
+        <w:tc>
+          <w:tcPr>
+            <w:tcW w:w="2889" w:type="dxa"/>
+            <w:shd w:val="clear" w:color="auto" w:fill="D9E2F3"/>
+          </w:tcPr>
+          <w:p>
+            <w:pPr>
+              <w:pStyle w:val="Compact"/>
+              <w:spacing w:before="20" w:after="20"/>
+            </w:pPr>
+            <w:r>
+              <w:rPr>
+                <w:b/>
+                <w:sz w:val="18"/>
+              </w:rPr>
+              <w:t xml:space="preserve">MES </w:t>
+            </w:r>
+            <w:r>
+              <w:rPr>
+                <w:rFonts w:hint="eastAsia"/>
+                <w:b/>
+                <w:sz w:val="18"/>
+              </w:rPr>
+              <w:t xml:space="preserve">可选的内部处理</w:t>
+            </w:r>
+          </w:p>
+        </w:tc>
+      </w:tr>
+      <w:tr>
+        <w:tc>
+          <w:tcPr>
+            <w:tcW w:w="2290" w:type="dxa"/>
+          </w:tcPr>
+          <w:p>
+            <w:pPr>
+              <w:pStyle w:val="Compact"/>
+              <w:spacing w:before="20" w:after="20"/>
+            </w:pPr>
+            <w:r>
+              <w:rPr>
+                <w:rStyle w:val="VerbatimChar"/>
+                <w:sz w:val="18"/>
+              </w:rPr>
+              <w:t xml:space="preserve">FIRST</w:t>
+            </w:r>
+          </w:p>
+        </w:tc>
+        <w:tc>
+          <w:tcPr>
+            <w:tcW w:w="2285" w:type="dxa"/>
+          </w:tcPr>
+          <w:p>
+            <w:pPr>
+              <w:pStyle w:val="Compact"/>
+              <w:spacing w:before="20" w:after="20"/>
+            </w:pPr>
+            <w:r>
+              <w:rPr>
+                <w:rFonts w:hint="eastAsia"/>
+                <w:sz w:val="18"/>
+              </w:rPr>
+              <w:t xml:space="preserve">首次交给本</w:t>
+            </w:r>
+            <w:r>
+              <w:rPr>
+                <w:sz w:val="18"/>
+              </w:rPr>
+              <w:t xml:space="preserve"> </w:t>
+            </w:r>
+            <w:r>
+              <w:rPr>
+                <w:rFonts w:hint="eastAsia"/>
+                <w:sz w:val="18"/>
+              </w:rPr>
+              <w:t xml:space="preserve">MES（含：已分配但未下发时被转移）</w:t>
+            </w:r>
+          </w:p>
+        </w:tc>
+        <w:tc>
+          <w:tcPr>
+            <w:tcW w:w="1946" w:type="dxa"/>
+          </w:tcPr>
+          <w:p>
+            <w:pPr>
+              <w:pStyle w:val="Compact"/>
+              <w:spacing w:before="20" w:after="20"/>
+            </w:pPr>
+            <w:r>
+              <w:rPr>
+                <w:rFonts w:hint="eastAsia"/>
+                <w:sz w:val="18"/>
+              </w:rPr>
+              <w:t xml:space="preserve">没有</w:t>
+            </w:r>
+          </w:p>
+        </w:tc>
+        <w:tc>
+          <w:tcPr>
+            <w:tcW w:w="2889" w:type="dxa"/>
+          </w:tcPr>
+          <w:p>
+            <w:pPr>
+              <w:pStyle w:val="Compact"/>
+              <w:spacing w:before="20" w:after="20"/>
+            </w:pPr>
+            <w:r>
+              <w:rPr>
+                <w:rFonts w:hint="eastAsia"/>
+                <w:sz w:val="18"/>
+              </w:rPr>
+              <w:t xml:space="preserve">新增</w:t>
+            </w:r>
+          </w:p>
+        </w:tc>
+      </w:tr>
+      <w:tr>
+        <w:tc>
+          <w:tcPr>
+            <w:tcW w:w="2290" w:type="dxa"/>
+          </w:tcPr>
+          <w:p>
+            <w:pPr>
+              <w:pStyle w:val="Compact"/>
+              <w:spacing w:before="20" w:after="20"/>
+            </w:pPr>
+            <w:r>
+              <w:rPr>
+                <w:rStyle w:val="VerbatimChar"/>
+                <w:sz w:val="18"/>
+              </w:rPr>
+              <w:t xml:space="preserve">SAME_ORG_TRANSFER</w:t>
+            </w:r>
+          </w:p>
+        </w:tc>
+        <w:tc>
+          <w:tcPr>
+            <w:tcW w:w="2285" w:type="dxa"/>
+          </w:tcPr>
+          <w:p>
+            <w:pPr>
+              <w:pStyle w:val="Compact"/>
+              <w:spacing w:before="20" w:after="20"/>
+            </w:pPr>
+            <w:r>
+              <w:rPr>
+                <w:rFonts w:hint="eastAsia"/>
+                <w:sz w:val="18"/>
+              </w:rPr>
+              <w:t xml:space="preserve">本</w:t>
+            </w:r>
+            <w:r>
+              <w:rPr>
+                <w:sz w:val="18"/>
+              </w:rPr>
+              <w:t xml:space="preserve"> MES </w:t>
+            </w:r>
+            <w:r>
+              <w:rPr>
+                <w:rFonts w:hint="eastAsia"/>
+                <w:sz w:val="18"/>
+              </w:rPr>
+              <w:t xml:space="preserve">已持有的号转到本组织另一订单</w:t>
+            </w:r>
+          </w:p>
+        </w:tc>
+        <w:tc>
+          <w:tcPr>
+            <w:tcW w:w="1946" w:type="dxa"/>
+          </w:tcPr>
+          <w:p>
+            <w:pPr>
+              <w:pStyle w:val="Compact"/>
+              <w:spacing w:before="20" w:after="20"/>
+            </w:pPr>
+            <w:r>
+              <w:rPr>
+                <w:rFonts w:hint="eastAsia"/>
+                <w:sz w:val="18"/>
+              </w:rPr>
+              <w:t xml:space="preserve">有</w:t>
+            </w:r>
+          </w:p>
+        </w:tc>
+        <w:tc>
+          <w:tcPr>
+            <w:tcW w:w="2889" w:type="dxa"/>
+          </w:tcPr>
+          <w:p>
+            <w:pPr>
+              <w:pStyle w:val="Compact"/>
+              <w:spacing w:before="20" w:after="20"/>
+            </w:pPr>
+            <w:r>
+              <w:rPr>
+                <w:rFonts w:hint="eastAsia"/>
+                <w:sz w:val="18"/>
+              </w:rPr>
+              <w:t xml:space="preserve">如切换数据链的订单关联；已</w:t>
+            </w:r>
+            <w:r>
+              <w:rPr>
+                <w:sz w:val="18"/>
+              </w:rPr>
+              <w:t xml:space="preserve"> LINK </w:t>
+            </w:r>
+            <w:r>
+              <w:rPr>
+                <w:rFonts w:hint="eastAsia"/>
+                <w:sz w:val="18"/>
+              </w:rPr>
+              <w:t xml:space="preserve">等无法转移的由</w:t>
+            </w:r>
+            <w:r>
+              <w:rPr>
+                <w:sz w:val="18"/>
+              </w:rPr>
+              <w:t xml:space="preserve"> MES </w:t>
+            </w:r>
+            <w:r>
+              <w:rPr>
+                <w:rFonts w:hint="eastAsia"/>
+                <w:sz w:val="18"/>
+              </w:rPr>
+              <w:t xml:space="preserve">自行处理</w:t>
+            </w:r>
+          </w:p>
+        </w:tc>
+      </w:tr>
+      <w:tr>
+        <w:tc>
+          <w:tcPr>
+            <w:tcW w:w="2290" w:type="dxa"/>
+          </w:tcPr>
+          <w:p>
+            <w:pPr>
+              <w:pStyle w:val="Compact"/>
+              <w:spacing w:before="20" w:after="20"/>
+            </w:pPr>
+            <w:r>
+              <w:rPr>
+                <w:rStyle w:val="VerbatimChar"/>
+                <w:sz w:val="18"/>
+              </w:rPr>
+              <w:t xml:space="preserve">CROSS_ORG_TRANSFER</w:t>
+            </w:r>
+          </w:p>
+        </w:tc>
+        <w:tc>
+          <w:tcPr>
+            <w:tcW w:w="2285" w:type="dxa"/>
+          </w:tcPr>
+          <w:p>
+            <w:pPr>
+              <w:pStyle w:val="Compact"/>
+              <w:spacing w:before="20" w:after="20"/>
+            </w:pPr>
+            <w:r>
+              <w:rPr>
+                <w:rFonts w:hint="eastAsia"/>
+                <w:sz w:val="18"/>
+              </w:rPr>
+              <w:t xml:space="preserve">原组织</w:t>
+            </w:r>
+            <w:r>
+              <w:rPr>
+                <w:sz w:val="18"/>
+              </w:rPr>
+              <w:t xml:space="preserve"> MES </w:t>
+            </w:r>
+            <w:r>
+              <w:rPr>
+                <w:rFonts w:hint="eastAsia"/>
+                <w:sz w:val="18"/>
+              </w:rPr>
+              <w:t xml:space="preserve">已持有的号转入本组织</w:t>
+            </w:r>
+          </w:p>
+        </w:tc>
+        <w:tc>
+          <w:tcPr>
+            <w:tcW w:w="1946" w:type="dxa"/>
+          </w:tcPr>
+          <w:p>
+            <w:pPr>
+              <w:pStyle w:val="Compact"/>
+              <w:spacing w:before="20" w:after="20"/>
+            </w:pPr>
+            <w:r>
+              <w:rPr>
+                <w:rFonts w:hint="eastAsia"/>
+                <w:sz w:val="18"/>
+              </w:rPr>
+              <w:t xml:space="preserve">没有（转回原组织时有「已转走」记录）</w:t>
+            </w:r>
+          </w:p>
+        </w:tc>
+        <w:tc>
+          <w:tcPr>
+            <w:tcW w:w="2889" w:type="dxa"/>
+          </w:tcPr>
+          <w:p>
+            <w:pPr>
+              <w:pStyle w:val="Compact"/>
+              <w:spacing w:before="20" w:after="20"/>
+            </w:pPr>
+            <w:r>
+              <w:rPr>
+                <w:rFonts w:hint="eastAsia"/>
+                <w:sz w:val="18"/>
+              </w:rPr>
+              <w:t xml:space="preserve">如提示需从原组织调拨实物、补打标签</w:t>
+            </w:r>
+          </w:p>
+        </w:tc>
+      </w:tr>
+      <w:tr>
+        <w:tc>
+          <w:tcPr>
+            <w:tcW w:w="2290" w:type="dxa"/>
+          </w:tcPr>
+          <w:p>
+            <w:pPr>
+              <w:pStyle w:val="Compact"/>
+              <w:spacing w:before="20" w:after="20"/>
+            </w:pPr>
+            <w:r>
+              <w:rPr>
+                <w:rStyle w:val="VerbatimChar"/>
+                <w:sz w:val="18"/>
+              </w:rPr>
+              <w:t xml:space="preserve">REMAP</w:t>
+            </w:r>
+          </w:p>
+        </w:tc>
+        <w:tc>
+          <w:tcPr>
+            <w:tcW w:w="2285" w:type="dxa"/>
+          </w:tcPr>
+          <w:p>
+            <w:pPr>
+              <w:pStyle w:val="Compact"/>
+              <w:spacing w:before="20" w:after="20"/>
+            </w:pPr>
+            <w:r>
+              <w:rPr>
+                <w:rFonts w:hint="eastAsia"/>
+                <w:sz w:val="18"/>
+              </w:rPr>
+              <w:t xml:space="preserve">本</w:t>
+            </w:r>
+            <w:r>
+              <w:rPr>
+                <w:sz w:val="18"/>
+              </w:rPr>
+              <w:t xml:space="preserve"> MES </w:t>
+            </w:r>
+            <w:r>
+              <w:rPr>
+                <w:rFonts w:hint="eastAsia"/>
+                <w:sz w:val="18"/>
+              </w:rPr>
+              <w:t xml:space="preserve">已持有的号因订单变更改挂</w:t>
+            </w:r>
+          </w:p>
+        </w:tc>
+        <w:tc>
+          <w:tcPr>
+            <w:tcW w:w="1946" w:type="dxa"/>
+          </w:tcPr>
+          <w:p>
+            <w:pPr>
+              <w:pStyle w:val="Compact"/>
+              <w:spacing w:before="20" w:after="20"/>
+            </w:pPr>
+            <w:r>
+              <w:rPr>
+                <w:rFonts w:hint="eastAsia"/>
+                <w:sz w:val="18"/>
+              </w:rPr>
+              <w:t xml:space="preserve">有</w:t>
+            </w:r>
+          </w:p>
+        </w:tc>
+        <w:tc>
+          <w:tcPr>
+            <w:tcW w:w="2889" w:type="dxa"/>
+          </w:tcPr>
+          <w:p>
+            <w:pPr>
+              <w:pStyle w:val="Compact"/>
+              <w:spacing w:before="20" w:after="20"/>
+            </w:pPr>
+            <w:r>
+              <w:rPr>
+                <w:rFonts w:hint="eastAsia"/>
+                <w:sz w:val="18"/>
+              </w:rPr>
+              <w:t xml:space="preserve">同</w:t>
+            </w:r>
+            <w:r>
+              <w:rPr>
+                <w:sz w:val="18"/>
+              </w:rPr>
+              <w:t xml:space="preserve"> </w:t>
+            </w:r>
+            <w:r>
+              <w:rPr>
+                <w:rStyle w:val="VerbatimChar"/>
+                <w:sz w:val="18"/>
+              </w:rPr>
+              <w:t xml:space="preserve">SAME_ORG_TRANSFER</w:t>
+            </w:r>
+          </w:p>
+        </w:tc>
+      </w:tr>
+    </w:tbl>
+    <w:p>
+      <w:pPr>
+        <w:pStyle w:val="Compact"/>
+        <w:numPr>
+          <w:ilvl w:val="0"/>
+          <w:numId w:val="1009"/>
+        </w:numPr>
+      </w:pPr>
+      <w:r>
+        <w:rPr>
+          <w:rFonts w:hint="eastAsia"/>
+        </w:rPr>
+        <w:t xml:space="preserve">是否接收、是否覆盖</w:t>
+      </w:r>
+      <w:r>
+        <w:rPr>
+          <w:rFonts w:hint="eastAsia"/>
+          <w:b/>
+          <w:bCs/>
+        </w:rPr>
+        <w:t xml:space="preserve">只按第三部分</w:t>
+      </w:r>
+      <w:r>
+        <w:rPr>
+          <w:rFonts w:hint="eastAsia"/>
+        </w:rPr>
+        <w:t xml:space="preserve">，不得因</w:t>
+      </w:r>
+      <w:r>
+        <w:t xml:space="preserve"> </w:t>
+      </w:r>
+      <w:r>
+        <w:rPr>
+          <w:rStyle w:val="VerbatimChar"/>
+        </w:rPr>
+        <w:t xml:space="preserve">bizType</w:t>
+      </w:r>
+      <w:r>
+        <w:t xml:space="preserve"> </w:t>
+      </w:r>
+      <w:r>
+        <w:rPr>
+          <w:rFonts w:hint="eastAsia"/>
+        </w:rPr>
+        <w:t xml:space="preserve">拒收、跳过或回</w:t>
+      </w:r>
+      <w:r>
+        <w:t xml:space="preserve"> </w:t>
+      </w:r>
+      <w:r>
+        <w:rPr>
+          <w:rStyle w:val="VerbatimChar"/>
+        </w:rPr>
+        <w:t xml:space="preserve">NG</w:t>
+      </w:r>
+    </w:p>
+    <w:p>
+      <w:pPr>
+        <w:pStyle w:val="Compact"/>
+        <w:numPr>
+          <w:ilvl w:val="0"/>
+          <w:numId w:val="1009"/>
+        </w:numPr>
+      </w:pPr>
+      <w:r>
+        <w:rPr>
+          <w:rStyle w:val="VerbatimChar"/>
+        </w:rPr>
+        <w:t xml:space="preserve">bizType</w:t>
+      </w:r>
+      <w:r>
+        <w:t xml:space="preserve"> </w:t>
+      </w:r>
+      <w:r>
+        <w:rPr>
+          <w:rFonts w:hint="eastAsia"/>
+        </w:rPr>
+        <w:t xml:space="preserve">缺失或取值不认识时照常处理；以后可能增加取值</w:t>
+      </w:r>
+    </w:p>
+    <w:p>
+      <w:pPr>
+        <w:pStyle w:val="Compact"/>
+        <w:numPr>
+          <w:ilvl w:val="0"/>
+          <w:numId w:val="1009"/>
+        </w:numPr>
+      </w:pPr>
+      <w:r>
+        <w:rPr>
+          <w:rFonts w:hint="eastAsia"/>
+        </w:rPr>
+        <w:t xml:space="preserve">本地情况与上表「通常」不符时（如</w:t>
+      </w:r>
+      <w:r>
+        <w:t xml:space="preserve"> </w:t>
+      </w:r>
+      <w:r>
+        <w:rPr>
+          <w:rStyle w:val="VerbatimChar"/>
+        </w:rPr>
+        <w:t xml:space="preserve">SAME_ORG_TRANSFER</w:t>
+      </w:r>
+      <w:r>
+        <w:t xml:space="preserve"> </w:t>
+      </w:r>
+      <w:r>
+        <w:rPr>
+          <w:rFonts w:hint="eastAsia"/>
+        </w:rPr>
+        <w:t xml:space="preserve">但本地没有），仍按第三部分处理，可记日志备查</w:t>
+      </w:r>
+    </w:p>
+    <w:p>
+      <w:pPr>
+        <w:pStyle w:val="FirstParagraph"/>
+      </w:pPr>
+      <w:r>
+        <w:rPr>
+          <w:rFonts w:hint="eastAsia"/>
+          <w:b/>
+          <w:bCs/>
+        </w:rPr>
+        <w:t xml:space="preserve">五、回执</w:t>
+      </w:r>
+    </w:p>
+    <w:tbl>
+      <w:tblPr>
+        <w:tblStyle w:val="Table"/>
+        <w:tblW w:w="9412" w:type="dxa"/>
+        <w:tblBorders>
+          <w:top w:val="single" w:sz="4" w:space="0" w:color="999999"/>
+          <w:left w:val="single" w:sz="4" w:space="0" w:color="999999"/>
+          <w:bottom w:val="single" w:sz="4" w:space="0" w:color="999999"/>
+          <w:right w:val="single" w:sz="4" w:space="0" w:color="999999"/>
+          <w:insideH w:val="single" w:sz="4" w:space="0" w:color="999999"/>
+          <w:insideV w:val="single" w:sz="4" w:space="0" w:color="999999"/>
+        </w:tblBorders>
+        <w:tblLayout w:type="fixed"/>
+        <w:tblLook w:firstRow="1" w:lastRow="0" w:firstColumn="0" w:lastColumn="0" w:noHBand="0" w:noVBand="0" w:val="0020"/>
+      </w:tblPr>
+      <w:tblGrid>
+        <w:gridCol w:w="3383"/>
+        <w:gridCol w:w="6028"/>
+      </w:tblGrid>
+      <w:tr>
+        <w:trPr>
+          <w:tblHeader w:val="on"/>
+          <w:tblHeader/>
+        </w:trPr>
+        <w:tc>
+          <w:tcPr>
+            <w:tcW w:w="3383" w:type="dxa"/>
+            <w:shd w:val="clear" w:color="auto" w:fill="D9E2F3"/>
+          </w:tcPr>
+          <w:p>
+            <w:pPr>
+              <w:pStyle w:val="Compact"/>
+              <w:spacing w:before="20" w:after="20"/>
+            </w:pPr>
+            <w:r>
+              <w:rPr>
+                <w:rFonts w:hint="eastAsia"/>
+                <w:b/>
+                <w:sz w:val="18"/>
+              </w:rPr>
+              <w:t xml:space="preserve">情况</w:t>
+            </w:r>
+          </w:p>
+        </w:tc>
+        <w:tc>
+          <w:tcPr>
+            <w:tcW w:w="6028" w:type="dxa"/>
+            <w:shd w:val="clear" w:color="auto" w:fill="D9E2F3"/>
+          </w:tcPr>
+          <w:p>
+            <w:pPr>
+              <w:pStyle w:val="Compact"/>
+              <w:spacing w:before="20" w:after="20"/>
+            </w:pPr>
+            <w:r>
+              <w:rPr>
+                <w:rFonts w:hint="eastAsia"/>
+                <w:b/>
+                <w:sz w:val="18"/>
+              </w:rPr>
+              <w:t xml:space="preserve">回执</w:t>
+            </w:r>
+          </w:p>
+        </w:tc>
+      </w:tr>
+      <w:tr>
+        <w:tc>
+          <w:tcPr>
+            <w:tcW w:w="3383" w:type="dxa"/>
+          </w:tcPr>
+          <w:p>
+            <w:pPr>
+              <w:pStyle w:val="Compact"/>
+              <w:spacing w:before="20" w:after="20"/>
+            </w:pPr>
+            <w:r>
+              <w:rPr>
+                <w:rFonts w:hint="eastAsia"/>
+                <w:sz w:val="18"/>
+              </w:rPr>
+              <w:t xml:space="preserve">整批写入成功（含逐枚跳过）</w:t>
+            </w:r>
+          </w:p>
+        </w:tc>
+        <w:tc>
+          <w:tcPr>
+            <w:tcW w:w="6028" w:type="dxa"/>
+          </w:tcPr>
+          <w:p>
+            <w:pPr>
+              <w:pStyle w:val="Compact"/>
+              <w:spacing w:before="20" w:after="20"/>
+            </w:pPr>
+            <w:r>
+              <w:rPr>
+                <w:sz w:val="18"/>
+              </w:rPr>
+              <w:t xml:space="preserve">HTTP </w:t>
+            </w:r>
+            <w:r>
+              <w:rPr>
+                <w:rFonts w:hint="eastAsia"/>
+                <w:sz w:val="18"/>
+              </w:rPr>
+              <w:t xml:space="preserve">200，</w:t>
+            </w:r>
+            <w:r>
+              <w:rPr>
+                <w:rStyle w:val="VerbatimChar"/>
+                <w:sz w:val="18"/>
+              </w:rPr>
+              <w:t xml:space="preserve">{"schemaVersion": "1.0", "batchNo": "…", "code": "OK", "message": null}</w:t>
+            </w:r>
+          </w:p>
+        </w:tc>
+      </w:tr>
+      <w:tr>
+        <w:tc>
+          <w:tcPr>
+            <w:tcW w:w="3383" w:type="dxa"/>
+          </w:tcPr>
+          <w:p>
+            <w:pPr>
+              <w:pStyle w:val="Compact"/>
+              <w:spacing w:before="20" w:after="20"/>
+            </w:pPr>
+            <w:r>
+              <w:rPr>
+                <w:rFonts w:hint="eastAsia"/>
+                <w:sz w:val="18"/>
+              </w:rPr>
+              <w:t xml:space="preserve">整批校验不通过、写入出错</w:t>
+            </w:r>
+          </w:p>
+        </w:tc>
+        <w:tc>
+          <w:tcPr>
+            <w:tcW w:w="6028" w:type="dxa"/>
+          </w:tcPr>
+          <w:p>
+            <w:pPr>
+              <w:pStyle w:val="Compact"/>
+              <w:spacing w:before="20" w:after="20"/>
+            </w:pPr>
+            <w:r>
+              <w:rPr>
+                <w:sz w:val="18"/>
+              </w:rPr>
+              <w:t xml:space="preserve">HTTP </w:t>
+            </w:r>
+            <w:r>
+              <w:rPr>
+                <w:rFonts w:hint="eastAsia"/>
+                <w:sz w:val="18"/>
+              </w:rPr>
+              <w:t xml:space="preserve">200，</w:t>
+            </w:r>
+            <w:r>
+              <w:rPr>
+                <w:rStyle w:val="VerbatimChar"/>
+                <w:sz w:val="18"/>
+              </w:rPr>
+              <w:t xml:space="preserve">code = NG</w:t>
+            </w:r>
+            <w:r>
+              <w:rPr>
+                <w:rFonts w:hint="eastAsia"/>
+                <w:sz w:val="18"/>
+              </w:rPr>
+              <w:t xml:space="preserve">，</w:t>
+            </w:r>
+            <w:r>
+              <w:rPr>
+                <w:rStyle w:val="VerbatimChar"/>
+                <w:sz w:val="18"/>
+              </w:rPr>
+              <w:t xml:space="preserve">message</w:t>
+            </w:r>
+            <w:r>
+              <w:rPr>
+                <w:sz w:val="18"/>
+              </w:rPr>
+              <w:t xml:space="preserve"> </w:t>
+            </w:r>
+            <w:r>
+              <w:rPr>
+                <w:rFonts w:hint="eastAsia"/>
+                <w:sz w:val="18"/>
+              </w:rPr>
+              <w:t xml:space="preserve">写原因</w:t>
+            </w:r>
+          </w:p>
+        </w:tc>
+      </w:tr>
+      <w:tr>
+        <w:tc>
+          <w:tcPr>
+            <w:tcW w:w="3383" w:type="dxa"/>
+          </w:tcPr>
+          <w:p>
+            <w:pPr>
+              <w:pStyle w:val="Compact"/>
+              <w:spacing w:before="20" w:after="20"/>
+            </w:pPr>
+            <w:r>
+              <w:rPr>
+                <w:rFonts w:hint="eastAsia"/>
+                <w:sz w:val="18"/>
+              </w:rPr>
+              <w:t xml:space="preserve">同一批次正在处理</w:t>
+            </w:r>
+          </w:p>
+        </w:tc>
+        <w:tc>
+          <w:tcPr>
+            <w:tcW w:w="6028" w:type="dxa"/>
+          </w:tcPr>
+          <w:p>
+            <w:pPr>
+              <w:pStyle w:val="Compact"/>
+              <w:spacing w:before="20" w:after="20"/>
+            </w:pPr>
+            <w:r>
+              <w:rPr>
+                <w:rFonts w:hint="eastAsia"/>
+                <w:sz w:val="18"/>
+              </w:rPr>
+              <w:t xml:space="preserve">处理完返回同一回执，或</w:t>
+            </w:r>
+            <w:r>
+              <w:rPr>
+                <w:sz w:val="18"/>
+              </w:rPr>
+              <w:t xml:space="preserve"> 409</w:t>
+            </w:r>
+            <w:r>
+              <w:rPr>
+                <w:sz w:val="18"/>
+              </w:rPr>
+              <w:t xml:space="preserve"> </w:t>
+            </w:r>
+            <w:r>
+              <w:rPr>
+                <w:rStyle w:val="VerbatimChar"/>
+                <w:sz w:val="18"/>
+              </w:rPr>
+              <w:t xml:space="preserve">BATCH_IN_PROGRESS</w:t>
+            </w:r>
+          </w:p>
+        </w:tc>
+      </w:tr>
+      <w:tr>
+        <w:tc>
+          <w:tcPr>
+            <w:tcW w:w="3383" w:type="dxa"/>
+          </w:tcPr>
+          <w:p>
+            <w:pPr>
+              <w:pStyle w:val="Compact"/>
+              <w:spacing w:before="20" w:after="20"/>
+            </w:pPr>
+            <w:r>
+              <w:rPr>
+                <w:rFonts w:hint="eastAsia"/>
+                <w:sz w:val="18"/>
+              </w:rPr>
+              <w:t xml:space="preserve">同一批次号内容不同</w:t>
+            </w:r>
+          </w:p>
+        </w:tc>
+        <w:tc>
+          <w:tcPr>
+            <w:tcW w:w="6028" w:type="dxa"/>
+          </w:tcPr>
+          <w:p>
+            <w:pPr>
+              <w:pStyle w:val="Compact"/>
+              <w:spacing w:before="20" w:after="20"/>
+            </w:pPr>
+            <w:r>
+              <w:rPr>
+                <w:sz w:val="18"/>
+              </w:rPr>
+              <w:t xml:space="preserve">409</w:t>
+            </w:r>
+            <w:r>
+              <w:rPr>
+                <w:sz w:val="18"/>
+              </w:rPr>
+              <w:t xml:space="preserve"> </w:t>
+            </w:r>
+            <w:r>
+              <w:rPr>
+                <w:rStyle w:val="VerbatimChar"/>
+                <w:sz w:val="18"/>
+              </w:rPr>
+              <w:t xml:space="preserve">BATCH_CONTENT_MISMATCH</w:t>
+            </w:r>
+          </w:p>
+        </w:tc>
+      </w:tr>
+      <w:tr>
+        <w:tc>
+          <w:tcPr>
+            <w:tcW w:w="3383" w:type="dxa"/>
+          </w:tcPr>
+          <w:p>
+            <w:pPr>
+              <w:pStyle w:val="Compact"/>
+              <w:spacing w:before="20" w:after="20"/>
+            </w:pPr>
+            <w:r>
+              <w:rPr>
+                <w:rFonts w:hint="eastAsia"/>
+                <w:sz w:val="18"/>
+              </w:rPr>
+              <w:t xml:space="preserve">认证失败</w:t>
+            </w:r>
+            <w:r>
+              <w:rPr>
+                <w:sz w:val="18"/>
+              </w:rPr>
+              <w:t xml:space="preserve"> / </w:t>
+            </w:r>
+            <w:r>
+              <w:rPr>
+                <w:rFonts w:hint="eastAsia"/>
+                <w:sz w:val="18"/>
+              </w:rPr>
+              <w:t xml:space="preserve">报文无法解析</w:t>
+            </w:r>
+            <w:r>
+              <w:rPr>
+                <w:sz w:val="18"/>
+              </w:rPr>
+              <w:t xml:space="preserve"> / </w:t>
+            </w:r>
+            <w:r>
+              <w:rPr>
+                <w:rFonts w:hint="eastAsia"/>
+                <w:sz w:val="18"/>
+              </w:rPr>
+              <w:t xml:space="preserve">报文过大</w:t>
+            </w:r>
+          </w:p>
+        </w:tc>
+        <w:tc>
+          <w:tcPr>
+            <w:tcW w:w="6028" w:type="dxa"/>
+          </w:tcPr>
+          <w:p>
+            <w:pPr>
+              <w:pStyle w:val="Compact"/>
+              <w:spacing w:before="20" w:after="20"/>
+            </w:pPr>
+            <w:r>
+              <w:rPr>
+                <w:sz w:val="18"/>
+              </w:rPr>
+              <w:t xml:space="preserve">401、403 / 400 / 413</w:t>
+            </w:r>
+          </w:p>
+        </w:tc>
+      </w:tr>
+    </w:tbl>
+    <w:p>
+      <w:pPr>
+        <w:pStyle w:val="BodyText"/>
+      </w:pPr>
+      <w:r>
+        <w:rPr>
+          <w:rFonts w:hint="eastAsia"/>
+        </w:rPr>
+        <w:t xml:space="preserve">推送批次在</w:t>
+      </w:r>
+      <w:r>
+        <w:t xml:space="preserve"> ① </w:t>
+      </w:r>
+      <w:r>
+        <w:rPr>
+          <w:rFonts w:hint="eastAsia"/>
+        </w:rPr>
+        <w:t xml:space="preserve">的应答中回执；拉取批次处理后调</w:t>
+      </w:r>
+      <w:r>
+        <w:t xml:space="preserve"> ④ </w:t>
+      </w:r>
+      <w:r>
+        <w:rPr>
+          <w:rFonts w:hint="eastAsia"/>
+        </w:rPr>
+        <w:t xml:space="preserve">提交同样的回执。</w:t>
+      </w:r>
+    </w:p>
     <w:bookmarkEnd w:id="36"/>
-    <w:bookmarkStart w:id="49" w:name="转移业务规范"/>
+    <w:bookmarkEnd w:id="37"/>
+    <w:bookmarkStart w:id="50" w:name="转移业务规范"/>
     <w:p>
       <w:pPr>
         <w:pStyle w:val="Heading2"/>
@@ -8529,7 +11514,7 @@
       </w:r>
       <w:bookmarkEnd w:id="9006"/>
     </w:p>
-    <w:bookmarkStart w:id="40" w:name="转移交互时序"/>
+    <w:bookmarkStart w:id="41" w:name="转移交互时序"/>
     <w:p>
       <w:pPr>
         <w:pStyle w:val="Heading3"/>
@@ -8555,18 +11540,18 @@
           <wp:inline>
             <wp:extent cx="5334000" cy="3781266"/>
             <wp:effectExtent b="0" l="0" r="0" t="0"/>
-            <wp:docPr descr="" title="" id="38" name="Picture"/>
+            <wp:docPr descr="" title="" id="39" name="Picture"/>
             <a:graphic>
               <a:graphicData uri="http://schemas.openxmlformats.org/drawingml/2006/picture">
                 <pic:pic>
                   <pic:nvPicPr>
-                    <pic:cNvPr descr="docs/images/MES对接说明/f11-transfer-seq.png" id="39" name="Picture"/>
+                    <pic:cNvPr descr="docs/images/MES对接说明/f11-transfer-seq.png" id="40" name="Picture"/>
                     <pic:cNvPicPr>
                       <a:picLocks noChangeArrowheads="1" noChangeAspect="1"/>
                     </pic:cNvPicPr>
                   </pic:nvPicPr>
                   <pic:blipFill>
-                    <a:blip r:embed="rId37"/>
+                    <a:blip r:embed="rId38"/>
                     <a:stretch>
                       <a:fillRect/>
                     </a:stretch>
@@ -8623,8 +11608,8 @@
         <w:t xml:space="preserve">转移交互时序</w:t>
       </w:r>
     </w:p>
-    <w:bookmarkEnd w:id="40"/>
-    <w:bookmarkStart w:id="44" w:name="sn-系统侧处理规则"/>
+    <w:bookmarkEnd w:id="41"/>
+    <w:bookmarkStart w:id="45" w:name="sn-系统侧处理规则"/>
     <w:p>
       <w:pPr>
         <w:pStyle w:val="Heading3"/>
@@ -8648,20 +11633,20 @@
       <w:r>
         <w:drawing>
           <wp:inline>
-            <wp:extent cx="5334000" cy="4373705"/>
+            <wp:extent cx="5334000" cy="4111806"/>
             <wp:effectExtent b="0" l="0" r="0" t="0"/>
-            <wp:docPr descr="" title="" id="42" name="Picture"/>
+            <wp:docPr descr="" title="" id="43" name="Picture"/>
             <a:graphic>
               <a:graphicData uri="http://schemas.openxmlformats.org/drawingml/2006/picture">
                 <pic:pic>
                   <pic:nvPicPr>
-                    <pic:cNvPr descr="docs/images/MES对接说明/f10-transfer-sn.png" id="43" name="Picture"/>
+                    <pic:cNvPr descr="docs/images/MES对接说明/f10-transfer-sn.png" id="44" name="Picture"/>
                     <pic:cNvPicPr>
                       <a:picLocks noChangeArrowheads="1" noChangeAspect="1"/>
                     </pic:cNvPicPr>
                   </pic:nvPicPr>
                   <pic:blipFill>
-                    <a:blip r:embed="rId41"/>
+                    <a:blip r:embed="rId42"/>
                     <a:stretch>
                       <a:fillRect/>
                     </a:stretch>
@@ -8669,7 +11654,7 @@
                   <pic:spPr bwMode="auto">
                     <a:xfrm>
                       <a:off x="0" y="0"/>
-                      <a:ext cx="5334000" cy="4373705"/>
+                      <a:ext cx="5334000" cy="4111806"/>
                     </a:xfrm>
                     <a:prstGeom prst="rect">
                       <a:avLst/>
@@ -8723,7 +11708,7 @@
         <w:pStyle w:val="Compact"/>
         <w:numPr>
           <w:ilvl w:val="0"/>
-          <w:numId w:val="1007"/>
+          <w:numId w:val="1010"/>
         </w:numPr>
       </w:pPr>
       <w:r>
@@ -8755,7 +11740,7 @@
         <w:pStyle w:val="Compact"/>
         <w:numPr>
           <w:ilvl w:val="0"/>
-          <w:numId w:val="1007"/>
+          <w:numId w:val="1010"/>
         </w:numPr>
       </w:pPr>
       <w:r>
@@ -8799,7 +11784,7 @@
         <w:pStyle w:val="Compact"/>
         <w:numPr>
           <w:ilvl w:val="0"/>
-          <w:numId w:val="1007"/>
+          <w:numId w:val="1010"/>
         </w:numPr>
       </w:pPr>
       <w:r>
@@ -8849,7 +11834,7 @@
         <w:pStyle w:val="Compact"/>
         <w:numPr>
           <w:ilvl w:val="0"/>
-          <w:numId w:val="1007"/>
+          <w:numId w:val="1010"/>
         </w:numPr>
       </w:pPr>
       <w:r>
@@ -8872,7 +11857,7 @@
         <w:pStyle w:val="Compact"/>
         <w:numPr>
           <w:ilvl w:val="1"/>
-          <w:numId w:val="1008"/>
+          <w:numId w:val="1011"/>
         </w:numPr>
       </w:pPr>
       <w:r>
@@ -8928,7 +11913,7 @@
         <w:pStyle w:val="Compact"/>
         <w:numPr>
           <w:ilvl w:val="1"/>
-          <w:numId w:val="1008"/>
+          <w:numId w:val="1011"/>
         </w:numPr>
       </w:pPr>
       <w:r>
@@ -8990,7 +11975,7 @@
         <w:pStyle w:val="Compact"/>
         <w:numPr>
           <w:ilvl w:val="0"/>
-          <w:numId w:val="1007"/>
+          <w:numId w:val="1010"/>
         </w:numPr>
       </w:pPr>
       <w:r>
@@ -9042,8 +12027,8 @@
         <w:t xml:space="preserve">也可拉取</w:t>
       </w:r>
     </w:p>
-    <w:bookmarkEnd w:id="44"/>
-    <w:bookmarkStart w:id="48" w:name="mes-侧处理规则"/>
+    <w:bookmarkEnd w:id="45"/>
+    <w:bookmarkStart w:id="49" w:name="mes-侧处理规则"/>
     <w:p>
       <w:pPr>
         <w:pStyle w:val="Heading3"/>
@@ -9170,10 +12155,10 @@
         <w:tblLook w:firstRow="1" w:lastRow="0" w:firstColumn="0" w:lastColumn="0" w:noHBand="0" w:noVBand="0" w:val="0020"/>
       </w:tblPr>
       <w:tblGrid>
-        <w:gridCol w:w="2420"/>
-        <w:gridCol w:w="2420"/>
-        <w:gridCol w:w="2290"/>
-        <w:gridCol w:w="2281"/>
+        <w:gridCol w:w="2331"/>
+        <w:gridCol w:w="2787"/>
+        <w:gridCol w:w="2095"/>
+        <w:gridCol w:w="2197"/>
       </w:tblGrid>
       <w:tr>
         <w:trPr>
@@ -9182,7 +12167,7 @@
         </w:trPr>
         <w:tc>
           <w:tcPr>
-            <w:tcW w:w="2420" w:type="dxa"/>
+            <w:tcW w:w="2331" w:type="dxa"/>
             <w:shd w:val="clear" w:color="auto" w:fill="D9E2F3"/>
           </w:tcPr>
           <w:p>
@@ -9202,7 +12187,7 @@
         </w:tc>
         <w:tc>
           <w:tcPr>
-            <w:tcW w:w="2420" w:type="dxa"/>
+            <w:tcW w:w="2787" w:type="dxa"/>
             <w:shd w:val="clear" w:color="auto" w:fill="D9E2F3"/>
           </w:tcPr>
           <w:p>
@@ -9229,7 +12214,7 @@
         </w:tc>
         <w:tc>
           <w:tcPr>
-            <w:tcW w:w="2290" w:type="dxa"/>
+            <w:tcW w:w="2095" w:type="dxa"/>
             <w:shd w:val="clear" w:color="auto" w:fill="D9E2F3"/>
           </w:tcPr>
           <w:p>
@@ -9249,7 +12234,7 @@
         </w:tc>
         <w:tc>
           <w:tcPr>
-            <w:tcW w:w="2281" w:type="dxa"/>
+            <w:tcW w:w="2197" w:type="dxa"/>
             <w:shd w:val="clear" w:color="auto" w:fill="D9E2F3"/>
           </w:tcPr>
           <w:p>
@@ -9278,7 +12263,7 @@
       <w:tr>
         <w:tc>
           <w:tcPr>
-            <w:tcW w:w="2420" w:type="dxa"/>
+            <w:tcW w:w="2331" w:type="dxa"/>
           </w:tcPr>
           <w:p>
             <w:pPr>
@@ -9296,7 +12281,7 @@
         </w:tc>
         <w:tc>
           <w:tcPr>
-            <w:tcW w:w="2420" w:type="dxa"/>
+            <w:tcW w:w="2787" w:type="dxa"/>
           </w:tcPr>
           <w:p>
             <w:pPr>
@@ -9327,7 +12312,7 @@
         </w:tc>
         <w:tc>
           <w:tcPr>
-            <w:tcW w:w="2290" w:type="dxa"/>
+            <w:tcW w:w="2095" w:type="dxa"/>
           </w:tcPr>
           <w:p>
             <w:pPr>
@@ -9345,7 +12330,7 @@
         </w:tc>
         <w:tc>
           <w:tcPr>
-            <w:tcW w:w="2281" w:type="dxa"/>
+            <w:tcW w:w="2197" w:type="dxa"/>
           </w:tcPr>
           <w:p>
             <w:pPr>
@@ -9365,7 +12350,7 @@
       <w:tr>
         <w:tc>
           <w:tcPr>
-            <w:tcW w:w="2420" w:type="dxa"/>
+            <w:tcW w:w="2331" w:type="dxa"/>
           </w:tcPr>
           <w:p>
             <w:pPr>
@@ -9383,7 +12368,7 @@
         </w:tc>
         <w:tc>
           <w:tcPr>
-            <w:tcW w:w="2420" w:type="dxa"/>
+            <w:tcW w:w="2787" w:type="dxa"/>
           </w:tcPr>
           <w:p>
             <w:pPr>
@@ -9414,13 +12399,20 @@
         </w:tc>
         <w:tc>
           <w:tcPr>
-            <w:tcW w:w="2290" w:type="dxa"/>
-          </w:tcPr>
-          <w:p>
-            <w:pPr>
-              <w:pStyle w:val="Compact"/>
-              <w:spacing w:before="20" w:after="20"/>
-            </w:pPr>
+            <w:tcW w:w="2095" w:type="dxa"/>
+          </w:tcPr>
+          <w:p>
+            <w:pPr>
+              <w:pStyle w:val="Compact"/>
+              <w:spacing w:before="20" w:after="20"/>
+            </w:pPr>
+            <w:r>
+              <w:rPr>
+                <w:rFonts w:hint="eastAsia"/>
+                <w:sz w:val="18"/>
+              </w:rPr>
+              <w:t xml:space="preserve">已持有：</w:t>
+            </w:r>
             <w:r>
               <w:rPr>
                 <w:rStyle w:val="VerbatimChar"/>
@@ -9428,11 +12420,25 @@
               </w:rPr>
               <w:t xml:space="preserve">SAME_ORG_TRANSFER</w:t>
             </w:r>
-          </w:p>
-        </w:tc>
-        <w:tc>
-          <w:tcPr>
-            <w:tcW w:w="2281" w:type="dxa"/>
+            <w:r>
+              <w:rPr>
+                <w:rFonts w:hint="eastAsia"/>
+                <w:sz w:val="18"/>
+              </w:rPr>
+              <w:t xml:space="preserve">；未持有：</w:t>
+            </w:r>
+            <w:r>
+              <w:rPr>
+                <w:rStyle w:val="VerbatimChar"/>
+                <w:sz w:val="18"/>
+              </w:rPr>
+              <w:t xml:space="preserve">FIRST</w:t>
+            </w:r>
+          </w:p>
+        </w:tc>
+        <w:tc>
+          <w:tcPr>
+            <w:tcW w:w="2197" w:type="dxa"/>
           </w:tcPr>
           <w:p>
             <w:pPr>
@@ -9472,7 +12478,7 @@
       <w:tr>
         <w:tc>
           <w:tcPr>
-            <w:tcW w:w="2420" w:type="dxa"/>
+            <w:tcW w:w="2331" w:type="dxa"/>
           </w:tcPr>
           <w:p>
             <w:pPr>
@@ -9503,7 +12509,7 @@
         </w:tc>
         <w:tc>
           <w:tcPr>
-            <w:tcW w:w="2420" w:type="dxa"/>
+            <w:tcW w:w="2787" w:type="dxa"/>
           </w:tcPr>
           <w:p>
             <w:pPr>
@@ -9534,13 +12540,33 @@
         </w:tc>
         <w:tc>
           <w:tcPr>
-            <w:tcW w:w="2290" w:type="dxa"/>
-          </w:tcPr>
-          <w:p>
-            <w:pPr>
-              <w:pStyle w:val="Compact"/>
-              <w:spacing w:before="20" w:after="20"/>
-            </w:pPr>
+            <w:tcW w:w="2095" w:type="dxa"/>
+          </w:tcPr>
+          <w:p>
+            <w:pPr>
+              <w:pStyle w:val="Compact"/>
+              <w:spacing w:before="20" w:after="20"/>
+            </w:pPr>
+            <w:r>
+              <w:rPr>
+                <w:rFonts w:hint="eastAsia"/>
+                <w:sz w:val="18"/>
+              </w:rPr>
+              <w:t xml:space="preserve">原组织</w:t>
+            </w:r>
+            <w:r>
+              <w:rPr>
+                <w:sz w:val="18"/>
+              </w:rPr>
+              <w:t xml:space="preserve"> MES </w:t>
+            </w:r>
+            <w:r>
+              <w:rPr>
+                <w:rFonts w:hint="eastAsia"/>
+                <w:sz w:val="18"/>
+              </w:rPr>
+              <w:t xml:space="preserve">曾持有：</w:t>
+            </w:r>
             <w:r>
               <w:rPr>
                 <w:rStyle w:val="VerbatimChar"/>
@@ -9548,11 +12574,31 @@
               </w:rPr>
               <w:t xml:space="preserve">CROSS_ORG_TRANSFER</w:t>
             </w:r>
-          </w:p>
-        </w:tc>
-        <w:tc>
-          <w:tcPr>
-            <w:tcW w:w="2281" w:type="dxa"/>
+            <w:r>
+              <w:rPr>
+                <w:rFonts w:hint="eastAsia"/>
+                <w:sz w:val="18"/>
+              </w:rPr>
+              <w:t xml:space="preserve">；否则</w:t>
+            </w:r>
+            <w:r>
+              <w:rPr>
+                <w:sz w:val="18"/>
+              </w:rPr>
+              <w:t xml:space="preserve"> </w:t>
+            </w:r>
+            <w:r>
+              <w:rPr>
+                <w:rStyle w:val="VerbatimChar"/>
+                <w:sz w:val="18"/>
+              </w:rPr>
+              <w:t xml:space="preserve">FIRST</w:t>
+            </w:r>
+          </w:p>
+        </w:tc>
+        <w:tc>
+          <w:tcPr>
+            <w:tcW w:w="2197" w:type="dxa"/>
           </w:tcPr>
           <w:p>
             <w:pPr>
@@ -9572,7 +12618,7 @@
       <w:tr>
         <w:tc>
           <w:tcPr>
-            <w:tcW w:w="2420" w:type="dxa"/>
+            <w:tcW w:w="2331" w:type="dxa"/>
           </w:tcPr>
           <w:p>
             <w:pPr>
@@ -9603,7 +12649,7 @@
         </w:tc>
         <w:tc>
           <w:tcPr>
-            <w:tcW w:w="2420" w:type="dxa"/>
+            <w:tcW w:w="2787" w:type="dxa"/>
           </w:tcPr>
           <w:p>
             <w:pPr>
@@ -9648,13 +12694,20 @@
               <w:rPr>
                 <w:sz w:val="18"/>
               </w:rPr>
-              <w:t xml:space="preserve"> MES</w:t>
-            </w:r>
-          </w:p>
-        </w:tc>
-        <w:tc>
-          <w:tcPr>
-            <w:tcW w:w="2290" w:type="dxa"/>
+              <w:t xml:space="preserve"> </w:t>
+            </w:r>
+            <w:r>
+              <w:rPr>
+                <w:rFonts w:hint="eastAsia"/>
+                <w:sz w:val="18"/>
+              </w:rPr>
+              <w:t xml:space="preserve">MES；未持有则不发</w:t>
+            </w:r>
+          </w:p>
+        </w:tc>
+        <w:tc>
+          <w:tcPr>
+            <w:tcW w:w="2095" w:type="dxa"/>
           </w:tcPr>
           <w:p>
             <w:pPr>
@@ -9671,7 +12724,7 @@
         </w:tc>
         <w:tc>
           <w:tcPr>
-            <w:tcW w:w="2281" w:type="dxa"/>
+            <w:tcW w:w="2197" w:type="dxa"/>
           </w:tcPr>
           <w:p>
             <w:pPr>
@@ -9691,7 +12744,7 @@
       <w:tr>
         <w:tc>
           <w:tcPr>
-            <w:tcW w:w="2420" w:type="dxa"/>
+            <w:tcW w:w="2331" w:type="dxa"/>
           </w:tcPr>
           <w:p>
             <w:pPr>
@@ -9722,7 +12775,7 @@
         </w:tc>
         <w:tc>
           <w:tcPr>
-            <w:tcW w:w="2420" w:type="dxa"/>
+            <w:tcW w:w="2787" w:type="dxa"/>
           </w:tcPr>
           <w:p>
             <w:pPr>
@@ -9759,7 +12812,7 @@
         </w:tc>
         <w:tc>
           <w:tcPr>
-            <w:tcW w:w="2290" w:type="dxa"/>
+            <w:tcW w:w="2095" w:type="dxa"/>
           </w:tcPr>
           <w:p>
             <w:pPr>
@@ -9784,7 +12837,7 @@
         </w:tc>
         <w:tc>
           <w:tcPr>
-            <w:tcW w:w="2281" w:type="dxa"/>
+            <w:tcW w:w="2197" w:type="dxa"/>
           </w:tcPr>
           <w:p>
             <w:pPr>
@@ -9824,7 +12877,7 @@
       <w:tr>
         <w:tc>
           <w:tcPr>
-            <w:tcW w:w="2420" w:type="dxa"/>
+            <w:tcW w:w="2331" w:type="dxa"/>
           </w:tcPr>
           <w:p>
             <w:pPr>
@@ -9842,7 +12895,7 @@
         </w:tc>
         <w:tc>
           <w:tcPr>
-            <w:tcW w:w="2420" w:type="dxa"/>
+            <w:tcW w:w="2787" w:type="dxa"/>
           </w:tcPr>
           <w:p>
             <w:pPr>
@@ -9873,7 +12926,7 @@
         </w:tc>
         <w:tc>
           <w:tcPr>
-            <w:tcW w:w="2290" w:type="dxa"/>
+            <w:tcW w:w="2095" w:type="dxa"/>
           </w:tcPr>
           <w:p>
             <w:pPr>
@@ -9891,7 +12944,7 @@
         </w:tc>
         <w:tc>
           <w:tcPr>
-            <w:tcW w:w="2281" w:type="dxa"/>
+            <w:tcW w:w="2197" w:type="dxa"/>
           </w:tcPr>
           <w:p>
             <w:pPr>
@@ -10003,20 +13056,20 @@
       <w:r>
         <w:drawing>
           <wp:inline>
-            <wp:extent cx="5334000" cy="3583353"/>
+            <wp:extent cx="5334000" cy="3610707"/>
             <wp:effectExtent b="0" l="0" r="0" t="0"/>
-            <wp:docPr descr="" title="" id="46" name="Picture"/>
+            <wp:docPr descr="" title="" id="47" name="Picture"/>
             <a:graphic>
               <a:graphicData uri="http://schemas.openxmlformats.org/drawingml/2006/picture">
                 <pic:pic>
                   <pic:nvPicPr>
-                    <pic:cNvPr descr="docs/images/MES对接说明/f12-same-org.png" id="47" name="Picture"/>
+                    <pic:cNvPr descr="docs/images/MES对接说明/f12-same-org.png" id="48" name="Picture"/>
                     <pic:cNvPicPr>
                       <a:picLocks noChangeArrowheads="1" noChangeAspect="1"/>
                     </pic:cNvPicPr>
                   </pic:nvPicPr>
                   <pic:blipFill>
-                    <a:blip r:embed="rId45"/>
+                    <a:blip r:embed="rId46"/>
                     <a:stretch>
                       <a:fillRect/>
                     </a:stretch>
@@ -10024,7 +13077,7 @@
                   <pic:spPr bwMode="auto">
                     <a:xfrm>
                       <a:off x="0" y="0"/>
-                      <a:ext cx="5334000" cy="3583353"/>
+                      <a:ext cx="5334000" cy="3610707"/>
                     </a:xfrm>
                     <a:prstGeom prst="rect">
                       <a:avLst/>
@@ -10284,7 +13337,7 @@
         <w:pStyle w:val="Compact"/>
         <w:numPr>
           <w:ilvl w:val="0"/>
-          <w:numId w:val="1009"/>
+          <w:numId w:val="1012"/>
         </w:numPr>
       </w:pPr>
       <w:r>
@@ -10342,408 +13395,6 @@
           <w:rFonts w:hint="eastAsia"/>
         </w:rPr>
         <w:t xml:space="preserve">自行控制</w:t>
-      </w:r>
-    </w:p>
-    <w:p>
-      <w:pPr>
-        <w:pStyle w:val="Compact"/>
-        <w:numPr>
-          <w:ilvl w:val="0"/>
-          <w:numId w:val="1009"/>
-        </w:numPr>
-      </w:pPr>
-      <w:r>
-        <w:rPr>
-          <w:rFonts w:hint="eastAsia"/>
-          <w:b/>
-          <w:bCs/>
-        </w:rPr>
-        <w:t xml:space="preserve">内部</w:t>
-      </w:r>
-      <w:r>
-        <w:rPr>
-          <w:b/>
-          <w:bCs/>
-        </w:rPr>
-        <w:t xml:space="preserve"> SN </w:t>
-      </w:r>
-      <w:r>
-        <w:rPr>
-          <w:rFonts w:hint="eastAsia"/>
-          <w:b/>
-          <w:bCs/>
-        </w:rPr>
-        <w:t xml:space="preserve">过站</w:t>
-      </w:r>
-      <w:r>
-        <w:rPr>
-          <w:rFonts w:hint="eastAsia"/>
-        </w:rPr>
-        <w:t xml:space="preserve">：客户</w:t>
-      </w:r>
-      <w:r>
-        <w:t xml:space="preserve"> SN </w:t>
-      </w:r>
-      <w:r>
-        <w:rPr>
-          <w:rFonts w:hint="eastAsia"/>
-        </w:rPr>
-        <w:t xml:space="preserve">已</w:t>
-      </w:r>
-      <w:r>
-        <w:t xml:space="preserve"> LINK </w:t>
-      </w:r>
-      <w:r>
-        <w:rPr>
-          <w:rFonts w:hint="eastAsia"/>
-        </w:rPr>
-        <w:t xml:space="preserve">的，MES</w:t>
-      </w:r>
-      <w:r>
-        <w:t xml:space="preserve"> </w:t>
-      </w:r>
-      <w:r>
-        <w:rPr>
-          <w:rFonts w:hint="eastAsia"/>
-        </w:rPr>
-        <w:t xml:space="preserve">侧不能转移，由</w:t>
-      </w:r>
-      <w:r>
-        <w:t xml:space="preserve"> MES </w:t>
-      </w:r>
-      <w:r>
-        <w:rPr>
-          <w:rFonts w:hint="eastAsia"/>
-        </w:rPr>
-        <w:t xml:space="preserve">自行处理；未</w:t>
-      </w:r>
-      <w:r>
-        <w:t xml:space="preserve"> LINK </w:t>
-      </w:r>
-      <w:r>
-        <w:rPr>
-          <w:rFonts w:hint="eastAsia"/>
-        </w:rPr>
-        <w:t xml:space="preserve">的直接转移</w:t>
-      </w:r>
-    </w:p>
-    <w:p>
-      <w:pPr>
-        <w:pStyle w:val="FirstParagraph"/>
-      </w:pPr>
-      <w:r>
-        <w:rPr>
-          <w:rFonts w:hint="eastAsia"/>
-          <w:b/>
-          <w:bCs/>
-        </w:rPr>
-        <w:t xml:space="preserve">跨组织转移</w:t>
-      </w:r>
-    </w:p>
-    <w:p>
-      <w:pPr>
-        <w:pStyle w:val="BodyText"/>
-      </w:pPr>
-      <w:r>
-        <w:rPr>
-          <w:rFonts w:hint="eastAsia"/>
-        </w:rPr>
-        <w:t xml:space="preserve">直接同步到新组织订单，</w:t>
-      </w:r>
-      <w:r>
-        <w:rPr>
-          <w:rFonts w:hint="eastAsia"/>
-          <w:b/>
-          <w:bCs/>
-        </w:rPr>
-        <w:t xml:space="preserve">不考虑原组织</w:t>
-      </w:r>
-      <w:r>
-        <w:rPr>
-          <w:b/>
-          <w:bCs/>
-        </w:rPr>
-        <w:t xml:space="preserve"> MES </w:t>
-      </w:r>
-      <w:r>
-        <w:rPr>
-          <w:rFonts w:hint="eastAsia"/>
-          <w:b/>
-          <w:bCs/>
-        </w:rPr>
-        <w:t xml:space="preserve">的</w:t>
-      </w:r>
-      <w:r>
-        <w:rPr>
-          <w:b/>
-          <w:bCs/>
-        </w:rPr>
-        <w:t xml:space="preserve"> SN </w:t>
-      </w:r>
-      <w:r>
-        <w:rPr>
-          <w:rFonts w:hint="eastAsia"/>
-          <w:b/>
-          <w:bCs/>
-        </w:rPr>
-        <w:t xml:space="preserve">数据</w:t>
-      </w:r>
-      <w:r>
-        <w:rPr>
-          <w:rFonts w:hint="eastAsia"/>
-        </w:rPr>
-        <w:t xml:space="preserve">：</w:t>
-      </w:r>
-    </w:p>
-    <w:p>
-      <w:pPr>
-        <w:pStyle w:val="Compact"/>
-        <w:numPr>
-          <w:ilvl w:val="0"/>
-          <w:numId w:val="1010"/>
-        </w:numPr>
-      </w:pPr>
-      <w:r>
-        <w:rPr>
-          <w:rFonts w:hint="eastAsia"/>
-          <w:b/>
-          <w:bCs/>
-        </w:rPr>
-        <w:t xml:space="preserve">转入建档</w:t>
-      </w:r>
-      <w:r>
-        <w:rPr>
-          <w:rFonts w:hint="eastAsia"/>
-        </w:rPr>
-        <w:t xml:space="preserve">：新组织</w:t>
-      </w:r>
-      <w:r>
-        <w:t xml:space="preserve"> MES </w:t>
-      </w:r>
-      <w:r>
-        <w:rPr>
-          <w:rFonts w:hint="eastAsia"/>
-        </w:rPr>
-        <w:t xml:space="preserve">本地无此</w:t>
-      </w:r>
-      <w:r>
-        <w:t xml:space="preserve"> </w:t>
-      </w:r>
-      <w:r>
-        <w:rPr>
-          <w:rFonts w:hint="eastAsia"/>
-        </w:rPr>
-        <w:t xml:space="preserve">SN，按收到的挂靠新增，无需与原组织核对</w:t>
-      </w:r>
-    </w:p>
-    <w:p>
-      <w:pPr>
-        <w:pStyle w:val="Compact"/>
-        <w:numPr>
-          <w:ilvl w:val="0"/>
-          <w:numId w:val="1010"/>
-        </w:numPr>
-      </w:pPr>
-      <w:r>
-        <w:rPr>
-          <w:rFonts w:hint="eastAsia"/>
-          <w:b/>
-          <w:bCs/>
-        </w:rPr>
-        <w:t xml:space="preserve">原组织停用</w:t>
-      </w:r>
-      <w:r>
-        <w:rPr>
-          <w:rFonts w:hint="eastAsia"/>
-        </w:rPr>
-        <w:t xml:space="preserve">：原组织</w:t>
-      </w:r>
-      <w:r>
-        <w:t xml:space="preserve"> MES </w:t>
-      </w:r>
-      <w:r>
-        <w:rPr>
-          <w:rFonts w:hint="eastAsia"/>
-        </w:rPr>
-        <w:t xml:space="preserve">无需同步、回滚或清理原数据链，只按转移批次标记「已转走」并停止打标，防止两个工厂使用同一</w:t>
-      </w:r>
-      <w:r>
-        <w:t xml:space="preserve"> SN</w:t>
-      </w:r>
-    </w:p>
-    <w:p>
-      <w:pPr>
-        <w:pStyle w:val="Compact"/>
-        <w:numPr>
-          <w:ilvl w:val="0"/>
-          <w:numId w:val="1010"/>
-        </w:numPr>
-      </w:pPr>
-      <w:r>
-        <w:rPr>
-          <w:rFonts w:hint="eastAsia"/>
-        </w:rPr>
-        <w:t xml:space="preserve">已打出的旧标签由原组织现场按「转出号清单」作废</w:t>
-      </w:r>
-    </w:p>
-    <w:bookmarkEnd w:id="48"/>
-    <w:bookmarkEnd w:id="49"/>
-    <w:bookmarkStart w:id="55" w:name="异常处理机制"/>
-    <w:p>
-      <w:pPr>
-        <w:pStyle w:val="Heading2"/>
-      </w:pPr>
-      <w:bookmarkStart w:id="9007" w:name="_toc7"/>
-      <w:r>
-        <w:t xml:space="preserve">6. </w:t>
-      </w:r>
-      <w:r>
-        <w:rPr>
-          <w:rFonts w:hint="eastAsia"/>
-        </w:rPr>
-        <w:t xml:space="preserve">异常处理机制</w:t>
-      </w:r>
-      <w:bookmarkEnd w:id="9007"/>
-    </w:p>
-    <w:bookmarkStart w:id="50" w:name="推送失败与重试"/>
-    <w:p>
-      <w:pPr>
-        <w:pStyle w:val="Heading3"/>
-      </w:pPr>
-      <w:r>
-        <w:t xml:space="preserve">6.1 </w:t>
-      </w:r>
-      <w:r>
-        <w:rPr>
-          <w:rFonts w:hint="eastAsia"/>
-        </w:rPr>
-        <w:t xml:space="preserve">推送失败与重试</w:t>
-      </w:r>
-    </w:p>
-    <w:p>
-      <w:pPr>
-        <w:pStyle w:val="Compact"/>
-        <w:numPr>
-          <w:ilvl w:val="0"/>
-          <w:numId w:val="1011"/>
-        </w:numPr>
-      </w:pPr>
-      <w:r>
-        <w:rPr>
-          <w:rFonts w:hint="eastAsia"/>
-        </w:rPr>
-        <w:t xml:space="preserve">推送超时、MES</w:t>
-      </w:r>
-      <w:r>
-        <w:t xml:space="preserve"> </w:t>
-      </w:r>
-      <w:r>
-        <w:rPr>
-          <w:rFonts w:hint="eastAsia"/>
-        </w:rPr>
-        <w:t xml:space="preserve">宕机、5xx、429、503：SN</w:t>
-      </w:r>
-      <w:r>
-        <w:t xml:space="preserve"> </w:t>
-      </w:r>
-      <w:r>
-        <w:rPr>
-          <w:rFonts w:hint="eastAsia"/>
-        </w:rPr>
-        <w:t xml:space="preserve">系统按</w:t>
-      </w:r>
-      <w:r>
-        <w:t xml:space="preserve"> 1、5、15 </w:t>
-      </w:r>
-      <w:r>
-        <w:rPr>
-          <w:rFonts w:hint="eastAsia"/>
-        </w:rPr>
-        <w:t xml:space="preserve">分钟重送同一批次，</w:t>
-      </w:r>
-      <w:r>
-        <w:rPr>
-          <w:rFonts w:hint="eastAsia"/>
-          <w:b/>
-          <w:bCs/>
-        </w:rPr>
-        <w:t xml:space="preserve">内容逐字节相同</w:t>
-      </w:r>
-    </w:p>
-    <w:p>
-      <w:pPr>
-        <w:pStyle w:val="Compact"/>
-        <w:numPr>
-          <w:ilvl w:val="0"/>
-          <w:numId w:val="1011"/>
-        </w:numPr>
-      </w:pPr>
-      <w:r>
-        <w:rPr>
-          <w:rFonts w:hint="eastAsia"/>
-        </w:rPr>
-        <w:t xml:space="preserve">重试用尽仍未确认时停止推送，在页面显示「继续推送」；MES</w:t>
-      </w:r>
-      <w:r>
-        <w:t xml:space="preserve"> </w:t>
-      </w:r>
-      <w:r>
-        <w:rPr>
-          <w:rFonts w:hint="eastAsia"/>
-        </w:rPr>
-        <w:t xml:space="preserve">恢复后也可直接拉取该批次</w:t>
-      </w:r>
-    </w:p>
-    <w:p>
-      <w:pPr>
-        <w:pStyle w:val="Compact"/>
-        <w:numPr>
-          <w:ilvl w:val="0"/>
-          <w:numId w:val="1011"/>
-        </w:numPr>
-      </w:pPr>
-      <w:r>
-        <w:t xml:space="preserve">MES </w:t>
-      </w:r>
-      <w:r>
-        <w:rPr>
-          <w:rFonts w:hint="eastAsia"/>
-        </w:rPr>
-        <w:t xml:space="preserve">无需特殊处理，按幂等去重（4.2</w:t>
-      </w:r>
-      <w:r>
-        <w:t xml:space="preserve"> </w:t>
-      </w:r>
-      <w:r>
-        <w:rPr>
-          <w:rFonts w:hint="eastAsia"/>
-        </w:rPr>
-        <w:t xml:space="preserve">步骤</w:t>
-      </w:r>
-      <w:r>
-        <w:t xml:space="preserve"> </w:t>
-      </w:r>
-      <w:r>
-        <w:rPr>
-          <w:rFonts w:hint="eastAsia"/>
-        </w:rPr>
-        <w:t xml:space="preserve">3）即可</w:t>
-      </w:r>
-    </w:p>
-    <w:bookmarkEnd w:id="50"/>
-    <w:bookmarkStart w:id="51" w:name="整批退回与重处理"/>
-    <w:p>
-      <w:pPr>
-        <w:pStyle w:val="Heading3"/>
-      </w:pPr>
-      <w:r>
-        <w:t xml:space="preserve">6.2 </w:t>
-      </w:r>
-      <w:r>
-        <w:rPr>
-          <w:rFonts w:hint="eastAsia"/>
-        </w:rPr>
-        <w:t xml:space="preserve">整批退回与重处理</w:t>
       </w:r>
     </w:p>
     <w:p>
@@ -10755,152 +13406,146 @@
         </w:numPr>
       </w:pPr>
       <w:r>
-        <w:t xml:space="preserve">MES </w:t>
-      </w:r>
-      <w:r>
-        <w:rPr>
-          <w:rFonts w:hint="eastAsia"/>
-        </w:rPr>
-        <w:t xml:space="preserve">无法处理时回执</w:t>
+        <w:rPr>
+          <w:rFonts w:hint="eastAsia"/>
+          <w:b/>
+          <w:bCs/>
+        </w:rPr>
+        <w:t xml:space="preserve">内部</w:t>
+      </w:r>
+      <w:r>
+        <w:rPr>
+          <w:b/>
+          <w:bCs/>
+        </w:rPr>
+        <w:t xml:space="preserve"> SN </w:t>
+      </w:r>
+      <w:r>
+        <w:rPr>
+          <w:rFonts w:hint="eastAsia"/>
+          <w:b/>
+          <w:bCs/>
+        </w:rPr>
+        <w:t xml:space="preserve">过站</w:t>
+      </w:r>
+      <w:r>
+        <w:rPr>
+          <w:rFonts w:hint="eastAsia"/>
+        </w:rPr>
+        <w:t xml:space="preserve">：客户</w:t>
+      </w:r>
+      <w:r>
+        <w:t xml:space="preserve"> SN </w:t>
+      </w:r>
+      <w:r>
+        <w:rPr>
+          <w:rFonts w:hint="eastAsia"/>
+        </w:rPr>
+        <w:t xml:space="preserve">已</w:t>
+      </w:r>
+      <w:r>
+        <w:t xml:space="preserve"> LINK </w:t>
+      </w:r>
+      <w:r>
+        <w:rPr>
+          <w:rFonts w:hint="eastAsia"/>
+        </w:rPr>
+        <w:t xml:space="preserve">的，MES</w:t>
       </w:r>
       <w:r>
         <w:t xml:space="preserve"> </w:t>
       </w:r>
       <w:r>
         <w:rPr>
-          <w:rStyle w:val="VerbatimChar"/>
-        </w:rPr>
-        <w:t xml:space="preserve">NG</w:t>
-      </w:r>
-      <w:r>
-        <w:rPr>
-          <w:rFonts w:hint="eastAsia"/>
-        </w:rPr>
-        <w:t xml:space="preserve">，在</w:t>
-      </w:r>
-      <w:r>
-        <w:t xml:space="preserve"> </w:t>
-      </w:r>
-      <w:r>
-        <w:rPr>
-          <w:rStyle w:val="VerbatimChar"/>
-        </w:rPr>
-        <w:t xml:space="preserve">message</w:t>
-      </w:r>
-      <w:r>
-        <w:t xml:space="preserve"> </w:t>
-      </w:r>
-      <w:r>
-        <w:rPr>
-          <w:rFonts w:hint="eastAsia"/>
-        </w:rPr>
-        <w:t xml:space="preserve">写明原因（显示在总部页面上）；同一</w:t>
-      </w:r>
-      <w:r>
-        <w:t xml:space="preserve"> PI </w:t>
-      </w:r>
-      <w:r>
-        <w:rPr>
-          <w:rFonts w:hint="eastAsia"/>
-        </w:rPr>
-        <w:t xml:space="preserve">的后续推送随即暂停</w:t>
+          <w:rFonts w:hint="eastAsia"/>
+        </w:rPr>
+        <w:t xml:space="preserve">侧不能转移，由</w:t>
+      </w:r>
+      <w:r>
+        <w:t xml:space="preserve"> MES </w:t>
+      </w:r>
+      <w:r>
+        <w:rPr>
+          <w:rFonts w:hint="eastAsia"/>
+        </w:rPr>
+        <w:t xml:space="preserve">自行处理；未</w:t>
+      </w:r>
+      <w:r>
+        <w:t xml:space="preserve"> LINK </w:t>
+      </w:r>
+      <w:r>
+        <w:rPr>
+          <w:rFonts w:hint="eastAsia"/>
+        </w:rPr>
+        <w:t xml:space="preserve">的直接转移</w:t>
       </w:r>
     </w:p>
     <w:p>
       <w:pPr>
-        <w:pStyle w:val="Compact"/>
-        <w:numPr>
-          <w:ilvl w:val="0"/>
-          <w:numId w:val="1012"/>
-        </w:numPr>
+        <w:pStyle w:val="FirstParagraph"/>
       </w:pPr>
       <w:r>
-        <w:t xml:space="preserve">MES </w:t>
-      </w:r>
-      <w:r>
-        <w:rPr>
-          <w:rFonts w:hint="eastAsia"/>
-        </w:rPr>
-        <w:t xml:space="preserve">修正后：调</w:t>
-      </w:r>
-      <w:r>
-        <w:t xml:space="preserve"> ③ </w:t>
-      </w:r>
-      <w:r>
-        <w:rPr>
-          <w:rFonts w:hint="eastAsia"/>
-        </w:rPr>
-        <w:t xml:space="preserve">带</w:t>
-      </w:r>
-      <w:r>
-        <w:t xml:space="preserve"> </w:t>
-      </w:r>
-      <w:r>
-        <w:rPr>
-          <w:rStyle w:val="VerbatimChar"/>
-        </w:rPr>
-        <w:t xml:space="preserve">batchNo</w:t>
-      </w:r>
-      <w:r>
-        <w:t xml:space="preserve"> </w:t>
-      </w:r>
-      <w:r>
-        <w:rPr>
-          <w:rFonts w:hint="eastAsia"/>
-        </w:rPr>
-        <w:t xml:space="preserve">拉取该批次</w:t>
-      </w:r>
-      <w:r>
-        <w:t xml:space="preserve"> → </w:t>
-      </w:r>
-      <w:r>
-        <w:rPr>
-          <w:rFonts w:hint="eastAsia"/>
-        </w:rPr>
-        <w:t xml:space="preserve">重新处理</w:t>
-      </w:r>
-      <w:r>
-        <w:t xml:space="preserve"> → </w:t>
-      </w:r>
-      <w:r>
-        <w:rPr>
-          <w:rFonts w:hint="eastAsia"/>
-        </w:rPr>
-        <w:t xml:space="preserve">调</w:t>
-      </w:r>
-      <w:r>
-        <w:t xml:space="preserve"> ④ </w:t>
-      </w:r>
-      <w:r>
-        <w:rPr>
-          <w:rFonts w:hint="eastAsia"/>
-        </w:rPr>
-        <w:t xml:space="preserve">提交回执</w:t>
-      </w:r>
-      <w:r>
-        <w:t xml:space="preserve"> → </w:t>
-      </w:r>
-      <w:r>
-        <w:rPr>
-          <w:rFonts w:hint="eastAsia"/>
-        </w:rPr>
-        <w:t xml:space="preserve">请总部「继续推送」</w:t>
+        <w:rPr>
+          <w:rFonts w:hint="eastAsia"/>
+          <w:b/>
+          <w:bCs/>
+        </w:rPr>
+        <w:t xml:space="preserve">跨组织转移</w:t>
       </w:r>
     </w:p>
-    <w:bookmarkEnd w:id="51"/>
-    <w:bookmarkStart w:id="52" w:name="批次作废"/>
     <w:p>
       <w:pPr>
-        <w:pStyle w:val="Heading3"/>
+        <w:pStyle w:val="BodyText"/>
       </w:pPr>
       <w:r>
-        <w:t xml:space="preserve">6.3 </w:t>
-      </w:r>
-      <w:r>
-        <w:rPr>
-          <w:rFonts w:hint="eastAsia"/>
-        </w:rPr>
-        <w:t xml:space="preserve">批次作废</w:t>
+        <w:rPr>
+          <w:rFonts w:hint="eastAsia"/>
+        </w:rPr>
+        <w:t xml:space="preserve">直接同步到新组织订单，</w:t>
+      </w:r>
+      <w:r>
+        <w:rPr>
+          <w:rFonts w:hint="eastAsia"/>
+          <w:b/>
+          <w:bCs/>
+        </w:rPr>
+        <w:t xml:space="preserve">不考虑原组织</w:t>
+      </w:r>
+      <w:r>
+        <w:rPr>
+          <w:b/>
+          <w:bCs/>
+        </w:rPr>
+        <w:t xml:space="preserve"> MES </w:t>
+      </w:r>
+      <w:r>
+        <w:rPr>
+          <w:rFonts w:hint="eastAsia"/>
+          <w:b/>
+          <w:bCs/>
+        </w:rPr>
+        <w:t xml:space="preserve">的</w:t>
+      </w:r>
+      <w:r>
+        <w:rPr>
+          <w:b/>
+          <w:bCs/>
+        </w:rPr>
+        <w:t xml:space="preserve"> SN </w:t>
+      </w:r>
+      <w:r>
+        <w:rPr>
+          <w:rFonts w:hint="eastAsia"/>
+          <w:b/>
+          <w:bCs/>
+        </w:rPr>
+        <w:t xml:space="preserve">数据</w:t>
+      </w:r>
+      <w:r>
+        <w:rPr>
+          <w:rFonts w:hint="eastAsia"/>
+        </w:rPr>
+        <w:t xml:space="preserve">：</w:t>
       </w:r>
     </w:p>
     <w:p>
@@ -10914,29 +13559,34 @@
       <w:r>
         <w:rPr>
           <w:rFonts w:hint="eastAsia"/>
-        </w:rPr>
-        <w:t xml:space="preserve">总部作废批次后，③</w:t>
-      </w:r>
-      <w:r>
-        <w:t xml:space="preserve"> ④ </w:t>
-      </w:r>
-      <w:r>
-        <w:rPr>
-          <w:rFonts w:hint="eastAsia"/>
-        </w:rPr>
-        <w:t xml:space="preserve">对该批次返回</w:t>
-      </w:r>
-      <w:r>
-        <w:t xml:space="preserve"> 409</w:t>
+          <w:b/>
+          <w:bCs/>
+        </w:rPr>
+        <w:t xml:space="preserve">转入建档</w:t>
+      </w:r>
+      <w:r>
+        <w:rPr>
+          <w:rFonts w:hint="eastAsia"/>
+        </w:rPr>
+        <w:t xml:space="preserve">：新组织</w:t>
+      </w:r>
+      <w:r>
+        <w:t xml:space="preserve"> MES </w:t>
+      </w:r>
+      <w:r>
+        <w:rPr>
+          <w:rFonts w:hint="eastAsia"/>
+        </w:rPr>
+        <w:t xml:space="preserve">本地无此</w:t>
       </w:r>
       <w:r>
         <w:t xml:space="preserve"> </w:t>
       </w:r>
       <w:r>
         <w:rPr>
-          <w:rStyle w:val="VerbatimChar"/>
-        </w:rPr>
-        <w:t xml:space="preserve">BATCH_VOIDED</w:t>
+          <w:rFonts w:hint="eastAsia"/>
+        </w:rPr>
+        <w:t xml:space="preserve">SN，按收到的挂靠新增，无需与原组织核对</w:t>
       </w:r>
     </w:p>
     <w:p>
@@ -10948,55 +13598,79 @@
         </w:numPr>
       </w:pPr>
       <w:r>
-        <w:t xml:space="preserve">MES </w:t>
-      </w:r>
-      <w:r>
-        <w:rPr>
-          <w:rFonts w:hint="eastAsia"/>
-        </w:rPr>
-        <w:t xml:space="preserve">丢弃该批次，</w:t>
-      </w:r>
-      <w:r>
         <w:rPr>
           <w:rFonts w:hint="eastAsia"/>
           <w:b/>
           <w:bCs/>
         </w:rPr>
-        <w:t xml:space="preserve">不得</w:t>
-      </w:r>
-      <w:r>
-        <w:rPr>
-          <w:rFonts w:hint="eastAsia"/>
-        </w:rPr>
-        <w:t xml:space="preserve">用本地缓存继续处理；其中的</w:t>
-      </w:r>
-      <w:r>
-        <w:t xml:space="preserve"> SN </w:t>
-      </w:r>
-      <w:r>
-        <w:rPr>
-          <w:rFonts w:hint="eastAsia"/>
-        </w:rPr>
-        <w:t xml:space="preserve">会重新组批送达</w:t>
+        <w:t xml:space="preserve">原组织停用</w:t>
+      </w:r>
+      <w:r>
+        <w:rPr>
+          <w:rFonts w:hint="eastAsia"/>
+        </w:rPr>
+        <w:t xml:space="preserve">：原组织</w:t>
+      </w:r>
+      <w:r>
+        <w:t xml:space="preserve"> MES </w:t>
+      </w:r>
+      <w:r>
+        <w:rPr>
+          <w:rFonts w:hint="eastAsia"/>
+        </w:rPr>
+        <w:t xml:space="preserve">无需同步、回滚或清理原数据链，只按转移批次标记「已转走」并停止打标，防止两个工厂使用同一</w:t>
+      </w:r>
+      <w:r>
+        <w:t xml:space="preserve"> SN</w:t>
       </w:r>
     </w:p>
-    <w:bookmarkEnd w:id="52"/>
-    <w:bookmarkStart w:id="53" w:name="版本较旧的-sn"/>
+    <w:p>
+      <w:pPr>
+        <w:pStyle w:val="Compact"/>
+        <w:numPr>
+          <w:ilvl w:val="0"/>
+          <w:numId w:val="1013"/>
+        </w:numPr>
+      </w:pPr>
+      <w:r>
+        <w:rPr>
+          <w:rFonts w:hint="eastAsia"/>
+        </w:rPr>
+        <w:t xml:space="preserve">已打出的旧标签由原组织现场按「转出号清单」作废</w:t>
+      </w:r>
+    </w:p>
+    <w:bookmarkEnd w:id="49"/>
+    <w:bookmarkEnd w:id="50"/>
+    <w:bookmarkStart w:id="56" w:name="异常处理机制"/>
+    <w:p>
+      <w:pPr>
+        <w:pStyle w:val="Heading2"/>
+      </w:pPr>
+      <w:bookmarkStart w:id="9007" w:name="_toc7"/>
+      <w:r>
+        <w:t xml:space="preserve">6. </w:t>
+      </w:r>
+      <w:r>
+        <w:rPr>
+          <w:rFonts w:hint="eastAsia"/>
+        </w:rPr>
+        <w:t xml:space="preserve">异常处理机制</w:t>
+      </w:r>
+      <w:bookmarkEnd w:id="9007"/>
+    </w:p>
+    <w:bookmarkStart w:id="51" w:name="推送失败与重试"/>
     <w:p>
       <w:pPr>
         <w:pStyle w:val="Heading3"/>
       </w:pPr>
       <w:r>
-        <w:t xml:space="preserve">6.4 </w:t>
-      </w:r>
-      <w:r>
-        <w:rPr>
-          <w:rFonts w:hint="eastAsia"/>
-        </w:rPr>
-        <w:t xml:space="preserve">版本较旧的</w:t>
-      </w:r>
-      <w:r>
-        <w:t xml:space="preserve"> SN</w:t>
+        <w:t xml:space="preserve">6.1 </w:t>
+      </w:r>
+      <w:r>
+        <w:rPr>
+          <w:rFonts w:hint="eastAsia"/>
+        </w:rPr>
+        <w:t xml:space="preserve">推送失败与重试</w:t>
       </w:r>
     </w:p>
     <w:p>
@@ -11011,25 +13685,16 @@
         <w:rPr>
           <w:rFonts w:hint="eastAsia"/>
         </w:rPr>
-        <w:t xml:space="preserve">批次中某枚</w:t>
-      </w:r>
-      <w:r>
-        <w:t xml:space="preserve"> SN </w:t>
-      </w:r>
-      <w:r>
-        <w:rPr>
-          <w:rFonts w:hint="eastAsia"/>
-        </w:rPr>
-        <w:t xml:space="preserve">的</w:t>
+        <w:t xml:space="preserve">推送超时、MES</w:t>
       </w:r>
       <w:r>
         <w:t xml:space="preserve"> </w:t>
       </w:r>
       <w:r>
         <w:rPr>
-          <w:rStyle w:val="VerbatimChar"/>
-        </w:rPr>
-        <w:t xml:space="preserve">rev</w:t>
+          <w:rFonts w:hint="eastAsia"/>
+        </w:rPr>
+        <w:t xml:space="preserve">宕机、5xx、429、503：SN</w:t>
       </w:r>
       <w:r>
         <w:t xml:space="preserve"> </w:t>
@@ -11038,40 +13703,24 @@
         <w:rPr>
           <w:rFonts w:hint="eastAsia"/>
         </w:rPr>
-        <w:t xml:space="preserve">小于本地时，MES</w:t>
-      </w:r>
-      <w:r>
-        <w:t xml:space="preserve"> </w:t>
-      </w:r>
-      <w:r>
-        <w:rPr>
-          <w:rFonts w:hint="eastAsia"/>
-        </w:rPr>
-        <w:t xml:space="preserve">跳过该枚、保留本地数据，整批照常回</w:t>
-      </w:r>
-      <w:r>
-        <w:t xml:space="preserve"> </w:t>
-      </w:r>
-      <w:r>
-        <w:rPr>
-          <w:rStyle w:val="VerbatimChar"/>
-        </w:rPr>
-        <w:t xml:space="preserve">OK</w:t>
-      </w:r>
-      <w:r>
-        <w:rPr>
-          <w:rFonts w:hint="eastAsia"/>
-        </w:rPr>
-        <w:t xml:space="preserve">，无需告知</w:t>
-      </w:r>
-      <w:r>
-        <w:t xml:space="preserve"> SN </w:t>
-      </w:r>
-      <w:r>
-        <w:rPr>
-          <w:rFonts w:hint="eastAsia"/>
-        </w:rPr>
-        <w:t xml:space="preserve">系统</w:t>
+        <w:t xml:space="preserve">系统按</w:t>
+      </w:r>
+      <w:r>
+        <w:t xml:space="preserve"> 1、5、15 </w:t>
+      </w:r>
+      <w:r>
+        <w:rPr>
+          <w:rFonts w:hint="eastAsia"/>
+        </w:rPr>
+        <w:t xml:space="preserve">分钟重送同一批次，</w:t>
+      </w:r>
+      <w:r>
+        <w:rPr>
+          <w:rFonts w:hint="eastAsia"/>
+          <w:b/>
+          <w:bCs/>
+        </w:rPr>
+        <w:t xml:space="preserve">内容逐字节相同</w:t>
       </w:r>
     </w:p>
     <w:p>
@@ -11086,7 +13735,7 @@
         <w:rPr>
           <w:rFonts w:hint="eastAsia"/>
         </w:rPr>
-        <w:t xml:space="preserve">正常情况下不会出现（5.3）；MES</w:t>
+        <w:t xml:space="preserve">重试用尽仍未确认时停止推送，在页面显示「继续推送」；MES</w:t>
       </w:r>
       <w:r>
         <w:t xml:space="preserve"> </w:t>
@@ -11095,34 +13744,34 @@
         <w:rPr>
           <w:rFonts w:hint="eastAsia"/>
         </w:rPr>
-        <w:t xml:space="preserve">侧如需排查，可用</w:t>
-      </w:r>
-      <w:r>
-        <w:t xml:space="preserve"> ⑤ </w:t>
-      </w:r>
-      <w:r>
-        <w:rPr>
-          <w:rFonts w:hint="eastAsia"/>
-        </w:rPr>
-        <w:t xml:space="preserve">查询</w:t>
-      </w:r>
-      <w:r>
-        <w:t xml:space="preserve"> SN </w:t>
-      </w:r>
-      <w:r>
-        <w:rPr>
-          <w:rFonts w:hint="eastAsia"/>
-        </w:rPr>
-        <w:t xml:space="preserve">系统当前的</w:t>
+        <w:t xml:space="preserve">恢复后也可直接拉取该批次</w:t>
+      </w:r>
+    </w:p>
+    <w:p>
+      <w:pPr>
+        <w:pStyle w:val="Compact"/>
+        <w:numPr>
+          <w:ilvl w:val="0"/>
+          <w:numId w:val="1014"/>
+        </w:numPr>
+      </w:pPr>
+      <w:r>
+        <w:t xml:space="preserve">MES </w:t>
+      </w:r>
+      <w:r>
+        <w:rPr>
+          <w:rFonts w:hint="eastAsia"/>
+        </w:rPr>
+        <w:t xml:space="preserve">无需特殊处理，按幂等去重（4.2</w:t>
       </w:r>
       <w:r>
         <w:t xml:space="preserve"> </w:t>
       </w:r>
       <w:r>
         <w:rPr>
-          <w:rStyle w:val="VerbatimChar"/>
-        </w:rPr>
-        <w:t xml:space="preserve">rev</w:t>
+          <w:rFonts w:hint="eastAsia"/>
+        </w:rPr>
+        <w:t xml:space="preserve">步骤</w:t>
       </w:r>
       <w:r>
         <w:t xml:space="preserve"> </w:t>
@@ -11131,23 +13780,23 @@
         <w:rPr>
           <w:rFonts w:hint="eastAsia"/>
         </w:rPr>
-        <w:t xml:space="preserve">与挂靠</w:t>
+        <w:t xml:space="preserve">3）即可</w:t>
       </w:r>
     </w:p>
-    <w:bookmarkEnd w:id="53"/>
-    <w:bookmarkStart w:id="54" w:name="回执长期缺失"/>
+    <w:bookmarkEnd w:id="51"/>
+    <w:bookmarkStart w:id="52" w:name="整批退回与重处理"/>
     <w:p>
       <w:pPr>
         <w:pStyle w:val="Heading3"/>
       </w:pPr>
       <w:r>
-        <w:t xml:space="preserve">6.5 </w:t>
-      </w:r>
-      <w:r>
-        <w:rPr>
-          <w:rFonts w:hint="eastAsia"/>
-        </w:rPr>
-        <w:t xml:space="preserve">回执长期缺失</w:t>
+        <w:t xml:space="preserve">6.2 </w:t>
+      </w:r>
+      <w:r>
+        <w:rPr>
+          <w:rFonts w:hint="eastAsia"/>
+        </w:rPr>
+        <w:t xml:space="preserve">整批退回与重处理</w:t>
       </w:r>
     </w:p>
     <w:p>
@@ -11159,19 +13808,55 @@
         </w:numPr>
       </w:pPr>
       <w:r>
-        <w:rPr>
-          <w:rFonts w:hint="eastAsia"/>
-        </w:rPr>
-        <w:t xml:space="preserve">批次长期无法回执时，MES</w:t>
+        <w:t xml:space="preserve">MES </w:t>
+      </w:r>
+      <w:r>
+        <w:rPr>
+          <w:rFonts w:hint="eastAsia"/>
+        </w:rPr>
+        <w:t xml:space="preserve">无法处理时回执</w:t>
       </w:r>
       <w:r>
         <w:t xml:space="preserve"> </w:t>
       </w:r>
       <w:r>
         <w:rPr>
-          <w:rFonts w:hint="eastAsia"/>
-        </w:rPr>
-        <w:t xml:space="preserve">书面告知总部是否已入库</w:t>
+          <w:rStyle w:val="VerbatimChar"/>
+        </w:rPr>
+        <w:t xml:space="preserve">NG</w:t>
+      </w:r>
+      <w:r>
+        <w:rPr>
+          <w:rFonts w:hint="eastAsia"/>
+        </w:rPr>
+        <w:t xml:space="preserve">，在</w:t>
+      </w:r>
+      <w:r>
+        <w:t xml:space="preserve"> </w:t>
+      </w:r>
+      <w:r>
+        <w:rPr>
+          <w:rStyle w:val="VerbatimChar"/>
+        </w:rPr>
+        <w:t xml:space="preserve">message</w:t>
+      </w:r>
+      <w:r>
+        <w:t xml:space="preserve"> </w:t>
+      </w:r>
+      <w:r>
+        <w:rPr>
+          <w:rFonts w:hint="eastAsia"/>
+        </w:rPr>
+        <w:t xml:space="preserve">写明原因（显示在总部页面上）；同一</w:t>
+      </w:r>
+      <w:r>
+        <w:t xml:space="preserve"> PI </w:t>
+      </w:r>
+      <w:r>
+        <w:rPr>
+          <w:rFonts w:hint="eastAsia"/>
+        </w:rPr>
+        <w:t xml:space="preserve">的后续推送随即暂停</w:t>
       </w:r>
     </w:p>
     <w:p>
@@ -11183,19 +13868,31 @@
         </w:numPr>
       </w:pPr>
       <w:r>
-        <w:rPr>
-          <w:rFonts w:hint="eastAsia"/>
-        </w:rPr>
-        <w:t xml:space="preserve">已入库：总部「人工确认」，SN</w:t>
+        <w:t xml:space="preserve">MES </w:t>
+      </w:r>
+      <w:r>
+        <w:rPr>
+          <w:rFonts w:hint="eastAsia"/>
+        </w:rPr>
+        <w:t xml:space="preserve">修正后：调</w:t>
+      </w:r>
+      <w:r>
+        <w:t xml:space="preserve"> ③ </w:t>
+      </w:r>
+      <w:r>
+        <w:rPr>
+          <w:rFonts w:hint="eastAsia"/>
+        </w:rPr>
+        <w:t xml:space="preserve">带</w:t>
       </w:r>
       <w:r>
         <w:t xml:space="preserve"> </w:t>
       </w:r>
       <w:r>
         <w:rPr>
-          <w:rFonts w:hint="eastAsia"/>
-        </w:rPr>
-        <w:t xml:space="preserve">变为已推送；未处理：总部「作废」，SN</w:t>
+          <w:rStyle w:val="VerbatimChar"/>
+        </w:rPr>
+        <w:t xml:space="preserve">batchNo</w:t>
       </w:r>
       <w:r>
         <w:t xml:space="preserve"> </w:t>
@@ -11204,7 +13901,59 @@
         <w:rPr>
           <w:rFonts w:hint="eastAsia"/>
         </w:rPr>
-        <w:t xml:space="preserve">重新组批</w:t>
+        <w:t xml:space="preserve">拉取该批次</w:t>
+      </w:r>
+      <w:r>
+        <w:t xml:space="preserve"> → </w:t>
+      </w:r>
+      <w:r>
+        <w:rPr>
+          <w:rFonts w:hint="eastAsia"/>
+        </w:rPr>
+        <w:t xml:space="preserve">重新处理</w:t>
+      </w:r>
+      <w:r>
+        <w:t xml:space="preserve"> → </w:t>
+      </w:r>
+      <w:r>
+        <w:rPr>
+          <w:rFonts w:hint="eastAsia"/>
+        </w:rPr>
+        <w:t xml:space="preserve">调</w:t>
+      </w:r>
+      <w:r>
+        <w:t xml:space="preserve"> ④ </w:t>
+      </w:r>
+      <w:r>
+        <w:rPr>
+          <w:rFonts w:hint="eastAsia"/>
+        </w:rPr>
+        <w:t xml:space="preserve">提交回执</w:t>
+      </w:r>
+      <w:r>
+        <w:t xml:space="preserve"> → </w:t>
+      </w:r>
+      <w:r>
+        <w:rPr>
+          <w:rFonts w:hint="eastAsia"/>
+        </w:rPr>
+        <w:t xml:space="preserve">请总部「继续推送」</w:t>
+      </w:r>
+    </w:p>
+    <w:bookmarkEnd w:id="52"/>
+    <w:bookmarkStart w:id="53" w:name="批次作废"/>
+    <w:p>
+      <w:pPr>
+        <w:pStyle w:val="Heading3"/>
+      </w:pPr>
+      <w:r>
+        <w:t xml:space="preserve">6.3 </w:t>
+      </w:r>
+      <w:r>
+        <w:rPr>
+          <w:rFonts w:hint="eastAsia"/>
+        </w:rPr>
+        <w:t xml:space="preserve">批次作废</w:t>
       </w:r>
     </w:p>
     <w:p>
@@ -11212,7 +13961,311 @@
         <w:pStyle w:val="Compact"/>
         <w:numPr>
           <w:ilvl w:val="0"/>
-          <w:numId w:val="1015"/>
+          <w:numId w:val="1016"/>
+        </w:numPr>
+      </w:pPr>
+      <w:r>
+        <w:rPr>
+          <w:rFonts w:hint="eastAsia"/>
+        </w:rPr>
+        <w:t xml:space="preserve">总部作废批次后，③</w:t>
+      </w:r>
+      <w:r>
+        <w:t xml:space="preserve"> ④ </w:t>
+      </w:r>
+      <w:r>
+        <w:rPr>
+          <w:rFonts w:hint="eastAsia"/>
+        </w:rPr>
+        <w:t xml:space="preserve">对该批次返回</w:t>
+      </w:r>
+      <w:r>
+        <w:t xml:space="preserve"> 409</w:t>
+      </w:r>
+      <w:r>
+        <w:t xml:space="preserve"> </w:t>
+      </w:r>
+      <w:r>
+        <w:rPr>
+          <w:rStyle w:val="VerbatimChar"/>
+        </w:rPr>
+        <w:t xml:space="preserve">BATCH_VOIDED</w:t>
+      </w:r>
+    </w:p>
+    <w:p>
+      <w:pPr>
+        <w:pStyle w:val="Compact"/>
+        <w:numPr>
+          <w:ilvl w:val="0"/>
+          <w:numId w:val="1016"/>
+        </w:numPr>
+      </w:pPr>
+      <w:r>
+        <w:t xml:space="preserve">MES </w:t>
+      </w:r>
+      <w:r>
+        <w:rPr>
+          <w:rFonts w:hint="eastAsia"/>
+        </w:rPr>
+        <w:t xml:space="preserve">丢弃该批次，</w:t>
+      </w:r>
+      <w:r>
+        <w:rPr>
+          <w:rFonts w:hint="eastAsia"/>
+          <w:b/>
+          <w:bCs/>
+        </w:rPr>
+        <w:t xml:space="preserve">不得</w:t>
+      </w:r>
+      <w:r>
+        <w:rPr>
+          <w:rFonts w:hint="eastAsia"/>
+        </w:rPr>
+        <w:t xml:space="preserve">用本地缓存继续处理；其中的</w:t>
+      </w:r>
+      <w:r>
+        <w:t xml:space="preserve"> SN </w:t>
+      </w:r>
+      <w:r>
+        <w:rPr>
+          <w:rFonts w:hint="eastAsia"/>
+        </w:rPr>
+        <w:t xml:space="preserve">会重新组批送达</w:t>
+      </w:r>
+    </w:p>
+    <w:bookmarkEnd w:id="53"/>
+    <w:bookmarkStart w:id="54" w:name="版本较旧的-sn"/>
+    <w:p>
+      <w:pPr>
+        <w:pStyle w:val="Heading3"/>
+      </w:pPr>
+      <w:r>
+        <w:t xml:space="preserve">6.4 </w:t>
+      </w:r>
+      <w:r>
+        <w:rPr>
+          <w:rFonts w:hint="eastAsia"/>
+        </w:rPr>
+        <w:t xml:space="preserve">版本较旧的</w:t>
+      </w:r>
+      <w:r>
+        <w:t xml:space="preserve"> SN</w:t>
+      </w:r>
+    </w:p>
+    <w:p>
+      <w:pPr>
+        <w:pStyle w:val="Compact"/>
+        <w:numPr>
+          <w:ilvl w:val="0"/>
+          <w:numId w:val="1017"/>
+        </w:numPr>
+      </w:pPr>
+      <w:r>
+        <w:rPr>
+          <w:rFonts w:hint="eastAsia"/>
+        </w:rPr>
+        <w:t xml:space="preserve">批次中某枚</w:t>
+      </w:r>
+      <w:r>
+        <w:t xml:space="preserve"> SN </w:t>
+      </w:r>
+      <w:r>
+        <w:rPr>
+          <w:rFonts w:hint="eastAsia"/>
+        </w:rPr>
+        <w:t xml:space="preserve">的</w:t>
+      </w:r>
+      <w:r>
+        <w:t xml:space="preserve"> </w:t>
+      </w:r>
+      <w:r>
+        <w:rPr>
+          <w:rStyle w:val="VerbatimChar"/>
+        </w:rPr>
+        <w:t xml:space="preserve">rev</w:t>
+      </w:r>
+      <w:r>
+        <w:t xml:space="preserve"> </w:t>
+      </w:r>
+      <w:r>
+        <w:rPr>
+          <w:rFonts w:hint="eastAsia"/>
+        </w:rPr>
+        <w:t xml:space="preserve">小于本地时，MES</w:t>
+      </w:r>
+      <w:r>
+        <w:t xml:space="preserve"> </w:t>
+      </w:r>
+      <w:r>
+        <w:rPr>
+          <w:rFonts w:hint="eastAsia"/>
+        </w:rPr>
+        <w:t xml:space="preserve">跳过该枚、保留本地数据，整批照常回</w:t>
+      </w:r>
+      <w:r>
+        <w:t xml:space="preserve"> </w:t>
+      </w:r>
+      <w:r>
+        <w:rPr>
+          <w:rStyle w:val="VerbatimChar"/>
+        </w:rPr>
+        <w:t xml:space="preserve">OK</w:t>
+      </w:r>
+      <w:r>
+        <w:rPr>
+          <w:rFonts w:hint="eastAsia"/>
+        </w:rPr>
+        <w:t xml:space="preserve">，无需告知</w:t>
+      </w:r>
+      <w:r>
+        <w:t xml:space="preserve"> SN </w:t>
+      </w:r>
+      <w:r>
+        <w:rPr>
+          <w:rFonts w:hint="eastAsia"/>
+        </w:rPr>
+        <w:t xml:space="preserve">系统</w:t>
+      </w:r>
+    </w:p>
+    <w:p>
+      <w:pPr>
+        <w:pStyle w:val="Compact"/>
+        <w:numPr>
+          <w:ilvl w:val="0"/>
+          <w:numId w:val="1017"/>
+        </w:numPr>
+      </w:pPr>
+      <w:r>
+        <w:rPr>
+          <w:rFonts w:hint="eastAsia"/>
+        </w:rPr>
+        <w:t xml:space="preserve">正常情况下不会出现（5.3）；MES</w:t>
+      </w:r>
+      <w:r>
+        <w:t xml:space="preserve"> </w:t>
+      </w:r>
+      <w:r>
+        <w:rPr>
+          <w:rFonts w:hint="eastAsia"/>
+        </w:rPr>
+        <w:t xml:space="preserve">侧如需排查，可用</w:t>
+      </w:r>
+      <w:r>
+        <w:t xml:space="preserve"> ⑤ </w:t>
+      </w:r>
+      <w:r>
+        <w:rPr>
+          <w:rFonts w:hint="eastAsia"/>
+        </w:rPr>
+        <w:t xml:space="preserve">查询</w:t>
+      </w:r>
+      <w:r>
+        <w:t xml:space="preserve"> SN </w:t>
+      </w:r>
+      <w:r>
+        <w:rPr>
+          <w:rFonts w:hint="eastAsia"/>
+        </w:rPr>
+        <w:t xml:space="preserve">系统当前的</w:t>
+      </w:r>
+      <w:r>
+        <w:t xml:space="preserve"> </w:t>
+      </w:r>
+      <w:r>
+        <w:rPr>
+          <w:rStyle w:val="VerbatimChar"/>
+        </w:rPr>
+        <w:t xml:space="preserve">rev</w:t>
+      </w:r>
+      <w:r>
+        <w:t xml:space="preserve"> </w:t>
+      </w:r>
+      <w:r>
+        <w:rPr>
+          <w:rFonts w:hint="eastAsia"/>
+        </w:rPr>
+        <w:t xml:space="preserve">与挂靠</w:t>
+      </w:r>
+    </w:p>
+    <w:bookmarkEnd w:id="54"/>
+    <w:bookmarkStart w:id="55" w:name="回执长期缺失"/>
+    <w:p>
+      <w:pPr>
+        <w:pStyle w:val="Heading3"/>
+      </w:pPr>
+      <w:r>
+        <w:t xml:space="preserve">6.5 </w:t>
+      </w:r>
+      <w:r>
+        <w:rPr>
+          <w:rFonts w:hint="eastAsia"/>
+        </w:rPr>
+        <w:t xml:space="preserve">回执长期缺失</w:t>
+      </w:r>
+    </w:p>
+    <w:p>
+      <w:pPr>
+        <w:pStyle w:val="Compact"/>
+        <w:numPr>
+          <w:ilvl w:val="0"/>
+          <w:numId w:val="1018"/>
+        </w:numPr>
+      </w:pPr>
+      <w:r>
+        <w:rPr>
+          <w:rFonts w:hint="eastAsia"/>
+        </w:rPr>
+        <w:t xml:space="preserve">批次长期无法回执时，MES</w:t>
+      </w:r>
+      <w:r>
+        <w:t xml:space="preserve"> </w:t>
+      </w:r>
+      <w:r>
+        <w:rPr>
+          <w:rFonts w:hint="eastAsia"/>
+        </w:rPr>
+        <w:t xml:space="preserve">书面告知总部是否已入库</w:t>
+      </w:r>
+    </w:p>
+    <w:p>
+      <w:pPr>
+        <w:pStyle w:val="Compact"/>
+        <w:numPr>
+          <w:ilvl w:val="0"/>
+          <w:numId w:val="1018"/>
+        </w:numPr>
+      </w:pPr>
+      <w:r>
+        <w:rPr>
+          <w:rFonts w:hint="eastAsia"/>
+        </w:rPr>
+        <w:t xml:space="preserve">已入库：总部「人工确认」，SN</w:t>
+      </w:r>
+      <w:r>
+        <w:t xml:space="preserve"> </w:t>
+      </w:r>
+      <w:r>
+        <w:rPr>
+          <w:rFonts w:hint="eastAsia"/>
+        </w:rPr>
+        <w:t xml:space="preserve">变为已推送；未处理：总部「作废」，SN</w:t>
+      </w:r>
+      <w:r>
+        <w:t xml:space="preserve"> </w:t>
+      </w:r>
+      <w:r>
+        <w:rPr>
+          <w:rFonts w:hint="eastAsia"/>
+        </w:rPr>
+        <w:t xml:space="preserve">重新组批</w:t>
+      </w:r>
+    </w:p>
+    <w:p>
+      <w:pPr>
+        <w:pStyle w:val="Compact"/>
+        <w:numPr>
+          <w:ilvl w:val="0"/>
+          <w:numId w:val="1018"/>
         </w:numPr>
       </w:pPr>
       <w:r>
@@ -11310,10 +14363,10 @@
         </w:pict>
       </w:r>
     </w:p>
-    <w:bookmarkEnd w:id="54"/>
     <w:bookmarkEnd w:id="55"/>
     <w:bookmarkEnd w:id="56"/>
-    <w:bookmarkStart w:id="102" w:name="第三部分-接口参考"/>
+    <w:bookmarkEnd w:id="57"/>
+    <w:bookmarkStart w:id="103" w:name="第三部分-接口参考"/>
     <w:p>
       <w:pPr>
         <w:pStyle w:val="Heading1"/>
@@ -11336,7 +14389,7 @@
       </w:r>
       <w:bookmarkEnd w:id="9008"/>
     </w:p>
-    <w:bookmarkStart w:id="65" w:name="通用约定"/>
+    <w:bookmarkStart w:id="66" w:name="通用约定"/>
     <w:p>
       <w:pPr>
         <w:pStyle w:val="Heading2"/>
@@ -11353,7 +14406,7 @@
       </w:r>
       <w:bookmarkEnd w:id="9009"/>
     </w:p>
-    <w:bookmarkStart w:id="57" w:name="传输与编码"/>
+    <w:bookmarkStart w:id="58" w:name="传输与编码"/>
     <w:p>
       <w:pPr>
         <w:pStyle w:val="Heading3"/>
@@ -11955,8 +15008,8 @@
         </w:tc>
       </w:tr>
     </w:tbl>
-    <w:bookmarkEnd w:id="57"/>
-    <w:bookmarkStart w:id="58" w:name="字段与数据格式"/>
+    <w:bookmarkEnd w:id="58"/>
+    <w:bookmarkStart w:id="59" w:name="字段与数据格式"/>
     <w:p>
       <w:pPr>
         <w:pStyle w:val="Heading3"/>
@@ -12419,8 +15472,8 @@
         </w:tc>
       </w:tr>
     </w:tbl>
-    <w:bookmarkEnd w:id="58"/>
-    <w:bookmarkStart w:id="62" w:name="认证与签名"/>
+    <w:bookmarkEnd w:id="59"/>
+    <w:bookmarkStart w:id="63" w:name="认证与签名"/>
     <w:p>
       <w:pPr>
         <w:pStyle w:val="Heading3"/>
@@ -12898,18 +15951,18 @@
           <wp:inline>
             <wp:extent cx="5334000" cy="3226144"/>
             <wp:effectExtent b="0" l="0" r="0" t="0"/>
-            <wp:docPr descr="" title="" id="60" name="Picture"/>
+            <wp:docPr descr="" title="" id="61" name="Picture"/>
             <a:graphic>
               <a:graphicData uri="http://schemas.openxmlformats.org/drawingml/2006/picture">
                 <pic:pic>
                   <pic:nvPicPr>
-                    <pic:cNvPr descr="docs/images/MES对接说明/f8-hmac.png" id="61" name="Picture"/>
+                    <pic:cNvPr descr="docs/images/MES对接说明/f8-hmac.png" id="62" name="Picture"/>
                     <pic:cNvPicPr>
                       <a:picLocks noChangeArrowheads="1" noChangeAspect="1"/>
                     </pic:cNvPicPr>
                   </pic:nvPicPr>
                   <pic:blipFill>
-                    <a:blip r:embed="rId59"/>
+                    <a:blip r:embed="rId60"/>
                     <a:stretch>
                       <a:fillRect/>
                     </a:stretch>
@@ -13058,7 +16111,7 @@
         <w:pStyle w:val="Compact"/>
         <w:numPr>
           <w:ilvl w:val="0"/>
-          <w:numId w:val="1016"/>
+          <w:numId w:val="1019"/>
         </w:numPr>
       </w:pPr>
       <w:r>
@@ -13096,7 +16149,7 @@
         <w:pStyle w:val="Compact"/>
         <w:numPr>
           <w:ilvl w:val="0"/>
-          <w:numId w:val="1016"/>
+          <w:numId w:val="1019"/>
         </w:numPr>
       </w:pPr>
       <w:r>
@@ -13120,7 +16173,7 @@
         <w:pStyle w:val="Compact"/>
         <w:numPr>
           <w:ilvl w:val="0"/>
-          <w:numId w:val="1016"/>
+          <w:numId w:val="1019"/>
         </w:numPr>
       </w:pPr>
       <w:r>
@@ -13181,7 +16234,7 @@
         <w:pStyle w:val="Compact"/>
         <w:numPr>
           <w:ilvl w:val="0"/>
-          <w:numId w:val="1017"/>
+          <w:numId w:val="1020"/>
         </w:numPr>
       </w:pPr>
       <w:r>
@@ -13236,7 +16289,7 @@
         <w:pStyle w:val="Compact"/>
         <w:numPr>
           <w:ilvl w:val="0"/>
-          <w:numId w:val="1017"/>
+          <w:numId w:val="1020"/>
         </w:numPr>
       </w:pPr>
       <w:r>
@@ -13260,7 +16313,7 @@
         <w:pStyle w:val="Compact"/>
         <w:numPr>
           <w:ilvl w:val="0"/>
-          <w:numId w:val="1017"/>
+          <w:numId w:val="1020"/>
         </w:numPr>
       </w:pPr>
       <w:r>
@@ -13288,8 +16341,8 @@
         <w:t xml:space="preserve">分钟</w:t>
       </w:r>
     </w:p>
-    <w:bookmarkEnd w:id="62"/>
-    <w:bookmarkStart w:id="63" w:name="响应判定与限流"/>
+    <w:bookmarkEnd w:id="63"/>
+    <w:bookmarkStart w:id="64" w:name="响应判定与限流"/>
     <w:p>
       <w:pPr>
         <w:pStyle w:val="Heading3"/>
@@ -13685,8 +16738,8 @@
         </w:tc>
       </w:tr>
     </w:tbl>
-    <w:bookmarkEnd w:id="63"/>
-    <w:bookmarkStart w:id="64" w:name="错误响应格式与通用错误码"/>
+    <w:bookmarkEnd w:id="64"/>
+    <w:bookmarkStart w:id="65" w:name="错误响应格式与通用错误码"/>
     <w:p>
       <w:pPr>
         <w:pStyle w:val="Heading3"/>
@@ -14639,9 +17692,9 @@
         </w:tc>
       </w:tr>
     </w:tbl>
-    <w:bookmarkEnd w:id="64"/>
     <w:bookmarkEnd w:id="65"/>
-    <w:bookmarkStart w:id="100" w:name="接口定义"/>
+    <w:bookmarkEnd w:id="66"/>
+    <w:bookmarkStart w:id="101" w:name="接口定义"/>
     <w:p>
       <w:pPr>
         <w:pStyle w:val="Heading2"/>
@@ -14749,7 +17802,7 @@
         <w:t xml:space="preserve">用于判断的字段。</w:t>
       </w:r>
     </w:p>
-    <w:bookmarkStart w:id="74" w:name="接收批次"/>
+    <w:bookmarkStart w:id="75" w:name="接收批次"/>
     <w:p>
       <w:pPr>
         <w:pStyle w:val="Heading3"/>
@@ -14764,7 +17817,7 @@
         <w:t xml:space="preserve">接收批次</w:t>
       </w:r>
     </w:p>
-    <w:bookmarkStart w:id="69" w:name="基本信息"/>
+    <w:bookmarkStart w:id="70" w:name="基本信息"/>
     <w:p>
       <w:pPr>
         <w:pStyle w:val="Heading4"/>
@@ -15439,18 +18492,18 @@
           <wp:inline>
             <wp:extent cx="5334000" cy="5410200"/>
             <wp:effectExtent b="0" l="0" r="0" t="0"/>
-            <wp:docPr descr="" title="" id="67" name="Picture"/>
+            <wp:docPr descr="" title="" id="68" name="Picture"/>
             <a:graphic>
               <a:graphicData uri="http://schemas.openxmlformats.org/drawingml/2006/picture">
                 <pic:pic>
                   <pic:nvPicPr>
-                    <pic:cNvPr descr="docs/images/MES对接说明/f6-push.png" id="68" name="Picture"/>
+                    <pic:cNvPr descr="docs/images/MES对接说明/f6-push.png" id="69" name="Picture"/>
                     <pic:cNvPicPr>
                       <a:picLocks noChangeArrowheads="1" noChangeAspect="1"/>
                     </pic:cNvPicPr>
                   </pic:nvPicPr>
                   <pic:blipFill>
-                    <a:blip r:embed="rId66"/>
+                    <a:blip r:embed="rId67"/>
                     <a:stretch>
                       <a:fillRect/>
                     </a:stretch>
@@ -15507,8 +18560,8 @@
         <w:t xml:space="preserve">推送与回执</w:t>
       </w:r>
     </w:p>
-    <w:bookmarkEnd w:id="69"/>
-    <w:bookmarkStart w:id="70" w:name="请求参数"/>
+    <w:bookmarkEnd w:id="70"/>
+    <w:bookmarkStart w:id="71" w:name="请求参数"/>
     <w:p>
       <w:pPr>
         <w:pStyle w:val="Heading4"/>
@@ -17502,20 +20555,33 @@
           <w:rStyle w:val="VerbatimChar"/>
           <w:rFonts w:hint="eastAsia"/>
         </w:rPr>
-        <w:t xml:space="preserve">首次下发</w:t>
-      </w:r>
-      <w:r>
-        <w:rPr>
-          <w:rStyle w:val="VerbatimChar"/>
-        </w:rPr>
-        <w:t xml:space="preserve"> / SAME_ORG_TRANSFER </w:t>
-      </w:r>
-      <w:r>
-        <w:rPr>
-          <w:rStyle w:val="VerbatimChar"/>
-          <w:rFonts w:hint="eastAsia"/>
-        </w:rPr>
-        <w:t xml:space="preserve">同组织转移</w:t>
+        <w:t xml:space="preserve">首次交给本</w:t>
+      </w:r>
+      <w:r>
+        <w:rPr>
+          <w:rStyle w:val="VerbatimChar"/>
+        </w:rPr>
+        <w:t xml:space="preserve"> MES / SAME_ORG_TRANSFER </w:t>
+      </w:r>
+      <w:r>
+        <w:rPr>
+          <w:rStyle w:val="VerbatimChar"/>
+          <w:rFonts w:hint="eastAsia"/>
+        </w:rPr>
+        <w:t xml:space="preserve">本</w:t>
+      </w:r>
+      <w:r>
+        <w:rPr>
+          <w:rStyle w:val="VerbatimChar"/>
+        </w:rPr>
+        <w:t xml:space="preserve"> MES </w:t>
+      </w:r>
+      <w:r>
+        <w:rPr>
+          <w:rStyle w:val="VerbatimChar"/>
+          <w:rFonts w:hint="eastAsia"/>
+        </w:rPr>
+        <w:t xml:space="preserve">已持有的号同组织转移</w:t>
       </w:r>
       <w:r>
         <w:rPr>
@@ -17528,7 +20594,20 @@
           <w:rStyle w:val="VerbatimChar"/>
           <w:rFonts w:hint="eastAsia"/>
         </w:rPr>
-        <w:t xml:space="preserve">跨组织转入</w:t>
+        <w:t xml:space="preserve">原组织</w:t>
+      </w:r>
+      <w:r>
+        <w:rPr>
+          <w:rStyle w:val="VerbatimChar"/>
+        </w:rPr>
+        <w:t xml:space="preserve"> MES </w:t>
+      </w:r>
+      <w:r>
+        <w:rPr>
+          <w:rStyle w:val="VerbatimChar"/>
+          <w:rFonts w:hint="eastAsia"/>
+        </w:rPr>
+        <w:t xml:space="preserve">已持有的号跨组织转入</w:t>
       </w:r>
       <w:r>
         <w:rPr>
@@ -17541,7 +20620,33 @@
           <w:rStyle w:val="VerbatimChar"/>
           <w:rFonts w:hint="eastAsia"/>
         </w:rPr>
-        <w:t xml:space="preserve">订单变更改挂；以后可能增加取值，不认识的照常处理</w:t>
+        <w:t xml:space="preserve">本</w:t>
+      </w:r>
+      <w:r>
+        <w:rPr>
+          <w:rStyle w:val="VerbatimChar"/>
+        </w:rPr>
+        <w:t xml:space="preserve"> MES </w:t>
+      </w:r>
+      <w:r>
+        <w:rPr>
+          <w:rStyle w:val="VerbatimChar"/>
+          <w:rFonts w:hint="eastAsia"/>
+        </w:rPr>
+        <w:t xml:space="preserve">已持有的号订单变更改挂；以后可能增加取值，不认识的照常处理（见</w:t>
+      </w:r>
+      <w:r>
+        <w:rPr>
+          <w:rStyle w:val="VerbatimChar"/>
+        </w:rPr>
+        <w:t xml:space="preserve"> </w:t>
+      </w:r>
+      <w:r>
+        <w:rPr>
+          <w:rStyle w:val="VerbatimChar"/>
+          <w:rFonts w:hint="eastAsia"/>
+        </w:rPr>
+        <w:t xml:space="preserve">4.3）</w:t>
       </w:r>
       <w:r>
         <w:br/>
@@ -18377,8 +21482,8 @@
         <w:t xml:space="preserve">}</w:t>
       </w:r>
     </w:p>
-    <w:bookmarkEnd w:id="70"/>
-    <w:bookmarkStart w:id="71" w:name="响应参数回执"/>
+    <w:bookmarkEnd w:id="71"/>
+    <w:bookmarkStart w:id="72" w:name="响应参数回执"/>
     <w:p>
       <w:pPr>
         <w:pStyle w:val="Heading4"/>
@@ -18754,8 +21859,8 @@
         <w:t xml:space="preserve">{"schemaVersion": "1.0", "batchNo": "PING-202610190237001234", "code": "OK", "message": null}</w:t>
       </w:r>
     </w:p>
-    <w:bookmarkEnd w:id="71"/>
-    <w:bookmarkStart w:id="72" w:name="错误码mes-返回的-http-状态码"/>
+    <w:bookmarkEnd w:id="72"/>
+    <w:bookmarkStart w:id="73" w:name="错误码mes-返回的-http-状态码"/>
     <w:p>
       <w:pPr>
         <w:pStyle w:val="Heading4"/>
@@ -19641,8 +22746,8 @@
         <w:t xml:space="preserve">系统记为应答无效，不重送。</w:t>
       </w:r>
     </w:p>
-    <w:bookmarkEnd w:id="72"/>
-    <w:bookmarkStart w:id="73" w:name="补充说明"/>
+    <w:bookmarkEnd w:id="73"/>
+    <w:bookmarkStart w:id="74" w:name="补充说明"/>
     <w:p>
       <w:pPr>
         <w:pStyle w:val="Heading4"/>
@@ -19662,7 +22767,7 @@
         <w:pStyle w:val="Compact"/>
         <w:numPr>
           <w:ilvl w:val="0"/>
-          <w:numId w:val="1018"/>
+          <w:numId w:val="1021"/>
         </w:numPr>
       </w:pPr>
       <w:r>
@@ -19728,7 +22833,7 @@
         <w:pStyle w:val="Compact"/>
         <w:numPr>
           <w:ilvl w:val="0"/>
-          <w:numId w:val="1018"/>
+          <w:numId w:val="1021"/>
         </w:numPr>
       </w:pPr>
       <w:r>
@@ -19748,9 +22853,9 @@
         </w:pict>
       </w:r>
     </w:p>
-    <w:bookmarkEnd w:id="73"/>
     <w:bookmarkEnd w:id="74"/>
-    <w:bookmarkStart w:id="83" w:name="拉取批次"/>
+    <w:bookmarkEnd w:id="75"/>
+    <w:bookmarkStart w:id="84" w:name="拉取批次"/>
     <w:p>
       <w:pPr>
         <w:pStyle w:val="Heading3"/>
@@ -19765,7 +22870,7 @@
         <w:t xml:space="preserve">拉取批次</w:t>
       </w:r>
     </w:p>
-    <w:bookmarkStart w:id="78" w:name="基本信息-1"/>
+    <w:bookmarkStart w:id="79" w:name="基本信息-1"/>
     <w:p>
       <w:pPr>
         <w:pStyle w:val="Heading4"/>
@@ -20215,18 +23320,18 @@
           <wp:inline>
             <wp:extent cx="5334000" cy="5575300"/>
             <wp:effectExtent b="0" l="0" r="0" t="0"/>
-            <wp:docPr descr="" title="" id="76" name="Picture"/>
+            <wp:docPr descr="" title="" id="77" name="Picture"/>
             <a:graphic>
               <a:graphicData uri="http://schemas.openxmlformats.org/drawingml/2006/picture">
                 <pic:pic>
                   <pic:nvPicPr>
-                    <pic:cNvPr descr="docs/images/MES对接说明/f7-pull.png" id="77" name="Picture"/>
+                    <pic:cNvPr descr="docs/images/MES对接说明/f7-pull.png" id="78" name="Picture"/>
                     <pic:cNvPicPr>
                       <a:picLocks noChangeArrowheads="1" noChangeAspect="1"/>
                     </pic:cNvPicPr>
                   </pic:nvPicPr>
                   <pic:blipFill>
-                    <a:blip r:embed="rId75"/>
+                    <a:blip r:embed="rId76"/>
                     <a:stretch>
                       <a:fillRect/>
                     </a:stretch>
@@ -20283,8 +23388,8 @@
         <w:t xml:space="preserve">拉取与提交回执</w:t>
       </w:r>
     </w:p>
-    <w:bookmarkEnd w:id="78"/>
-    <w:bookmarkStart w:id="79" w:name="请求参数-1"/>
+    <w:bookmarkEnd w:id="79"/>
+    <w:bookmarkStart w:id="80" w:name="请求参数-1"/>
     <w:p>
       <w:pPr>
         <w:pStyle w:val="Heading4"/>
@@ -20960,8 +24065,8 @@
         <w:t xml:space="preserve">PI、单据判断是否在范围内。</w:t>
       </w:r>
     </w:p>
-    <w:bookmarkEnd w:id="79"/>
-    <w:bookmarkStart w:id="80" w:name="响应参数"/>
+    <w:bookmarkEnd w:id="80"/>
+    <w:bookmarkStart w:id="81" w:name="响应参数"/>
     <w:p>
       <w:pPr>
         <w:pStyle w:val="Heading4"/>
@@ -21267,8 +24372,8 @@
         <w:t xml:space="preserve">；未提交时下次拉取仍返回同一批次。</w:t>
       </w:r>
     </w:p>
-    <w:bookmarkEnd w:id="80"/>
-    <w:bookmarkStart w:id="81" w:name="错误码"/>
+    <w:bookmarkEnd w:id="81"/>
+    <w:bookmarkStart w:id="82" w:name="错误码"/>
     <w:p>
       <w:pPr>
         <w:pStyle w:val="Heading4"/>
@@ -21832,8 +24937,8 @@
         </w:tc>
       </w:tr>
     </w:tbl>
-    <w:bookmarkEnd w:id="81"/>
-    <w:bookmarkStart w:id="82" w:name="补充说明-1"/>
+    <w:bookmarkEnd w:id="82"/>
+    <w:bookmarkStart w:id="83" w:name="补充说明-1"/>
     <w:p>
       <w:pPr>
         <w:pStyle w:val="Heading4"/>
@@ -21853,7 +24958,7 @@
         <w:pStyle w:val="Compact"/>
         <w:numPr>
           <w:ilvl w:val="0"/>
-          <w:numId w:val="1019"/>
+          <w:numId w:val="1022"/>
         </w:numPr>
       </w:pPr>
       <w:r>
@@ -21892,7 +24997,7 @@
         <w:pStyle w:val="Compact"/>
         <w:numPr>
           <w:ilvl w:val="0"/>
-          <w:numId w:val="1019"/>
+          <w:numId w:val="1022"/>
         </w:numPr>
       </w:pPr>
       <w:r>
@@ -21927,9 +25032,9 @@
         </w:pict>
       </w:r>
     </w:p>
-    <w:bookmarkEnd w:id="82"/>
     <w:bookmarkEnd w:id="83"/>
-    <w:bookmarkStart w:id="89" w:name="提交回执"/>
+    <w:bookmarkEnd w:id="84"/>
+    <w:bookmarkStart w:id="90" w:name="提交回执"/>
     <w:p>
       <w:pPr>
         <w:pStyle w:val="Heading3"/>
@@ -21944,7 +25049,7 @@
         <w:t xml:space="preserve">提交回执</w:t>
       </w:r>
     </w:p>
-    <w:bookmarkStart w:id="84" w:name="基本信息-2"/>
+    <w:bookmarkStart w:id="85" w:name="基本信息-2"/>
     <w:p>
       <w:pPr>
         <w:pStyle w:val="Heading4"/>
@@ -22367,8 +25472,8 @@
         </w:tc>
       </w:tr>
     </w:tbl>
-    <w:bookmarkEnd w:id="84"/>
-    <w:bookmarkStart w:id="85" w:name="请求参数-2"/>
+    <w:bookmarkEnd w:id="85"/>
+    <w:bookmarkStart w:id="86" w:name="请求参数-2"/>
     <w:p>
       <w:pPr>
         <w:pStyle w:val="Heading4"/>
@@ -22766,8 +25871,8 @@
         <w:t xml:space="preserve">。</w:t>
       </w:r>
     </w:p>
-    <w:bookmarkEnd w:id="85"/>
-    <w:bookmarkStart w:id="86" w:name="响应参数-1"/>
+    <w:bookmarkEnd w:id="86"/>
+    <w:bookmarkStart w:id="87" w:name="响应参数-1"/>
     <w:p>
       <w:pPr>
         <w:pStyle w:val="Heading4"/>
@@ -22966,8 +26071,8 @@
         <w:t xml:space="preserve">}</w:t>
       </w:r>
     </w:p>
-    <w:bookmarkEnd w:id="86"/>
-    <w:bookmarkStart w:id="87" w:name="错误码-1"/>
+    <w:bookmarkEnd w:id="87"/>
+    <w:bookmarkStart w:id="88" w:name="错误码-1"/>
     <w:p>
       <w:pPr>
         <w:pStyle w:val="Heading4"/>
@@ -23445,8 +26550,8 @@
         </w:tc>
       </w:tr>
     </w:tbl>
-    <w:bookmarkEnd w:id="87"/>
-    <w:bookmarkStart w:id="88" w:name="补充说明-2"/>
+    <w:bookmarkEnd w:id="88"/>
+    <w:bookmarkStart w:id="89" w:name="补充说明-2"/>
     <w:p>
       <w:pPr>
         <w:pStyle w:val="Heading4"/>
@@ -23466,7 +26571,7 @@
         <w:pStyle w:val="Compact"/>
         <w:numPr>
           <w:ilvl w:val="0"/>
-          <w:numId w:val="1020"/>
+          <w:numId w:val="1023"/>
         </w:numPr>
       </w:pPr>
       <w:r>
@@ -23490,7 +26595,7 @@
         <w:pStyle w:val="Compact"/>
         <w:numPr>
           <w:ilvl w:val="0"/>
-          <w:numId w:val="1020"/>
+          <w:numId w:val="1023"/>
         </w:numPr>
       </w:pPr>
       <w:r>
@@ -23510,9 +26615,9 @@
         </w:pict>
       </w:r>
     </w:p>
-    <w:bookmarkEnd w:id="88"/>
     <w:bookmarkEnd w:id="89"/>
-    <w:bookmarkStart w:id="94" w:name="查询已下发-sn"/>
+    <w:bookmarkEnd w:id="90"/>
+    <w:bookmarkStart w:id="95" w:name="查询已下发-sn"/>
     <w:p>
       <w:pPr>
         <w:pStyle w:val="Heading3"/>
@@ -23530,7 +26635,7 @@
         <w:t xml:space="preserve"> SN</w:t>
       </w:r>
     </w:p>
-    <w:bookmarkStart w:id="90" w:name="基本信息-3"/>
+    <w:bookmarkStart w:id="91" w:name="基本信息-3"/>
     <w:p>
       <w:pPr>
         <w:pStyle w:val="Heading4"/>
@@ -23982,8 +27087,8 @@
         </w:tc>
       </w:tr>
     </w:tbl>
-    <w:bookmarkEnd w:id="90"/>
-    <w:bookmarkStart w:id="91" w:name="请求参数-3"/>
+    <w:bookmarkEnd w:id="91"/>
+    <w:bookmarkStart w:id="92" w:name="请求参数-3"/>
     <w:p>
       <w:pPr>
         <w:pStyle w:val="Heading4"/>
@@ -24546,8 +27651,8 @@
         </w:tc>
       </w:tr>
     </w:tbl>
-    <w:bookmarkEnd w:id="91"/>
-    <w:bookmarkStart w:id="92" w:name="响应参数-2"/>
+    <w:bookmarkEnd w:id="92"/>
+    <w:bookmarkStart w:id="93" w:name="响应参数-2"/>
     <w:p>
       <w:pPr>
         <w:pStyle w:val="Heading4"/>
@@ -24999,8 +28104,8 @@
         <w:t xml:space="preserve">}</w:t>
       </w:r>
     </w:p>
-    <w:bookmarkEnd w:id="92"/>
-    <w:bookmarkStart w:id="93" w:name="错误码-2"/>
+    <w:bookmarkEnd w:id="93"/>
+    <w:bookmarkStart w:id="94" w:name="错误码-2"/>
     <w:p>
       <w:pPr>
         <w:pStyle w:val="Heading4"/>
@@ -25042,9 +28147,9 @@
         </w:pict>
       </w:r>
     </w:p>
-    <w:bookmarkEnd w:id="93"/>
     <w:bookmarkEnd w:id="94"/>
-    <w:bookmarkStart w:id="99" w:name="查询批次明细"/>
+    <w:bookmarkEnd w:id="95"/>
+    <w:bookmarkStart w:id="100" w:name="查询批次明细"/>
     <w:p>
       <w:pPr>
         <w:pStyle w:val="Heading3"/>
@@ -25059,7 +28164,7 @@
         <w:t xml:space="preserve">查询批次明细</w:t>
       </w:r>
     </w:p>
-    <w:bookmarkStart w:id="95" w:name="基本信息-4"/>
+    <w:bookmarkStart w:id="96" w:name="基本信息-4"/>
     <w:p>
       <w:pPr>
         <w:pStyle w:val="Heading4"/>
@@ -25492,8 +28597,8 @@
         </w:tc>
       </w:tr>
     </w:tbl>
-    <w:bookmarkEnd w:id="95"/>
-    <w:bookmarkStart w:id="96" w:name="请求参数-4"/>
+    <w:bookmarkEnd w:id="96"/>
+    <w:bookmarkStart w:id="97" w:name="请求参数-4"/>
     <w:p>
       <w:pPr>
         <w:pStyle w:val="Heading4"/>
@@ -26052,8 +29157,8 @@
         </w:tc>
       </w:tr>
     </w:tbl>
-    <w:bookmarkEnd w:id="96"/>
-    <w:bookmarkStart w:id="97" w:name="响应参数-3"/>
+    <w:bookmarkEnd w:id="97"/>
+    <w:bookmarkStart w:id="98" w:name="响应参数-3"/>
     <w:p>
       <w:pPr>
         <w:pStyle w:val="Heading4"/>
@@ -26206,8 +29311,8 @@
         <w:t xml:space="preserve">}</w:t>
       </w:r>
     </w:p>
-    <w:bookmarkEnd w:id="97"/>
-    <w:bookmarkStart w:id="98" w:name="错误码-3"/>
+    <w:bookmarkEnd w:id="98"/>
+    <w:bookmarkStart w:id="99" w:name="错误码-3"/>
     <w:p>
       <w:pPr>
         <w:pStyle w:val="Heading4"/>
@@ -26264,10 +29369,10 @@
         </w:pict>
       </w:r>
     </w:p>
-    <w:bookmarkEnd w:id="98"/>
     <w:bookmarkEnd w:id="99"/>
     <w:bookmarkEnd w:id="100"/>
-    <w:bookmarkStart w:id="101" w:name="附录-a-错误码汇总"/>
+    <w:bookmarkEnd w:id="101"/>
+    <w:bookmarkStart w:id="102" w:name="附录-a-错误码汇总"/>
     <w:p>
       <w:pPr>
         <w:pStyle w:val="Heading2"/>
@@ -27484,8 +30589,8 @@
         </w:tc>
       </w:tr>
     </w:tbl>
-    <w:bookmarkEnd w:id="101"/>
     <w:bookmarkEnd w:id="102"/>
+    <w:bookmarkEnd w:id="103"/>
     <w:sectPr>
       <w:footerReference w:type="default" r:id="rId10"/>
       <w:footnotePr>
@@ -27874,6 +30979,9 @@
     <w:abstractNumId w:val="991"/>
   </w:num>
   <w:num w:numId="1009">
+    <w:abstractNumId w:val="991"/>
+  </w:num>
+  <w:num w:numId="1010">
     <w:abstractNumId w:val="99411"/>
     <w:lvlOverride w:ilvl="0">
       <w:startOverride w:val="1"/>
@@ -27903,14 +31011,38 @@
       <w:startOverride w:val="1"/>
     </w:lvlOverride>
   </w:num>
-  <w:num w:numId="1010">
-    <w:abstractNumId w:val="991"/>
-  </w:num>
   <w:num w:numId="1011">
     <w:abstractNumId w:val="991"/>
   </w:num>
   <w:num w:numId="1012">
-    <w:abstractNumId w:val="991"/>
+    <w:abstractNumId w:val="99411"/>
+    <w:lvlOverride w:ilvl="0">
+      <w:startOverride w:val="1"/>
+    </w:lvlOverride>
+    <w:lvlOverride w:ilvl="1">
+      <w:startOverride w:val="1"/>
+    </w:lvlOverride>
+    <w:lvlOverride w:ilvl="2">
+      <w:startOverride w:val="1"/>
+    </w:lvlOverride>
+    <w:lvlOverride w:ilvl="3">
+      <w:startOverride w:val="1"/>
+    </w:lvlOverride>
+    <w:lvlOverride w:ilvl="4">
+      <w:startOverride w:val="1"/>
+    </w:lvlOverride>
+    <w:lvlOverride w:ilvl="5">
+      <w:startOverride w:val="1"/>
+    </w:lvlOverride>
+    <w:lvlOverride w:ilvl="6">
+      <w:startOverride w:val="1"/>
+    </w:lvlOverride>
+    <w:lvlOverride w:ilvl="7">
+      <w:startOverride w:val="1"/>
+    </w:lvlOverride>
+    <w:lvlOverride w:ilvl="8">
+      <w:startOverride w:val="1"/>
+    </w:lvlOverride>
   </w:num>
   <w:num w:numId="1013">
     <w:abstractNumId w:val="991"/>
@@ -27934,6 +31066,15 @@
     <w:abstractNumId w:val="991"/>
   </w:num>
   <w:num w:numId="1020">
+    <w:abstractNumId w:val="991"/>
+  </w:num>
+  <w:num w:numId="1021">
+    <w:abstractNumId w:val="991"/>
+  </w:num>
+  <w:num w:numId="1022">
+    <w:abstractNumId w:val="991"/>
+  </w:num>
+  <w:num w:numId="1023">
     <w:abstractNumId w:val="991"/>
   </w:num>
 </w:numbering>

--- a/docs/MES对接接口文档.docx
+++ b/docs/MES对接接口文档.docx
@@ -398,7 +398,7 @@
           <w:rPr>
             <w:noProof/>
           </w:rPr>
-          <w:t xml:space="preserve">14</w:t>
+          <w:t xml:space="preserve">15</w:t>
         </w:r>
         <w:r>
           <w:fldChar w:fldCharType="end"/>
@@ -437,7 +437,7 @@
           <w:rPr>
             <w:noProof/>
           </w:rPr>
-          <w:t xml:space="preserve">14</w:t>
+          <w:t xml:space="preserve">15</w:t>
         </w:r>
         <w:r>
           <w:fldChar w:fldCharType="end"/>
@@ -476,7 +476,7 @@
           <w:rPr>
             <w:noProof/>
           </w:rPr>
-          <w:t xml:space="preserve">16</w:t>
+          <w:t xml:space="preserve">17</w:t>
         </w:r>
         <w:r>
           <w:fldChar w:fldCharType="end"/>
@@ -515,7 +515,7 @@
           <w:rPr>
             <w:noProof/>
           </w:rPr>
-          <w:t xml:space="preserve">25</w:t>
+          <w:t xml:space="preserve">26</w:t>
         </w:r>
         <w:r>
           <w:fldChar w:fldCharType="end"/>
@@ -3692,16 +3692,25 @@
         <w:rPr>
           <w:rFonts w:hint="eastAsia"/>
         </w:rPr>
-        <w:t xml:space="preserve">一个推送</w:t>
-      </w:r>
-      <w:r>
-        <w:t xml:space="preserve"> / </w:t>
-      </w:r>
-      <w:r>
-        <w:rPr>
-          <w:rFonts w:hint="eastAsia"/>
-        </w:rPr>
-        <w:t xml:space="preserve">拉取批次可能同时含多种</w:t>
+        <w:t xml:space="preserve">转移时</w:t>
+      </w:r>
+      <w:r>
+        <w:t xml:space="preserve"> MES </w:t>
+      </w:r>
+      <w:r>
+        <w:rPr>
+          <w:rFonts w:hint="eastAsia"/>
+        </w:rPr>
+        <w:t xml:space="preserve">已持有的</w:t>
+      </w:r>
+      <w:r>
+        <w:t xml:space="preserve"> SN </w:t>
+      </w:r>
+      <w:r>
+        <w:rPr>
+          <w:rFonts w:hint="eastAsia"/>
+        </w:rPr>
+        <w:t xml:space="preserve">在转移当时单独建批（转移交付批次），每批只有一种</w:t>
       </w:r>
       <w:r>
         <w:t xml:space="preserve"> </w:t>
@@ -3713,12 +3722,75 @@
         <w:t xml:space="preserve">bizType</w:t>
       </w:r>
       <w:r>
+        <w:rPr>
+          <w:rFonts w:hint="eastAsia"/>
+        </w:rPr>
+        <w:t xml:space="preserve">（</w:t>
+      </w:r>
+      <w:r>
+        <w:rPr>
+          <w:rStyle w:val="VerbatimChar"/>
+        </w:rPr>
+        <w:t xml:space="preserve">SAME_ORG_TRANSFER</w:t>
+      </w:r>
+      <w:r>
         <w:t xml:space="preserve"> </w:t>
       </w:r>
       <w:r>
         <w:rPr>
           <w:rFonts w:hint="eastAsia"/>
         </w:rPr>
+        <w:t xml:space="preserve">或</w:t>
+      </w:r>
+      <w:r>
+        <w:t xml:space="preserve"> </w:t>
+      </w:r>
+      <w:r>
+        <w:rPr>
+          <w:rStyle w:val="VerbatimChar"/>
+        </w:rPr>
+        <w:t xml:space="preserve">CROSS_ORG_TRANSFER</w:t>
+      </w:r>
+      <w:r>
+        <w:rPr>
+          <w:rFonts w:hint="eastAsia"/>
+        </w:rPr>
+        <w:t xml:space="preserve">）；其余</w:t>
+      </w:r>
+      <w:r>
+        <w:t xml:space="preserve"> SN </w:t>
+      </w:r>
+      <w:r>
+        <w:rPr>
+          <w:rFonts w:hint="eastAsia"/>
+        </w:rPr>
+        <w:t xml:space="preserve">从号池按流水顺序认领建批，一批可能同时含多种</w:t>
+      </w:r>
+      <w:r>
+        <w:t xml:space="preserve"> </w:t>
+      </w:r>
+      <w:r>
+        <w:rPr>
+          <w:rStyle w:val="VerbatimChar"/>
+        </w:rPr>
+        <w:t xml:space="preserve">bizType</w:t>
+      </w:r>
+      <w:r>
+        <w:t xml:space="preserve">。MES </w:t>
+      </w:r>
+      <w:r>
+        <w:rPr>
+          <w:rFonts w:hint="eastAsia"/>
+        </w:rPr>
+        <w:t xml:space="preserve">一律按每枚</w:t>
+      </w:r>
+      <w:r>
+        <w:t xml:space="preserve"> SN </w:t>
+      </w:r>
+      <w:r>
+        <w:rPr>
+          <w:rFonts w:hint="eastAsia"/>
+        </w:rPr>
         <w:t xml:space="preserve">的</w:t>
       </w:r>
       <w:r>
@@ -3726,9 +3798,18 @@
       </w:r>
       <w:r>
         <w:rPr>
-          <w:rFonts w:hint="eastAsia"/>
-        </w:rPr>
-        <w:t xml:space="preserve">SN（建批按流水顺序认领，不按来源分批）；推送还是拉取由送达方式决定（①</w:t>
+          <w:rStyle w:val="VerbatimChar"/>
+        </w:rPr>
+        <w:t xml:space="preserve">bizType</w:t>
+      </w:r>
+      <w:r>
+        <w:t xml:space="preserve"> </w:t>
+      </w:r>
+      <w:r>
+        <w:rPr>
+          <w:rFonts w:hint="eastAsia"/>
+        </w:rPr>
+        <w:t xml:space="preserve">读取，不按批次推断。推送还是拉取由送达方式决定（①</w:t>
       </w:r>
       <w:r>
         <w:t xml:space="preserve"> </w:t>
@@ -11890,7 +11971,7 @@
         <w:rPr>
           <w:rFonts w:hint="eastAsia"/>
         </w:rPr>
-        <w:t xml:space="preserve">重新推送（新挂靠、新</w:t>
+        <w:t xml:space="preserve">在转移当时建转移交付批次并重新推送（新挂靠、新</w:t>
       </w:r>
       <w:r>
         <w:t xml:space="preserve"> </w:t>
@@ -11905,7 +11986,7 @@
         <w:rPr>
           <w:rFonts w:hint="eastAsia"/>
         </w:rPr>
-        <w:t xml:space="preserve">）；尚未下发的照常等待下发</w:t>
+        <w:t xml:space="preserve">）；尚未下发的回号池，照常等待下发</w:t>
       </w:r>
     </w:p>
     <w:p>
@@ -11928,7 +12009,7 @@
         <w:rPr>
           <w:rFonts w:hint="eastAsia"/>
         </w:rPr>
-        <w:t xml:space="preserve">：向转入组织</w:t>
+        <w:t xml:space="preserve">：原组织</w:t>
       </w:r>
       <w:r>
         <w:t xml:space="preserve"> MES </w:t>
@@ -11937,16 +12018,16 @@
         <w:rPr>
           <w:rFonts w:hint="eastAsia"/>
         </w:rPr>
-        <w:t xml:space="preserve">发推送批次；同时向曾持有该</w:t>
-      </w:r>
-      <w:r>
-        <w:t xml:space="preserve"> SN </w:t>
-      </w:r>
-      <w:r>
-        <w:rPr>
-          <w:rFonts w:hint="eastAsia"/>
-        </w:rPr>
-        <w:t xml:space="preserve">的原组织</w:t>
+        <w:t xml:space="preserve">曾持有的</w:t>
+      </w:r>
+      <w:r>
+        <w:t xml:space="preserve"> </w:t>
+      </w:r>
+      <w:r>
+        <w:rPr>
+          <w:rFonts w:hint="eastAsia"/>
+        </w:rPr>
+        <w:t xml:space="preserve">SN，在转移当时向转入组织</w:t>
       </w:r>
       <w:r>
         <w:t xml:space="preserve"> MES </w:t>
@@ -11955,7 +12036,16 @@
         <w:rPr>
           <w:rFonts w:hint="eastAsia"/>
         </w:rPr>
-        <w:t xml:space="preserve">发转移批次（</w:t>
+        <w:t xml:space="preserve">建转移交付批次，同时向原组织</w:t>
+      </w:r>
+      <w:r>
+        <w:t xml:space="preserve"> MES </w:t>
+      </w:r>
+      <w:r>
+        <w:rPr>
+          <w:rFonts w:hint="eastAsia"/>
+        </w:rPr>
+        <w:t xml:space="preserve">建转移批次（</w:t>
       </w:r>
       <w:r>
         <w:rPr>
@@ -11967,7 +12057,76 @@
         <w:rPr>
           <w:rFonts w:hint="eastAsia"/>
         </w:rPr>
-        <w:t xml:space="preserve">），两者互不等待</w:t>
+        <w:t xml:space="preserve">），两者互不等待；原组织</w:t>
+      </w:r>
+      <w:r>
+        <w:t xml:space="preserve"> MES </w:t>
+      </w:r>
+      <w:r>
+        <w:rPr>
+          <w:rFonts w:hint="eastAsia"/>
+        </w:rPr>
+        <w:t xml:space="preserve">未持有的回号池，作为首次下发</w:t>
+      </w:r>
+    </w:p>
+    <w:p>
+      <w:pPr>
+        <w:pStyle w:val="Compact"/>
+        <w:numPr>
+          <w:ilvl w:val="1"/>
+          <w:numId w:val="1011"/>
+        </w:numPr>
+      </w:pPr>
+      <w:r>
+        <w:rPr>
+          <w:rFonts w:hint="eastAsia"/>
+        </w:rPr>
+        <w:t xml:space="preserve">转移交付批次是普通的推送批次（</w:t>
+      </w:r>
+      <w:r>
+        <w:rPr>
+          <w:rStyle w:val="VerbatimChar"/>
+        </w:rPr>
+        <w:t xml:space="preserve">batchType = DELIVERY</w:t>
+      </w:r>
+      <w:r>
+        <w:rPr>
+          <w:rFonts w:hint="eastAsia"/>
+        </w:rPr>
+        <w:t xml:space="preserve">），MES</w:t>
+      </w:r>
+      <w:r>
+        <w:t xml:space="preserve"> </w:t>
+      </w:r>
+      <w:r>
+        <w:rPr>
+          <w:rFonts w:hint="eastAsia"/>
+        </w:rPr>
+        <w:t xml:space="preserve">也可拉取；按转入组织的单批枚数拆分，一批只有一种</w:t>
+      </w:r>
+      <w:r>
+        <w:t xml:space="preserve"> </w:t>
+      </w:r>
+      <w:r>
+        <w:rPr>
+          <w:rStyle w:val="VerbatimChar"/>
+        </w:rPr>
+        <w:t xml:space="preserve">bizType</w:t>
+      </w:r>
+      <w:r>
+        <w:rPr>
+          <w:rFonts w:hint="eastAsia"/>
+        </w:rPr>
+        <w:t xml:space="preserve">；目标单据暂停交付时不建批，SN</w:t>
+      </w:r>
+      <w:r>
+        <w:t xml:space="preserve"> </w:t>
+      </w:r>
+      <w:r>
+        <w:rPr>
+          <w:rFonts w:hint="eastAsia"/>
+        </w:rPr>
+        <w:t xml:space="preserve">留在号池，解除后照常下发</w:t>
       </w:r>
     </w:p>
     <w:p>
@@ -14030,7 +14189,79 @@
         <w:rPr>
           <w:rFonts w:hint="eastAsia"/>
         </w:rPr>
-        <w:t xml:space="preserve">会重新组批送达</w:t>
+        <w:t xml:space="preserve">会以新的批次号重新送达，</w:t>
+      </w:r>
+      <w:r>
+        <w:rPr>
+          <w:rStyle w:val="VerbatimChar"/>
+        </w:rPr>
+        <w:t xml:space="preserve">rev</w:t>
+      </w:r>
+      <w:r>
+        <w:t xml:space="preserve"> </w:t>
+      </w:r>
+      <w:r>
+        <w:rPr>
+          <w:rFonts w:hint="eastAsia"/>
+        </w:rPr>
+        <w:t xml:space="preserve">不变：</w:t>
+      </w:r>
+    </w:p>
+    <w:p>
+      <w:pPr>
+        <w:pStyle w:val="Compact"/>
+        <w:numPr>
+          <w:ilvl w:val="1"/>
+          <w:numId w:val="1017"/>
+        </w:numPr>
+      </w:pPr>
+      <w:r>
+        <w:rPr>
+          <w:rFonts w:hint="eastAsia"/>
+        </w:rPr>
+        <w:t xml:space="preserve">普通推送</w:t>
+      </w:r>
+      <w:r>
+        <w:t xml:space="preserve"> / </w:t>
+      </w:r>
+      <w:r>
+        <w:rPr>
+          <w:rFonts w:hint="eastAsia"/>
+        </w:rPr>
+        <w:t xml:space="preserve">拉取批次：SN</w:t>
+      </w:r>
+      <w:r>
+        <w:t xml:space="preserve"> </w:t>
+      </w:r>
+      <w:r>
+        <w:rPr>
+          <w:rFonts w:hint="eastAsia"/>
+        </w:rPr>
+        <w:t xml:space="preserve">回号池重新组批</w:t>
+      </w:r>
+    </w:p>
+    <w:p>
+      <w:pPr>
+        <w:pStyle w:val="Compact"/>
+        <w:numPr>
+          <w:ilvl w:val="1"/>
+          <w:numId w:val="1017"/>
+        </w:numPr>
+      </w:pPr>
+      <w:r>
+        <w:rPr>
+          <w:rFonts w:hint="eastAsia"/>
+        </w:rPr>
+        <w:t xml:space="preserve">转移交付批次、转移批次：按原</w:t>
+      </w:r>
+      <w:r>
+        <w:t xml:space="preserve"> SN </w:t>
+      </w:r>
+      <w:r>
+        <w:rPr>
+          <w:rFonts w:hint="eastAsia"/>
+        </w:rPr>
+        <w:t xml:space="preserve">当场重建新批次（内容与原批次相同）并自动推送</w:t>
       </w:r>
     </w:p>
     <w:bookmarkEnd w:id="53"/>
@@ -14050,157 +14281,6 @@
       </w:r>
       <w:r>
         <w:t xml:space="preserve"> SN</w:t>
-      </w:r>
-    </w:p>
-    <w:p>
-      <w:pPr>
-        <w:pStyle w:val="Compact"/>
-        <w:numPr>
-          <w:ilvl w:val="0"/>
-          <w:numId w:val="1017"/>
-        </w:numPr>
-      </w:pPr>
-      <w:r>
-        <w:rPr>
-          <w:rFonts w:hint="eastAsia"/>
-        </w:rPr>
-        <w:t xml:space="preserve">批次中某枚</w:t>
-      </w:r>
-      <w:r>
-        <w:t xml:space="preserve"> SN </w:t>
-      </w:r>
-      <w:r>
-        <w:rPr>
-          <w:rFonts w:hint="eastAsia"/>
-        </w:rPr>
-        <w:t xml:space="preserve">的</w:t>
-      </w:r>
-      <w:r>
-        <w:t xml:space="preserve"> </w:t>
-      </w:r>
-      <w:r>
-        <w:rPr>
-          <w:rStyle w:val="VerbatimChar"/>
-        </w:rPr>
-        <w:t xml:space="preserve">rev</w:t>
-      </w:r>
-      <w:r>
-        <w:t xml:space="preserve"> </w:t>
-      </w:r>
-      <w:r>
-        <w:rPr>
-          <w:rFonts w:hint="eastAsia"/>
-        </w:rPr>
-        <w:t xml:space="preserve">小于本地时，MES</w:t>
-      </w:r>
-      <w:r>
-        <w:t xml:space="preserve"> </w:t>
-      </w:r>
-      <w:r>
-        <w:rPr>
-          <w:rFonts w:hint="eastAsia"/>
-        </w:rPr>
-        <w:t xml:space="preserve">跳过该枚、保留本地数据，整批照常回</w:t>
-      </w:r>
-      <w:r>
-        <w:t xml:space="preserve"> </w:t>
-      </w:r>
-      <w:r>
-        <w:rPr>
-          <w:rStyle w:val="VerbatimChar"/>
-        </w:rPr>
-        <w:t xml:space="preserve">OK</w:t>
-      </w:r>
-      <w:r>
-        <w:rPr>
-          <w:rFonts w:hint="eastAsia"/>
-        </w:rPr>
-        <w:t xml:space="preserve">，无需告知</w:t>
-      </w:r>
-      <w:r>
-        <w:t xml:space="preserve"> SN </w:t>
-      </w:r>
-      <w:r>
-        <w:rPr>
-          <w:rFonts w:hint="eastAsia"/>
-        </w:rPr>
-        <w:t xml:space="preserve">系统</w:t>
-      </w:r>
-    </w:p>
-    <w:p>
-      <w:pPr>
-        <w:pStyle w:val="Compact"/>
-        <w:numPr>
-          <w:ilvl w:val="0"/>
-          <w:numId w:val="1017"/>
-        </w:numPr>
-      </w:pPr>
-      <w:r>
-        <w:rPr>
-          <w:rFonts w:hint="eastAsia"/>
-        </w:rPr>
-        <w:t xml:space="preserve">正常情况下不会出现（5.3）；MES</w:t>
-      </w:r>
-      <w:r>
-        <w:t xml:space="preserve"> </w:t>
-      </w:r>
-      <w:r>
-        <w:rPr>
-          <w:rFonts w:hint="eastAsia"/>
-        </w:rPr>
-        <w:t xml:space="preserve">侧如需排查，可用</w:t>
-      </w:r>
-      <w:r>
-        <w:t xml:space="preserve"> ⑤ </w:t>
-      </w:r>
-      <w:r>
-        <w:rPr>
-          <w:rFonts w:hint="eastAsia"/>
-        </w:rPr>
-        <w:t xml:space="preserve">查询</w:t>
-      </w:r>
-      <w:r>
-        <w:t xml:space="preserve"> SN </w:t>
-      </w:r>
-      <w:r>
-        <w:rPr>
-          <w:rFonts w:hint="eastAsia"/>
-        </w:rPr>
-        <w:t xml:space="preserve">系统当前的</w:t>
-      </w:r>
-      <w:r>
-        <w:t xml:space="preserve"> </w:t>
-      </w:r>
-      <w:r>
-        <w:rPr>
-          <w:rStyle w:val="VerbatimChar"/>
-        </w:rPr>
-        <w:t xml:space="preserve">rev</w:t>
-      </w:r>
-      <w:r>
-        <w:t xml:space="preserve"> </w:t>
-      </w:r>
-      <w:r>
-        <w:rPr>
-          <w:rFonts w:hint="eastAsia"/>
-        </w:rPr>
-        <w:t xml:space="preserve">与挂靠</w:t>
-      </w:r>
-    </w:p>
-    <w:bookmarkEnd w:id="54"/>
-    <w:bookmarkStart w:id="55" w:name="回执长期缺失"/>
-    <w:p>
-      <w:pPr>
-        <w:pStyle w:val="Heading3"/>
-      </w:pPr>
-      <w:r>
-        <w:t xml:space="preserve">6.5 </w:t>
-      </w:r>
-      <w:r>
-        <w:rPr>
-          <w:rFonts w:hint="eastAsia"/>
-        </w:rPr>
-        <w:t xml:space="preserve">回执长期缺失</w:t>
       </w:r>
     </w:p>
     <w:p>
@@ -14215,16 +14295,67 @@
         <w:rPr>
           <w:rFonts w:hint="eastAsia"/>
         </w:rPr>
-        <w:t xml:space="preserve">批次长期无法回执时，MES</w:t>
+        <w:t xml:space="preserve">批次中某枚</w:t>
+      </w:r>
+      <w:r>
+        <w:t xml:space="preserve"> SN </w:t>
+      </w:r>
+      <w:r>
+        <w:rPr>
+          <w:rFonts w:hint="eastAsia"/>
+        </w:rPr>
+        <w:t xml:space="preserve">的</w:t>
       </w:r>
       <w:r>
         <w:t xml:space="preserve"> </w:t>
       </w:r>
       <w:r>
         <w:rPr>
-          <w:rFonts w:hint="eastAsia"/>
-        </w:rPr>
-        <w:t xml:space="preserve">书面告知总部是否已入库</w:t>
+          <w:rStyle w:val="VerbatimChar"/>
+        </w:rPr>
+        <w:t xml:space="preserve">rev</w:t>
+      </w:r>
+      <w:r>
+        <w:t xml:space="preserve"> </w:t>
+      </w:r>
+      <w:r>
+        <w:rPr>
+          <w:rFonts w:hint="eastAsia"/>
+        </w:rPr>
+        <w:t xml:space="preserve">小于本地时，MES</w:t>
+      </w:r>
+      <w:r>
+        <w:t xml:space="preserve"> </w:t>
+      </w:r>
+      <w:r>
+        <w:rPr>
+          <w:rFonts w:hint="eastAsia"/>
+        </w:rPr>
+        <w:t xml:space="preserve">跳过该枚、保留本地数据，整批照常回</w:t>
+      </w:r>
+      <w:r>
+        <w:t xml:space="preserve"> </w:t>
+      </w:r>
+      <w:r>
+        <w:rPr>
+          <w:rStyle w:val="VerbatimChar"/>
+        </w:rPr>
+        <w:t xml:space="preserve">OK</w:t>
+      </w:r>
+      <w:r>
+        <w:rPr>
+          <w:rFonts w:hint="eastAsia"/>
+        </w:rPr>
+        <w:t xml:space="preserve">，无需告知</w:t>
+      </w:r>
+      <w:r>
+        <w:t xml:space="preserve"> SN </w:t>
+      </w:r>
+      <w:r>
+        <w:rPr>
+          <w:rFonts w:hint="eastAsia"/>
+        </w:rPr>
+        <w:t xml:space="preserve">系统</w:t>
       </w:r>
     </w:p>
     <w:p>
@@ -14239,7 +14370,7 @@
         <w:rPr>
           <w:rFonts w:hint="eastAsia"/>
         </w:rPr>
-        <w:t xml:space="preserve">已入库：总部「人工确认」，SN</w:t>
+        <w:t xml:space="preserve">正常情况下不会出现（5.3）；MES</w:t>
       </w:r>
       <w:r>
         <w:t xml:space="preserve"> </w:t>
@@ -14248,16 +14379,59 @@
         <w:rPr>
           <w:rFonts w:hint="eastAsia"/>
         </w:rPr>
-        <w:t xml:space="preserve">变为已推送；未处理：总部「作废」，SN</w:t>
+        <w:t xml:space="preserve">侧如需排查，可用</w:t>
+      </w:r>
+      <w:r>
+        <w:t xml:space="preserve"> ⑤ </w:t>
+      </w:r>
+      <w:r>
+        <w:rPr>
+          <w:rFonts w:hint="eastAsia"/>
+        </w:rPr>
+        <w:t xml:space="preserve">查询</w:t>
+      </w:r>
+      <w:r>
+        <w:t xml:space="preserve"> SN </w:t>
+      </w:r>
+      <w:r>
+        <w:rPr>
+          <w:rFonts w:hint="eastAsia"/>
+        </w:rPr>
+        <w:t xml:space="preserve">系统当前的</w:t>
       </w:r>
       <w:r>
         <w:t xml:space="preserve"> </w:t>
       </w:r>
       <w:r>
         <w:rPr>
-          <w:rFonts w:hint="eastAsia"/>
-        </w:rPr>
-        <w:t xml:space="preserve">重新组批</w:t>
+          <w:rStyle w:val="VerbatimChar"/>
+        </w:rPr>
+        <w:t xml:space="preserve">rev</w:t>
+      </w:r>
+      <w:r>
+        <w:t xml:space="preserve"> </w:t>
+      </w:r>
+      <w:r>
+        <w:rPr>
+          <w:rFonts w:hint="eastAsia"/>
+        </w:rPr>
+        <w:t xml:space="preserve">与挂靠</w:t>
+      </w:r>
+    </w:p>
+    <w:bookmarkEnd w:id="54"/>
+    <w:bookmarkStart w:id="55" w:name="回执长期缺失"/>
+    <w:p>
+      <w:pPr>
+        <w:pStyle w:val="Heading3"/>
+      </w:pPr>
+      <w:r>
+        <w:t xml:space="preserve">6.5 </w:t>
+      </w:r>
+      <w:r>
+        <w:rPr>
+          <w:rFonts w:hint="eastAsia"/>
+        </w:rPr>
+        <w:t xml:space="preserve">回执长期缺失</w:t>
       </w:r>
     </w:p>
     <w:p>
@@ -14265,7 +14439,64 @@
         <w:pStyle w:val="Compact"/>
         <w:numPr>
           <w:ilvl w:val="0"/>
-          <w:numId w:val="1018"/>
+          <w:numId w:val="1019"/>
+        </w:numPr>
+      </w:pPr>
+      <w:r>
+        <w:rPr>
+          <w:rFonts w:hint="eastAsia"/>
+        </w:rPr>
+        <w:t xml:space="preserve">批次长期无法回执时，MES</w:t>
+      </w:r>
+      <w:r>
+        <w:t xml:space="preserve"> </w:t>
+      </w:r>
+      <w:r>
+        <w:rPr>
+          <w:rFonts w:hint="eastAsia"/>
+        </w:rPr>
+        <w:t xml:space="preserve">书面告知总部是否已入库</w:t>
+      </w:r>
+    </w:p>
+    <w:p>
+      <w:pPr>
+        <w:pStyle w:val="Compact"/>
+        <w:numPr>
+          <w:ilvl w:val="0"/>
+          <w:numId w:val="1019"/>
+        </w:numPr>
+      </w:pPr>
+      <w:r>
+        <w:rPr>
+          <w:rFonts w:hint="eastAsia"/>
+        </w:rPr>
+        <w:t xml:space="preserve">已入库：总部「人工确认」，SN</w:t>
+      </w:r>
+      <w:r>
+        <w:t xml:space="preserve"> </w:t>
+      </w:r>
+      <w:r>
+        <w:rPr>
+          <w:rFonts w:hint="eastAsia"/>
+        </w:rPr>
+        <w:t xml:space="preserve">变为已推送；未处理：总部「作废」，SN</w:t>
+      </w:r>
+      <w:r>
+        <w:t xml:space="preserve"> </w:t>
+      </w:r>
+      <w:r>
+        <w:rPr>
+          <w:rFonts w:hint="eastAsia"/>
+        </w:rPr>
+        <w:t xml:space="preserve">重新组批</w:t>
+      </w:r>
+    </w:p>
+    <w:p>
+      <w:pPr>
+        <w:pStyle w:val="Compact"/>
+        <w:numPr>
+          <w:ilvl w:val="0"/>
+          <w:numId w:val="1019"/>
         </w:numPr>
       </w:pPr>
       <w:r>
@@ -16111,7 +16342,7 @@
         <w:pStyle w:val="Compact"/>
         <w:numPr>
           <w:ilvl w:val="0"/>
-          <w:numId w:val="1019"/>
+          <w:numId w:val="1020"/>
         </w:numPr>
       </w:pPr>
       <w:r>
@@ -16142,91 +16373,6 @@
           <w:rFonts w:hint="eastAsia"/>
         </w:rPr>
         <w:t xml:space="preserve">再序列化（字段顺序、空白会变化）</w:t>
-      </w:r>
-    </w:p>
-    <w:p>
-      <w:pPr>
-        <w:pStyle w:val="Compact"/>
-        <w:numPr>
-          <w:ilvl w:val="0"/>
-          <w:numId w:val="1019"/>
-        </w:numPr>
-      </w:pPr>
-      <w:r>
-        <w:rPr>
-          <w:rFonts w:hint="eastAsia"/>
-        </w:rPr>
-        <w:t xml:space="preserve">时间差超过</w:t>
-      </w:r>
-      <w:r>
-        <w:t xml:space="preserve"> 5 </w:t>
-      </w:r>
-      <w:r>
-        <w:rPr>
-          <w:rFonts w:hint="eastAsia"/>
-        </w:rPr>
-        <w:t xml:space="preserve">分钟拒绝；签名比较使用常量时间比较</w:t>
-      </w:r>
-    </w:p>
-    <w:p>
-      <w:pPr>
-        <w:pStyle w:val="Compact"/>
-        <w:numPr>
-          <w:ilvl w:val="0"/>
-          <w:numId w:val="1019"/>
-        </w:numPr>
-      </w:pPr>
-      <w:r>
-        <w:rPr>
-          <w:rFonts w:hint="eastAsia"/>
-        </w:rPr>
-        <w:t xml:space="preserve">密钥由总部在「MES</w:t>
-      </w:r>
-      <w:r>
-        <w:t xml:space="preserve"> </w:t>
-      </w:r>
-      <w:r>
-        <w:rPr>
-          <w:rFonts w:hint="eastAsia"/>
-        </w:rPr>
-        <w:t xml:space="preserve">配置」中设定，线下提供给</w:t>
-      </w:r>
-      <w:r>
-        <w:t xml:space="preserve"> MES </w:t>
-      </w:r>
-      <w:r>
-        <w:rPr>
-          <w:rFonts w:hint="eastAsia"/>
-        </w:rPr>
-        <w:t xml:space="preserve">方</w:t>
-      </w:r>
-    </w:p>
-    <w:p>
-      <w:pPr>
-        <w:pStyle w:val="FirstParagraph"/>
-      </w:pPr>
-      <w:r>
-        <w:rPr>
-          <w:rFonts w:hint="eastAsia"/>
-          <w:b/>
-          <w:bCs/>
-        </w:rPr>
-        <w:t xml:space="preserve">③～⑥</w:t>
-      </w:r>
-      <w:r>
-        <w:rPr>
-          <w:b/>
-          <w:bCs/>
-        </w:rPr>
-        <w:t xml:space="preserve"> MES → SN </w:t>
-      </w:r>
-      <w:r>
-        <w:rPr>
-          <w:rFonts w:hint="eastAsia"/>
-          <w:b/>
-          <w:bCs/>
-        </w:rPr>
-        <w:t xml:space="preserve">系统</w:t>
       </w:r>
     </w:p>
     <w:p>
@@ -16241,47 +16387,16 @@
         <w:rPr>
           <w:rFonts w:hint="eastAsia"/>
         </w:rPr>
-        <w:t xml:space="preserve">每次请求带</w:t>
-      </w:r>
-      <w:r>
-        <w:t xml:space="preserve"> </w:t>
-      </w:r>
-      <w:r>
-        <w:rPr>
-          <w:rStyle w:val="VerbatimChar"/>
-        </w:rPr>
-        <w:t xml:space="preserve">Authorization: Bearer </w:t>
-      </w:r>
-      <w:r>
-        <w:rPr>
-          <w:rStyle w:val="VerbatimChar"/>
-          <w:rFonts w:hint="eastAsia"/>
-        </w:rPr>
-        <w:t xml:space="preserve">&lt;工号&gt;:&lt;密钥&gt;</w:t>
-      </w:r>
-      <w:r>
-        <w:rPr>
-          <w:rFonts w:hint="eastAsia"/>
-        </w:rPr>
-        <w:t xml:space="preserve">，无需换取令牌；工号、密钥由总部在「账户</w:t>
-      </w:r>
-      <w:r>
-        <w:t xml:space="preserve"> → MES </w:t>
-      </w:r>
-      <w:r>
-        <w:rPr>
-          <w:rFonts w:hint="eastAsia"/>
-        </w:rPr>
-        <w:t xml:space="preserve">接口账户」创建后提供给</w:t>
-      </w:r>
-      <w:r>
-        <w:t xml:space="preserve"> MES </w:t>
-      </w:r>
-      <w:r>
-        <w:rPr>
-          <w:rFonts w:hint="eastAsia"/>
-        </w:rPr>
-        <w:t xml:space="preserve">方</w:t>
+        <w:t xml:space="preserve">时间差超过</w:t>
+      </w:r>
+      <w:r>
+        <w:t xml:space="preserve"> 5 </w:t>
+      </w:r>
+      <w:r>
+        <w:rPr>
+          <w:rFonts w:hint="eastAsia"/>
+        </w:rPr>
+        <w:t xml:space="preserve">分钟拒绝；签名比较使用常量时间比较</w:t>
       </w:r>
     </w:p>
     <w:p>
@@ -16296,16 +16411,53 @@
         <w:rPr>
           <w:rFonts w:hint="eastAsia"/>
         </w:rPr>
-        <w:t xml:space="preserve">账户仅能访问所绑定的生产组织；可设置来源</w:t>
-      </w:r>
-      <w:r>
-        <w:t xml:space="preserve"> IP </w:t>
-      </w:r>
-      <w:r>
-        <w:rPr>
-          <w:rFonts w:hint="eastAsia"/>
-        </w:rPr>
-        <w:t xml:space="preserve">白名单</w:t>
+        <w:t xml:space="preserve">密钥由总部在「MES</w:t>
+      </w:r>
+      <w:r>
+        <w:t xml:space="preserve"> </w:t>
+      </w:r>
+      <w:r>
+        <w:rPr>
+          <w:rFonts w:hint="eastAsia"/>
+        </w:rPr>
+        <w:t xml:space="preserve">配置」中设定，线下提供给</w:t>
+      </w:r>
+      <w:r>
+        <w:t xml:space="preserve"> MES </w:t>
+      </w:r>
+      <w:r>
+        <w:rPr>
+          <w:rFonts w:hint="eastAsia"/>
+        </w:rPr>
+        <w:t xml:space="preserve">方</w:t>
+      </w:r>
+    </w:p>
+    <w:p>
+      <w:pPr>
+        <w:pStyle w:val="FirstParagraph"/>
+      </w:pPr>
+      <w:r>
+        <w:rPr>
+          <w:rFonts w:hint="eastAsia"/>
+          <w:b/>
+          <w:bCs/>
+        </w:rPr>
+        <w:t xml:space="preserve">③～⑥</w:t>
+      </w:r>
+      <w:r>
+        <w:rPr>
+          <w:b/>
+          <w:bCs/>
+        </w:rPr>
+        <w:t xml:space="preserve"> MES → SN </w:t>
+      </w:r>
+      <w:r>
+        <w:rPr>
+          <w:rFonts w:hint="eastAsia"/>
+          <w:b/>
+          <w:bCs/>
+        </w:rPr>
+        <w:t xml:space="preserve">系统</w:t>
       </w:r>
     </w:p>
     <w:p>
@@ -16313,7 +16465,86 @@
         <w:pStyle w:val="Compact"/>
         <w:numPr>
           <w:ilvl w:val="0"/>
-          <w:numId w:val="1020"/>
+          <w:numId w:val="1021"/>
+        </w:numPr>
+      </w:pPr>
+      <w:r>
+        <w:rPr>
+          <w:rFonts w:hint="eastAsia"/>
+        </w:rPr>
+        <w:t xml:space="preserve">每次请求带</w:t>
+      </w:r>
+      <w:r>
+        <w:t xml:space="preserve"> </w:t>
+      </w:r>
+      <w:r>
+        <w:rPr>
+          <w:rStyle w:val="VerbatimChar"/>
+        </w:rPr>
+        <w:t xml:space="preserve">Authorization: Bearer </w:t>
+      </w:r>
+      <w:r>
+        <w:rPr>
+          <w:rStyle w:val="VerbatimChar"/>
+          <w:rFonts w:hint="eastAsia"/>
+        </w:rPr>
+        <w:t xml:space="preserve">&lt;工号&gt;:&lt;密钥&gt;</w:t>
+      </w:r>
+      <w:r>
+        <w:rPr>
+          <w:rFonts w:hint="eastAsia"/>
+        </w:rPr>
+        <w:t xml:space="preserve">，无需换取令牌；工号、密钥由总部在「账户</w:t>
+      </w:r>
+      <w:r>
+        <w:t xml:space="preserve"> → MES </w:t>
+      </w:r>
+      <w:r>
+        <w:rPr>
+          <w:rFonts w:hint="eastAsia"/>
+        </w:rPr>
+        <w:t xml:space="preserve">接口账户」创建后提供给</w:t>
+      </w:r>
+      <w:r>
+        <w:t xml:space="preserve"> MES </w:t>
+      </w:r>
+      <w:r>
+        <w:rPr>
+          <w:rFonts w:hint="eastAsia"/>
+        </w:rPr>
+        <w:t xml:space="preserve">方</w:t>
+      </w:r>
+    </w:p>
+    <w:p>
+      <w:pPr>
+        <w:pStyle w:val="Compact"/>
+        <w:numPr>
+          <w:ilvl w:val="0"/>
+          <w:numId w:val="1021"/>
+        </w:numPr>
+      </w:pPr>
+      <w:r>
+        <w:rPr>
+          <w:rFonts w:hint="eastAsia"/>
+        </w:rPr>
+        <w:t xml:space="preserve">账户仅能访问所绑定的生产组织；可设置来源</w:t>
+      </w:r>
+      <w:r>
+        <w:t xml:space="preserve"> IP </w:t>
+      </w:r>
+      <w:r>
+        <w:rPr>
+          <w:rFonts w:hint="eastAsia"/>
+        </w:rPr>
+        <w:t xml:space="preserve">白名单</w:t>
+      </w:r>
+    </w:p>
+    <w:p>
+      <w:pPr>
+        <w:pStyle w:val="Compact"/>
+        <w:numPr>
+          <w:ilvl w:val="0"/>
+          <w:numId w:val="1021"/>
         </w:numPr>
       </w:pPr>
       <w:r>
@@ -22767,7 +22998,7 @@
         <w:pStyle w:val="Compact"/>
         <w:numPr>
           <w:ilvl w:val="0"/>
-          <w:numId w:val="1021"/>
+          <w:numId w:val="1022"/>
         </w:numPr>
       </w:pPr>
       <w:r>
@@ -22833,7 +23064,7 @@
         <w:pStyle w:val="Compact"/>
         <w:numPr>
           <w:ilvl w:val="0"/>
-          <w:numId w:val="1021"/>
+          <w:numId w:val="1022"/>
         </w:numPr>
       </w:pPr>
       <w:r>
@@ -24958,7 +25189,7 @@
         <w:pStyle w:val="Compact"/>
         <w:numPr>
           <w:ilvl w:val="0"/>
-          <w:numId w:val="1022"/>
+          <w:numId w:val="1023"/>
         </w:numPr>
       </w:pPr>
       <w:r>
@@ -24997,7 +25228,7 @@
         <w:pStyle w:val="Compact"/>
         <w:numPr>
           <w:ilvl w:val="0"/>
-          <w:numId w:val="1022"/>
+          <w:numId w:val="1023"/>
         </w:numPr>
       </w:pPr>
       <w:r>
@@ -26571,7 +26802,7 @@
         <w:pStyle w:val="Compact"/>
         <w:numPr>
           <w:ilvl w:val="0"/>
-          <w:numId w:val="1023"/>
+          <w:numId w:val="1024"/>
         </w:numPr>
       </w:pPr>
       <w:r>
@@ -26595,7 +26826,7 @@
         <w:pStyle w:val="Compact"/>
         <w:numPr>
           <w:ilvl w:val="0"/>
-          <w:numId w:val="1023"/>
+          <w:numId w:val="1024"/>
         </w:numPr>
       </w:pPr>
       <w:r>
@@ -31075,6 +31306,9 @@
     <w:abstractNumId w:val="991"/>
   </w:num>
   <w:num w:numId="1023">
+    <w:abstractNumId w:val="991"/>
+  </w:num>
+  <w:num w:numId="1024">
     <w:abstractNumId w:val="991"/>
   </w:num>
 </w:numbering>

--- a/docs/MES对接接口文档.docx
+++ b/docs/MES对接接口文档.docx
@@ -1369,9 +1369,9 @@
         <w:tblLook w:firstRow="1" w:lastRow="0" w:firstColumn="0" w:lastColumn="0" w:noHBand="0" w:noVBand="0" w:val="0020"/>
       </w:tblPr>
       <w:tblGrid>
-        <w:gridCol w:w="2137"/>
-        <w:gridCol w:w="4161"/>
-        <w:gridCol w:w="3112"/>
+        <w:gridCol w:w="2086"/>
+        <w:gridCol w:w="4061"/>
+        <w:gridCol w:w="3264"/>
       </w:tblGrid>
       <w:tr>
         <w:trPr>
@@ -1380,7 +1380,7 @@
         </w:trPr>
         <w:tc>
           <w:tcPr>
-            <w:tcW w:w="2137" w:type="dxa"/>
+            <w:tcW w:w="2086" w:type="dxa"/>
             <w:shd w:val="clear" w:color="auto" w:fill="D9E2F3"/>
           </w:tcPr>
           <w:p>
@@ -1407,7 +1407,7 @@
         </w:tc>
         <w:tc>
           <w:tcPr>
-            <w:tcW w:w="4161" w:type="dxa"/>
+            <w:tcW w:w="4061" w:type="dxa"/>
             <w:shd w:val="clear" w:color="auto" w:fill="D9E2F3"/>
           </w:tcPr>
           <w:p>
@@ -1427,7 +1427,7 @@
         </w:tc>
         <w:tc>
           <w:tcPr>
-            <w:tcW w:w="3112" w:type="dxa"/>
+            <w:tcW w:w="3264" w:type="dxa"/>
             <w:shd w:val="clear" w:color="auto" w:fill="D9E2F3"/>
           </w:tcPr>
           <w:p>
@@ -1464,7 +1464,7 @@
       <w:tr>
         <w:tc>
           <w:tcPr>
-            <w:tcW w:w="2137" w:type="dxa"/>
+            <w:tcW w:w="2086" w:type="dxa"/>
           </w:tcPr>
           <w:p>
             <w:pPr>
@@ -1482,7 +1482,7 @@
         </w:tc>
         <w:tc>
           <w:tcPr>
-            <w:tcW w:w="4161" w:type="dxa"/>
+            <w:tcW w:w="4061" w:type="dxa"/>
           </w:tcPr>
           <w:p>
             <w:pPr>
@@ -1500,7 +1500,7 @@
         </w:tc>
         <w:tc>
           <w:tcPr>
-            <w:tcW w:w="3112" w:type="dxa"/>
+            <w:tcW w:w="3264" w:type="dxa"/>
           </w:tcPr>
           <w:p>
             <w:pPr>
@@ -1526,7 +1526,7 @@
       <w:tr>
         <w:tc>
           <w:tcPr>
-            <w:tcW w:w="2137" w:type="dxa"/>
+            <w:tcW w:w="2086" w:type="dxa"/>
           </w:tcPr>
           <w:p>
             <w:pPr>
@@ -1544,7 +1544,7 @@
         </w:tc>
         <w:tc>
           <w:tcPr>
-            <w:tcW w:w="4161" w:type="dxa"/>
+            <w:tcW w:w="4061" w:type="dxa"/>
           </w:tcPr>
           <w:p>
             <w:pPr>
@@ -1575,7 +1575,7 @@
         </w:tc>
         <w:tc>
           <w:tcPr>
-            <w:tcW w:w="3112" w:type="dxa"/>
+            <w:tcW w:w="3264" w:type="dxa"/>
           </w:tcPr>
           <w:p>
             <w:pPr>
@@ -1595,7 +1595,7 @@
       <w:tr>
         <w:tc>
           <w:tcPr>
-            <w:tcW w:w="2137" w:type="dxa"/>
+            <w:tcW w:w="2086" w:type="dxa"/>
           </w:tcPr>
           <w:p>
             <w:pPr>
@@ -1613,7 +1613,7 @@
         </w:tc>
         <w:tc>
           <w:tcPr>
-            <w:tcW w:w="4161" w:type="dxa"/>
+            <w:tcW w:w="4061" w:type="dxa"/>
           </w:tcPr>
           <w:p>
             <w:pPr>
@@ -1644,7 +1644,7 @@
         </w:tc>
         <w:tc>
           <w:tcPr>
-            <w:tcW w:w="3112" w:type="dxa"/>
+            <w:tcW w:w="3264" w:type="dxa"/>
           </w:tcPr>
           <w:p>
             <w:pPr>
@@ -1662,20 +1662,20 @@
                 <w:rFonts w:hint="eastAsia"/>
                 <w:sz w:val="18"/>
               </w:rPr>
-              <w:t xml:space="preserve">已收到或正在接收</w:t>
-            </w:r>
-            <w:r>
-              <w:rPr>
-                <w:sz w:val="18"/>
-              </w:rPr>
-              <w:t xml:space="preserve"> </w:t>
-            </w:r>
-            <w:r>
-              <w:rPr>
-                <w:rStyle w:val="VerbatimChar"/>
-                <w:sz w:val="18"/>
-              </w:rPr>
-              <w:t xml:space="preserve">DELIVERY</w:t>
+              <w:t xml:space="preserve">已收到或正在接收推送</w:t>
+            </w:r>
+            <w:r>
+              <w:rPr>
+                <w:sz w:val="18"/>
+              </w:rPr>
+              <w:t xml:space="preserve"> / </w:t>
+            </w:r>
+            <w:r>
+              <w:rPr>
+                <w:rFonts w:hint="eastAsia"/>
+                <w:sz w:val="18"/>
+              </w:rPr>
+              <w:t xml:space="preserve">拉取批次</w:t>
             </w:r>
           </w:p>
         </w:tc>
@@ -1683,7 +1683,7 @@
       <w:tr>
         <w:tc>
           <w:tcPr>
-            <w:tcW w:w="2137" w:type="dxa"/>
+            <w:tcW w:w="2086" w:type="dxa"/>
           </w:tcPr>
           <w:p>
             <w:pPr>
@@ -1701,7 +1701,7 @@
         </w:tc>
         <w:tc>
           <w:tcPr>
-            <w:tcW w:w="4161" w:type="dxa"/>
+            <w:tcW w:w="4061" w:type="dxa"/>
           </w:tcPr>
           <w:p>
             <w:pPr>
@@ -1725,7 +1725,7 @@
         </w:tc>
         <w:tc>
           <w:tcPr>
-            <w:tcW w:w="3112" w:type="dxa"/>
+            <w:tcW w:w="3264" w:type="dxa"/>
           </w:tcPr>
           <w:p>
             <w:pPr>
@@ -1751,7 +1751,7 @@
       <w:tr>
         <w:tc>
           <w:tcPr>
-            <w:tcW w:w="2137" w:type="dxa"/>
+            <w:tcW w:w="2086" w:type="dxa"/>
           </w:tcPr>
           <w:p>
             <w:pPr>
@@ -1769,7 +1769,7 @@
         </w:tc>
         <w:tc>
           <w:tcPr>
-            <w:tcW w:w="4161" w:type="dxa"/>
+            <w:tcW w:w="4061" w:type="dxa"/>
           </w:tcPr>
           <w:p>
             <w:pPr>
@@ -1793,7 +1793,7 @@
         </w:tc>
         <w:tc>
           <w:tcPr>
-            <w:tcW w:w="3112" w:type="dxa"/>
+            <w:tcW w:w="3264" w:type="dxa"/>
           </w:tcPr>
           <w:p>
             <w:pPr>
@@ -1825,7 +1825,7 @@
       <w:tr>
         <w:tc>
           <w:tcPr>
-            <w:tcW w:w="2137" w:type="dxa"/>
+            <w:tcW w:w="2086" w:type="dxa"/>
           </w:tcPr>
           <w:p>
             <w:pPr>
@@ -1843,7 +1843,7 @@
         </w:tc>
         <w:tc>
           <w:tcPr>
-            <w:tcW w:w="4161" w:type="dxa"/>
+            <w:tcW w:w="4061" w:type="dxa"/>
           </w:tcPr>
           <w:p>
             <w:pPr>
@@ -1874,7 +1874,7 @@
         </w:tc>
         <w:tc>
           <w:tcPr>
-            <w:tcW w:w="3112" w:type="dxa"/>
+            <w:tcW w:w="3264" w:type="dxa"/>
           </w:tcPr>
           <w:p>
             <w:pPr>
@@ -1900,7 +1900,7 @@
       <w:tr>
         <w:tc>
           <w:tcPr>
-            <w:tcW w:w="2137" w:type="dxa"/>
+            <w:tcW w:w="2086" w:type="dxa"/>
           </w:tcPr>
           <w:p>
             <w:pPr>
@@ -1918,7 +1918,7 @@
         </w:tc>
         <w:tc>
           <w:tcPr>
-            <w:tcW w:w="4161" w:type="dxa"/>
+            <w:tcW w:w="4061" w:type="dxa"/>
           </w:tcPr>
           <w:p>
             <w:pPr>
@@ -1936,7 +1936,7 @@
         </w:tc>
         <w:tc>
           <w:tcPr>
-            <w:tcW w:w="3112" w:type="dxa"/>
+            <w:tcW w:w="3264" w:type="dxa"/>
           </w:tcPr>
           <w:p>
             <w:pPr>
@@ -2326,16 +2326,25 @@
         <w:rPr>
           <w:rFonts w:hint="eastAsia"/>
         </w:rPr>
-        <w:t xml:space="preserve">推送</w:t>
-      </w:r>
-      <w:r>
-        <w:t xml:space="preserve"> / </w:t>
-      </w:r>
-      <w:r>
-        <w:rPr>
-          <w:rFonts w:hint="eastAsia"/>
-        </w:rPr>
-        <w:t xml:space="preserve">拉取批次的每枚</w:t>
+        <w:t xml:space="preserve">批次类型</w:t>
+      </w:r>
+      <w:r>
+        <w:t xml:space="preserve"> </w:t>
+      </w:r>
+      <w:r>
+        <w:rPr>
+          <w:rStyle w:val="VerbatimChar"/>
+        </w:rPr>
+        <w:t xml:space="preserve">batchType</w:t>
+      </w:r>
+      <w:r>
+        <w:t xml:space="preserve"> </w:t>
+      </w:r>
+      <w:r>
+        <w:rPr>
+          <w:rFonts w:hint="eastAsia"/>
+        </w:rPr>
+        <w:t xml:space="preserve">同时说明这批</w:t>
       </w:r>
       <w:r>
         <w:t xml:space="preserve"> SN </w:t>
@@ -2344,22 +2353,7 @@
         <w:rPr>
           <w:rFonts w:hint="eastAsia"/>
         </w:rPr>
-        <w:t xml:space="preserve">另带业务来源</w:t>
-      </w:r>
-      <w:r>
-        <w:t xml:space="preserve"> </w:t>
-      </w:r>
-      <w:r>
-        <w:rPr>
-          <w:rStyle w:val="VerbatimChar"/>
-        </w:rPr>
-        <w:t xml:space="preserve">bizType</w:t>
-      </w:r>
-      <w:r>
-        <w:rPr>
-          <w:rFonts w:hint="eastAsia"/>
-        </w:rPr>
-        <w:t xml:space="preserve">（选填，</w:t>
+        <w:t xml:space="preserve">从哪来，</w:t>
       </w:r>
       <w:r>
         <w:rPr>
@@ -2367,22 +2361,34 @@
           <w:b/>
           <w:bCs/>
         </w:rPr>
-        <w:t xml:space="preserve">仅供参考</w:t>
-      </w:r>
-      <w:r>
-        <w:rPr>
-          <w:rFonts w:hint="eastAsia"/>
-        </w:rPr>
-        <w:t xml:space="preserve">）：MES</w:t>
+        <w:t xml:space="preserve">一批只有一种</w:t>
+      </w:r>
+      <w:r>
+        <w:rPr>
+          <w:rFonts w:hint="eastAsia"/>
+        </w:rPr>
+        <w:t xml:space="preserve">：交付类</w:t>
+      </w:r>
+      <w:r>
+        <w:t xml:space="preserve"> 4 </w:t>
+      </w:r>
+      <w:r>
+        <w:rPr>
+          <w:rFonts w:hint="eastAsia"/>
+        </w:rPr>
+        <w:t xml:space="preserve">种（</w:t>
+      </w:r>
+      <w:r>
+        <w:rPr>
+          <w:rStyle w:val="VerbatimChar"/>
+        </w:rPr>
+        <w:t xml:space="preserve">NEW</w:t>
       </w:r>
       <w:r>
         <w:t xml:space="preserve"> </w:t>
       </w:r>
       <w:r>
-        <w:rPr>
-          <w:rFonts w:hint="eastAsia"/>
-        </w:rPr>
-        <w:t xml:space="preserve">可据此触发本侧规则（如同组织转移时切换数据链订单关联）或做统计，但接收与否仍只看</w:t>
+        <w:t xml:space="preserve">/</w:t>
       </w:r>
       <w:r>
         <w:t xml:space="preserve"> </w:t>
@@ -2391,13 +2397,79 @@
         <w:rPr>
           <w:rStyle w:val="VerbatimChar"/>
         </w:rPr>
+        <w:t xml:space="preserve">SAME_ORG_TRANSFER</w:t>
+      </w:r>
+      <w:r>
+        <w:t xml:space="preserve"> </w:t>
+      </w:r>
+      <w:r>
+        <w:t xml:space="preserve">/</w:t>
+      </w:r>
+      <w:r>
+        <w:t xml:space="preserve"> </w:t>
+      </w:r>
+      <w:r>
+        <w:rPr>
+          <w:rStyle w:val="VerbatimChar"/>
+        </w:rPr>
+        <w:t xml:space="preserve">TRANSFER_IN</w:t>
+      </w:r>
+      <w:r>
+        <w:t xml:space="preserve"> </w:t>
+      </w:r>
+      <w:r>
+        <w:t xml:space="preserve">/</w:t>
+      </w:r>
+      <w:r>
+        <w:t xml:space="preserve"> </w:t>
+      </w:r>
+      <w:r>
+        <w:rPr>
+          <w:rStyle w:val="VerbatimChar"/>
+        </w:rPr>
+        <w:t xml:space="preserve">REMAP</w:t>
+      </w:r>
+      <w:r>
+        <w:rPr>
+          <w:rFonts w:hint="eastAsia"/>
+        </w:rPr>
+        <w:t xml:space="preserve">）的结构和处理完全相同，都是逐枚按</w:t>
+      </w:r>
+      <w:r>
+        <w:t xml:space="preserve"> </w:t>
+      </w:r>
+      <w:r>
+        <w:rPr>
+          <w:rStyle w:val="VerbatimChar"/>
+        </w:rPr>
         <w:t xml:space="preserve">rev</w:t>
       </w:r>
       <w:r>
-        <w:rPr>
-          <w:rFonts w:hint="eastAsia"/>
-        </w:rPr>
-        <w:t xml:space="preserve">；缺失或取值不认识时照常处理</w:t>
+        <w:t xml:space="preserve"> </w:t>
+      </w:r>
+      <w:r>
+        <w:rPr>
+          <w:rFonts w:hint="eastAsia"/>
+        </w:rPr>
+        <w:t xml:space="preserve">新增或覆盖；MES</w:t>
+      </w:r>
+      <w:r>
+        <w:t xml:space="preserve"> </w:t>
+      </w:r>
+      <w:r>
+        <w:rPr>
+          <w:rFonts w:hint="eastAsia"/>
+        </w:rPr>
+        <w:t xml:space="preserve">可按类型触发本侧规则（如同组织转移时切换数据链订单关联）或做统计，但接收与否仍只看</w:t>
+      </w:r>
+      <w:r>
+        <w:t xml:space="preserve"> </w:t>
+      </w:r>
+      <w:r>
+        <w:rPr>
+          <w:rStyle w:val="VerbatimChar"/>
+        </w:rPr>
+        <w:t xml:space="preserve">rev</w:t>
       </w:r>
     </w:p>
     <w:tbl>
@@ -2416,11 +2488,10 @@
         <w:tblLook w:firstRow="1" w:lastRow="0" w:firstColumn="0" w:lastColumn="0" w:noHBand="0" w:noVBand="0" w:val="0020"/>
       </w:tblPr>
       <w:tblGrid>
-        <w:gridCol w:w="2191"/>
-        <w:gridCol w:w="560"/>
-        <w:gridCol w:w="1600"/>
-        <w:gridCol w:w="2290"/>
-        <w:gridCol w:w="2770"/>
+        <w:gridCol w:w="2791"/>
+        <w:gridCol w:w="713"/>
+        <w:gridCol w:w="2377"/>
+        <w:gridCol w:w="3529"/>
       </w:tblGrid>
       <w:tr>
         <w:trPr>
@@ -2429,7 +2500,7 @@
         </w:trPr>
         <w:tc>
           <w:tcPr>
-            <w:tcW w:w="2191" w:type="dxa"/>
+            <w:tcW w:w="2791" w:type="dxa"/>
             <w:shd w:val="clear" w:color="auto" w:fill="D9E2F3"/>
           </w:tcPr>
           <w:p>
@@ -2449,7 +2520,7 @@
         </w:tc>
         <w:tc>
           <w:tcPr>
-            <w:tcW w:w="560" w:type="dxa"/>
+            <w:tcW w:w="713" w:type="dxa"/>
             <w:shd w:val="clear" w:color="auto" w:fill="D9E2F3"/>
           </w:tcPr>
           <w:p>
@@ -2469,7 +2540,7 @@
         </w:tc>
         <w:tc>
           <w:tcPr>
-            <w:tcW w:w="1600" w:type="dxa"/>
+            <w:tcW w:w="2377" w:type="dxa"/>
             <w:shd w:val="clear" w:color="auto" w:fill="D9E2F3"/>
           </w:tcPr>
           <w:p>
@@ -2490,33 +2561,29 @@
                 <w:b/>
                 <w:sz w:val="18"/>
               </w:rPr>
-              <w:t xml:space="preserve">收到的批次</w:t>
-            </w:r>
-          </w:p>
-        </w:tc>
-        <w:tc>
-          <w:tcPr>
-            <w:tcW w:w="2290" w:type="dxa"/>
-            <w:shd w:val="clear" w:color="auto" w:fill="D9E2F3"/>
-          </w:tcPr>
-          <w:p>
-            <w:pPr>
-              <w:pStyle w:val="Compact"/>
-              <w:spacing w:before="20" w:after="20"/>
-            </w:pPr>
+              <w:t xml:space="preserve">收到的批次（</w:t>
+            </w:r>
             <w:r>
               <w:rPr>
                 <w:rStyle w:val="VerbatimChar"/>
                 <w:b/>
                 <w:sz w:val="18"/>
               </w:rPr>
-              <w:t xml:space="preserve">bizType</w:t>
-            </w:r>
-          </w:p>
-        </w:tc>
-        <w:tc>
-          <w:tcPr>
-            <w:tcW w:w="2770" w:type="dxa"/>
+              <w:t xml:space="preserve">batchType</w:t>
+            </w:r>
+            <w:r>
+              <w:rPr>
+                <w:rFonts w:hint="eastAsia"/>
+                <w:b/>
+                <w:sz w:val="18"/>
+              </w:rPr>
+              <w:t xml:space="preserve">）</w:t>
+            </w:r>
+          </w:p>
+        </w:tc>
+        <w:tc>
+          <w:tcPr>
+            <w:tcW w:w="3529" w:type="dxa"/>
             <w:shd w:val="clear" w:color="auto" w:fill="D9E2F3"/>
           </w:tcPr>
           <w:p>
@@ -2545,7 +2612,7 @@
       <w:tr>
         <w:tc>
           <w:tcPr>
-            <w:tcW w:w="2191" w:type="dxa"/>
+            <w:tcW w:w="2791" w:type="dxa"/>
           </w:tcPr>
           <w:p>
             <w:pPr>
@@ -2563,7 +2630,7 @@
         </w:tc>
         <w:tc>
           <w:tcPr>
-            <w:tcW w:w="560" w:type="dxa"/>
+            <w:tcW w:w="713" w:type="dxa"/>
           </w:tcPr>
           <w:p>
             <w:pPr>
@@ -2581,7 +2648,7 @@
         </w:tc>
         <w:tc>
           <w:tcPr>
-            <w:tcW w:w="1600" w:type="dxa"/>
+            <w:tcW w:w="2377" w:type="dxa"/>
           </w:tcPr>
           <w:p>
             <w:pPr>
@@ -2606,31 +2673,27 @@
                 <w:rFonts w:hint="eastAsia"/>
                 <w:sz w:val="18"/>
               </w:rPr>
-              <w:t xml:space="preserve">拉取批次</w:t>
-            </w:r>
-          </w:p>
-        </w:tc>
-        <w:tc>
-          <w:tcPr>
-            <w:tcW w:w="2290" w:type="dxa"/>
-          </w:tcPr>
-          <w:p>
-            <w:pPr>
-              <w:pStyle w:val="Compact"/>
-              <w:spacing w:before="20" w:after="20"/>
-            </w:pPr>
+              <w:t xml:space="preserve">拉取批次（</w:t>
+            </w:r>
             <w:r>
               <w:rPr>
                 <w:rStyle w:val="VerbatimChar"/>
                 <w:sz w:val="18"/>
               </w:rPr>
-              <w:t xml:space="preserve">FIRST</w:t>
-            </w:r>
-          </w:p>
-        </w:tc>
-        <w:tc>
-          <w:tcPr>
-            <w:tcW w:w="2770" w:type="dxa"/>
+              <w:t xml:space="preserve">NEW</w:t>
+            </w:r>
+            <w:r>
+              <w:rPr>
+                <w:rFonts w:hint="eastAsia"/>
+                <w:sz w:val="18"/>
+              </w:rPr>
+              <w:t xml:space="preserve">）</w:t>
+            </w:r>
+          </w:p>
+        </w:tc>
+        <w:tc>
+          <w:tcPr>
+            <w:tcW w:w="3529" w:type="dxa"/>
           </w:tcPr>
           <w:p>
             <w:pPr>
@@ -2650,7 +2713,7 @@
       <w:tr>
         <w:tc>
           <w:tcPr>
-            <w:tcW w:w="2191" w:type="dxa"/>
+            <w:tcW w:w="2791" w:type="dxa"/>
           </w:tcPr>
           <w:p>
             <w:pPr>
@@ -2681,7 +2744,7 @@
         </w:tc>
         <w:tc>
           <w:tcPr>
-            <w:tcW w:w="560" w:type="dxa"/>
+            <w:tcW w:w="713" w:type="dxa"/>
           </w:tcPr>
           <w:p>
             <w:pPr>
@@ -2698,7 +2761,7 @@
         </w:tc>
         <w:tc>
           <w:tcPr>
-            <w:tcW w:w="1600" w:type="dxa"/>
+            <w:tcW w:w="2377" w:type="dxa"/>
           </w:tcPr>
           <w:p>
             <w:pPr>
@@ -2723,19 +2786,8 @@
                 <w:rFonts w:hint="eastAsia"/>
                 <w:sz w:val="18"/>
               </w:rPr>
-              <w:t xml:space="preserve">拉取批次</w:t>
-            </w:r>
-          </w:p>
-        </w:tc>
-        <w:tc>
-          <w:tcPr>
-            <w:tcW w:w="2290" w:type="dxa"/>
-          </w:tcPr>
-          <w:p>
-            <w:pPr>
-              <w:pStyle w:val="Compact"/>
-              <w:spacing w:before="20" w:after="20"/>
-            </w:pPr>
+              <w:t xml:space="preserve">拉取批次（</w:t>
+            </w:r>
             <w:r>
               <w:rPr>
                 <w:rStyle w:val="VerbatimChar"/>
@@ -2743,11 +2795,18 @@
               </w:rPr>
               <w:t xml:space="preserve">SAME_ORG_TRANSFER</w:t>
             </w:r>
-          </w:p>
-        </w:tc>
-        <w:tc>
-          <w:tcPr>
-            <w:tcW w:w="2770" w:type="dxa"/>
+            <w:r>
+              <w:rPr>
+                <w:rFonts w:hint="eastAsia"/>
+                <w:sz w:val="18"/>
+              </w:rPr>
+              <w:t xml:space="preserve">）</w:t>
+            </w:r>
+          </w:p>
+        </w:tc>
+        <w:tc>
+          <w:tcPr>
+            <w:tcW w:w="3529" w:type="dxa"/>
           </w:tcPr>
           <w:p>
             <w:pPr>
@@ -2780,7 +2839,7 @@
       <w:tr>
         <w:tc>
           <w:tcPr>
-            <w:tcW w:w="2191" w:type="dxa"/>
+            <w:tcW w:w="2791" w:type="dxa"/>
           </w:tcPr>
           <w:p>
             <w:pPr>
@@ -2811,7 +2870,7 @@
         </w:tc>
         <w:tc>
           <w:tcPr>
-            <w:tcW w:w="560" w:type="dxa"/>
+            <w:tcW w:w="713" w:type="dxa"/>
           </w:tcPr>
           <w:p>
             <w:pPr>
@@ -2828,7 +2887,7 @@
         </w:tc>
         <w:tc>
           <w:tcPr>
-            <w:tcW w:w="1600" w:type="dxa"/>
+            <w:tcW w:w="2377" w:type="dxa"/>
           </w:tcPr>
           <w:p>
             <w:pPr>
@@ -2853,31 +2912,27 @@
                 <w:rFonts w:hint="eastAsia"/>
                 <w:sz w:val="18"/>
               </w:rPr>
-              <w:t xml:space="preserve">拉取批次</w:t>
-            </w:r>
-          </w:p>
-        </w:tc>
-        <w:tc>
-          <w:tcPr>
-            <w:tcW w:w="2290" w:type="dxa"/>
-          </w:tcPr>
-          <w:p>
-            <w:pPr>
-              <w:pStyle w:val="Compact"/>
-              <w:spacing w:before="20" w:after="20"/>
-            </w:pPr>
+              <w:t xml:space="preserve">拉取批次（</w:t>
+            </w:r>
             <w:r>
               <w:rPr>
                 <w:rStyle w:val="VerbatimChar"/>
                 <w:sz w:val="18"/>
               </w:rPr>
-              <w:t xml:space="preserve">FIRST</w:t>
-            </w:r>
-          </w:p>
-        </w:tc>
-        <w:tc>
-          <w:tcPr>
-            <w:tcW w:w="2770" w:type="dxa"/>
+              <w:t xml:space="preserve">NEW</w:t>
+            </w:r>
+            <w:r>
+              <w:rPr>
+                <w:rFonts w:hint="eastAsia"/>
+                <w:sz w:val="18"/>
+              </w:rPr>
+              <w:t xml:space="preserve">）</w:t>
+            </w:r>
+          </w:p>
+        </w:tc>
+        <w:tc>
+          <w:tcPr>
+            <w:tcW w:w="3529" w:type="dxa"/>
           </w:tcPr>
           <w:p>
             <w:pPr>
@@ -2897,7 +2952,7 @@
       <w:tr>
         <w:tc>
           <w:tcPr>
-            <w:tcW w:w="2191" w:type="dxa"/>
+            <w:tcW w:w="2791" w:type="dxa"/>
           </w:tcPr>
           <w:p>
             <w:pPr>
@@ -2941,7 +2996,7 @@
         </w:tc>
         <w:tc>
           <w:tcPr>
-            <w:tcW w:w="560" w:type="dxa"/>
+            <w:tcW w:w="713" w:type="dxa"/>
           </w:tcPr>
           <w:p>
             <w:pPr>
@@ -2958,7 +3013,7 @@
         </w:tc>
         <w:tc>
           <w:tcPr>
-            <w:tcW w:w="1600" w:type="dxa"/>
+            <w:tcW w:w="2377" w:type="dxa"/>
           </w:tcPr>
           <w:p>
             <w:pPr>
@@ -2983,31 +3038,27 @@
                 <w:rFonts w:hint="eastAsia"/>
                 <w:sz w:val="18"/>
               </w:rPr>
-              <w:t xml:space="preserve">拉取批次</w:t>
-            </w:r>
-          </w:p>
-        </w:tc>
-        <w:tc>
-          <w:tcPr>
-            <w:tcW w:w="2290" w:type="dxa"/>
-          </w:tcPr>
-          <w:p>
-            <w:pPr>
-              <w:pStyle w:val="Compact"/>
-              <w:spacing w:before="20" w:after="20"/>
-            </w:pPr>
+              <w:t xml:space="preserve">拉取批次（</w:t>
+            </w:r>
             <w:r>
               <w:rPr>
                 <w:rStyle w:val="VerbatimChar"/>
                 <w:sz w:val="18"/>
               </w:rPr>
-              <w:t xml:space="preserve">CROSS_ORG_TRANSFER</w:t>
-            </w:r>
-          </w:p>
-        </w:tc>
-        <w:tc>
-          <w:tcPr>
-            <w:tcW w:w="2770" w:type="dxa"/>
+              <w:t xml:space="preserve">TRANSFER_IN</w:t>
+            </w:r>
+            <w:r>
+              <w:rPr>
+                <w:rFonts w:hint="eastAsia"/>
+                <w:sz w:val="18"/>
+              </w:rPr>
+              <w:t xml:space="preserve">）</w:t>
+            </w:r>
+          </w:p>
+        </w:tc>
+        <w:tc>
+          <w:tcPr>
+            <w:tcW w:w="3529" w:type="dxa"/>
           </w:tcPr>
           <w:p>
             <w:pPr>
@@ -3053,7 +3104,7 @@
       <w:tr>
         <w:tc>
           <w:tcPr>
-            <w:tcW w:w="2191" w:type="dxa"/>
+            <w:tcW w:w="2791" w:type="dxa"/>
           </w:tcPr>
           <w:p>
             <w:pPr>
@@ -3097,7 +3148,7 @@
         </w:tc>
         <w:tc>
           <w:tcPr>
-            <w:tcW w:w="560" w:type="dxa"/>
+            <w:tcW w:w="713" w:type="dxa"/>
           </w:tcPr>
           <w:p>
             <w:pPr>
@@ -3114,7 +3165,7 @@
         </w:tc>
         <w:tc>
           <w:tcPr>
-            <w:tcW w:w="1600" w:type="dxa"/>
+            <w:tcW w:w="2377" w:type="dxa"/>
           </w:tcPr>
           <w:p>
             <w:pPr>
@@ -3139,31 +3190,27 @@
                 <w:rFonts w:hint="eastAsia"/>
                 <w:sz w:val="18"/>
               </w:rPr>
-              <w:t xml:space="preserve">拉取批次</w:t>
-            </w:r>
-          </w:p>
-        </w:tc>
-        <w:tc>
-          <w:tcPr>
-            <w:tcW w:w="2290" w:type="dxa"/>
-          </w:tcPr>
-          <w:p>
-            <w:pPr>
-              <w:pStyle w:val="Compact"/>
-              <w:spacing w:before="20" w:after="20"/>
-            </w:pPr>
+              <w:t xml:space="preserve">拉取批次（</w:t>
+            </w:r>
             <w:r>
               <w:rPr>
                 <w:rStyle w:val="VerbatimChar"/>
                 <w:sz w:val="18"/>
               </w:rPr>
-              <w:t xml:space="preserve">FIRST</w:t>
-            </w:r>
-          </w:p>
-        </w:tc>
-        <w:tc>
-          <w:tcPr>
-            <w:tcW w:w="2770" w:type="dxa"/>
+              <w:t xml:space="preserve">NEW</w:t>
+            </w:r>
+            <w:r>
+              <w:rPr>
+                <w:rFonts w:hint="eastAsia"/>
+                <w:sz w:val="18"/>
+              </w:rPr>
+              <w:t xml:space="preserve">）</w:t>
+            </w:r>
+          </w:p>
+        </w:tc>
+        <w:tc>
+          <w:tcPr>
+            <w:tcW w:w="3529" w:type="dxa"/>
           </w:tcPr>
           <w:p>
             <w:pPr>
@@ -3183,7 +3230,7 @@
       <w:tr>
         <w:tc>
           <w:tcPr>
-            <w:tcW w:w="2191" w:type="dxa"/>
+            <w:tcW w:w="2791" w:type="dxa"/>
           </w:tcPr>
           <w:p>
             <w:pPr>
@@ -3214,7 +3261,7 @@
         </w:tc>
         <w:tc>
           <w:tcPr>
-            <w:tcW w:w="560" w:type="dxa"/>
+            <w:tcW w:w="713" w:type="dxa"/>
           </w:tcPr>
           <w:p>
             <w:pPr>
@@ -3231,7 +3278,7 @@
         </w:tc>
         <w:tc>
           <w:tcPr>
-            <w:tcW w:w="1600" w:type="dxa"/>
+            <w:tcW w:w="2377" w:type="dxa"/>
           </w:tcPr>
           <w:p>
             <w:pPr>
@@ -3263,25 +3310,7 @@
         </w:tc>
         <w:tc>
           <w:tcPr>
-            <w:tcW w:w="2290" w:type="dxa"/>
-          </w:tcPr>
-          <w:p>
-            <w:pPr>
-              <w:pStyle w:val="Compact"/>
-              <w:spacing w:before="20" w:after="20"/>
-            </w:pPr>
-            <w:r>
-              <w:rPr>
-                <w:rFonts w:hint="eastAsia"/>
-                <w:sz w:val="18"/>
-              </w:rPr>
-              <w:t xml:space="preserve">—（批次类型已说明）</w:t>
-            </w:r>
-          </w:p>
-        </w:tc>
-        <w:tc>
-          <w:tcPr>
-            <w:tcW w:w="2770" w:type="dxa"/>
+            <w:tcW w:w="3529" w:type="dxa"/>
           </w:tcPr>
           <w:p>
             <w:pPr>
@@ -3301,7 +3330,7 @@
       <w:tr>
         <w:tc>
           <w:tcPr>
-            <w:tcW w:w="2191" w:type="dxa"/>
+            <w:tcW w:w="2791" w:type="dxa"/>
           </w:tcPr>
           <w:p>
             <w:pPr>
@@ -3332,7 +3361,7 @@
         </w:tc>
         <w:tc>
           <w:tcPr>
-            <w:tcW w:w="560" w:type="dxa"/>
+            <w:tcW w:w="713" w:type="dxa"/>
           </w:tcPr>
           <w:p>
             <w:pPr>
@@ -3349,7 +3378,7 @@
         </w:tc>
         <w:tc>
           <w:tcPr>
-            <w:tcW w:w="1600" w:type="dxa"/>
+            <w:tcW w:w="2377" w:type="dxa"/>
           </w:tcPr>
           <w:p>
             <w:pPr>
@@ -3374,19 +3403,8 @@
                 <w:rFonts w:hint="eastAsia"/>
                 <w:sz w:val="18"/>
               </w:rPr>
-              <w:t xml:space="preserve">拉取批次</w:t>
-            </w:r>
-          </w:p>
-        </w:tc>
-        <w:tc>
-          <w:tcPr>
-            <w:tcW w:w="2290" w:type="dxa"/>
-          </w:tcPr>
-          <w:p>
-            <w:pPr>
-              <w:pStyle w:val="Compact"/>
-              <w:spacing w:before="20" w:after="20"/>
-            </w:pPr>
+              <w:t xml:space="preserve">拉取批次（</w:t>
+            </w:r>
             <w:r>
               <w:rPr>
                 <w:rStyle w:val="VerbatimChar"/>
@@ -3394,11 +3412,18 @@
               </w:rPr>
               <w:t xml:space="preserve">REMAP</w:t>
             </w:r>
-          </w:p>
-        </w:tc>
-        <w:tc>
-          <w:tcPr>
-            <w:tcW w:w="2770" w:type="dxa"/>
+            <w:r>
+              <w:rPr>
+                <w:rFonts w:hint="eastAsia"/>
+                <w:sz w:val="18"/>
+              </w:rPr>
+              <w:t xml:space="preserve">）</w:t>
+            </w:r>
+          </w:p>
+        </w:tc>
+        <w:tc>
+          <w:tcPr>
+            <w:tcW w:w="3529" w:type="dxa"/>
           </w:tcPr>
           <w:p>
             <w:pPr>
@@ -3431,7 +3456,7 @@
       <w:tr>
         <w:tc>
           <w:tcPr>
-            <w:tcW w:w="2191" w:type="dxa"/>
+            <w:tcW w:w="2791" w:type="dxa"/>
           </w:tcPr>
           <w:p>
             <w:pPr>
@@ -3449,7 +3474,7 @@
         </w:tc>
         <w:tc>
           <w:tcPr>
-            <w:tcW w:w="560" w:type="dxa"/>
+            <w:tcW w:w="713" w:type="dxa"/>
           </w:tcPr>
           <w:p>
             <w:pPr>
@@ -3467,7 +3492,7 @@
         </w:tc>
         <w:tc>
           <w:tcPr>
-            <w:tcW w:w="1600" w:type="dxa"/>
+            <w:tcW w:w="2377" w:type="dxa"/>
           </w:tcPr>
           <w:p>
             <w:pPr>
@@ -3485,25 +3510,7 @@
         </w:tc>
         <w:tc>
           <w:tcPr>
-            <w:tcW w:w="2290" w:type="dxa"/>
-          </w:tcPr>
-          <w:p>
-            <w:pPr>
-              <w:pStyle w:val="Compact"/>
-              <w:spacing w:before="20" w:after="20"/>
-            </w:pPr>
-            <w:r>
-              <w:rPr>
-                <w:rFonts w:hint="eastAsia"/>
-                <w:sz w:val="18"/>
-              </w:rPr>
-              <w:t xml:space="preserve">不变</w:t>
-            </w:r>
-          </w:p>
-        </w:tc>
-        <w:tc>
-          <w:tcPr>
-            <w:tcW w:w="2770" w:type="dxa"/>
+            <w:tcW w:w="3529" w:type="dxa"/>
           </w:tcPr>
           <w:p>
             <w:pPr>
@@ -3553,18 +3560,9 @@
       </w:pPr>
       <w:r>
         <w:rPr>
-          <w:rStyle w:val="VerbatimChar"/>
-        </w:rPr>
-        <w:t xml:space="preserve">bizType</w:t>
-      </w:r>
-      <w:r>
-        <w:t xml:space="preserve"> </w:t>
-      </w:r>
-      <w:r>
-        <w:rPr>
-          <w:rFonts w:hint="eastAsia"/>
-        </w:rPr>
-        <w:t xml:space="preserve">按</w:t>
+          <w:rFonts w:hint="eastAsia"/>
+        </w:rPr>
+        <w:t xml:space="preserve">批次类型按</w:t>
       </w:r>
       <w:r>
         <w:t xml:space="preserve"> </w:t>
@@ -3636,7 +3634,7 @@
         <w:rPr>
           <w:rStyle w:val="VerbatimChar"/>
         </w:rPr>
-        <w:t xml:space="preserve">FIRST</w:t>
+        <w:t xml:space="preserve">NEW</w:t>
       </w:r>
       <w:r>
         <w:t xml:space="preserve">。SN </w:t>
@@ -3692,7 +3690,7 @@
         <w:rPr>
           <w:rFonts w:hint="eastAsia"/>
         </w:rPr>
-        <w:t xml:space="preserve">转移时</w:t>
+        <w:t xml:space="preserve">转移、确认对应、告警重推时</w:t>
       </w:r>
       <w:r>
         <w:t xml:space="preserve"> MES </w:t>
@@ -3710,46 +3708,43 @@
         <w:rPr>
           <w:rFonts w:hint="eastAsia"/>
         </w:rPr>
-        <w:t xml:space="preserve">在转移当时单独建批（转移交付批次），每批只有一种</w:t>
+        <w:t xml:space="preserve">在当时就单独建批（</w:t>
+      </w:r>
+      <w:r>
+        <w:rPr>
+          <w:rStyle w:val="VerbatimChar"/>
+        </w:rPr>
+        <w:t xml:space="preserve">SAME_ORG_TRANSFER</w:t>
       </w:r>
       <w:r>
         <w:t xml:space="preserve"> </w:t>
       </w:r>
       <w:r>
-        <w:rPr>
-          <w:rStyle w:val="VerbatimChar"/>
-        </w:rPr>
-        <w:t xml:space="preserve">bizType</w:t>
-      </w:r>
-      <w:r>
-        <w:rPr>
-          <w:rFonts w:hint="eastAsia"/>
-        </w:rPr>
-        <w:t xml:space="preserve">（</w:t>
-      </w:r>
-      <w:r>
-        <w:rPr>
-          <w:rStyle w:val="VerbatimChar"/>
-        </w:rPr>
-        <w:t xml:space="preserve">SAME_ORG_TRANSFER</w:t>
+        <w:t xml:space="preserve">/</w:t>
       </w:r>
       <w:r>
         <w:t xml:space="preserve"> </w:t>
       </w:r>
       <w:r>
         <w:rPr>
-          <w:rFonts w:hint="eastAsia"/>
-        </w:rPr>
-        <w:t xml:space="preserve">或</w:t>
+          <w:rStyle w:val="VerbatimChar"/>
+        </w:rPr>
+        <w:t xml:space="preserve">TRANSFER_IN</w:t>
       </w:r>
       <w:r>
         <w:t xml:space="preserve"> </w:t>
       </w:r>
       <w:r>
-        <w:rPr>
-          <w:rStyle w:val="VerbatimChar"/>
-        </w:rPr>
-        <w:t xml:space="preserve">CROSS_ORG_TRANSFER</w:t>
+        <w:t xml:space="preserve">/</w:t>
+      </w:r>
+      <w:r>
+        <w:t xml:space="preserve"> </w:t>
+      </w:r>
+      <w:r>
+        <w:rPr>
+          <w:rStyle w:val="VerbatimChar"/>
+        </w:rPr>
+        <w:t xml:space="preserve">REMAP</w:t>
       </w:r>
       <w:r>
         <w:rPr>
@@ -3764,7 +3759,7 @@
         <w:rPr>
           <w:rFonts w:hint="eastAsia"/>
         </w:rPr>
-        <w:t xml:space="preserve">从号池按流水顺序认领建批，一批可能同时含多种</w:t>
+        <w:t xml:space="preserve">从号池按流水顺序认领，按类型分批，绝大多数为</w:t>
       </w:r>
       <w:r>
         <w:t xml:space="preserve"> </w:t>
@@ -3773,43 +3768,13 @@
         <w:rPr>
           <w:rStyle w:val="VerbatimChar"/>
         </w:rPr>
-        <w:t xml:space="preserve">bizType</w:t>
-      </w:r>
-      <w:r>
-        <w:t xml:space="preserve">。MES </w:t>
-      </w:r>
-      <w:r>
-        <w:rPr>
-          <w:rFonts w:hint="eastAsia"/>
-        </w:rPr>
-        <w:t xml:space="preserve">一律按每枚</w:t>
-      </w:r>
-      <w:r>
-        <w:t xml:space="preserve"> SN </w:t>
-      </w:r>
-      <w:r>
-        <w:rPr>
-          <w:rFonts w:hint="eastAsia"/>
-        </w:rPr>
-        <w:t xml:space="preserve">的</w:t>
-      </w:r>
-      <w:r>
-        <w:t xml:space="preserve"> </w:t>
-      </w:r>
-      <w:r>
-        <w:rPr>
-          <w:rStyle w:val="VerbatimChar"/>
-        </w:rPr>
-        <w:t xml:space="preserve">bizType</w:t>
-      </w:r>
-      <w:r>
-        <w:t xml:space="preserve"> </w:t>
-      </w:r>
-      <w:r>
-        <w:rPr>
-          <w:rFonts w:hint="eastAsia"/>
-        </w:rPr>
-        <w:t xml:space="preserve">读取，不按批次推断。推送还是拉取由送达方式决定（①</w:t>
+        <w:t xml:space="preserve">NEW</w:t>
+      </w:r>
+      <w:r>
+        <w:rPr>
+          <w:rFonts w:hint="eastAsia"/>
+        </w:rPr>
+        <w:t xml:space="preserve">。推送还是拉取由送达方式决定（①</w:t>
       </w:r>
       <w:r>
         <w:t xml:space="preserve"> </w:t>
@@ -5122,7 +5087,7 @@
       <w:r>
         <w:drawing>
           <wp:inline>
-            <wp:extent cx="5255999" cy="7562364"/>
+            <wp:extent cx="5255999" cy="7546674"/>
             <wp:effectExtent b="0" l="0" r="0" t="0"/>
             <wp:docPr descr="" title="" id="23" name="Picture"/>
             <a:graphic>
@@ -5143,7 +5108,7 @@
                   <pic:spPr bwMode="auto">
                     <a:xfrm>
                       <a:off x="0" y="0"/>
-                      <a:ext cx="5255999" cy="7562364"/>
+                      <a:ext cx="5255999" cy="7546674"/>
                     </a:xfrm>
                     <a:prstGeom prst="rect">
                       <a:avLst/>
@@ -5680,25 +5645,16 @@
         <w:rPr>
           <w:rFonts w:hint="eastAsia"/>
         </w:rPr>
-        <w:t xml:space="preserve">分为三类；推送批次和拉取批次的</w:t>
+        <w:t xml:space="preserve">分为三类处理：交付类（4</w:t>
       </w:r>
       <w:r>
         <w:t xml:space="preserve"> </w:t>
       </w:r>
       <w:r>
         <w:rPr>
-          <w:rStyle w:val="VerbatimChar"/>
-        </w:rPr>
-        <w:t xml:space="preserve">batchType</w:t>
-      </w:r>
-      <w:r>
-        <w:t xml:space="preserve"> </w:t>
-      </w:r>
-      <w:r>
-        <w:rPr>
-          <w:rFonts w:hint="eastAsia"/>
-        </w:rPr>
-        <w:t xml:space="preserve">相同，只是</w:t>
+          <w:rFonts w:hint="eastAsia"/>
+        </w:rPr>
+        <w:t xml:space="preserve">种取值，处理相同）、转移通知、连接测试。推送批次和拉取批次只是</w:t>
       </w:r>
       <w:r>
         <w:t xml:space="preserve"> </w:t>
@@ -5744,11 +5700,11 @@
         <w:tblLook w:firstRow="1" w:lastRow="0" w:firstColumn="0" w:lastColumn="0" w:noHBand="0" w:noVBand="0" w:val="0020"/>
       </w:tblPr>
       <w:tblGrid>
-        <w:gridCol w:w="1015"/>
-        <w:gridCol w:w="1600"/>
-        <w:gridCol w:w="1405"/>
-        <w:gridCol w:w="1856"/>
-        <w:gridCol w:w="3533"/>
+        <w:gridCol w:w="729"/>
+        <w:gridCol w:w="3802"/>
+        <w:gridCol w:w="1009"/>
+        <w:gridCol w:w="1333"/>
+        <w:gridCol w:w="2537"/>
       </w:tblGrid>
       <w:tr>
         <w:trPr>
@@ -5757,7 +5713,7 @@
         </w:trPr>
         <w:tc>
           <w:tcPr>
-            <w:tcW w:w="1015" w:type="dxa"/>
+            <w:tcW w:w="729" w:type="dxa"/>
             <w:shd w:val="clear" w:color="auto" w:fill="D9E2F3"/>
           </w:tcPr>
           <w:p>
@@ -5777,7 +5733,7 @@
         </w:tc>
         <w:tc>
           <w:tcPr>
-            <w:tcW w:w="1600" w:type="dxa"/>
+            <w:tcW w:w="3802" w:type="dxa"/>
             <w:shd w:val="clear" w:color="auto" w:fill="D9E2F3"/>
           </w:tcPr>
           <w:p>
@@ -5797,7 +5753,7 @@
         </w:tc>
         <w:tc>
           <w:tcPr>
-            <w:tcW w:w="1405" w:type="dxa"/>
+            <w:tcW w:w="1009" w:type="dxa"/>
             <w:shd w:val="clear" w:color="auto" w:fill="D9E2F3"/>
           </w:tcPr>
           <w:p>
@@ -5832,7 +5788,7 @@
         </w:tc>
         <w:tc>
           <w:tcPr>
-            <w:tcW w:w="1856" w:type="dxa"/>
+            <w:tcW w:w="1333" w:type="dxa"/>
             <w:shd w:val="clear" w:color="auto" w:fill="D9E2F3"/>
           </w:tcPr>
           <w:p>
@@ -5852,7 +5808,7 @@
         </w:tc>
         <w:tc>
           <w:tcPr>
-            <w:tcW w:w="3533" w:type="dxa"/>
+            <w:tcW w:w="2537" w:type="dxa"/>
             <w:shd w:val="clear" w:color="auto" w:fill="D9E2F3"/>
           </w:tcPr>
           <w:p>
@@ -5874,7 +5830,7 @@
       <w:tr>
         <w:tc>
           <w:tcPr>
-            <w:tcW w:w="1015" w:type="dxa"/>
+            <w:tcW w:w="729" w:type="dxa"/>
           </w:tcPr>
           <w:p>
             <w:pPr>
@@ -5892,43 +5848,145 @@
         </w:tc>
         <w:tc>
           <w:tcPr>
-            <w:tcW w:w="1600" w:type="dxa"/>
-          </w:tcPr>
-          <w:p>
-            <w:pPr>
-              <w:pStyle w:val="Compact"/>
-              <w:spacing w:before="20" w:after="20"/>
-            </w:pPr>
+            <w:tcW w:w="3802" w:type="dxa"/>
+          </w:tcPr>
+          <w:p>
+            <w:pPr>
+              <w:pStyle w:val="Compact"/>
+              <w:spacing w:before="20" w:after="20"/>
+            </w:pPr>
+            <w:r>
+              <w:rPr>
+                <w:rFonts w:hint="eastAsia"/>
+                <w:sz w:val="18"/>
+              </w:rPr>
+              <w:t xml:space="preserve">交付类：</w:t>
+            </w:r>
             <w:r>
               <w:rPr>
                 <w:rStyle w:val="VerbatimChar"/>
                 <w:sz w:val="18"/>
               </w:rPr>
-              <w:t xml:space="preserve">DELIVERY</w:t>
-            </w:r>
-          </w:p>
-        </w:tc>
-        <w:tc>
-          <w:tcPr>
-            <w:tcW w:w="1405" w:type="dxa"/>
-          </w:tcPr>
-          <w:p>
-            <w:pPr>
-              <w:pStyle w:val="Compact"/>
-              <w:spacing w:before="20" w:after="20"/>
-            </w:pPr>
+              <w:t xml:space="preserve">NEW</w:t>
+            </w:r>
+            <w:r>
+              <w:rPr>
+                <w:sz w:val="18"/>
+              </w:rPr>
+              <w:t xml:space="preserve"> </w:t>
+            </w:r>
+            <w:r>
+              <w:rPr>
+                <w:sz w:val="18"/>
+              </w:rPr>
+              <w:t xml:space="preserve">/</w:t>
+            </w:r>
+            <w:r>
+              <w:rPr>
+                <w:sz w:val="18"/>
+              </w:rPr>
+              <w:t xml:space="preserve"> </w:t>
+            </w:r>
             <w:r>
               <w:rPr>
                 <w:rStyle w:val="VerbatimChar"/>
                 <w:sz w:val="18"/>
               </w:rPr>
+              <w:t xml:space="preserve">SAME_ORG_TRANSFER</w:t>
+            </w:r>
+            <w:r>
+              <w:rPr>
+                <w:sz w:val="18"/>
+              </w:rPr>
+              <w:t xml:space="preserve"> </w:t>
+            </w:r>
+            <w:r>
+              <w:rPr>
+                <w:sz w:val="18"/>
+              </w:rPr>
+              <w:t xml:space="preserve">/</w:t>
+            </w:r>
+            <w:r>
+              <w:rPr>
+                <w:sz w:val="18"/>
+              </w:rPr>
+              <w:t xml:space="preserve"> </w:t>
+            </w:r>
+            <w:r>
+              <w:rPr>
+                <w:rStyle w:val="VerbatimChar"/>
+                <w:sz w:val="18"/>
+              </w:rPr>
+              <w:t xml:space="preserve">TRANSFER_IN</w:t>
+            </w:r>
+            <w:r>
+              <w:rPr>
+                <w:sz w:val="18"/>
+              </w:rPr>
+              <w:t xml:space="preserve"> </w:t>
+            </w:r>
+            <w:r>
+              <w:rPr>
+                <w:sz w:val="18"/>
+              </w:rPr>
+              <w:t xml:space="preserve">/</w:t>
+            </w:r>
+            <w:r>
+              <w:rPr>
+                <w:sz w:val="18"/>
+              </w:rPr>
+              <w:t xml:space="preserve"> </w:t>
+            </w:r>
+            <w:r>
+              <w:rPr>
+                <w:rStyle w:val="VerbatimChar"/>
+                <w:sz w:val="18"/>
+              </w:rPr>
+              <w:t xml:space="preserve">REMAP</w:t>
+            </w:r>
+            <w:r>
+              <w:rPr>
+                <w:rFonts w:hint="eastAsia"/>
+                <w:sz w:val="18"/>
+              </w:rPr>
+              <w:t xml:space="preserve">（见</w:t>
+            </w:r>
+            <w:r>
+              <w:rPr>
+                <w:sz w:val="18"/>
+              </w:rPr>
+              <w:t xml:space="preserve"> </w:t>
+            </w:r>
+            <w:r>
+              <w:rPr>
+                <w:rFonts w:hint="eastAsia"/>
+                <w:sz w:val="18"/>
+              </w:rPr>
+              <w:t xml:space="preserve">2.2）</w:t>
+            </w:r>
+          </w:p>
+        </w:tc>
+        <w:tc>
+          <w:tcPr>
+            <w:tcW w:w="1009" w:type="dxa"/>
+          </w:tcPr>
+          <w:p>
+            <w:pPr>
+              <w:pStyle w:val="Compact"/>
+              <w:spacing w:before="20" w:after="20"/>
+            </w:pPr>
+            <w:r>
+              <w:rPr>
+                <w:rStyle w:val="VerbatimChar"/>
+                <w:sz w:val="18"/>
+              </w:rPr>
               <w:t xml:space="preserve">PS</w:t>
             </w:r>
           </w:p>
         </w:tc>
         <w:tc>
           <w:tcPr>
-            <w:tcW w:w="1856" w:type="dxa"/>
+            <w:tcW w:w="1333" w:type="dxa"/>
           </w:tcPr>
           <w:p>
             <w:pPr>
@@ -5952,19 +6010,19 @@
         </w:tc>
         <w:tc>
           <w:tcPr>
-            <w:tcW w:w="3533" w:type="dxa"/>
-          </w:tcPr>
-          <w:p>
-            <w:pPr>
-              <w:pStyle w:val="Compact"/>
-              <w:spacing w:before="20" w:after="20"/>
-            </w:pPr>
-            <w:r>
-              <w:rPr>
-                <w:rFonts w:hint="eastAsia"/>
-                <w:sz w:val="18"/>
-              </w:rPr>
-              <w:t xml:space="preserve">分配、转移后</w:t>
+            <w:tcW w:w="2537" w:type="dxa"/>
+          </w:tcPr>
+          <w:p>
+            <w:pPr>
+              <w:pStyle w:val="Compact"/>
+              <w:spacing w:before="20" w:after="20"/>
+            </w:pPr>
+            <w:r>
+              <w:rPr>
+                <w:rFonts w:hint="eastAsia"/>
+                <w:sz w:val="18"/>
+              </w:rPr>
+              <w:t xml:space="preserve">分配、转移、改挂后</w:t>
             </w:r>
             <w:r>
               <w:rPr>
@@ -5991,7 +6049,7 @@
       <w:tr>
         <w:tc>
           <w:tcPr>
-            <w:tcW w:w="1015" w:type="dxa"/>
+            <w:tcW w:w="729" w:type="dxa"/>
           </w:tcPr>
           <w:p>
             <w:pPr>
@@ -6009,7 +6067,25 @@
         </w:tc>
         <w:tc>
           <w:tcPr>
-            <w:tcW w:w="1600" w:type="dxa"/>
+            <w:tcW w:w="3802" w:type="dxa"/>
+          </w:tcPr>
+          <w:p>
+            <w:pPr>
+              <w:pStyle w:val="Compact"/>
+              <w:spacing w:before="20" w:after="20"/>
+            </w:pPr>
+            <w:r>
+              <w:rPr>
+                <w:rFonts w:hint="eastAsia"/>
+                <w:sz w:val="18"/>
+              </w:rPr>
+              <w:t xml:space="preserve">同上</w:t>
+            </w:r>
+          </w:p>
+        </w:tc>
+        <w:tc>
+          <w:tcPr>
+            <w:tcW w:w="1009" w:type="dxa"/>
           </w:tcPr>
           <w:p>
             <w:pPr>
@@ -6021,31 +6097,13 @@
                 <w:rStyle w:val="VerbatimChar"/>
                 <w:sz w:val="18"/>
               </w:rPr>
-              <w:t xml:space="preserve">DELIVERY</w:t>
-            </w:r>
-          </w:p>
-        </w:tc>
-        <w:tc>
-          <w:tcPr>
-            <w:tcW w:w="1405" w:type="dxa"/>
-          </w:tcPr>
-          <w:p>
-            <w:pPr>
-              <w:pStyle w:val="Compact"/>
-              <w:spacing w:before="20" w:after="20"/>
-            </w:pPr>
-            <w:r>
-              <w:rPr>
-                <w:rStyle w:val="VerbatimChar"/>
-                <w:sz w:val="18"/>
-              </w:rPr>
               <w:t xml:space="preserve">PL</w:t>
             </w:r>
           </w:p>
         </w:tc>
         <w:tc>
           <w:tcPr>
-            <w:tcW w:w="1856" w:type="dxa"/>
+            <w:tcW w:w="1333" w:type="dxa"/>
           </w:tcPr>
           <w:p>
             <w:pPr>
@@ -6069,7 +6127,7 @@
         </w:tc>
         <w:tc>
           <w:tcPr>
-            <w:tcW w:w="3533" w:type="dxa"/>
+            <w:tcW w:w="2537" w:type="dxa"/>
           </w:tcPr>
           <w:p>
             <w:pPr>
@@ -6095,7 +6153,7 @@
       <w:tr>
         <w:tc>
           <w:tcPr>
-            <w:tcW w:w="1015" w:type="dxa"/>
+            <w:tcW w:w="729" w:type="dxa"/>
           </w:tcPr>
           <w:p>
             <w:pPr>
@@ -6113,7 +6171,7 @@
         </w:tc>
         <w:tc>
           <w:tcPr>
-            <w:tcW w:w="1600" w:type="dxa"/>
+            <w:tcW w:w="3802" w:type="dxa"/>
           </w:tcPr>
           <w:p>
             <w:pPr>
@@ -6131,7 +6189,7 @@
         </w:tc>
         <w:tc>
           <w:tcPr>
-            <w:tcW w:w="1405" w:type="dxa"/>
+            <w:tcW w:w="1009" w:type="dxa"/>
           </w:tcPr>
           <w:p>
             <w:pPr>
@@ -6149,7 +6207,7 @@
         </w:tc>
         <w:tc>
           <w:tcPr>
-            <w:tcW w:w="1856" w:type="dxa"/>
+            <w:tcW w:w="1333" w:type="dxa"/>
           </w:tcPr>
           <w:p>
             <w:pPr>
@@ -6186,7 +6244,7 @@
         </w:tc>
         <w:tc>
           <w:tcPr>
-            <w:tcW w:w="3533" w:type="dxa"/>
+            <w:tcW w:w="2537" w:type="dxa"/>
           </w:tcPr>
           <w:p>
             <w:pPr>
@@ -6219,7 +6277,7 @@
       <w:tr>
         <w:tc>
           <w:tcPr>
-            <w:tcW w:w="1015" w:type="dxa"/>
+            <w:tcW w:w="729" w:type="dxa"/>
           </w:tcPr>
           <w:p>
             <w:pPr>
@@ -6237,7 +6295,7 @@
         </w:tc>
         <w:tc>
           <w:tcPr>
-            <w:tcW w:w="1600" w:type="dxa"/>
+            <w:tcW w:w="3802" w:type="dxa"/>
           </w:tcPr>
           <w:p>
             <w:pPr>
@@ -6255,7 +6313,7 @@
         </w:tc>
         <w:tc>
           <w:tcPr>
-            <w:tcW w:w="1405" w:type="dxa"/>
+            <w:tcW w:w="1009" w:type="dxa"/>
           </w:tcPr>
           <w:p>
             <w:pPr>
@@ -6273,7 +6331,7 @@
         </w:tc>
         <w:tc>
           <w:tcPr>
-            <w:tcW w:w="1856" w:type="dxa"/>
+            <w:tcW w:w="1333" w:type="dxa"/>
           </w:tcPr>
           <w:p>
             <w:pPr>
@@ -6297,7 +6355,7 @@
         </w:tc>
         <w:tc>
           <w:tcPr>
-            <w:tcW w:w="3533" w:type="dxa"/>
+            <w:tcW w:w="2537" w:type="dxa"/>
           </w:tcPr>
           <w:p>
             <w:pPr>
@@ -6420,7 +6478,7 @@
         <w:t xml:space="preserve">章，未列出的字段原样保存即可。</w:t>
       </w:r>
     </w:p>
-    <w:bookmarkStart w:id="27" w:name="推送批次batchtype-delivery"/>
+    <w:bookmarkStart w:id="27" w:name="推送批次交付类-batchtype"/>
     <w:p>
       <w:pPr>
         <w:pStyle w:val="Heading4"/>
@@ -6429,13 +6487,16 @@
         <w:rPr>
           <w:rFonts w:hint="eastAsia"/>
         </w:rPr>
-        <w:t xml:space="preserve">推送批次（</w:t>
-      </w:r>
-      <w:r>
-        <w:rPr>
-          <w:rStyle w:val="VerbatimChar"/>
-        </w:rPr>
-        <w:t xml:space="preserve">batchType = DELIVERY</w:t>
+        <w:t xml:space="preserve">推送批次（交付类</w:t>
+      </w:r>
+      <w:r>
+        <w:t xml:space="preserve"> </w:t>
+      </w:r>
+      <w:r>
+        <w:rPr>
+          <w:rStyle w:val="VerbatimChar"/>
+        </w:rPr>
+        <w:t xml:space="preserve">batchType</w:t>
       </w:r>
       <w:r>
         <w:rPr>
@@ -6490,20 +6551,27 @@
         <w:rPr>
           <w:rStyle w:val="VerbatimChar"/>
         </w:rPr>
-        <w:t xml:space="preserve">  "batchType": "DELIVERY",             // </w:t>
-      </w:r>
-      <w:r>
-        <w:rPr>
-          <w:rStyle w:val="VerbatimChar"/>
-          <w:rFonts w:hint="eastAsia"/>
-        </w:rPr>
-        <w:t xml:space="preserve">分流：DELIVERY</w:t>
-      </w:r>
-      <w:r>
-        <w:rPr>
-          <w:rStyle w:val="VerbatimChar"/>
-        </w:rPr>
-        <w:t xml:space="preserve"> / TRANSFER_OUT / PING</w:t>
+        <w:t xml:space="preserve">  "batchType": "SAME_ORG_TRANSFER",    // </w:t>
+      </w:r>
+      <w:r>
+        <w:rPr>
+          <w:rStyle w:val="VerbatimChar"/>
+          <w:rFonts w:hint="eastAsia"/>
+        </w:rPr>
+        <w:t xml:space="preserve">分流：交付类</w:t>
+      </w:r>
+      <w:r>
+        <w:rPr>
+          <w:rStyle w:val="VerbatimChar"/>
+        </w:rPr>
+        <w:t xml:space="preserve"> NEW / SAME_ORG_TRANSFER / TRANSFER_IN / </w:t>
+      </w:r>
+      <w:r>
+        <w:rPr>
+          <w:rStyle w:val="VerbatimChar"/>
+          <w:rFonts w:hint="eastAsia"/>
+        </w:rPr>
+        <w:t xml:space="preserve">REMAP；TRANSFER_OUT；PING</w:t>
       </w:r>
       <w:r>
         <w:br/>
@@ -6748,7 +6816,7 @@
       </w:r>
     </w:p>
     <w:bookmarkEnd w:id="27"/>
-    <w:bookmarkStart w:id="28" w:name="拉取批次batchtype-delivery"/>
+    <w:bookmarkStart w:id="28" w:name="拉取批次交付类-batchtype"/>
     <w:p>
       <w:pPr>
         <w:pStyle w:val="Heading4"/>
@@ -6757,13 +6825,16 @@
         <w:rPr>
           <w:rFonts w:hint="eastAsia"/>
         </w:rPr>
-        <w:t xml:space="preserve">拉取批次（</w:t>
-      </w:r>
-      <w:r>
-        <w:rPr>
-          <w:rStyle w:val="VerbatimChar"/>
-        </w:rPr>
-        <w:t xml:space="preserve">batchType = DELIVERY</w:t>
+        <w:t xml:space="preserve">拉取批次（交付类</w:t>
+      </w:r>
+      <w:r>
+        <w:t xml:space="preserve"> </w:t>
+      </w:r>
+      <w:r>
+        <w:rPr>
+          <w:rStyle w:val="VerbatimChar"/>
+        </w:rPr>
+        <w:t xml:space="preserve">batchType</w:t>
       </w:r>
       <w:r>
         <w:rPr>
@@ -6831,7 +6902,7 @@
         <w:rPr>
           <w:rStyle w:val="VerbatimChar"/>
         </w:rPr>
-        <w:t xml:space="preserve">  "batchType": "DELIVERY",             // </w:t>
+        <w:t xml:space="preserve">  "batchType": "NEW",                  // </w:t>
       </w:r>
       <w:r>
         <w:rPr>
@@ -7380,9 +7451,9 @@
         <w:tblLook w:firstRow="1" w:lastRow="0" w:firstColumn="0" w:lastColumn="0" w:noHBand="0" w:noVBand="0" w:val="0020"/>
       </w:tblPr>
       <w:tblGrid>
-        <w:gridCol w:w="1600"/>
-        <w:gridCol w:w="3426"/>
-        <w:gridCol w:w="4385"/>
+        <w:gridCol w:w="2731"/>
+        <w:gridCol w:w="3755"/>
+        <w:gridCol w:w="2924"/>
       </w:tblGrid>
       <w:tr>
         <w:trPr>
@@ -7391,7 +7462,7 @@
         </w:trPr>
         <w:tc>
           <w:tcPr>
-            <w:tcW w:w="1600" w:type="dxa"/>
+            <w:tcW w:w="2731" w:type="dxa"/>
             <w:shd w:val="clear" w:color="auto" w:fill="D9E2F3"/>
           </w:tcPr>
           <w:p>
@@ -7411,7 +7482,7 @@
         </w:tc>
         <w:tc>
           <w:tcPr>
-            <w:tcW w:w="3426" w:type="dxa"/>
+            <w:tcW w:w="3755" w:type="dxa"/>
             <w:shd w:val="clear" w:color="auto" w:fill="D9E2F3"/>
           </w:tcPr>
           <w:p>
@@ -7431,7 +7502,7 @@
         </w:tc>
         <w:tc>
           <w:tcPr>
-            <w:tcW w:w="4385" w:type="dxa"/>
+            <w:tcW w:w="2924" w:type="dxa"/>
             <w:shd w:val="clear" w:color="auto" w:fill="D9E2F3"/>
           </w:tcPr>
           <w:p>
@@ -7460,7 +7531,7 @@
       <w:tr>
         <w:tc>
           <w:tcPr>
-            <w:tcW w:w="1600" w:type="dxa"/>
+            <w:tcW w:w="2731" w:type="dxa"/>
           </w:tcPr>
           <w:p>
             <w:pPr>
@@ -7472,31 +7543,106 @@
                 <w:rStyle w:val="VerbatimChar"/>
                 <w:sz w:val="18"/>
               </w:rPr>
-              <w:t xml:space="preserve">DELIVERY</w:t>
-            </w:r>
-          </w:p>
-        </w:tc>
-        <w:tc>
-          <w:tcPr>
-            <w:tcW w:w="3426" w:type="dxa"/>
-          </w:tcPr>
-          <w:p>
-            <w:pPr>
-              <w:pStyle w:val="Compact"/>
-              <w:spacing w:before="20" w:after="20"/>
-            </w:pPr>
-            <w:r>
-              <w:rPr>
-                <w:rFonts w:hint="eastAsia"/>
-                <w:sz w:val="18"/>
-              </w:rPr>
-              <w:t xml:space="preserve">推送批次、拉取批次：新下发或挂靠变更</w:t>
-            </w:r>
-          </w:p>
-        </w:tc>
-        <w:tc>
-          <w:tcPr>
-            <w:tcW w:w="4385" w:type="dxa"/>
+              <w:t xml:space="preserve">NEW</w:t>
+            </w:r>
+            <w:r>
+              <w:rPr>
+                <w:sz w:val="18"/>
+              </w:rPr>
+              <w:t xml:space="preserve"> </w:t>
+            </w:r>
+            <w:r>
+              <w:rPr>
+                <w:sz w:val="18"/>
+              </w:rPr>
+              <w:t xml:space="preserve">/</w:t>
+            </w:r>
+            <w:r>
+              <w:rPr>
+                <w:sz w:val="18"/>
+              </w:rPr>
+              <w:t xml:space="preserve"> </w:t>
+            </w:r>
+            <w:r>
+              <w:rPr>
+                <w:rStyle w:val="VerbatimChar"/>
+                <w:sz w:val="18"/>
+              </w:rPr>
+              <w:t xml:space="preserve">SAME_ORG_TRANSFER</w:t>
+            </w:r>
+            <w:r>
+              <w:rPr>
+                <w:sz w:val="18"/>
+              </w:rPr>
+              <w:t xml:space="preserve"> </w:t>
+            </w:r>
+            <w:r>
+              <w:rPr>
+                <w:sz w:val="18"/>
+              </w:rPr>
+              <w:t xml:space="preserve">/</w:t>
+            </w:r>
+            <w:r>
+              <w:rPr>
+                <w:sz w:val="18"/>
+              </w:rPr>
+              <w:t xml:space="preserve"> </w:t>
+            </w:r>
+            <w:r>
+              <w:rPr>
+                <w:rStyle w:val="VerbatimChar"/>
+                <w:sz w:val="18"/>
+              </w:rPr>
+              <w:t xml:space="preserve">TRANSFER_IN</w:t>
+            </w:r>
+            <w:r>
+              <w:rPr>
+                <w:sz w:val="18"/>
+              </w:rPr>
+              <w:t xml:space="preserve"> </w:t>
+            </w:r>
+            <w:r>
+              <w:rPr>
+                <w:sz w:val="18"/>
+              </w:rPr>
+              <w:t xml:space="preserve">/</w:t>
+            </w:r>
+            <w:r>
+              <w:rPr>
+                <w:sz w:val="18"/>
+              </w:rPr>
+              <w:t xml:space="preserve"> </w:t>
+            </w:r>
+            <w:r>
+              <w:rPr>
+                <w:rStyle w:val="VerbatimChar"/>
+                <w:sz w:val="18"/>
+              </w:rPr>
+              <w:t xml:space="preserve">REMAP</w:t>
+            </w:r>
+          </w:p>
+        </w:tc>
+        <w:tc>
+          <w:tcPr>
+            <w:tcW w:w="3755" w:type="dxa"/>
+          </w:tcPr>
+          <w:p>
+            <w:pPr>
+              <w:pStyle w:val="Compact"/>
+              <w:spacing w:before="20" w:after="20"/>
+            </w:pPr>
+            <w:r>
+              <w:rPr>
+                <w:rFonts w:hint="eastAsia"/>
+                <w:sz w:val="18"/>
+              </w:rPr>
+              <w:t xml:space="preserve">推送批次、拉取批次（交付类）：新下发或挂靠变更，类型说明来源（2.2）</w:t>
+            </w:r>
+          </w:p>
+        </w:tc>
+        <w:tc>
+          <w:tcPr>
+            <w:tcW w:w="2924" w:type="dxa"/>
           </w:tcPr>
           <w:p>
             <w:pPr>
@@ -7521,7 +7667,20 @@
                 <w:rFonts w:hint="eastAsia"/>
                 <w:sz w:val="18"/>
               </w:rPr>
-              <w:t xml:space="preserve">4）</w:t>
+              <w:t xml:space="preserve">4），4</w:t>
+            </w:r>
+            <w:r>
+              <w:rPr>
+                <w:sz w:val="18"/>
+              </w:rPr>
+              <w:t xml:space="preserve"> </w:t>
+            </w:r>
+            <w:r>
+              <w:rPr>
+                <w:rFonts w:hint="eastAsia"/>
+                <w:sz w:val="18"/>
+              </w:rPr>
+              <w:t xml:space="preserve">种处理相同</w:t>
             </w:r>
           </w:p>
         </w:tc>
@@ -7529,7 +7688,7 @@
       <w:tr>
         <w:tc>
           <w:tcPr>
-            <w:tcW w:w="1600" w:type="dxa"/>
+            <w:tcW w:w="2731" w:type="dxa"/>
           </w:tcPr>
           <w:p>
             <w:pPr>
@@ -7547,7 +7706,7 @@
         </w:tc>
         <w:tc>
           <w:tcPr>
-            <w:tcW w:w="3426" w:type="dxa"/>
+            <w:tcW w:w="3755" w:type="dxa"/>
           </w:tcPr>
           <w:p>
             <w:pPr>
@@ -7578,7 +7737,7 @@
         </w:tc>
         <w:tc>
           <w:tcPr>
-            <w:tcW w:w="4385" w:type="dxa"/>
+            <w:tcW w:w="2924" w:type="dxa"/>
           </w:tcPr>
           <w:p>
             <w:pPr>
@@ -7611,7 +7770,7 @@
       <w:tr>
         <w:tc>
           <w:tcPr>
-            <w:tcW w:w="1600" w:type="dxa"/>
+            <w:tcW w:w="2731" w:type="dxa"/>
           </w:tcPr>
           <w:p>
             <w:pPr>
@@ -7629,7 +7788,7 @@
         </w:tc>
         <w:tc>
           <w:tcPr>
-            <w:tcW w:w="3426" w:type="dxa"/>
+            <w:tcW w:w="3755" w:type="dxa"/>
           </w:tcPr>
           <w:p>
             <w:pPr>
@@ -7653,7 +7812,7 @@
         </w:tc>
         <w:tc>
           <w:tcPr>
-            <w:tcW w:w="4385" w:type="dxa"/>
+            <w:tcW w:w="2924" w:type="dxa"/>
           </w:tcPr>
           <w:p>
             <w:pPr>
@@ -9250,9 +9409,49 @@
             </w:pPr>
             <w:r>
               <w:rPr>
+                <w:rFonts w:hint="eastAsia"/>
+                <w:sz w:val="18"/>
+              </w:rPr>
+              <w:t xml:space="preserve">交付类</w:t>
+            </w:r>
+            <w:r>
+              <w:rPr>
+                <w:sz w:val="18"/>
+              </w:rPr>
+              <w:t xml:space="preserve"> 4 </w:t>
+            </w:r>
+            <w:r>
+              <w:rPr>
+                <w:rFonts w:hint="eastAsia"/>
+                <w:sz w:val="18"/>
+              </w:rPr>
+              <w:t xml:space="preserve">种、</w:t>
+            </w:r>
+            <w:r>
+              <w:rPr>
                 <w:rStyle w:val="VerbatimChar"/>
                 <w:sz w:val="18"/>
               </w:rPr>
+              <w:t xml:space="preserve">TRANSFER_OUT</w:t>
+            </w:r>
+            <w:r>
+              <w:rPr>
+                <w:sz w:val="18"/>
+              </w:rPr>
+              <w:t xml:space="preserve"> </w:t>
+            </w:r>
+            <w:r>
+              <w:rPr>
+                <w:rFonts w:hint="eastAsia"/>
+                <w:sz w:val="18"/>
+              </w:rPr>
+              <w:t xml:space="preserve">继续；</w:t>
+            </w:r>
+            <w:r>
+              <w:rPr>
+                <w:rStyle w:val="VerbatimChar"/>
+                <w:sz w:val="18"/>
+              </w:rPr>
               <w:t xml:space="preserve">PING</w:t>
             </w:r>
             <w:r>
@@ -9280,7 +9479,7 @@
                 <w:rFonts w:hint="eastAsia"/>
                 <w:sz w:val="18"/>
               </w:rPr>
-              <w:t xml:space="preserve">，不存储</w:t>
+              <w:t xml:space="preserve">，不存储；其他取值整批退回</w:t>
             </w:r>
           </w:p>
         </w:tc>
@@ -9912,28 +10111,13 @@
         <w:rPr>
           <w:rFonts w:hint="eastAsia"/>
         </w:rPr>
-        <w:t xml:space="preserve">（只看批次类型、本地有无、</w:t>
+        <w:t xml:space="preserve">（只看交付类还是转出、本地有无、</w:t>
       </w:r>
       <w:r>
         <w:rPr>
           <w:rStyle w:val="VerbatimChar"/>
         </w:rPr>
         <w:t xml:space="preserve">rev</w:t>
-      </w:r>
-      <w:r>
-        <w:rPr>
-          <w:rFonts w:hint="eastAsia"/>
-        </w:rPr>
-        <w:t xml:space="preserve">；不看</w:t>
-      </w:r>
-      <w:r>
-        <w:t xml:space="preserve"> </w:t>
-      </w:r>
-      <w:r>
-        <w:rPr>
-          <w:rStyle w:val="VerbatimChar"/>
-        </w:rPr>
-        <w:t xml:space="preserve">bizType</w:t>
       </w:r>
       <w:r>
         <w:rPr>
@@ -9958,10 +10142,10 @@
         <w:tblLook w:firstRow="1" w:lastRow="0" w:firstColumn="0" w:lastColumn="0" w:noHBand="0" w:noVBand="0" w:val="0020"/>
       </w:tblPr>
       <w:tblGrid>
-        <w:gridCol w:w="1700"/>
-        <w:gridCol w:w="2298"/>
-        <w:gridCol w:w="4002"/>
-        <w:gridCol w:w="1410"/>
+        <w:gridCol w:w="3167"/>
+        <w:gridCol w:w="1861"/>
+        <w:gridCol w:w="3241"/>
+        <w:gridCol w:w="1141"/>
       </w:tblGrid>
       <w:tr>
         <w:trPr>
@@ -9970,7 +10154,7 @@
         </w:trPr>
         <w:tc>
           <w:tcPr>
-            <w:tcW w:w="1700" w:type="dxa"/>
+            <w:tcW w:w="3167" w:type="dxa"/>
             <w:shd w:val="clear" w:color="auto" w:fill="D9E2F3"/>
           </w:tcPr>
           <w:p>
@@ -9990,7 +10174,7 @@
         </w:tc>
         <w:tc>
           <w:tcPr>
-            <w:tcW w:w="2298" w:type="dxa"/>
+            <w:tcW w:w="1861" w:type="dxa"/>
             <w:shd w:val="clear" w:color="auto" w:fill="D9E2F3"/>
           </w:tcPr>
           <w:p>
@@ -10017,7 +10201,7 @@
         </w:tc>
         <w:tc>
           <w:tcPr>
-            <w:tcW w:w="4002" w:type="dxa"/>
+            <w:tcW w:w="3241" w:type="dxa"/>
             <w:shd w:val="clear" w:color="auto" w:fill="D9E2F3"/>
           </w:tcPr>
           <w:p>
@@ -10089,7 +10273,7 @@
         </w:tc>
         <w:tc>
           <w:tcPr>
-            <w:tcW w:w="1410" w:type="dxa"/>
+            <w:tcW w:w="1141" w:type="dxa"/>
             <w:shd w:val="clear" w:color="auto" w:fill="D9E2F3"/>
           </w:tcPr>
           <w:p>
@@ -10163,19 +10347,101 @@
       <w:tr>
         <w:tc>
           <w:tcPr>
-            <w:tcW w:w="1700" w:type="dxa"/>
-          </w:tcPr>
-          <w:p>
-            <w:pPr>
-              <w:pStyle w:val="Compact"/>
-              <w:spacing w:before="20" w:after="20"/>
-            </w:pPr>
+            <w:tcW w:w="3167" w:type="dxa"/>
+          </w:tcPr>
+          <w:p>
+            <w:pPr>
+              <w:pStyle w:val="Compact"/>
+              <w:spacing w:before="20" w:after="20"/>
+            </w:pPr>
+            <w:r>
+              <w:rPr>
+                <w:rFonts w:hint="eastAsia"/>
+                <w:sz w:val="18"/>
+              </w:rPr>
+              <w:t xml:space="preserve">交付类：</w:t>
+            </w:r>
             <w:r>
               <w:rPr>
                 <w:rStyle w:val="VerbatimChar"/>
                 <w:sz w:val="18"/>
               </w:rPr>
-              <w:t xml:space="preserve">DELIVERY</w:t>
+              <w:t xml:space="preserve">NEW</w:t>
+            </w:r>
+            <w:r>
+              <w:rPr>
+                <w:sz w:val="18"/>
+              </w:rPr>
+              <w:t xml:space="preserve"> </w:t>
+            </w:r>
+            <w:r>
+              <w:rPr>
+                <w:sz w:val="18"/>
+              </w:rPr>
+              <w:t xml:space="preserve">/</w:t>
+            </w:r>
+            <w:r>
+              <w:rPr>
+                <w:sz w:val="18"/>
+              </w:rPr>
+              <w:t xml:space="preserve"> </w:t>
+            </w:r>
+            <w:r>
+              <w:rPr>
+                <w:rStyle w:val="VerbatimChar"/>
+                <w:sz w:val="18"/>
+              </w:rPr>
+              <w:t xml:space="preserve">SAME_ORG_TRANSFER</w:t>
+            </w:r>
+            <w:r>
+              <w:rPr>
+                <w:sz w:val="18"/>
+              </w:rPr>
+              <w:t xml:space="preserve"> </w:t>
+            </w:r>
+            <w:r>
+              <w:rPr>
+                <w:sz w:val="18"/>
+              </w:rPr>
+              <w:t xml:space="preserve">/</w:t>
+            </w:r>
+            <w:r>
+              <w:rPr>
+                <w:sz w:val="18"/>
+              </w:rPr>
+              <w:t xml:space="preserve"> </w:t>
+            </w:r>
+            <w:r>
+              <w:rPr>
+                <w:rStyle w:val="VerbatimChar"/>
+                <w:sz w:val="18"/>
+              </w:rPr>
+              <w:t xml:space="preserve">TRANSFER_IN</w:t>
+            </w:r>
+            <w:r>
+              <w:rPr>
+                <w:sz w:val="18"/>
+              </w:rPr>
+              <w:t xml:space="preserve"> </w:t>
+            </w:r>
+            <w:r>
+              <w:rPr>
+                <w:sz w:val="18"/>
+              </w:rPr>
+              <w:t xml:space="preserve">/</w:t>
+            </w:r>
+            <w:r>
+              <w:rPr>
+                <w:sz w:val="18"/>
+              </w:rPr>
+              <w:t xml:space="preserve"> </w:t>
+            </w:r>
+            <w:r>
+              <w:rPr>
+                <w:rStyle w:val="VerbatimChar"/>
+                <w:sz w:val="18"/>
+              </w:rPr>
+              <w:t xml:space="preserve">REMAP</w:t>
             </w:r>
             <w:r>
               <w:rPr>
@@ -10201,7 +10467,7 @@
         </w:tc>
         <w:tc>
           <w:tcPr>
-            <w:tcW w:w="2298" w:type="dxa"/>
+            <w:tcW w:w="1861" w:type="dxa"/>
           </w:tcPr>
           <w:p>
             <w:pPr>
@@ -10219,7 +10485,7 @@
         </w:tc>
         <w:tc>
           <w:tcPr>
-            <w:tcW w:w="4002" w:type="dxa"/>
+            <w:tcW w:w="3241" w:type="dxa"/>
           </w:tcPr>
           <w:p>
             <w:pPr>
@@ -10237,7 +10503,7 @@
         </w:tc>
         <w:tc>
           <w:tcPr>
-            <w:tcW w:w="1410" w:type="dxa"/>
+            <w:tcW w:w="1141" w:type="dxa"/>
           </w:tcPr>
           <w:p>
             <w:pPr>
@@ -10257,7 +10523,7 @@
       <w:tr>
         <w:tc>
           <w:tcPr>
-            <w:tcW w:w="1700" w:type="dxa"/>
+            <w:tcW w:w="3167" w:type="dxa"/>
           </w:tcPr>
           <w:p>
             <w:pPr>
@@ -10282,7 +10548,7 @@
         </w:tc>
         <w:tc>
           <w:tcPr>
-            <w:tcW w:w="2298" w:type="dxa"/>
+            <w:tcW w:w="1861" w:type="dxa"/>
           </w:tcPr>
           <w:p>
             <w:pPr>
@@ -10339,7 +10605,7 @@
         </w:tc>
         <w:tc>
           <w:tcPr>
-            <w:tcW w:w="4002" w:type="dxa"/>
+            <w:tcW w:w="3241" w:type="dxa"/>
           </w:tcPr>
           <w:p>
             <w:pPr>
@@ -10397,7 +10663,7 @@
         </w:tc>
         <w:tc>
           <w:tcPr>
-            <w:tcW w:w="1410" w:type="dxa"/>
+            <w:tcW w:w="1141" w:type="dxa"/>
           </w:tcPr>
           <w:p>
             <w:pPr>
@@ -10497,54 +10763,13 @@
           <w:b/>
           <w:bCs/>
         </w:rPr>
-        <w:t xml:space="preserve">四、</w:t>
-      </w:r>
-      <w:r>
-        <w:rPr>
-          <w:rStyle w:val="VerbatimChar"/>
-          <w:b/>
-          <w:bCs/>
-        </w:rPr>
-        <w:t xml:space="preserve">bizType</w:t>
-      </w:r>
-      <w:r>
-        <w:rPr>
-          <w:b/>
-          <w:bCs/>
-        </w:rPr>
-        <w:t xml:space="preserve"> </w:t>
-      </w:r>
-      <w:r>
-        <w:rPr>
-          <w:rFonts w:hint="eastAsia"/>
-          <w:b/>
-          <w:bCs/>
-        </w:rPr>
-        <w:t xml:space="preserve">的用法</w:t>
-      </w:r>
-      <w:r>
-        <w:rPr>
-          <w:rFonts w:hint="eastAsia"/>
-        </w:rPr>
-        <w:t xml:space="preserve">（推送</w:t>
-      </w:r>
-      <w:r>
-        <w:t xml:space="preserve"> / </w:t>
-      </w:r>
-      <w:r>
-        <w:rPr>
-          <w:rFonts w:hint="eastAsia"/>
-        </w:rPr>
-        <w:t xml:space="preserve">拉取批次每枚</w:t>
-      </w:r>
-      <w:r>
-        <w:t xml:space="preserve"> </w:t>
-      </w:r>
-      <w:r>
-        <w:rPr>
-          <w:rFonts w:hint="eastAsia"/>
-        </w:rPr>
-        <w:t xml:space="preserve">SN，选填，仅供参考）</w:t>
+        <w:t xml:space="preserve">四、交付类批次类型的含义</w:t>
+      </w:r>
+      <w:r>
+        <w:rPr>
+          <w:rFonts w:hint="eastAsia"/>
+        </w:rPr>
+        <w:t xml:space="preserve">（一批只有一种）</w:t>
       </w:r>
     </w:p>
     <w:tbl>
@@ -10563,10 +10788,10 @@
         <w:tblLook w:firstRow="1" w:lastRow="0" w:firstColumn="0" w:lastColumn="0" w:noHBand="0" w:noVBand="0" w:val="0020"/>
       </w:tblPr>
       <w:tblGrid>
-        <w:gridCol w:w="2290"/>
-        <w:gridCol w:w="2285"/>
-        <w:gridCol w:w="1946"/>
-        <w:gridCol w:w="2889"/>
+        <w:gridCol w:w="2175"/>
+        <w:gridCol w:w="2881"/>
+        <w:gridCol w:w="1752"/>
+        <w:gridCol w:w="2602"/>
       </w:tblGrid>
       <w:tr>
         <w:trPr>
@@ -10575,7 +10800,7 @@
         </w:trPr>
         <w:tc>
           <w:tcPr>
-            <w:tcW w:w="2290" w:type="dxa"/>
+            <w:tcW w:w="2175" w:type="dxa"/>
             <w:shd w:val="clear" w:color="auto" w:fill="D9E2F3"/>
           </w:tcPr>
           <w:p>
@@ -10589,13 +10814,13 @@
                 <w:b/>
                 <w:sz w:val="18"/>
               </w:rPr>
-              <w:t xml:space="preserve">bizType</w:t>
-            </w:r>
-          </w:p>
-        </w:tc>
-        <w:tc>
-          <w:tcPr>
-            <w:tcW w:w="2285" w:type="dxa"/>
+              <w:t xml:space="preserve">batchType</w:t>
+            </w:r>
+          </w:p>
+        </w:tc>
+        <w:tc>
+          <w:tcPr>
+            <w:tcW w:w="2881" w:type="dxa"/>
             <w:shd w:val="clear" w:color="auto" w:fill="D9E2F3"/>
           </w:tcPr>
           <w:p>
@@ -10615,7 +10840,7 @@
         </w:tc>
         <w:tc>
           <w:tcPr>
-            <w:tcW w:w="1946" w:type="dxa"/>
+            <w:tcW w:w="1752" w:type="dxa"/>
             <w:shd w:val="clear" w:color="auto" w:fill="D9E2F3"/>
           </w:tcPr>
           <w:p>
@@ -10642,7 +10867,7 @@
         </w:tc>
         <w:tc>
           <w:tcPr>
-            <w:tcW w:w="2889" w:type="dxa"/>
+            <w:tcW w:w="2602" w:type="dxa"/>
             <w:shd w:val="clear" w:color="auto" w:fill="D9E2F3"/>
           </w:tcPr>
           <w:p>
@@ -10671,7 +10896,7 @@
       <w:tr>
         <w:tc>
           <w:tcPr>
-            <w:tcW w:w="2290" w:type="dxa"/>
+            <w:tcW w:w="2175" w:type="dxa"/>
           </w:tcPr>
           <w:p>
             <w:pPr>
@@ -10683,13 +10908,13 @@
                 <w:rStyle w:val="VerbatimChar"/>
                 <w:sz w:val="18"/>
               </w:rPr>
-              <w:t xml:space="preserve">FIRST</w:t>
-            </w:r>
-          </w:p>
-        </w:tc>
-        <w:tc>
-          <w:tcPr>
-            <w:tcW w:w="2285" w:type="dxa"/>
+              <w:t xml:space="preserve">NEW</w:t>
+            </w:r>
+          </w:p>
+        </w:tc>
+        <w:tc>
+          <w:tcPr>
+            <w:tcW w:w="2881" w:type="dxa"/>
           </w:tcPr>
           <w:p>
             <w:pPr>
@@ -10720,7 +10945,7 @@
         </w:tc>
         <w:tc>
           <w:tcPr>
-            <w:tcW w:w="1946" w:type="dxa"/>
+            <w:tcW w:w="1752" w:type="dxa"/>
           </w:tcPr>
           <w:p>
             <w:pPr>
@@ -10738,7 +10963,7 @@
         </w:tc>
         <w:tc>
           <w:tcPr>
-            <w:tcW w:w="2889" w:type="dxa"/>
+            <w:tcW w:w="2602" w:type="dxa"/>
           </w:tcPr>
           <w:p>
             <w:pPr>
@@ -10758,7 +10983,7 @@
       <w:tr>
         <w:tc>
           <w:tcPr>
-            <w:tcW w:w="2290" w:type="dxa"/>
+            <w:tcW w:w="2175" w:type="dxa"/>
           </w:tcPr>
           <w:p>
             <w:pPr>
@@ -10776,7 +11001,7 @@
         </w:tc>
         <w:tc>
           <w:tcPr>
-            <w:tcW w:w="2285" w:type="dxa"/>
+            <w:tcW w:w="2881" w:type="dxa"/>
           </w:tcPr>
           <w:p>
             <w:pPr>
@@ -10807,7 +11032,7 @@
         </w:tc>
         <w:tc>
           <w:tcPr>
-            <w:tcW w:w="1946" w:type="dxa"/>
+            <w:tcW w:w="1752" w:type="dxa"/>
           </w:tcPr>
           <w:p>
             <w:pPr>
@@ -10825,7 +11050,7 @@
         </w:tc>
         <w:tc>
           <w:tcPr>
-            <w:tcW w:w="2889" w:type="dxa"/>
+            <w:tcW w:w="2602" w:type="dxa"/>
           </w:tcPr>
           <w:p>
             <w:pPr>
@@ -10871,7 +11096,7 @@
       <w:tr>
         <w:tc>
           <w:tcPr>
-            <w:tcW w:w="2290" w:type="dxa"/>
+            <w:tcW w:w="2175" w:type="dxa"/>
           </w:tcPr>
           <w:p>
             <w:pPr>
@@ -10883,13 +11108,13 @@
                 <w:rStyle w:val="VerbatimChar"/>
                 <w:sz w:val="18"/>
               </w:rPr>
-              <w:t xml:space="preserve">CROSS_ORG_TRANSFER</w:t>
-            </w:r>
-          </w:p>
-        </w:tc>
-        <w:tc>
-          <w:tcPr>
-            <w:tcW w:w="2285" w:type="dxa"/>
+              <w:t xml:space="preserve">TRANSFER_IN</w:t>
+            </w:r>
+          </w:p>
+        </w:tc>
+        <w:tc>
+          <w:tcPr>
+            <w:tcW w:w="2881" w:type="dxa"/>
           </w:tcPr>
           <w:p>
             <w:pPr>
@@ -10914,13 +11139,39 @@
                 <w:rFonts w:hint="eastAsia"/>
                 <w:sz w:val="18"/>
               </w:rPr>
-              <w:t xml:space="preserve">已持有的号转入本组织</w:t>
-            </w:r>
-          </w:p>
-        </w:tc>
-        <w:tc>
-          <w:tcPr>
-            <w:tcW w:w="1946" w:type="dxa"/>
+              <w:t xml:space="preserve">已持有的号转入本组织（与原组织收到的</w:t>
+            </w:r>
+            <w:r>
+              <w:rPr>
+                <w:sz w:val="18"/>
+              </w:rPr>
+              <w:t xml:space="preserve"> </w:t>
+            </w:r>
+            <w:r>
+              <w:rPr>
+                <w:rStyle w:val="VerbatimChar"/>
+                <w:sz w:val="18"/>
+              </w:rPr>
+              <w:t xml:space="preserve">TRANSFER_OUT</w:t>
+            </w:r>
+            <w:r>
+              <w:rPr>
+                <w:sz w:val="18"/>
+              </w:rPr>
+              <w:t xml:space="preserve"> </w:t>
+            </w:r>
+            <w:r>
+              <w:rPr>
+                <w:rFonts w:hint="eastAsia"/>
+                <w:sz w:val="18"/>
+              </w:rPr>
+              <w:t xml:space="preserve">成对）</w:t>
+            </w:r>
+          </w:p>
+        </w:tc>
+        <w:tc>
+          <w:tcPr>
+            <w:tcW w:w="1752" w:type="dxa"/>
           </w:tcPr>
           <w:p>
             <w:pPr>
@@ -10938,7 +11189,7 @@
         </w:tc>
         <w:tc>
           <w:tcPr>
-            <w:tcW w:w="2889" w:type="dxa"/>
+            <w:tcW w:w="2602" w:type="dxa"/>
           </w:tcPr>
           <w:p>
             <w:pPr>
@@ -10958,7 +11209,7 @@
       <w:tr>
         <w:tc>
           <w:tcPr>
-            <w:tcW w:w="2290" w:type="dxa"/>
+            <w:tcW w:w="2175" w:type="dxa"/>
           </w:tcPr>
           <w:p>
             <w:pPr>
@@ -10976,7 +11227,7 @@
         </w:tc>
         <w:tc>
           <w:tcPr>
-            <w:tcW w:w="2285" w:type="dxa"/>
+            <w:tcW w:w="2881" w:type="dxa"/>
           </w:tcPr>
           <w:p>
             <w:pPr>
@@ -11001,13 +11252,13 @@
                 <w:rFonts w:hint="eastAsia"/>
                 <w:sz w:val="18"/>
               </w:rPr>
-              <w:t xml:space="preserve">已持有的号因订单变更改挂</w:t>
-            </w:r>
-          </w:p>
-        </w:tc>
-        <w:tc>
-          <w:tcPr>
-            <w:tcW w:w="1946" w:type="dxa"/>
+              <w:t xml:space="preserve">已持有的号因订单变更改挂、或总部以本系统为准重推</w:t>
+            </w:r>
+          </w:p>
+        </w:tc>
+        <w:tc>
+          <w:tcPr>
+            <w:tcW w:w="1752" w:type="dxa"/>
           </w:tcPr>
           <w:p>
             <w:pPr>
@@ -11025,7 +11276,7 @@
         </w:tc>
         <w:tc>
           <w:tcPr>
-            <w:tcW w:w="2889" w:type="dxa"/>
+            <w:tcW w:w="2602" w:type="dxa"/>
           </w:tcPr>
           <w:p>
             <w:pPr>
@@ -11082,25 +11333,7 @@
         <w:rPr>
           <w:rFonts w:hint="eastAsia"/>
         </w:rPr>
-        <w:t xml:space="preserve">，不得因</w:t>
-      </w:r>
-      <w:r>
-        <w:t xml:space="preserve"> </w:t>
-      </w:r>
-      <w:r>
-        <w:rPr>
-          <w:rStyle w:val="VerbatimChar"/>
-        </w:rPr>
-        <w:t xml:space="preserve">bizType</w:t>
-      </w:r>
-      <w:r>
-        <w:t xml:space="preserve"> </w:t>
-      </w:r>
-      <w:r>
-        <w:rPr>
-          <w:rFonts w:hint="eastAsia"/>
-        </w:rPr>
-        <w:t xml:space="preserve">拒收、跳过或回</w:t>
+        <w:t xml:space="preserve">，不得因交付类的具体类型拒收、跳过或回</w:t>
       </w:r>
       <w:r>
         <w:t xml:space="preserve"> </w:t>
@@ -11122,18 +11355,27 @@
       </w:pPr>
       <w:r>
         <w:rPr>
-          <w:rStyle w:val="VerbatimChar"/>
-        </w:rPr>
-        <w:t xml:space="preserve">bizType</w:t>
+          <w:rFonts w:hint="eastAsia"/>
+        </w:rPr>
+        <w:t xml:space="preserve">本地情况与上表「通常」不符时（如</w:t>
       </w:r>
       <w:r>
         <w:t xml:space="preserve"> </w:t>
       </w:r>
       <w:r>
         <w:rPr>
-          <w:rFonts w:hint="eastAsia"/>
-        </w:rPr>
-        <w:t xml:space="preserve">缺失或取值不认识时照常处理；以后可能增加取值</w:t>
+          <w:rStyle w:val="VerbatimChar"/>
+        </w:rPr>
+        <w:t xml:space="preserve">SAME_ORG_TRANSFER</w:t>
+      </w:r>
+      <w:r>
+        <w:t xml:space="preserve"> </w:t>
+      </w:r>
+      <w:r>
+        <w:rPr>
+          <w:rFonts w:hint="eastAsia"/>
+        </w:rPr>
+        <w:t xml:space="preserve">但本地没有），仍按第三部分处理，可记日志备查</w:t>
       </w:r>
     </w:p>
     <w:p>
@@ -11148,7 +11390,7 @@
         <w:rPr>
           <w:rFonts w:hint="eastAsia"/>
         </w:rPr>
-        <w:t xml:space="preserve">本地情况与上表「通常」不符时（如</w:t>
+        <w:t xml:space="preserve">不认识的</w:t>
       </w:r>
       <w:r>
         <w:t xml:space="preserve"> </w:t>
@@ -11157,7 +11399,7 @@
         <w:rPr>
           <w:rStyle w:val="VerbatimChar"/>
         </w:rPr>
-        <w:t xml:space="preserve">SAME_ORG_TRANSFER</w:t>
+        <w:t xml:space="preserve">batchType</w:t>
       </w:r>
       <w:r>
         <w:t xml:space="preserve"> </w:t>
@@ -11166,7 +11408,40 @@
         <w:rPr>
           <w:rFonts w:hint="eastAsia"/>
         </w:rPr>
-        <w:t xml:space="preserve">但本地没有），仍按第三部分处理，可记日志备查</w:t>
+        <w:t xml:space="preserve">整批回</w:t>
+      </w:r>
+      <w:r>
+        <w:t xml:space="preserve"> </w:t>
+      </w:r>
+      <w:r>
+        <w:rPr>
+          <w:rStyle w:val="VerbatimChar"/>
+        </w:rPr>
+        <w:t xml:space="preserve">NG</w:t>
+      </w:r>
+      <w:r>
+        <w:rPr>
+          <w:rFonts w:hint="eastAsia"/>
+        </w:rPr>
+        <w:t xml:space="preserve">；SN</w:t>
+      </w:r>
+      <w:r>
+        <w:t xml:space="preserve"> </w:t>
+      </w:r>
+      <w:r>
+        <w:rPr>
+          <w:rFonts w:hint="eastAsia"/>
+        </w:rPr>
+        <w:t xml:space="preserve">系统增加取值前会先与</w:t>
+      </w:r>
+      <w:r>
+        <w:t xml:space="preserve"> MES </w:t>
+      </w:r>
+      <w:r>
+        <w:rPr>
+          <w:rFonts w:hint="eastAsia"/>
+        </w:rPr>
+        <w:t xml:space="preserve">书面确认</w:t>
       </w:r>
     </w:p>
     <w:p>
@@ -11619,7 +11894,7 @@
       <w:r>
         <w:drawing>
           <wp:inline>
-            <wp:extent cx="5334000" cy="3781266"/>
+            <wp:extent cx="5334000" cy="3778577"/>
             <wp:effectExtent b="0" l="0" r="0" t="0"/>
             <wp:docPr descr="" title="" id="39" name="Picture"/>
             <a:graphic>
@@ -11640,7 +11915,7 @@
                   <pic:spPr bwMode="auto">
                     <a:xfrm>
                       <a:off x="0" y="0"/>
-                      <a:ext cx="5334000" cy="3781266"/>
+                      <a:ext cx="5334000" cy="3778577"/>
                     </a:xfrm>
                     <a:prstGeom prst="rect">
                       <a:avLst/>
@@ -11714,7 +11989,7 @@
       <w:r>
         <w:drawing>
           <wp:inline>
-            <wp:extent cx="5334000" cy="4111806"/>
+            <wp:extent cx="5334000" cy="4107600"/>
             <wp:effectExtent b="0" l="0" r="0" t="0"/>
             <wp:docPr descr="" title="" id="43" name="Picture"/>
             <a:graphic>
@@ -11735,7 +12010,7 @@
                   <pic:spPr bwMode="auto">
                     <a:xfrm>
                       <a:off x="0" y="0"/>
-                      <a:ext cx="5334000" cy="4111806"/>
+                      <a:ext cx="5334000" cy="4107600"/>
                     </a:xfrm>
                     <a:prstGeom prst="rect">
                       <a:avLst/>
@@ -11971,7 +12246,7 @@
         <w:rPr>
           <w:rFonts w:hint="eastAsia"/>
         </w:rPr>
-        <w:t xml:space="preserve">在转移当时建转移交付批次并重新推送（新挂靠、新</w:t>
+        <w:t xml:space="preserve">在转移当时建</w:t>
       </w:r>
       <w:r>
         <w:t xml:space="preserve"> </w:t>
@@ -11980,13 +12255,43 @@
         <w:rPr>
           <w:rStyle w:val="VerbatimChar"/>
         </w:rPr>
+        <w:t xml:space="preserve">SAME_ORG_TRANSFER</w:t>
+      </w:r>
+      <w:r>
+        <w:t xml:space="preserve"> </w:t>
+      </w:r>
+      <w:r>
+        <w:rPr>
+          <w:rFonts w:hint="eastAsia"/>
+        </w:rPr>
+        <w:t xml:space="preserve">批次并重新推送（新挂靠、新</w:t>
+      </w:r>
+      <w:r>
+        <w:t xml:space="preserve"> </w:t>
+      </w:r>
+      <w:r>
+        <w:rPr>
+          <w:rStyle w:val="VerbatimChar"/>
+        </w:rPr>
         <w:t xml:space="preserve">rev</w:t>
       </w:r>
       <w:r>
         <w:rPr>
           <w:rFonts w:hint="eastAsia"/>
         </w:rPr>
-        <w:t xml:space="preserve">）；尚未下发的回号池，照常等待下发</w:t>
+        <w:t xml:space="preserve">）；尚未下发的回号池，照常等待下发（</w:t>
+      </w:r>
+      <w:r>
+        <w:rPr>
+          <w:rStyle w:val="VerbatimChar"/>
+        </w:rPr>
+        <w:t xml:space="preserve">NEW</w:t>
+      </w:r>
+      <w:r>
+        <w:rPr>
+          <w:rFonts w:hint="eastAsia"/>
+        </w:rPr>
+        <w:t xml:space="preserve">）</w:t>
       </w:r>
     </w:p>
     <w:p>
@@ -12036,7 +12341,25 @@
         <w:rPr>
           <w:rFonts w:hint="eastAsia"/>
         </w:rPr>
-        <w:t xml:space="preserve">建转移交付批次，同时向原组织</w:t>
+        <w:t xml:space="preserve">建</w:t>
+      </w:r>
+      <w:r>
+        <w:t xml:space="preserve"> </w:t>
+      </w:r>
+      <w:r>
+        <w:rPr>
+          <w:rStyle w:val="VerbatimChar"/>
+        </w:rPr>
+        <w:t xml:space="preserve">TRANSFER_IN</w:t>
+      </w:r>
+      <w:r>
+        <w:t xml:space="preserve"> </w:t>
+      </w:r>
+      <w:r>
+        <w:rPr>
+          <w:rFonts w:hint="eastAsia"/>
+        </w:rPr>
+        <w:t xml:space="preserve">批次，同时向原组织</w:t>
       </w:r>
       <w:r>
         <w:t xml:space="preserve"> MES </w:t>
@@ -12066,7 +12389,19 @@
         <w:rPr>
           <w:rFonts w:hint="eastAsia"/>
         </w:rPr>
-        <w:t xml:space="preserve">未持有的回号池，作为首次下发</w:t>
+        <w:t xml:space="preserve">未持有的回号池，作为首次下发（</w:t>
+      </w:r>
+      <w:r>
+        <w:rPr>
+          <w:rStyle w:val="VerbatimChar"/>
+        </w:rPr>
+        <w:t xml:space="preserve">NEW</w:t>
+      </w:r>
+      <w:r>
+        <w:rPr>
+          <w:rFonts w:hint="eastAsia"/>
+        </w:rPr>
+        <w:t xml:space="preserve">）</w:t>
       </w:r>
     </w:p>
     <w:p>
@@ -12081,13 +12416,49 @@
         <w:rPr>
           <w:rFonts w:hint="eastAsia"/>
         </w:rPr>
-        <w:t xml:space="preserve">转移交付批次是普通的推送批次（</w:t>
-      </w:r>
-      <w:r>
-        <w:rPr>
-          <w:rStyle w:val="VerbatimChar"/>
-        </w:rPr>
-        <w:t xml:space="preserve">batchType = DELIVERY</w:t>
+        <w:t xml:space="preserve">转移时建的是普通的推送批次（</w:t>
+      </w:r>
+      <w:r>
+        <w:rPr>
+          <w:rStyle w:val="VerbatimChar"/>
+        </w:rPr>
+        <w:t xml:space="preserve">batchType</w:t>
+      </w:r>
+      <w:r>
+        <w:t xml:space="preserve"> </w:t>
+      </w:r>
+      <w:r>
+        <w:rPr>
+          <w:rFonts w:hint="eastAsia"/>
+        </w:rPr>
+        <w:t xml:space="preserve">为</w:t>
+      </w:r>
+      <w:r>
+        <w:t xml:space="preserve"> </w:t>
+      </w:r>
+      <w:r>
+        <w:rPr>
+          <w:rStyle w:val="VerbatimChar"/>
+        </w:rPr>
+        <w:t xml:space="preserve">SAME_ORG_TRANSFER</w:t>
+      </w:r>
+      <w:r>
+        <w:t xml:space="preserve"> </w:t>
+      </w:r>
+      <w:r>
+        <w:rPr>
+          <w:rFonts w:hint="eastAsia"/>
+        </w:rPr>
+        <w:t xml:space="preserve">或</w:t>
+      </w:r>
+      <w:r>
+        <w:t xml:space="preserve"> </w:t>
+      </w:r>
+      <w:r>
+        <w:rPr>
+          <w:rStyle w:val="VerbatimChar"/>
+        </w:rPr>
+        <w:t xml:space="preserve">TRANSFER_IN</w:t>
       </w:r>
       <w:r>
         <w:rPr>
@@ -12102,22 +12473,7 @@
         <w:rPr>
           <w:rFonts w:hint="eastAsia"/>
         </w:rPr>
-        <w:t xml:space="preserve">也可拉取；按转入组织的单批枚数拆分，一批只有一种</w:t>
-      </w:r>
-      <w:r>
-        <w:t xml:space="preserve"> </w:t>
-      </w:r>
-      <w:r>
-        <w:rPr>
-          <w:rStyle w:val="VerbatimChar"/>
-        </w:rPr>
-        <w:t xml:space="preserve">bizType</w:t>
-      </w:r>
-      <w:r>
-        <w:rPr>
-          <w:rFonts w:hint="eastAsia"/>
-        </w:rPr>
-        <w:t xml:space="preserve">；目标单据暂停交付时不建批，SN</w:t>
+        <w:t xml:space="preserve">也可拉取；按转入组织的单批枚数拆分；目标单据暂停交付时不建批，SN</w:t>
       </w:r>
       <w:r>
         <w:t xml:space="preserve"> </w:t>
@@ -12226,16 +12582,7 @@
         <w:rPr>
           <w:rFonts w:hint="eastAsia"/>
         </w:rPr>
-        <w:t xml:space="preserve">系统按转移后组织是否变化决定发什么批次（转单也可能转到其他组织的订单），并在每枚</w:t>
-      </w:r>
-      <w:r>
-        <w:t xml:space="preserve"> SN </w:t>
-      </w:r>
-      <w:r>
-        <w:rPr>
-          <w:rFonts w:hint="eastAsia"/>
-        </w:rPr>
-        <w:t xml:space="preserve">的</w:t>
+        <w:t xml:space="preserve">系统按转移后组织是否变化决定发什么批次（转单也可能转到其他组织的订单），并用</w:t>
       </w:r>
       <w:r>
         <w:t xml:space="preserve"> </w:t>
@@ -12244,7 +12591,7 @@
         <w:rPr>
           <w:rStyle w:val="VerbatimChar"/>
         </w:rPr>
-        <w:t xml:space="preserve">bizType</w:t>
+        <w:t xml:space="preserve">batchType</w:t>
       </w:r>
       <w:r>
         <w:t xml:space="preserve"> </w:t>
@@ -12253,7 +12600,7 @@
         <w:rPr>
           <w:rFonts w:hint="eastAsia"/>
         </w:rPr>
-        <w:t xml:space="preserve">里说明业务来源。MES</w:t>
+        <w:t xml:space="preserve">说明来源。MES</w:t>
       </w:r>
       <w:r>
         <w:t xml:space="preserve"> </w:t>
@@ -12289,7 +12636,7 @@
         <w:rPr>
           <w:rStyle w:val="VerbatimChar"/>
         </w:rPr>
-        <w:t xml:space="preserve">bizType</w:t>
+        <w:t xml:space="preserve">batchType</w:t>
       </w:r>
       <w:r>
         <w:rPr>
@@ -12314,10 +12661,10 @@
         <w:tblLook w:firstRow="1" w:lastRow="0" w:firstColumn="0" w:lastColumn="0" w:noHBand="0" w:noVBand="0" w:val="0020"/>
       </w:tblPr>
       <w:tblGrid>
-        <w:gridCol w:w="2331"/>
-        <w:gridCol w:w="2787"/>
-        <w:gridCol w:w="2095"/>
-        <w:gridCol w:w="2197"/>
+        <w:gridCol w:w="2559"/>
+        <w:gridCol w:w="2485"/>
+        <w:gridCol w:w="1955"/>
+        <w:gridCol w:w="2411"/>
       </w:tblGrid>
       <w:tr>
         <w:trPr>
@@ -12326,7 +12673,7 @@
         </w:trPr>
         <w:tc>
           <w:tcPr>
-            <w:tcW w:w="2331" w:type="dxa"/>
+            <w:tcW w:w="2559" w:type="dxa"/>
             <w:shd w:val="clear" w:color="auto" w:fill="D9E2F3"/>
           </w:tcPr>
           <w:p>
@@ -12346,7 +12693,7 @@
         </w:tc>
         <w:tc>
           <w:tcPr>
-            <w:tcW w:w="2787" w:type="dxa"/>
+            <w:tcW w:w="2485" w:type="dxa"/>
             <w:shd w:val="clear" w:color="auto" w:fill="D9E2F3"/>
           </w:tcPr>
           <w:p>
@@ -12373,7 +12720,7 @@
         </w:tc>
         <w:tc>
           <w:tcPr>
-            <w:tcW w:w="2095" w:type="dxa"/>
+            <w:tcW w:w="1955" w:type="dxa"/>
             <w:shd w:val="clear" w:color="auto" w:fill="D9E2F3"/>
           </w:tcPr>
           <w:p>
@@ -12387,13 +12734,13 @@
                 <w:b/>
                 <w:sz w:val="18"/>
               </w:rPr>
-              <w:t xml:space="preserve">bizType</w:t>
-            </w:r>
-          </w:p>
-        </w:tc>
-        <w:tc>
-          <w:tcPr>
-            <w:tcW w:w="2197" w:type="dxa"/>
+              <w:t xml:space="preserve">batchType</w:t>
+            </w:r>
+          </w:p>
+        </w:tc>
+        <w:tc>
+          <w:tcPr>
+            <w:tcW w:w="2411" w:type="dxa"/>
             <w:shd w:val="clear" w:color="auto" w:fill="D9E2F3"/>
           </w:tcPr>
           <w:p>
@@ -12422,7 +12769,7 @@
       <w:tr>
         <w:tc>
           <w:tcPr>
-            <w:tcW w:w="2331" w:type="dxa"/>
+            <w:tcW w:w="2559" w:type="dxa"/>
           </w:tcPr>
           <w:p>
             <w:pPr>
@@ -12440,7 +12787,7 @@
         </w:tc>
         <w:tc>
           <w:tcPr>
-            <w:tcW w:w="2787" w:type="dxa"/>
+            <w:tcW w:w="2485" w:type="dxa"/>
           </w:tcPr>
           <w:p>
             <w:pPr>
@@ -12471,7 +12818,7 @@
         </w:tc>
         <w:tc>
           <w:tcPr>
-            <w:tcW w:w="2095" w:type="dxa"/>
+            <w:tcW w:w="1955" w:type="dxa"/>
           </w:tcPr>
           <w:p>
             <w:pPr>
@@ -12483,13 +12830,13 @@
                 <w:rStyle w:val="VerbatimChar"/>
                 <w:sz w:val="18"/>
               </w:rPr>
-              <w:t xml:space="preserve">FIRST</w:t>
-            </w:r>
-          </w:p>
-        </w:tc>
-        <w:tc>
-          <w:tcPr>
-            <w:tcW w:w="2197" w:type="dxa"/>
+              <w:t xml:space="preserve">NEW</w:t>
+            </w:r>
+          </w:p>
+        </w:tc>
+        <w:tc>
+          <w:tcPr>
+            <w:tcW w:w="2411" w:type="dxa"/>
           </w:tcPr>
           <w:p>
             <w:pPr>
@@ -12509,7 +12856,7 @@
       <w:tr>
         <w:tc>
           <w:tcPr>
-            <w:tcW w:w="2331" w:type="dxa"/>
+            <w:tcW w:w="2559" w:type="dxa"/>
           </w:tcPr>
           <w:p>
             <w:pPr>
@@ -12527,7 +12874,7 @@
         </w:tc>
         <w:tc>
           <w:tcPr>
-            <w:tcW w:w="2787" w:type="dxa"/>
+            <w:tcW w:w="2485" w:type="dxa"/>
           </w:tcPr>
           <w:p>
             <w:pPr>
@@ -12558,7 +12905,7 @@
         </w:tc>
         <w:tc>
           <w:tcPr>
-            <w:tcW w:w="2095" w:type="dxa"/>
+            <w:tcW w:w="1955" w:type="dxa"/>
           </w:tcPr>
           <w:p>
             <w:pPr>
@@ -12591,13 +12938,13 @@
                 <w:rStyle w:val="VerbatimChar"/>
                 <w:sz w:val="18"/>
               </w:rPr>
-              <w:t xml:space="preserve">FIRST</w:t>
-            </w:r>
-          </w:p>
-        </w:tc>
-        <w:tc>
-          <w:tcPr>
-            <w:tcW w:w="2197" w:type="dxa"/>
+              <w:t xml:space="preserve">NEW</w:t>
+            </w:r>
+          </w:p>
+        </w:tc>
+        <w:tc>
+          <w:tcPr>
+            <w:tcW w:w="2411" w:type="dxa"/>
           </w:tcPr>
           <w:p>
             <w:pPr>
@@ -12637,7 +12984,7 @@
       <w:tr>
         <w:tc>
           <w:tcPr>
-            <w:tcW w:w="2331" w:type="dxa"/>
+            <w:tcW w:w="2559" w:type="dxa"/>
           </w:tcPr>
           <w:p>
             <w:pPr>
@@ -12668,7 +13015,7 @@
         </w:tc>
         <w:tc>
           <w:tcPr>
-            <w:tcW w:w="2787" w:type="dxa"/>
+            <w:tcW w:w="2485" w:type="dxa"/>
           </w:tcPr>
           <w:p>
             <w:pPr>
@@ -12699,7 +13046,7 @@
         </w:tc>
         <w:tc>
           <w:tcPr>
-            <w:tcW w:w="2095" w:type="dxa"/>
+            <w:tcW w:w="1955" w:type="dxa"/>
           </w:tcPr>
           <w:p>
             <w:pPr>
@@ -12731,7 +13078,7 @@
                 <w:rStyle w:val="VerbatimChar"/>
                 <w:sz w:val="18"/>
               </w:rPr>
-              <w:t xml:space="preserve">CROSS_ORG_TRANSFER</w:t>
+              <w:t xml:space="preserve">TRANSFER_IN</w:t>
             </w:r>
             <w:r>
               <w:rPr>
@@ -12751,13 +13098,13 @@
                 <w:rStyle w:val="VerbatimChar"/>
                 <w:sz w:val="18"/>
               </w:rPr>
-              <w:t xml:space="preserve">FIRST</w:t>
-            </w:r>
-          </w:p>
-        </w:tc>
-        <w:tc>
-          <w:tcPr>
-            <w:tcW w:w="2197" w:type="dxa"/>
+              <w:t xml:space="preserve">NEW</w:t>
+            </w:r>
+          </w:p>
+        </w:tc>
+        <w:tc>
+          <w:tcPr>
+            <w:tcW w:w="2411" w:type="dxa"/>
           </w:tcPr>
           <w:p>
             <w:pPr>
@@ -12777,7 +13124,7 @@
       <w:tr>
         <w:tc>
           <w:tcPr>
-            <w:tcW w:w="2331" w:type="dxa"/>
+            <w:tcW w:w="2559" w:type="dxa"/>
           </w:tcPr>
           <w:p>
             <w:pPr>
@@ -12808,20 +13155,57 @@
         </w:tc>
         <w:tc>
           <w:tcPr>
-            <w:tcW w:w="2787" w:type="dxa"/>
-          </w:tcPr>
-          <w:p>
-            <w:pPr>
-              <w:pStyle w:val="Compact"/>
-              <w:spacing w:before="20" w:after="20"/>
-            </w:pPr>
-            <w:r>
-              <w:rPr>
-                <w:rFonts w:hint="eastAsia"/>
-                <w:sz w:val="18"/>
-              </w:rPr>
-              <w:t xml:space="preserve">转移批次（</w:t>
-            </w:r>
+            <w:tcW w:w="2485" w:type="dxa"/>
+          </w:tcPr>
+          <w:p>
+            <w:pPr>
+              <w:pStyle w:val="Compact"/>
+              <w:spacing w:before="20" w:after="20"/>
+            </w:pPr>
+            <w:r>
+              <w:rPr>
+                <w:rFonts w:hint="eastAsia"/>
+                <w:sz w:val="18"/>
+              </w:rPr>
+              <w:t xml:space="preserve">转移批次，仅发给曾持有该</w:t>
+            </w:r>
+            <w:r>
+              <w:rPr>
+                <w:sz w:val="18"/>
+              </w:rPr>
+              <w:t xml:space="preserve"> SN </w:t>
+            </w:r>
+            <w:r>
+              <w:rPr>
+                <w:rFonts w:hint="eastAsia"/>
+                <w:sz w:val="18"/>
+              </w:rPr>
+              <w:t xml:space="preserve">的原组织</w:t>
+            </w:r>
+            <w:r>
+              <w:rPr>
+                <w:sz w:val="18"/>
+              </w:rPr>
+              <w:t xml:space="preserve"> </w:t>
+            </w:r>
+            <w:r>
+              <w:rPr>
+                <w:rFonts w:hint="eastAsia"/>
+                <w:sz w:val="18"/>
+              </w:rPr>
+              <w:t xml:space="preserve">MES；未持有则不发</w:t>
+            </w:r>
+          </w:p>
+        </w:tc>
+        <w:tc>
+          <w:tcPr>
+            <w:tcW w:w="1955" w:type="dxa"/>
+          </w:tcPr>
+          <w:p>
+            <w:pPr>
+              <w:pStyle w:val="Compact"/>
+              <w:spacing w:before="20" w:after="20"/>
+            </w:pPr>
             <w:r>
               <w:rPr>
                 <w:rStyle w:val="VerbatimChar"/>
@@ -12829,61 +13213,11 @@
               </w:rPr>
               <w:t xml:space="preserve">TRANSFER_OUT</w:t>
             </w:r>
-            <w:r>
-              <w:rPr>
-                <w:rFonts w:hint="eastAsia"/>
-                <w:sz w:val="18"/>
-              </w:rPr>
-              <w:t xml:space="preserve">），仅发给曾持有该</w:t>
-            </w:r>
-            <w:r>
-              <w:rPr>
-                <w:sz w:val="18"/>
-              </w:rPr>
-              <w:t xml:space="preserve"> SN </w:t>
-            </w:r>
-            <w:r>
-              <w:rPr>
-                <w:rFonts w:hint="eastAsia"/>
-                <w:sz w:val="18"/>
-              </w:rPr>
-              <w:t xml:space="preserve">的原组织</w:t>
-            </w:r>
-            <w:r>
-              <w:rPr>
-                <w:sz w:val="18"/>
-              </w:rPr>
-              <w:t xml:space="preserve"> </w:t>
-            </w:r>
-            <w:r>
-              <w:rPr>
-                <w:rFonts w:hint="eastAsia"/>
-                <w:sz w:val="18"/>
-              </w:rPr>
-              <w:t xml:space="preserve">MES；未持有则不发</w:t>
-            </w:r>
-          </w:p>
-        </w:tc>
-        <w:tc>
-          <w:tcPr>
-            <w:tcW w:w="2095" w:type="dxa"/>
-          </w:tcPr>
-          <w:p>
-            <w:pPr>
-              <w:pStyle w:val="Compact"/>
-              <w:spacing w:before="20" w:after="20"/>
-            </w:pPr>
-            <w:r>
-              <w:rPr>
-                <w:sz w:val="18"/>
-              </w:rPr>
-              <w:t xml:space="preserve">—</w:t>
-            </w:r>
-          </w:p>
-        </w:tc>
-        <w:tc>
-          <w:tcPr>
-            <w:tcW w:w="2197" w:type="dxa"/>
+          </w:p>
+        </w:tc>
+        <w:tc>
+          <w:tcPr>
+            <w:tcW w:w="2411" w:type="dxa"/>
           </w:tcPr>
           <w:p>
             <w:pPr>
@@ -12903,7 +13237,7 @@
       <w:tr>
         <w:tc>
           <w:tcPr>
-            <w:tcW w:w="2331" w:type="dxa"/>
+            <w:tcW w:w="2559" w:type="dxa"/>
           </w:tcPr>
           <w:p>
             <w:pPr>
@@ -12934,7 +13268,7 @@
         </w:tc>
         <w:tc>
           <w:tcPr>
-            <w:tcW w:w="2787" w:type="dxa"/>
+            <w:tcW w:w="2485" w:type="dxa"/>
           </w:tcPr>
           <w:p>
             <w:pPr>
@@ -12971,7 +13305,7 @@
         </w:tc>
         <w:tc>
           <w:tcPr>
-            <w:tcW w:w="2095" w:type="dxa"/>
+            <w:tcW w:w="1955" w:type="dxa"/>
           </w:tcPr>
           <w:p>
             <w:pPr>
@@ -12990,13 +13324,27 @@
                 <w:rStyle w:val="VerbatimChar"/>
                 <w:sz w:val="18"/>
               </w:rPr>
-              <w:t xml:space="preserve">CROSS_ORG_TRANSFER</w:t>
-            </w:r>
-          </w:p>
-        </w:tc>
-        <w:tc>
-          <w:tcPr>
-            <w:tcW w:w="2197" w:type="dxa"/>
+              <w:t xml:space="preserve">TRANSFER_IN</w:t>
+            </w:r>
+            <w:r>
+              <w:rPr>
+                <w:rFonts w:hint="eastAsia"/>
+                <w:sz w:val="18"/>
+              </w:rPr>
+              <w:t xml:space="preserve">；B：</w:t>
+            </w:r>
+            <w:r>
+              <w:rPr>
+                <w:rStyle w:val="VerbatimChar"/>
+                <w:sz w:val="18"/>
+              </w:rPr>
+              <w:t xml:space="preserve">TRANSFER_OUT</w:t>
+            </w:r>
+          </w:p>
+        </w:tc>
+        <w:tc>
+          <w:tcPr>
+            <w:tcW w:w="2411" w:type="dxa"/>
           </w:tcPr>
           <w:p>
             <w:pPr>
@@ -13036,7 +13384,7 @@
       <w:tr>
         <w:tc>
           <w:tcPr>
-            <w:tcW w:w="2331" w:type="dxa"/>
+            <w:tcW w:w="2559" w:type="dxa"/>
           </w:tcPr>
           <w:p>
             <w:pPr>
@@ -13054,7 +13402,7 @@
         </w:tc>
         <w:tc>
           <w:tcPr>
-            <w:tcW w:w="2787" w:type="dxa"/>
+            <w:tcW w:w="2485" w:type="dxa"/>
           </w:tcPr>
           <w:p>
             <w:pPr>
@@ -13085,7 +13433,7 @@
         </w:tc>
         <w:tc>
           <w:tcPr>
-            <w:tcW w:w="2095" w:type="dxa"/>
+            <w:tcW w:w="1955" w:type="dxa"/>
           </w:tcPr>
           <w:p>
             <w:pPr>
@@ -13103,7 +13451,7 @@
         </w:tc>
         <w:tc>
           <w:tcPr>
-            <w:tcW w:w="2197" w:type="dxa"/>
+            <w:tcW w:w="2411" w:type="dxa"/>
           </w:tcPr>
           <w:p>
             <w:pPr>
@@ -14217,18 +14565,18 @@
       </w:pPr>
       <w:r>
         <w:rPr>
-          <w:rFonts w:hint="eastAsia"/>
-        </w:rPr>
-        <w:t xml:space="preserve">普通推送</w:t>
-      </w:r>
-      <w:r>
-        <w:t xml:space="preserve"> / </w:t>
-      </w:r>
-      <w:r>
-        <w:rPr>
-          <w:rFonts w:hint="eastAsia"/>
-        </w:rPr>
-        <w:t xml:space="preserve">拉取批次：SN</w:t>
+          <w:rStyle w:val="VerbatimChar"/>
+        </w:rPr>
+        <w:t xml:space="preserve">NEW</w:t>
+      </w:r>
+      <w:r>
+        <w:t xml:space="preserve"> </w:t>
+      </w:r>
+      <w:r>
+        <w:rPr>
+          <w:rFonts w:hint="eastAsia"/>
+        </w:rPr>
+        <w:t xml:space="preserve">批次：SN</w:t>
       </w:r>
       <w:r>
         <w:t xml:space="preserve"> </w:t>
@@ -14250,9 +14598,60 @@
       </w:pPr>
       <w:r>
         <w:rPr>
-          <w:rFonts w:hint="eastAsia"/>
-        </w:rPr>
-        <w:t xml:space="preserve">转移交付批次、转移批次：按原</w:t>
+          <w:rStyle w:val="VerbatimChar"/>
+        </w:rPr>
+        <w:t xml:space="preserve">SAME_ORG_TRANSFER</w:t>
+      </w:r>
+      <w:r>
+        <w:t xml:space="preserve"> </w:t>
+      </w:r>
+      <w:r>
+        <w:t xml:space="preserve">/</w:t>
+      </w:r>
+      <w:r>
+        <w:t xml:space="preserve"> </w:t>
+      </w:r>
+      <w:r>
+        <w:rPr>
+          <w:rStyle w:val="VerbatimChar"/>
+        </w:rPr>
+        <w:t xml:space="preserve">TRANSFER_IN</w:t>
+      </w:r>
+      <w:r>
+        <w:t xml:space="preserve"> </w:t>
+      </w:r>
+      <w:r>
+        <w:t xml:space="preserve">/</w:t>
+      </w:r>
+      <w:r>
+        <w:t xml:space="preserve"> </w:t>
+      </w:r>
+      <w:r>
+        <w:rPr>
+          <w:rStyle w:val="VerbatimChar"/>
+        </w:rPr>
+        <w:t xml:space="preserve">REMAP</w:t>
+      </w:r>
+      <w:r>
+        <w:t xml:space="preserve"> </w:t>
+      </w:r>
+      <w:r>
+        <w:rPr>
+          <w:rFonts w:hint="eastAsia"/>
+        </w:rPr>
+        <w:t xml:space="preserve">批次、转移批次（</w:t>
+      </w:r>
+      <w:r>
+        <w:rPr>
+          <w:rStyle w:val="VerbatimChar"/>
+        </w:rPr>
+        <w:t xml:space="preserve">TRANSFER_OUT</w:t>
+      </w:r>
+      <w:r>
+        <w:rPr>
+          <w:rFonts w:hint="eastAsia"/>
+        </w:rPr>
+        <w:t xml:space="preserve">）：按原</w:t>
       </w:r>
       <w:r>
         <w:t xml:space="preserve"> SN </w:t>
@@ -14261,7 +14660,7 @@
         <w:rPr>
           <w:rFonts w:hint="eastAsia"/>
         </w:rPr>
-        <w:t xml:space="preserve">当场重建新批次（内容与原批次相同）并自动推送</w:t>
+        <w:t xml:space="preserve">当场重建同类型的新批次（内容与原批次相同）并自动推送</w:t>
       </w:r>
     </w:p>
     <w:bookmarkEnd w:id="53"/>
@@ -19994,23 +20393,7 @@
           <w:b/>
           <w:bCs/>
         </w:rPr>
-        <w:t xml:space="preserve">A：推送批次（</w:t>
-      </w:r>
-      <w:r>
-        <w:rPr>
-          <w:rStyle w:val="VerbatimChar"/>
-          <w:b/>
-          <w:bCs/>
-        </w:rPr>
-        <w:t xml:space="preserve">DELIVERY</w:t>
-      </w:r>
-      <w:r>
-        <w:rPr>
-          <w:rFonts w:hint="eastAsia"/>
-          <w:b/>
-          <w:bCs/>
-        </w:rPr>
-        <w:t xml:space="preserve">）</w:t>
+        <w:t xml:space="preserve">A：推送批次（交付类）</w:t>
       </w:r>
       <w:r>
         <w:t xml:space="preserve">　</w:t>
@@ -20028,7 +20411,22 @@
         <w:rPr>
           <w:rFonts w:hint="eastAsia"/>
         </w:rPr>
-        <w:t xml:space="preserve">SN、挂靠变更均使用此结构；拉取批次结构相同</w:t>
+        <w:t xml:space="preserve">SN、挂靠变更均使用此结构，</w:t>
+      </w:r>
+      <w:r>
+        <w:rPr>
+          <w:rStyle w:val="VerbatimChar"/>
+        </w:rPr>
+        <w:t xml:space="preserve">batchType</w:t>
+      </w:r>
+      <w:r>
+        <w:t xml:space="preserve"> </w:t>
+      </w:r>
+      <w:r>
+        <w:rPr>
+          <w:rFonts w:hint="eastAsia"/>
+        </w:rPr>
+        <w:t xml:space="preserve">说明来源；拉取批次结构相同</w:t>
       </w:r>
     </w:p>
     <w:p>
@@ -20119,27 +20517,157 @@
         <w:rPr>
           <w:rStyle w:val="VerbatimChar"/>
         </w:rPr>
-        <w:t xml:space="preserve">  "batchType": "DELIVERY",             // </w:t>
-      </w:r>
-      <w:r>
-        <w:rPr>
-          <w:rStyle w:val="VerbatimChar"/>
-          <w:rFonts w:hint="eastAsia"/>
-        </w:rPr>
-        <w:t xml:space="preserve">必填，String，DELIVERY</w:t>
-      </w:r>
-      <w:r>
-        <w:rPr>
-          <w:rStyle w:val="VerbatimChar"/>
-        </w:rPr>
-        <w:t xml:space="preserve"> / TRANSFER_OUT / PING ★ </w:t>
-      </w:r>
-      <w:r>
-        <w:rPr>
-          <w:rStyle w:val="VerbatimChar"/>
-          <w:rFonts w:hint="eastAsia"/>
-        </w:rPr>
-        <w:t xml:space="preserve">分流</w:t>
+        <w:t xml:space="preserve">  "batchType": "SAME_ORG_TRANSFER",    // </w:t>
+      </w:r>
+      <w:r>
+        <w:rPr>
+          <w:rStyle w:val="VerbatimChar"/>
+          <w:rFonts w:hint="eastAsia"/>
+        </w:rPr>
+        <w:t xml:space="preserve">必填，String</w:t>
+      </w:r>
+      <w:r>
+        <w:rPr>
+          <w:rStyle w:val="VerbatimChar"/>
+        </w:rPr>
+        <w:t xml:space="preserve"> ★ </w:t>
+      </w:r>
+      <w:r>
+        <w:rPr>
+          <w:rStyle w:val="VerbatimChar"/>
+          <w:rFonts w:hint="eastAsia"/>
+        </w:rPr>
+        <w:t xml:space="preserve">分流。交付类（本结构，处理相同）：NEW</w:t>
+      </w:r>
+      <w:r>
+        <w:rPr>
+          <w:rStyle w:val="VerbatimChar"/>
+        </w:rPr>
+        <w:t xml:space="preserve"> </w:t>
+      </w:r>
+      <w:r>
+        <w:rPr>
+          <w:rStyle w:val="VerbatimChar"/>
+          <w:rFonts w:hint="eastAsia"/>
+        </w:rPr>
+        <w:t xml:space="preserve">首次交给本</w:t>
+      </w:r>
+      <w:r>
+        <w:rPr>
+          <w:rStyle w:val="VerbatimChar"/>
+        </w:rPr>
+        <w:t xml:space="preserve"> MES / SAME_ORG_TRANSFER </w:t>
+      </w:r>
+      <w:r>
+        <w:rPr>
+          <w:rStyle w:val="VerbatimChar"/>
+          <w:rFonts w:hint="eastAsia"/>
+        </w:rPr>
+        <w:t xml:space="preserve">本</w:t>
+      </w:r>
+      <w:r>
+        <w:rPr>
+          <w:rStyle w:val="VerbatimChar"/>
+        </w:rPr>
+        <w:t xml:space="preserve"> MES </w:t>
+      </w:r>
+      <w:r>
+        <w:rPr>
+          <w:rStyle w:val="VerbatimChar"/>
+          <w:rFonts w:hint="eastAsia"/>
+        </w:rPr>
+        <w:t xml:space="preserve">已持有的号同组织转移</w:t>
+      </w:r>
+      <w:r>
+        <w:rPr>
+          <w:rStyle w:val="VerbatimChar"/>
+        </w:rPr>
+        <w:t xml:space="preserve"> / TRANSFER_IN </w:t>
+      </w:r>
+      <w:r>
+        <w:rPr>
+          <w:rStyle w:val="VerbatimChar"/>
+          <w:rFonts w:hint="eastAsia"/>
+        </w:rPr>
+        <w:t xml:space="preserve">原组织</w:t>
+      </w:r>
+      <w:r>
+        <w:rPr>
+          <w:rStyle w:val="VerbatimChar"/>
+        </w:rPr>
+        <w:t xml:space="preserve"> MES </w:t>
+      </w:r>
+      <w:r>
+        <w:rPr>
+          <w:rStyle w:val="VerbatimChar"/>
+          <w:rFonts w:hint="eastAsia"/>
+        </w:rPr>
+        <w:t xml:space="preserve">已持有的号跨组织转入</w:t>
+      </w:r>
+      <w:r>
+        <w:rPr>
+          <w:rStyle w:val="VerbatimChar"/>
+        </w:rPr>
+        <w:t xml:space="preserve"> / REMAP </w:t>
+      </w:r>
+      <w:r>
+        <w:rPr>
+          <w:rStyle w:val="VerbatimChar"/>
+          <w:rFonts w:hint="eastAsia"/>
+        </w:rPr>
+        <w:t xml:space="preserve">本</w:t>
+      </w:r>
+      <w:r>
+        <w:rPr>
+          <w:rStyle w:val="VerbatimChar"/>
+        </w:rPr>
+        <w:t xml:space="preserve"> MES </w:t>
+      </w:r>
+      <w:r>
+        <w:rPr>
+          <w:rStyle w:val="VerbatimChar"/>
+          <w:rFonts w:hint="eastAsia"/>
+        </w:rPr>
+        <w:t xml:space="preserve">已持有的号订单变更改挂；另有</w:t>
+      </w:r>
+      <w:r>
+        <w:rPr>
+          <w:rStyle w:val="VerbatimChar"/>
+        </w:rPr>
+        <w:t xml:space="preserve"> </w:t>
+      </w:r>
+      <w:r>
+        <w:rPr>
+          <w:rStyle w:val="VerbatimChar"/>
+          <w:rFonts w:hint="eastAsia"/>
+        </w:rPr>
+        <w:t xml:space="preserve">TRANSFER_OUT（Body</w:t>
+      </w:r>
+      <w:r>
+        <w:rPr>
+          <w:rStyle w:val="VerbatimChar"/>
+        </w:rPr>
+        <w:t xml:space="preserve"> </w:t>
+      </w:r>
+      <w:r>
+        <w:rPr>
+          <w:rStyle w:val="VerbatimChar"/>
+          <w:rFonts w:hint="eastAsia"/>
+        </w:rPr>
+        <w:t xml:space="preserve">B）、PING（Body</w:t>
+      </w:r>
+      <w:r>
+        <w:rPr>
+          <w:rStyle w:val="VerbatimChar"/>
+        </w:rPr>
+        <w:t xml:space="preserve"> </w:t>
+      </w:r>
+      <w:r>
+        <w:rPr>
+          <w:rStyle w:val="VerbatimChar"/>
+          <w:rFonts w:hint="eastAsia"/>
+        </w:rPr>
+        <w:t xml:space="preserve">C）；不认识的整批退回</w:t>
       </w:r>
       <w:r>
         <w:br/>
@@ -20737,7 +21265,7 @@
         <w:rPr>
           <w:rStyle w:val="VerbatimChar"/>
         </w:rPr>
-        <w:t xml:space="preserve">      "customerCode": "0001",          // </w:t>
+        <w:t xml:space="preserve">      "customerCode": "0001"           // </w:t>
       </w:r>
       <w:r>
         <w:rPr>
@@ -20745,139 +21273,6 @@
           <w:rFonts w:hint="eastAsia"/>
         </w:rPr>
         <w:t xml:space="preserve">必填，String，客户编码</w:t>
-      </w:r>
-      <w:r>
-        <w:br/>
-      </w:r>
-      <w:r>
-        <w:rPr>
-          <w:rStyle w:val="VerbatimChar"/>
-        </w:rPr>
-        <w:t xml:space="preserve">      "bizType": "SAME_ORG_TRANSFER"   // </w:t>
-      </w:r>
-      <w:r>
-        <w:rPr>
-          <w:rStyle w:val="VerbatimChar"/>
-          <w:rFonts w:hint="eastAsia"/>
-        </w:rPr>
-        <w:t xml:space="preserve">选填，String，业务来源，仅供参考，接收与否看</w:t>
-      </w:r>
-      <w:r>
-        <w:rPr>
-          <w:rStyle w:val="VerbatimChar"/>
-        </w:rPr>
-        <w:t xml:space="preserve"> </w:t>
-      </w:r>
-      <w:r>
-        <w:rPr>
-          <w:rStyle w:val="VerbatimChar"/>
-          <w:rFonts w:hint="eastAsia"/>
-        </w:rPr>
-        <w:t xml:space="preserve">rev：FIRST</w:t>
-      </w:r>
-      <w:r>
-        <w:rPr>
-          <w:rStyle w:val="VerbatimChar"/>
-        </w:rPr>
-        <w:t xml:space="preserve"> </w:t>
-      </w:r>
-      <w:r>
-        <w:rPr>
-          <w:rStyle w:val="VerbatimChar"/>
-          <w:rFonts w:hint="eastAsia"/>
-        </w:rPr>
-        <w:t xml:space="preserve">首次交给本</w:t>
-      </w:r>
-      <w:r>
-        <w:rPr>
-          <w:rStyle w:val="VerbatimChar"/>
-        </w:rPr>
-        <w:t xml:space="preserve"> MES / SAME_ORG_TRANSFER </w:t>
-      </w:r>
-      <w:r>
-        <w:rPr>
-          <w:rStyle w:val="VerbatimChar"/>
-          <w:rFonts w:hint="eastAsia"/>
-        </w:rPr>
-        <w:t xml:space="preserve">本</w:t>
-      </w:r>
-      <w:r>
-        <w:rPr>
-          <w:rStyle w:val="VerbatimChar"/>
-        </w:rPr>
-        <w:t xml:space="preserve"> MES </w:t>
-      </w:r>
-      <w:r>
-        <w:rPr>
-          <w:rStyle w:val="VerbatimChar"/>
-          <w:rFonts w:hint="eastAsia"/>
-        </w:rPr>
-        <w:t xml:space="preserve">已持有的号同组织转移</w:t>
-      </w:r>
-      <w:r>
-        <w:rPr>
-          <w:rStyle w:val="VerbatimChar"/>
-        </w:rPr>
-        <w:t xml:space="preserve"> / CROSS_ORG_TRANSFER </w:t>
-      </w:r>
-      <w:r>
-        <w:rPr>
-          <w:rStyle w:val="VerbatimChar"/>
-          <w:rFonts w:hint="eastAsia"/>
-        </w:rPr>
-        <w:t xml:space="preserve">原组织</w:t>
-      </w:r>
-      <w:r>
-        <w:rPr>
-          <w:rStyle w:val="VerbatimChar"/>
-        </w:rPr>
-        <w:t xml:space="preserve"> MES </w:t>
-      </w:r>
-      <w:r>
-        <w:rPr>
-          <w:rStyle w:val="VerbatimChar"/>
-          <w:rFonts w:hint="eastAsia"/>
-        </w:rPr>
-        <w:t xml:space="preserve">已持有的号跨组织转入</w:t>
-      </w:r>
-      <w:r>
-        <w:rPr>
-          <w:rStyle w:val="VerbatimChar"/>
-        </w:rPr>
-        <w:t xml:space="preserve"> / REMAP </w:t>
-      </w:r>
-      <w:r>
-        <w:rPr>
-          <w:rStyle w:val="VerbatimChar"/>
-          <w:rFonts w:hint="eastAsia"/>
-        </w:rPr>
-        <w:t xml:space="preserve">本</w:t>
-      </w:r>
-      <w:r>
-        <w:rPr>
-          <w:rStyle w:val="VerbatimChar"/>
-        </w:rPr>
-        <w:t xml:space="preserve"> MES </w:t>
-      </w:r>
-      <w:r>
-        <w:rPr>
-          <w:rStyle w:val="VerbatimChar"/>
-          <w:rFonts w:hint="eastAsia"/>
-        </w:rPr>
-        <w:t xml:space="preserve">已持有的号订单变更改挂；以后可能增加取值，不认识的照常处理（见</w:t>
-      </w:r>
-      <w:r>
-        <w:rPr>
-          <w:rStyle w:val="VerbatimChar"/>
-        </w:rPr>
-        <w:t xml:space="preserve"> </w:t>
-      </w:r>
-      <w:r>
-        <w:rPr>
-          <w:rStyle w:val="VerbatimChar"/>
-          <w:rFonts w:hint="eastAsia"/>
-        </w:rPr>
-        <w:t xml:space="preserve">4.3）</w:t>
       </w:r>
       <w:r>
         <w:br/>
